--- a/Akıllı Hastane Kan Bankası ve Acil Müdahale Platformu.docx
+++ b/Akıllı Hastane Kan Bankası ve Acil Müdahale Platformu.docx
@@ -14405,16 +14405,7 @@
           <w:sz w:val="23"/>
           <w:szCs w:val="23"/>
         </w:rPr>
-        <w:t>bunları dosyada nereye ekleyeceğim</w:t>
-      </w:r>
-      <w:r>
-        <w:rPr>
-          <w:rFonts w:ascii="Segoe UI" w:hAnsi="Segoe UI" w:cs="Segoe UI"/>
-          <w:color w:val="F0EFEC"/>
-          <w:sz w:val="23"/>
-          <w:szCs w:val="23"/>
-        </w:rPr>
-        <w:t xml:space="preserve"> bunları dosyada ekledim.</w:t>
+        <w:t>bunları dosyada nereye ekleyeceğim bunları dosyada ekledim.</w:t>
       </w:r>
     </w:p>
     <w:p>
@@ -19574,6 +19565,7849 @@
     </w:p>
     <w:p>
       <w:pPr>
+        <w:pStyle w:val="font-claude-response-body"/>
+      </w:pPr>
+      <w:r>
+        <w:drawing>
+          <wp:inline distT="0" distB="0" distL="0" distR="0" wp14:anchorId="00C19938" wp14:editId="6E2372B4">
+            <wp:extent cx="5760720" cy="1872877"/>
+            <wp:effectExtent l="0" t="0" r="0" b="0"/>
+            <wp:docPr id="8" name="Resim 8"/>
+            <wp:cNvGraphicFramePr>
+              <a:graphicFrameLocks xmlns:a="http://schemas.openxmlformats.org/drawingml/2006/main" noChangeAspect="1"/>
+            </wp:cNvGraphicFramePr>
+            <a:graphic xmlns:a="http://schemas.openxmlformats.org/drawingml/2006/main">
+              <a:graphicData uri="http://schemas.openxmlformats.org/drawingml/2006/picture">
+                <pic:pic xmlns:pic="http://schemas.openxmlformats.org/drawingml/2006/picture">
+                  <pic:nvPicPr>
+                    <pic:cNvPr id="0" name=""/>
+                    <pic:cNvPicPr/>
+                  </pic:nvPicPr>
+                  <pic:blipFill>
+                    <a:blip r:embed="rId18"/>
+                    <a:stretch>
+                      <a:fillRect/>
+                    </a:stretch>
+                  </pic:blipFill>
+                  <pic:spPr>
+                    <a:xfrm>
+                      <a:off x="0" y="0"/>
+                      <a:ext cx="5760720" cy="1872877"/>
+                    </a:xfrm>
+                    <a:prstGeom prst="rect">
+                      <a:avLst/>
+                    </a:prstGeom>
+                  </pic:spPr>
+                </pic:pic>
+              </a:graphicData>
+            </a:graphic>
+          </wp:inline>
+        </w:drawing>
+      </w:r>
+    </w:p>
+    <w:p>
+      <w:pPr>
+        <w:spacing w:before="100" w:beforeAutospacing="1" w:after="100" w:afterAutospacing="1" w:line="240" w:lineRule="auto"/>
+        <w:rPr>
+          <w:rFonts w:ascii="Times New Roman" w:eastAsia="Times New Roman" w:hAnsi="Times New Roman" w:cs="Times New Roman"/>
+          <w:sz w:val="24"/>
+          <w:szCs w:val="24"/>
+          <w:lang w:eastAsia="tr-TR"/>
+        </w:rPr>
+      </w:pPr>
+      <w:r>
+        <w:rPr>
+          <w:rFonts w:ascii="Times New Roman" w:eastAsia="Times New Roman" w:hAnsi="Times New Roman" w:cs="Times New Roman"/>
+          <w:sz w:val="24"/>
+          <w:szCs w:val="24"/>
+          <w:lang w:eastAsia="tr-TR"/>
+        </w:rPr>
+        <w:t xml:space="preserve">Bu ne anlama geliyor, somut olarak: bundan sonra bu projeye her </w:t>
+      </w:r>
+      <w:r>
+        <w:rPr>
+          <w:rFonts w:ascii="Courier New" w:eastAsia="Times New Roman" w:hAnsi="Courier New" w:cs="Courier New"/>
+          <w:sz w:val="20"/>
+          <w:szCs w:val="20"/>
+          <w:lang w:eastAsia="tr-TR"/>
+        </w:rPr>
+        <w:t>git push</w:t>
+      </w:r>
+      <w:r>
+        <w:rPr>
+          <w:rFonts w:ascii="Times New Roman" w:eastAsia="Times New Roman" w:hAnsi="Times New Roman" w:cs="Times New Roman"/>
+          <w:sz w:val="24"/>
+          <w:szCs w:val="24"/>
+          <w:lang w:eastAsia="tr-TR"/>
+        </w:rPr>
+        <w:t xml:space="preserve"> yaptığında, GitHub otomatik olarak temiz bir Ubuntu makinesinde senin 29 testini çalıştıracak. Eğer bir gün yanlışlıkla bir şeyi bozarsan (örneğin yine o eski indentation ya da eksik import hatalarından biri), bunu </w:t>
+      </w:r>
+      <w:r>
+        <w:rPr>
+          <w:rFonts w:ascii="Times New Roman" w:eastAsia="Times New Roman" w:hAnsi="Times New Roman" w:cs="Times New Roman"/>
+          <w:b/>
+          <w:bCs/>
+          <w:sz w:val="24"/>
+          <w:szCs w:val="24"/>
+          <w:lang w:eastAsia="tr-TR"/>
+        </w:rPr>
+        <w:t>sen fark etmeden önce GitHub sana söyleyecek</w:t>
+      </w:r>
+      <w:r>
+        <w:rPr>
+          <w:rFonts w:ascii="Times New Roman" w:eastAsia="Times New Roman" w:hAnsi="Times New Roman" w:cs="Times New Roman"/>
+          <w:sz w:val="24"/>
+          <w:szCs w:val="24"/>
+          <w:lang w:eastAsia="tr-TR"/>
+        </w:rPr>
+        <w:t xml:space="preserve"> — kırmızı çarpı görürsün, hangi testin patladığını da tıklayıp görebilirsin.</w:t>
+      </w:r>
+    </w:p>
+    <w:p>
+      <w:pPr>
+        <w:spacing w:before="100" w:beforeAutospacing="1" w:after="100" w:afterAutospacing="1" w:line="240" w:lineRule="auto"/>
+        <w:rPr>
+          <w:rFonts w:ascii="Times New Roman" w:eastAsia="Times New Roman" w:hAnsi="Times New Roman" w:cs="Times New Roman"/>
+          <w:sz w:val="24"/>
+          <w:szCs w:val="24"/>
+          <w:lang w:eastAsia="tr-TR"/>
+        </w:rPr>
+      </w:pPr>
+      <w:r>
+        <w:rPr>
+          <w:rFonts w:ascii="Times New Roman" w:eastAsia="Times New Roman" w:hAnsi="Times New Roman" w:cs="Times New Roman"/>
+          <w:sz w:val="24"/>
+          <w:szCs w:val="24"/>
+          <w:lang w:eastAsia="tr-TR"/>
+        </w:rPr>
+        <w:t xml:space="preserve">Tıkla, açılan sayfada "Testleri çalıştır" adımının altında gerçekten </w:t>
+      </w:r>
+      <w:r>
+        <w:rPr>
+          <w:rFonts w:ascii="Courier New" w:eastAsia="Times New Roman" w:hAnsi="Courier New" w:cs="Courier New"/>
+          <w:sz w:val="20"/>
+          <w:szCs w:val="20"/>
+          <w:lang w:eastAsia="tr-TR"/>
+        </w:rPr>
+        <w:t>29 passed</w:t>
+      </w:r>
+      <w:r>
+        <w:rPr>
+          <w:rFonts w:ascii="Times New Roman" w:eastAsia="Times New Roman" w:hAnsi="Times New Roman" w:cs="Times New Roman"/>
+          <w:sz w:val="24"/>
+          <w:szCs w:val="24"/>
+          <w:lang w:eastAsia="tr-TR"/>
+        </w:rPr>
+        <w:t xml:space="preserve"> yazdığını da bir kontrol et — o zaman 1. madde tamamen kapanmış olur.</w:t>
+      </w:r>
+    </w:p>
+    <w:p>
+      <w:pPr>
+        <w:spacing w:before="100" w:beforeAutospacing="1" w:after="100" w:afterAutospacing="1" w:line="240" w:lineRule="auto"/>
+        <w:outlineLvl w:val="2"/>
+        <w:rPr>
+          <w:rFonts w:ascii="Times New Roman" w:eastAsia="Times New Roman" w:hAnsi="Times New Roman" w:cs="Times New Roman"/>
+          <w:b/>
+          <w:bCs/>
+          <w:sz w:val="27"/>
+          <w:szCs w:val="27"/>
+          <w:lang w:eastAsia="tr-TR"/>
+        </w:rPr>
+      </w:pPr>
+      <w:r>
+        <w:rPr>
+          <w:rFonts w:ascii="Times New Roman" w:eastAsia="Times New Roman" w:hAnsi="Times New Roman" w:cs="Times New Roman"/>
+          <w:b/>
+          <w:bCs/>
+          <w:sz w:val="27"/>
+          <w:szCs w:val="27"/>
+          <w:lang w:eastAsia="tr-TR"/>
+        </w:rPr>
+        <w:t>Durum özeti</w:t>
+      </w:r>
+    </w:p>
+    <w:p>
+      <w:pPr>
+        <w:numPr>
+          <w:ilvl w:val="0"/>
+          <w:numId w:val="41"/>
+        </w:numPr>
+        <w:spacing w:before="100" w:beforeAutospacing="1" w:after="100" w:afterAutospacing="1" w:line="240" w:lineRule="auto"/>
+        <w:rPr>
+          <w:rFonts w:ascii="Times New Roman" w:eastAsia="Times New Roman" w:hAnsi="Times New Roman" w:cs="Times New Roman"/>
+          <w:sz w:val="24"/>
+          <w:szCs w:val="24"/>
+          <w:lang w:eastAsia="tr-TR"/>
+        </w:rPr>
+      </w:pPr>
+      <w:r>
+        <w:rPr>
+          <w:rFonts w:ascii="Times New Roman" w:eastAsia="Times New Roman" w:hAnsi="Times New Roman" w:cs="Times New Roman"/>
+          <w:sz w:val="24"/>
+          <w:szCs w:val="24"/>
+          <w:lang w:eastAsia="tr-TR"/>
+        </w:rPr>
+        <w:t>✅ Git + GitHub + CI/CD — tamamlandı, doğrulandı</w:t>
+      </w:r>
+    </w:p>
+    <w:p>
+      <w:pPr>
+        <w:numPr>
+          <w:ilvl w:val="0"/>
+          <w:numId w:val="41"/>
+        </w:numPr>
+        <w:spacing w:before="100" w:beforeAutospacing="1" w:after="100" w:afterAutospacing="1" w:line="240" w:lineRule="auto"/>
+        <w:rPr>
+          <w:rFonts w:ascii="Times New Roman" w:eastAsia="Times New Roman" w:hAnsi="Times New Roman" w:cs="Times New Roman"/>
+          <w:sz w:val="24"/>
+          <w:szCs w:val="24"/>
+          <w:lang w:eastAsia="tr-TR"/>
+        </w:rPr>
+      </w:pPr>
+      <w:r>
+        <w:rPr>
+          <w:rFonts w:ascii="Times New Roman" w:eastAsia="Times New Roman" w:hAnsi="Times New Roman" w:cs="Times New Roman"/>
+          <w:sz w:val="24"/>
+          <w:szCs w:val="24"/>
+          <w:lang w:eastAsia="tr-TR"/>
+        </w:rPr>
+        <w:t>⏳ E-posta gerçek gönderim testi — henüz denemedin</w:t>
+      </w:r>
+    </w:p>
+    <w:p>
+      <w:pPr>
+        <w:numPr>
+          <w:ilvl w:val="0"/>
+          <w:numId w:val="41"/>
+        </w:numPr>
+        <w:spacing w:before="100" w:beforeAutospacing="1" w:after="100" w:afterAutospacing="1" w:line="240" w:lineRule="auto"/>
+        <w:rPr>
+          <w:rFonts w:ascii="Times New Roman" w:eastAsia="Times New Roman" w:hAnsi="Times New Roman" w:cs="Times New Roman"/>
+          <w:sz w:val="24"/>
+          <w:szCs w:val="24"/>
+          <w:lang w:eastAsia="tr-TR"/>
+        </w:rPr>
+      </w:pPr>
+      <w:r>
+        <w:rPr>
+          <w:rFonts w:ascii="Times New Roman" w:eastAsia="Times New Roman" w:hAnsi="Times New Roman" w:cs="Times New Roman"/>
+          <w:sz w:val="24"/>
+          <w:szCs w:val="24"/>
+          <w:lang w:eastAsia="tr-TR"/>
+        </w:rPr>
+        <w:t>✅ SQLite/PostgreSQL notu — dosya olarak hazır, raporuna eklemen yeterli</w:t>
+      </w:r>
+    </w:p>
+    <w:p>
+      <w:pPr>
+        <w:spacing w:before="100" w:beforeAutospacing="1" w:after="100" w:afterAutospacing="1" w:line="240" w:lineRule="auto"/>
+        <w:rPr>
+          <w:rFonts w:ascii="Times New Roman" w:eastAsia="Times New Roman" w:hAnsi="Times New Roman" w:cs="Times New Roman"/>
+          <w:sz w:val="24"/>
+          <w:szCs w:val="24"/>
+          <w:lang w:eastAsia="tr-TR"/>
+        </w:rPr>
+      </w:pPr>
+      <w:r>
+        <w:rPr>
+          <w:rFonts w:ascii="Times New Roman" w:eastAsia="Times New Roman" w:hAnsi="Times New Roman" w:cs="Times New Roman"/>
+          <w:sz w:val="24"/>
+          <w:szCs w:val="24"/>
+          <w:lang w:eastAsia="tr-TR"/>
+        </w:rPr>
+        <w:t>Sırada 2. madde (e-posta) kaldı. Denemek ister misin, yoksa bunu kendi başına deneyip sonucu getirmeni mi tercih edersin?</w:t>
+      </w:r>
+    </w:p>
+    <w:p>
+      <w:pPr>
+        <w:spacing w:before="100" w:beforeAutospacing="1" w:after="100" w:afterAutospacing="1" w:line="240" w:lineRule="auto"/>
+        <w:rPr>
+          <w:rFonts w:ascii="Times New Roman" w:eastAsia="Times New Roman" w:hAnsi="Times New Roman" w:cs="Times New Roman"/>
+          <w:sz w:val="24"/>
+          <w:szCs w:val="24"/>
+          <w:lang w:eastAsia="tr-TR"/>
+        </w:rPr>
+      </w:pPr>
+      <w:proofErr w:type="gramStart"/>
+      <w:r>
+        <w:rPr>
+          <w:rFonts w:ascii="Times New Roman" w:eastAsia="Times New Roman" w:hAnsi="Times New Roman" w:cs="Times New Roman"/>
+          <w:sz w:val="24"/>
+          <w:szCs w:val="24"/>
+          <w:lang w:eastAsia="tr-TR"/>
+        </w:rPr>
+        <w:t>birlikte</w:t>
+      </w:r>
+      <w:proofErr w:type="gramEnd"/>
+      <w:r>
+        <w:rPr>
+          <w:rFonts w:ascii="Times New Roman" w:eastAsia="Times New Roman" w:hAnsi="Times New Roman" w:cs="Times New Roman"/>
+          <w:sz w:val="24"/>
+          <w:szCs w:val="24"/>
+          <w:lang w:eastAsia="tr-TR"/>
+        </w:rPr>
+        <w:t xml:space="preserve"> yapalım</w:t>
+      </w:r>
+    </w:p>
+    <w:p>
+      <w:pPr>
+        <w:spacing w:before="100" w:beforeAutospacing="1" w:after="100" w:afterAutospacing="1" w:line="240" w:lineRule="auto"/>
+        <w:rPr>
+          <w:rFonts w:ascii="Times New Roman" w:eastAsia="Times New Roman" w:hAnsi="Times New Roman" w:cs="Times New Roman"/>
+          <w:sz w:val="24"/>
+          <w:szCs w:val="24"/>
+          <w:lang w:eastAsia="tr-TR"/>
+        </w:rPr>
+      </w:pPr>
+      <w:r>
+        <w:rPr>
+          <w:rFonts w:ascii="Times New Roman" w:eastAsia="Times New Roman" w:hAnsi="Times New Roman" w:cs="Times New Roman"/>
+          <w:sz w:val="24"/>
+          <w:szCs w:val="24"/>
+          <w:lang w:eastAsia="tr-TR"/>
+        </w:rPr>
+        <w:t>Tamam, adım adım gidelim, her adımda seninle birlikte kontrol ede ede ilerleyeceğim.</w:t>
+      </w:r>
+    </w:p>
+    <w:p>
+      <w:pPr>
+        <w:spacing w:before="100" w:beforeAutospacing="1" w:after="100" w:afterAutospacing="1" w:line="240" w:lineRule="auto"/>
+        <w:outlineLvl w:val="2"/>
+        <w:rPr>
+          <w:rFonts w:ascii="Times New Roman" w:eastAsia="Times New Roman" w:hAnsi="Times New Roman" w:cs="Times New Roman"/>
+          <w:b/>
+          <w:bCs/>
+          <w:sz w:val="27"/>
+          <w:szCs w:val="27"/>
+          <w:lang w:eastAsia="tr-TR"/>
+        </w:rPr>
+      </w:pPr>
+      <w:r>
+        <w:rPr>
+          <w:rFonts w:ascii="Times New Roman" w:eastAsia="Times New Roman" w:hAnsi="Times New Roman" w:cs="Times New Roman"/>
+          <w:b/>
+          <w:bCs/>
+          <w:sz w:val="27"/>
+          <w:szCs w:val="27"/>
+          <w:lang w:eastAsia="tr-TR"/>
+        </w:rPr>
+        <w:t>Adım 1 — Gmail'de Uygulama Şifresi oluştur</w:t>
+      </w:r>
+    </w:p>
+    <w:p>
+      <w:pPr>
+        <w:spacing w:before="100" w:beforeAutospacing="1" w:after="100" w:afterAutospacing="1" w:line="240" w:lineRule="auto"/>
+        <w:rPr>
+          <w:rFonts w:ascii="Times New Roman" w:eastAsia="Times New Roman" w:hAnsi="Times New Roman" w:cs="Times New Roman"/>
+          <w:sz w:val="24"/>
+          <w:szCs w:val="24"/>
+          <w:lang w:eastAsia="tr-TR"/>
+        </w:rPr>
+      </w:pPr>
+      <w:r>
+        <w:rPr>
+          <w:rFonts w:ascii="Times New Roman" w:eastAsia="Times New Roman" w:hAnsi="Times New Roman" w:cs="Times New Roman"/>
+          <w:b/>
+          <w:bCs/>
+          <w:sz w:val="24"/>
+          <w:szCs w:val="24"/>
+          <w:lang w:eastAsia="tr-TR"/>
+        </w:rPr>
+        <w:t>1.1.</w:t>
+      </w:r>
+      <w:r>
+        <w:rPr>
+          <w:rFonts w:ascii="Times New Roman" w:eastAsia="Times New Roman" w:hAnsi="Times New Roman" w:cs="Times New Roman"/>
+          <w:sz w:val="24"/>
+          <w:szCs w:val="24"/>
+          <w:lang w:eastAsia="tr-TR"/>
+        </w:rPr>
+        <w:t xml:space="preserve"> Önce Google hesabında 2 Adımlı Doğrulama'nın açık olup olmadığını kontrol edelim. Şu adrese git:</w:t>
+      </w:r>
+    </w:p>
+    <w:p>
+      <w:pPr>
+        <w:tabs>
+          <w:tab w:val="left" w:pos="916"/>
+          <w:tab w:val="left" w:pos="1832"/>
+          <w:tab w:val="left" w:pos="2748"/>
+          <w:tab w:val="left" w:pos="3664"/>
+          <w:tab w:val="left" w:pos="4580"/>
+          <w:tab w:val="left" w:pos="5496"/>
+          <w:tab w:val="left" w:pos="6412"/>
+          <w:tab w:val="left" w:pos="7328"/>
+          <w:tab w:val="left" w:pos="8244"/>
+          <w:tab w:val="left" w:pos="9160"/>
+          <w:tab w:val="left" w:pos="10076"/>
+          <w:tab w:val="left" w:pos="10992"/>
+          <w:tab w:val="left" w:pos="11908"/>
+          <w:tab w:val="left" w:pos="12824"/>
+          <w:tab w:val="left" w:pos="13740"/>
+          <w:tab w:val="left" w:pos="14656"/>
+        </w:tabs>
+        <w:spacing w:after="0" w:line="240" w:lineRule="auto"/>
+        <w:rPr>
+          <w:rFonts w:ascii="var(--font-mono)" w:eastAsia="Times New Roman" w:hAnsi="var(--font-mono)" w:cs="Courier New"/>
+          <w:color w:val="EAECF0"/>
+          <w:sz w:val="20"/>
+          <w:szCs w:val="20"/>
+          <w:lang w:eastAsia="tr-TR"/>
+        </w:rPr>
+      </w:pPr>
+      <w:r>
+        <w:rPr>
+          <w:rFonts w:ascii="var(--font-mono)" w:eastAsia="Times New Roman" w:hAnsi="var(--font-mono)" w:cs="Courier New"/>
+          <w:color w:val="EAECF0"/>
+          <w:sz w:val="20"/>
+          <w:szCs w:val="20"/>
+          <w:lang w:eastAsia="tr-TR"/>
+        </w:rPr>
+        <w:t>https://myaccount.google.com/security</w:t>
+      </w:r>
+    </w:p>
+    <w:p>
+      <w:pPr>
+        <w:spacing w:before="100" w:beforeAutospacing="1" w:after="100" w:afterAutospacing="1" w:line="240" w:lineRule="auto"/>
+        <w:rPr>
+          <w:rFonts w:ascii="Times New Roman" w:eastAsia="Times New Roman" w:hAnsi="Times New Roman" w:cs="Times New Roman"/>
+          <w:sz w:val="24"/>
+          <w:szCs w:val="24"/>
+          <w:lang w:eastAsia="tr-TR"/>
+        </w:rPr>
+      </w:pPr>
+      <w:r>
+        <w:rPr>
+          <w:rFonts w:ascii="Times New Roman" w:eastAsia="Times New Roman" w:hAnsi="Times New Roman" w:cs="Times New Roman"/>
+          <w:sz w:val="24"/>
+          <w:szCs w:val="24"/>
+          <w:lang w:eastAsia="tr-TR"/>
+        </w:rPr>
+        <w:lastRenderedPageBreak/>
+        <w:t xml:space="preserve">"2 Adımlı Doğrulama" (2-Step Verification) satırının </w:t>
+      </w:r>
+      <w:r>
+        <w:rPr>
+          <w:rFonts w:ascii="Times New Roman" w:eastAsia="Times New Roman" w:hAnsi="Times New Roman" w:cs="Times New Roman"/>
+          <w:b/>
+          <w:bCs/>
+          <w:sz w:val="24"/>
+          <w:szCs w:val="24"/>
+          <w:lang w:eastAsia="tr-TR"/>
+        </w:rPr>
+        <w:t>açık</w:t>
+      </w:r>
+      <w:r>
+        <w:rPr>
+          <w:rFonts w:ascii="Times New Roman" w:eastAsia="Times New Roman" w:hAnsi="Times New Roman" w:cs="Times New Roman"/>
+          <w:sz w:val="24"/>
+          <w:szCs w:val="24"/>
+          <w:lang w:eastAsia="tr-TR"/>
+        </w:rPr>
+        <w:t xml:space="preserve"> olduğunu görüyor musun? (Kapalıysa önce onu açman gerekiyor, bu Uygulama Şifresi özelliğinin ön şartı.)</w:t>
+      </w:r>
+    </w:p>
+    <w:p>
+      <w:pPr>
+        <w:spacing w:before="100" w:beforeAutospacing="1" w:after="100" w:afterAutospacing="1" w:line="240" w:lineRule="auto"/>
+        <w:rPr>
+          <w:rFonts w:ascii="Times New Roman" w:eastAsia="Times New Roman" w:hAnsi="Times New Roman" w:cs="Times New Roman"/>
+          <w:sz w:val="24"/>
+          <w:szCs w:val="24"/>
+          <w:lang w:eastAsia="tr-TR"/>
+        </w:rPr>
+      </w:pPr>
+      <w:r>
+        <w:rPr>
+          <w:rFonts w:ascii="Times New Roman" w:eastAsia="Times New Roman" w:hAnsi="Times New Roman" w:cs="Times New Roman"/>
+          <w:b/>
+          <w:bCs/>
+          <w:sz w:val="24"/>
+          <w:szCs w:val="24"/>
+          <w:lang w:eastAsia="tr-TR"/>
+        </w:rPr>
+        <w:t>1.2.</w:t>
+      </w:r>
+      <w:r>
+        <w:rPr>
+          <w:rFonts w:ascii="Times New Roman" w:eastAsia="Times New Roman" w:hAnsi="Times New Roman" w:cs="Times New Roman"/>
+          <w:sz w:val="24"/>
+          <w:szCs w:val="24"/>
+          <w:lang w:eastAsia="tr-TR"/>
+        </w:rPr>
+        <w:t xml:space="preserve"> Açıksa, doğrudan şu adrese git:</w:t>
+      </w:r>
+    </w:p>
+    <w:p>
+      <w:pPr>
+        <w:tabs>
+          <w:tab w:val="left" w:pos="916"/>
+          <w:tab w:val="left" w:pos="1832"/>
+          <w:tab w:val="left" w:pos="2748"/>
+          <w:tab w:val="left" w:pos="3664"/>
+          <w:tab w:val="left" w:pos="4580"/>
+          <w:tab w:val="left" w:pos="5496"/>
+          <w:tab w:val="left" w:pos="6412"/>
+          <w:tab w:val="left" w:pos="7328"/>
+          <w:tab w:val="left" w:pos="8244"/>
+          <w:tab w:val="left" w:pos="9160"/>
+          <w:tab w:val="left" w:pos="10076"/>
+          <w:tab w:val="left" w:pos="10992"/>
+          <w:tab w:val="left" w:pos="11908"/>
+          <w:tab w:val="left" w:pos="12824"/>
+          <w:tab w:val="left" w:pos="13740"/>
+          <w:tab w:val="left" w:pos="14656"/>
+        </w:tabs>
+        <w:spacing w:after="0" w:line="240" w:lineRule="auto"/>
+        <w:rPr>
+          <w:rFonts w:ascii="var(--font-mono)" w:eastAsia="Times New Roman" w:hAnsi="var(--font-mono)" w:cs="Courier New"/>
+          <w:color w:val="EAECF0"/>
+          <w:sz w:val="20"/>
+          <w:szCs w:val="20"/>
+          <w:lang w:eastAsia="tr-TR"/>
+        </w:rPr>
+      </w:pPr>
+      <w:r>
+        <w:rPr>
+          <w:rFonts w:ascii="var(--font-mono)" w:eastAsia="Times New Roman" w:hAnsi="var(--font-mono)" w:cs="Courier New"/>
+          <w:color w:val="EAECF0"/>
+          <w:sz w:val="20"/>
+          <w:szCs w:val="20"/>
+          <w:lang w:eastAsia="tr-TR"/>
+        </w:rPr>
+        <w:t>https://myaccount.google.com/apppasswords</w:t>
+      </w:r>
+    </w:p>
+    <w:p>
+      <w:pPr>
+        <w:spacing w:before="100" w:beforeAutospacing="1" w:after="100" w:afterAutospacing="1" w:line="240" w:lineRule="auto"/>
+        <w:rPr>
+          <w:rFonts w:ascii="Times New Roman" w:eastAsia="Times New Roman" w:hAnsi="Times New Roman" w:cs="Times New Roman"/>
+          <w:sz w:val="24"/>
+          <w:szCs w:val="24"/>
+          <w:lang w:eastAsia="tr-TR"/>
+        </w:rPr>
+      </w:pPr>
+      <w:r>
+        <w:rPr>
+          <w:rFonts w:ascii="Times New Roman" w:eastAsia="Times New Roman" w:hAnsi="Times New Roman" w:cs="Times New Roman"/>
+          <w:b/>
+          <w:bCs/>
+          <w:sz w:val="24"/>
+          <w:szCs w:val="24"/>
+          <w:lang w:eastAsia="tr-TR"/>
+        </w:rPr>
+        <w:t>1.3.</w:t>
+      </w:r>
+      <w:r>
+        <w:rPr>
+          <w:rFonts w:ascii="Times New Roman" w:eastAsia="Times New Roman" w:hAnsi="Times New Roman" w:cs="Times New Roman"/>
+          <w:sz w:val="24"/>
+          <w:szCs w:val="24"/>
+          <w:lang w:eastAsia="tr-TR"/>
+        </w:rPr>
+        <w:t xml:space="preserve"> Orada bir uygulama adı isteyecek (herhangi bir şey yazabilirsin, örneğin "KanBankasiProjesi"), oluştur dediğinde sana </w:t>
+      </w:r>
+      <w:r>
+        <w:rPr>
+          <w:rFonts w:ascii="Times New Roman" w:eastAsia="Times New Roman" w:hAnsi="Times New Roman" w:cs="Times New Roman"/>
+          <w:b/>
+          <w:bCs/>
+          <w:sz w:val="24"/>
+          <w:szCs w:val="24"/>
+          <w:lang w:eastAsia="tr-TR"/>
+        </w:rPr>
+        <w:t>16 haneli, boşluksuz</w:t>
+      </w:r>
+      <w:r>
+        <w:rPr>
+          <w:rFonts w:ascii="Times New Roman" w:eastAsia="Times New Roman" w:hAnsi="Times New Roman" w:cs="Times New Roman"/>
+          <w:sz w:val="24"/>
+          <w:szCs w:val="24"/>
+          <w:lang w:eastAsia="tr-TR"/>
+        </w:rPr>
+        <w:t xml:space="preserve"> bir kod verecek (örnek görünüm: </w:t>
+      </w:r>
+      <w:r>
+        <w:rPr>
+          <w:rFonts w:ascii="Courier New" w:eastAsia="Times New Roman" w:hAnsi="Courier New" w:cs="Courier New"/>
+          <w:sz w:val="20"/>
+          <w:szCs w:val="20"/>
+          <w:lang w:eastAsia="tr-TR"/>
+        </w:rPr>
+        <w:t>abcdwxyzefghijkl</w:t>
+      </w:r>
+      <w:r>
+        <w:rPr>
+          <w:rFonts w:ascii="Times New Roman" w:eastAsia="Times New Roman" w:hAnsi="Times New Roman" w:cs="Times New Roman"/>
+          <w:sz w:val="24"/>
+          <w:szCs w:val="24"/>
+          <w:lang w:eastAsia="tr-TR"/>
+        </w:rPr>
+        <w:t>).</w:t>
+      </w:r>
+    </w:p>
+    <w:p>
+      <w:pPr>
+        <w:spacing w:before="100" w:beforeAutospacing="1" w:after="100" w:afterAutospacing="1" w:line="240" w:lineRule="auto"/>
+        <w:rPr>
+          <w:rFonts w:ascii="Times New Roman" w:eastAsia="Times New Roman" w:hAnsi="Times New Roman" w:cs="Times New Roman"/>
+          <w:sz w:val="24"/>
+          <w:szCs w:val="24"/>
+          <w:lang w:eastAsia="tr-TR"/>
+        </w:rPr>
+      </w:pPr>
+      <w:r>
+        <w:rPr>
+          <w:rFonts w:ascii="Times New Roman" w:eastAsia="Times New Roman" w:hAnsi="Times New Roman" w:cs="Times New Roman"/>
+          <w:b/>
+          <w:bCs/>
+          <w:sz w:val="24"/>
+          <w:szCs w:val="24"/>
+          <w:lang w:eastAsia="tr-TR"/>
+        </w:rPr>
+        <w:t>Bunu bir yere geçici olarak not et</w:t>
+      </w:r>
+      <w:r>
+        <w:rPr>
+          <w:rFonts w:ascii="Times New Roman" w:eastAsia="Times New Roman" w:hAnsi="Times New Roman" w:cs="Times New Roman"/>
+          <w:sz w:val="24"/>
+          <w:szCs w:val="24"/>
+          <w:lang w:eastAsia="tr-TR"/>
+        </w:rPr>
+        <w:t xml:space="preserve"> (ama ekran görüntüsünü bana atma — bu gerçek bir şifre, paylaşma).</w:t>
+      </w:r>
+    </w:p>
+    <w:p>
+      <w:pPr>
+        <w:spacing w:before="100" w:beforeAutospacing="1" w:after="100" w:afterAutospacing="1" w:line="240" w:lineRule="auto"/>
+        <w:rPr>
+          <w:rFonts w:ascii="Times New Roman" w:eastAsia="Times New Roman" w:hAnsi="Times New Roman" w:cs="Times New Roman"/>
+          <w:sz w:val="24"/>
+          <w:szCs w:val="24"/>
+          <w:lang w:eastAsia="tr-TR"/>
+        </w:rPr>
+      </w:pPr>
+      <w:r>
+        <w:rPr>
+          <w:rFonts w:ascii="Times New Roman" w:eastAsia="Times New Roman" w:hAnsi="Times New Roman" w:cs="Times New Roman"/>
+          <w:sz w:val="24"/>
+          <w:szCs w:val="24"/>
+          <w:lang w:eastAsia="tr-TR"/>
+        </w:rPr>
+        <w:t xml:space="preserve">Bu adımı tamamlayıp kodu aldığında bana "aldım" de, </w:t>
+      </w:r>
+      <w:proofErr w:type="gramStart"/>
+      <w:r>
+        <w:rPr>
+          <w:rFonts w:ascii="Times New Roman" w:eastAsia="Times New Roman" w:hAnsi="Times New Roman" w:cs="Times New Roman"/>
+          <w:sz w:val="24"/>
+          <w:szCs w:val="24"/>
+          <w:lang w:eastAsia="tr-TR"/>
+        </w:rPr>
+        <w:t xml:space="preserve">sonra </w:t>
+      </w:r>
+      <w:r>
+        <w:rPr>
+          <w:rFonts w:ascii="Courier New" w:eastAsia="Times New Roman" w:hAnsi="Courier New" w:cs="Courier New"/>
+          <w:sz w:val="20"/>
+          <w:szCs w:val="20"/>
+          <w:lang w:eastAsia="tr-TR"/>
+        </w:rPr>
+        <w:t>.env</w:t>
+      </w:r>
+      <w:proofErr w:type="gramEnd"/>
+      <w:r>
+        <w:rPr>
+          <w:rFonts w:ascii="Times New Roman" w:eastAsia="Times New Roman" w:hAnsi="Times New Roman" w:cs="Times New Roman"/>
+          <w:sz w:val="24"/>
+          <w:szCs w:val="24"/>
+          <w:lang w:eastAsia="tr-TR"/>
+        </w:rPr>
+        <w:t xml:space="preserve"> dosyasını birlikte oluşturalım.</w:t>
+      </w:r>
+    </w:p>
+    <w:p>
+      <w:pPr>
+        <w:spacing w:after="0" w:line="240" w:lineRule="auto"/>
+        <w:rPr>
+          <w:rFonts w:ascii="Times New Roman" w:eastAsia="Times New Roman" w:hAnsi="Times New Roman" w:cs="Times New Roman"/>
+          <w:sz w:val="24"/>
+          <w:szCs w:val="24"/>
+          <w:lang w:eastAsia="tr-TR"/>
+        </w:rPr>
+      </w:pPr>
+      <w:r>
+        <w:rPr>
+          <w:rFonts w:ascii="Times New Roman" w:eastAsia="Times New Roman" w:hAnsi="Times New Roman" w:cs="Times New Roman"/>
+          <w:noProof/>
+          <w:sz w:val="24"/>
+          <w:szCs w:val="24"/>
+          <w:lang w:eastAsia="tr-TR"/>
+        </w:rPr>
+        <mc:AlternateContent>
+          <mc:Choice Requires="wps">
+            <w:drawing>
+              <wp:inline distT="0" distB="0" distL="0" distR="0">
+                <wp:extent cx="304800" cy="304800"/>
+                <wp:effectExtent l="0" t="0" r="0" b="0"/>
+                <wp:docPr id="9" name="Dikdörtgen 9" descr="1786951199895_image.png"/>
+                <wp:cNvGraphicFramePr>
+                  <a:graphicFrameLocks xmlns:a="http://schemas.openxmlformats.org/drawingml/2006/main" noChangeAspect="1"/>
+                </wp:cNvGraphicFramePr>
+                <a:graphic xmlns:a="http://schemas.openxmlformats.org/drawingml/2006/main">
+                  <a:graphicData uri="http://schemas.microsoft.com/office/word/2010/wordprocessingShape">
+                    <wps:wsp>
+                      <wps:cNvSpPr>
+                        <a:spLocks noChangeAspect="1" noChangeArrowheads="1"/>
+                      </wps:cNvSpPr>
+                      <wps:spPr bwMode="auto">
+                        <a:xfrm>
+                          <a:off x="0" y="0"/>
+                          <a:ext cx="304800" cy="304800"/>
+                        </a:xfrm>
+                        <a:prstGeom prst="rect">
+                          <a:avLst/>
+                        </a:prstGeom>
+                        <a:noFill/>
+                        <a:ln>
+                          <a:noFill/>
+                        </a:ln>
+                        <a:extLst>
+                          <a:ext uri="{909E8E84-426E-40DD-AFC4-6F175D3DCCD1}">
+                            <a14:hiddenFill xmlns:a14="http://schemas.microsoft.com/office/drawing/2010/main">
+                              <a:solidFill>
+                                <a:srgbClr val="FFFFFF"/>
+                              </a:solidFill>
+                            </a14:hiddenFill>
+                          </a:ext>
+                          <a:ext uri="{91240B29-F687-4F45-9708-019B960494DF}">
+                            <a14:hiddenLine xmlns:a14="http://schemas.microsoft.com/office/drawing/2010/main" w="9525">
+                              <a:solidFill>
+                                <a:srgbClr val="000000"/>
+                              </a:solidFill>
+                              <a:miter lim="800000"/>
+                              <a:headEnd/>
+                              <a:tailEnd/>
+                            </a14:hiddenLine>
+                          </a:ext>
+                        </a:extLst>
+                      </wps:spPr>
+                      <wps:bodyPr rot="0" vert="horz" wrap="square" lIns="91440" tIns="45720" rIns="91440" bIns="45720" anchor="t" anchorCtr="0" upright="1">
+                        <a:noAutofit/>
+                      </wps:bodyPr>
+                    </wps:wsp>
+                  </a:graphicData>
+                </a:graphic>
+              </wp:inline>
+            </w:drawing>
+          </mc:Choice>
+          <mc:Fallback>
+            <w:pict>
+              <v:rect id="Dikdörtgen 9" o:spid="_x0000_s1026" alt="Açıklama: 1786951199895_image.png" style="width:24pt;height:24pt;visibility:visible;mso-wrap-style:square;mso-left-percent:-10001;mso-top-percent:-10001;mso-position-horizontal:absolute;mso-position-horizontal-relative:char;mso-position-vertical:absolute;mso-position-vertical-relative:line;mso-left-percent:-10001;mso-top-percent:-10001;v-text-anchor:top" o:gfxdata="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" filled="f" stroked="f">
+                <o:lock v:ext="edit" aspectratio="t"/>
+                <w10:anchorlock/>
+              </v:rect>
+            </w:pict>
+          </mc:Fallback>
+        </mc:AlternateContent>
+      </w:r>
+    </w:p>
+    <w:p>
+      <w:pPr>
+        <w:spacing w:before="100" w:beforeAutospacing="1" w:after="100" w:afterAutospacing="1" w:line="240" w:lineRule="auto"/>
+        <w:rPr>
+          <w:rFonts w:ascii="Times New Roman" w:eastAsia="Times New Roman" w:hAnsi="Times New Roman" w:cs="Times New Roman"/>
+          <w:sz w:val="24"/>
+          <w:szCs w:val="24"/>
+          <w:lang w:eastAsia="tr-TR"/>
+        </w:rPr>
+      </w:pPr>
+      <w:r>
+        <w:rPr>
+          <w:rFonts w:ascii="Times New Roman" w:eastAsia="Times New Roman" w:hAnsi="Times New Roman" w:cs="Times New Roman"/>
+          <w:sz w:val="24"/>
+          <w:szCs w:val="24"/>
+          <w:lang w:eastAsia="tr-TR"/>
+        </w:rPr>
+        <w:t xml:space="preserve">Küçük bir kafa karışıklığı oldu — o adresi </w:t>
+      </w:r>
+      <w:r>
+        <w:rPr>
+          <w:rFonts w:ascii="Times New Roman" w:eastAsia="Times New Roman" w:hAnsi="Times New Roman" w:cs="Times New Roman"/>
+          <w:b/>
+          <w:bCs/>
+          <w:sz w:val="24"/>
+          <w:szCs w:val="24"/>
+          <w:lang w:eastAsia="tr-TR"/>
+        </w:rPr>
+        <w:t>PowerShell terminaline değil</w:t>
+      </w:r>
+      <w:r>
+        <w:rPr>
+          <w:rFonts w:ascii="Times New Roman" w:eastAsia="Times New Roman" w:hAnsi="Times New Roman" w:cs="Times New Roman"/>
+          <w:sz w:val="24"/>
+          <w:szCs w:val="24"/>
+          <w:lang w:eastAsia="tr-TR"/>
+        </w:rPr>
+        <w:t xml:space="preserve">, bir </w:t>
+      </w:r>
+      <w:r>
+        <w:rPr>
+          <w:rFonts w:ascii="Times New Roman" w:eastAsia="Times New Roman" w:hAnsi="Times New Roman" w:cs="Times New Roman"/>
+          <w:b/>
+          <w:bCs/>
+          <w:sz w:val="24"/>
+          <w:szCs w:val="24"/>
+          <w:lang w:eastAsia="tr-TR"/>
+        </w:rPr>
+        <w:t>tarayıcı sekmesine</w:t>
+      </w:r>
+      <w:r>
+        <w:rPr>
+          <w:rFonts w:ascii="Times New Roman" w:eastAsia="Times New Roman" w:hAnsi="Times New Roman" w:cs="Times New Roman"/>
+          <w:sz w:val="24"/>
+          <w:szCs w:val="24"/>
+          <w:lang w:eastAsia="tr-TR"/>
+        </w:rPr>
+        <w:t xml:space="preserve"> yazman gerekiyordu. PowerShell bir web adresini komut sanıp "böyle bir komut yok" dedi, bu normal.</w:t>
+      </w:r>
+    </w:p>
+    <w:p>
+      <w:pPr>
+        <w:spacing w:before="100" w:beforeAutospacing="1" w:after="100" w:afterAutospacing="1" w:line="240" w:lineRule="auto"/>
+        <w:rPr>
+          <w:rFonts w:ascii="Times New Roman" w:eastAsia="Times New Roman" w:hAnsi="Times New Roman" w:cs="Times New Roman"/>
+          <w:sz w:val="24"/>
+          <w:szCs w:val="24"/>
+          <w:lang w:eastAsia="tr-TR"/>
+        </w:rPr>
+      </w:pPr>
+      <w:r>
+        <w:rPr>
+          <w:rFonts w:ascii="Times New Roman" w:eastAsia="Times New Roman" w:hAnsi="Times New Roman" w:cs="Times New Roman"/>
+          <w:b/>
+          <w:bCs/>
+          <w:sz w:val="24"/>
+          <w:szCs w:val="24"/>
+          <w:lang w:eastAsia="tr-TR"/>
+        </w:rPr>
+        <w:t>Şunu yap:</w:t>
+      </w:r>
+    </w:p>
+    <w:p>
+      <w:pPr>
+        <w:numPr>
+          <w:ilvl w:val="0"/>
+          <w:numId w:val="42"/>
+        </w:numPr>
+        <w:spacing w:before="100" w:beforeAutospacing="1" w:after="100" w:afterAutospacing="1" w:line="240" w:lineRule="auto"/>
+        <w:rPr>
+          <w:rFonts w:ascii="Times New Roman" w:eastAsia="Times New Roman" w:hAnsi="Times New Roman" w:cs="Times New Roman"/>
+          <w:sz w:val="24"/>
+          <w:szCs w:val="24"/>
+          <w:lang w:eastAsia="tr-TR"/>
+        </w:rPr>
+      </w:pPr>
+      <w:r>
+        <w:rPr>
+          <w:rFonts w:ascii="Times New Roman" w:eastAsia="Times New Roman" w:hAnsi="Times New Roman" w:cs="Times New Roman"/>
+          <w:sz w:val="24"/>
+          <w:szCs w:val="24"/>
+          <w:lang w:eastAsia="tr-TR"/>
+        </w:rPr>
+        <w:t>Chrome, Edge veya hangi tarayıcıyı kullanıyorsan onu aç</w:t>
+      </w:r>
+    </w:p>
+    <w:p>
+      <w:pPr>
+        <w:numPr>
+          <w:ilvl w:val="0"/>
+          <w:numId w:val="42"/>
+        </w:numPr>
+        <w:spacing w:before="100" w:beforeAutospacing="1" w:after="100" w:afterAutospacing="1" w:line="240" w:lineRule="auto"/>
+        <w:rPr>
+          <w:rFonts w:ascii="Times New Roman" w:eastAsia="Times New Roman" w:hAnsi="Times New Roman" w:cs="Times New Roman"/>
+          <w:sz w:val="24"/>
+          <w:szCs w:val="24"/>
+          <w:lang w:eastAsia="tr-TR"/>
+        </w:rPr>
+      </w:pPr>
+      <w:r>
+        <w:rPr>
+          <w:rFonts w:ascii="Times New Roman" w:eastAsia="Times New Roman" w:hAnsi="Times New Roman" w:cs="Times New Roman"/>
+          <w:sz w:val="24"/>
+          <w:szCs w:val="24"/>
+          <w:lang w:eastAsia="tr-TR"/>
+        </w:rPr>
+        <w:t>Adres çubuğuna (üstteki, terminale değil) şunu yaz:</w:t>
+      </w:r>
+    </w:p>
+    <w:p>
+      <w:pPr>
+        <w:tabs>
+          <w:tab w:val="left" w:pos="916"/>
+          <w:tab w:val="left" w:pos="1832"/>
+          <w:tab w:val="left" w:pos="2748"/>
+          <w:tab w:val="left" w:pos="3664"/>
+          <w:tab w:val="left" w:pos="4580"/>
+          <w:tab w:val="left" w:pos="5496"/>
+          <w:tab w:val="left" w:pos="6412"/>
+          <w:tab w:val="left" w:pos="7328"/>
+          <w:tab w:val="left" w:pos="8244"/>
+          <w:tab w:val="left" w:pos="9160"/>
+          <w:tab w:val="left" w:pos="10076"/>
+          <w:tab w:val="left" w:pos="10992"/>
+          <w:tab w:val="left" w:pos="11908"/>
+          <w:tab w:val="left" w:pos="12824"/>
+          <w:tab w:val="left" w:pos="13740"/>
+          <w:tab w:val="left" w:pos="14656"/>
+        </w:tabs>
+        <w:spacing w:after="0" w:line="240" w:lineRule="auto"/>
+        <w:rPr>
+          <w:rFonts w:ascii="var(--font-mono)" w:eastAsia="Times New Roman" w:hAnsi="var(--font-mono)" w:cs="Courier New"/>
+          <w:color w:val="EAECF0"/>
+          <w:sz w:val="20"/>
+          <w:szCs w:val="20"/>
+          <w:lang w:eastAsia="tr-TR"/>
+        </w:rPr>
+      </w:pPr>
+      <w:r>
+        <w:rPr>
+          <w:rFonts w:ascii="var(--font-mono)" w:eastAsia="Times New Roman" w:hAnsi="var(--font-mono)" w:cs="Courier New"/>
+          <w:color w:val="EAECF0"/>
+          <w:sz w:val="20"/>
+          <w:szCs w:val="20"/>
+          <w:lang w:eastAsia="tr-TR"/>
+        </w:rPr>
+        <w:t>https://myaccount.google.com/security</w:t>
+      </w:r>
+    </w:p>
+    <w:p>
+      <w:pPr>
+        <w:numPr>
+          <w:ilvl w:val="0"/>
+          <w:numId w:val="43"/>
+        </w:numPr>
+        <w:spacing w:before="100" w:beforeAutospacing="1" w:after="100" w:afterAutospacing="1" w:line="240" w:lineRule="auto"/>
+        <w:rPr>
+          <w:rFonts w:ascii="Times New Roman" w:eastAsia="Times New Roman" w:hAnsi="Times New Roman" w:cs="Times New Roman"/>
+          <w:sz w:val="24"/>
+          <w:szCs w:val="24"/>
+          <w:lang w:eastAsia="tr-TR"/>
+        </w:rPr>
+      </w:pPr>
+      <w:r>
+        <w:rPr>
+          <w:rFonts w:ascii="Times New Roman" w:eastAsia="Times New Roman" w:hAnsi="Times New Roman" w:cs="Times New Roman"/>
+          <w:sz w:val="24"/>
+          <w:szCs w:val="24"/>
+          <w:lang w:eastAsia="tr-TR"/>
+        </w:rPr>
+        <w:t>Enter'a bas</w:t>
+      </w:r>
+    </w:p>
+    <w:p>
+      <w:pPr>
+        <w:spacing w:before="100" w:beforeAutospacing="1" w:after="100" w:afterAutospacing="1" w:line="240" w:lineRule="auto"/>
+        <w:rPr>
+          <w:rFonts w:ascii="Times New Roman" w:eastAsia="Times New Roman" w:hAnsi="Times New Roman" w:cs="Times New Roman"/>
+          <w:sz w:val="24"/>
+          <w:szCs w:val="24"/>
+          <w:lang w:eastAsia="tr-TR"/>
+        </w:rPr>
+      </w:pPr>
+      <w:r>
+        <w:rPr>
+          <w:rFonts w:ascii="Times New Roman" w:eastAsia="Times New Roman" w:hAnsi="Times New Roman" w:cs="Times New Roman"/>
+          <w:sz w:val="24"/>
+          <w:szCs w:val="24"/>
+          <w:lang w:eastAsia="tr-TR"/>
+        </w:rPr>
+        <w:t>Orada "2 Adımlı Doğrulama" satırının açık mı kapalı mı olduğunu söyle, devam edelim.</w:t>
+      </w:r>
+    </w:p>
+    <w:p>
+      <w:pPr>
+        <w:spacing w:before="100" w:beforeAutospacing="1" w:after="100" w:afterAutospacing="1" w:line="240" w:lineRule="auto"/>
+        <w:rPr>
+          <w:rFonts w:ascii="Times New Roman" w:eastAsia="Times New Roman" w:hAnsi="Times New Roman" w:cs="Times New Roman"/>
+          <w:sz w:val="24"/>
+          <w:szCs w:val="24"/>
+          <w:lang w:eastAsia="tr-TR"/>
+        </w:rPr>
+      </w:pPr>
+      <w:proofErr w:type="gramStart"/>
+      <w:r>
+        <w:rPr>
+          <w:rFonts w:ascii="Times New Roman" w:eastAsia="Times New Roman" w:hAnsi="Times New Roman" w:cs="Times New Roman"/>
+          <w:sz w:val="24"/>
+          <w:szCs w:val="24"/>
+          <w:lang w:eastAsia="tr-TR"/>
+        </w:rPr>
+        <w:t>aldım</w:t>
+      </w:r>
+      <w:proofErr w:type="gramEnd"/>
+    </w:p>
+    <w:p>
+      <w:pPr>
+        <w:spacing w:before="100" w:beforeAutospacing="1" w:after="100" w:afterAutospacing="1" w:line="240" w:lineRule="auto"/>
+        <w:rPr>
+          <w:rFonts w:ascii="Times New Roman" w:eastAsia="Times New Roman" w:hAnsi="Times New Roman" w:cs="Times New Roman"/>
+          <w:sz w:val="24"/>
+          <w:szCs w:val="24"/>
+          <w:lang w:eastAsia="tr-TR"/>
+        </w:rPr>
+      </w:pPr>
+      <w:r>
+        <w:rPr>
+          <w:rFonts w:ascii="Times New Roman" w:eastAsia="Times New Roman" w:hAnsi="Times New Roman" w:cs="Times New Roman"/>
+          <w:sz w:val="24"/>
+          <w:szCs w:val="24"/>
+          <w:lang w:eastAsia="tr-TR"/>
+        </w:rPr>
+        <w:t xml:space="preserve">Güzel, kodu aldın. </w:t>
+      </w:r>
+      <w:proofErr w:type="gramStart"/>
+      <w:r>
+        <w:rPr>
+          <w:rFonts w:ascii="Times New Roman" w:eastAsia="Times New Roman" w:hAnsi="Times New Roman" w:cs="Times New Roman"/>
+          <w:sz w:val="24"/>
+          <w:szCs w:val="24"/>
+          <w:lang w:eastAsia="tr-TR"/>
+        </w:rPr>
+        <w:t xml:space="preserve">Şimdi </w:t>
+      </w:r>
+      <w:r>
+        <w:rPr>
+          <w:rFonts w:ascii="Courier New" w:eastAsia="Times New Roman" w:hAnsi="Courier New" w:cs="Courier New"/>
+          <w:sz w:val="20"/>
+          <w:szCs w:val="20"/>
+          <w:lang w:eastAsia="tr-TR"/>
+        </w:rPr>
+        <w:t>.env</w:t>
+      </w:r>
+      <w:proofErr w:type="gramEnd"/>
+      <w:r>
+        <w:rPr>
+          <w:rFonts w:ascii="Times New Roman" w:eastAsia="Times New Roman" w:hAnsi="Times New Roman" w:cs="Times New Roman"/>
+          <w:sz w:val="24"/>
+          <w:szCs w:val="24"/>
+          <w:lang w:eastAsia="tr-TR"/>
+        </w:rPr>
+        <w:t xml:space="preserve"> dosyasını oluşturalım.</w:t>
+      </w:r>
+    </w:p>
+    <w:p>
+      <w:pPr>
+        <w:spacing w:before="100" w:beforeAutospacing="1" w:after="100" w:afterAutospacing="1" w:line="240" w:lineRule="auto"/>
+        <w:outlineLvl w:val="2"/>
+        <w:rPr>
+          <w:rFonts w:ascii="Times New Roman" w:eastAsia="Times New Roman" w:hAnsi="Times New Roman" w:cs="Times New Roman"/>
+          <w:b/>
+          <w:bCs/>
+          <w:sz w:val="27"/>
+          <w:szCs w:val="27"/>
+          <w:lang w:eastAsia="tr-TR"/>
+        </w:rPr>
+      </w:pPr>
+      <w:r>
+        <w:rPr>
+          <w:rFonts w:ascii="Times New Roman" w:eastAsia="Times New Roman" w:hAnsi="Times New Roman" w:cs="Times New Roman"/>
+          <w:b/>
+          <w:bCs/>
+          <w:sz w:val="27"/>
+          <w:szCs w:val="27"/>
+          <w:lang w:eastAsia="tr-TR"/>
+        </w:rPr>
+        <w:t xml:space="preserve">Adım 2 — </w:t>
+      </w:r>
+      <w:r>
+        <w:rPr>
+          <w:rFonts w:ascii="Courier New" w:eastAsia="Times New Roman" w:hAnsi="Courier New" w:cs="Courier New"/>
+          <w:b/>
+          <w:bCs/>
+          <w:sz w:val="20"/>
+          <w:szCs w:val="20"/>
+          <w:lang w:eastAsia="tr-TR"/>
+        </w:rPr>
+        <w:t>.env</w:t>
+      </w:r>
+      <w:r>
+        <w:rPr>
+          <w:rFonts w:ascii="Times New Roman" w:eastAsia="Times New Roman" w:hAnsi="Times New Roman" w:cs="Times New Roman"/>
+          <w:b/>
+          <w:bCs/>
+          <w:sz w:val="27"/>
+          <w:szCs w:val="27"/>
+          <w:lang w:eastAsia="tr-TR"/>
+        </w:rPr>
+        <w:t xml:space="preserve"> dosyasını oluştur</w:t>
+      </w:r>
+    </w:p>
+    <w:p>
+      <w:pPr>
+        <w:spacing w:before="100" w:beforeAutospacing="1" w:after="100" w:afterAutospacing="1" w:line="240" w:lineRule="auto"/>
+        <w:rPr>
+          <w:rFonts w:ascii="Times New Roman" w:eastAsia="Times New Roman" w:hAnsi="Times New Roman" w:cs="Times New Roman"/>
+          <w:sz w:val="24"/>
+          <w:szCs w:val="24"/>
+          <w:lang w:eastAsia="tr-TR"/>
+        </w:rPr>
+      </w:pPr>
+      <w:r>
+        <w:rPr>
+          <w:rFonts w:ascii="Times New Roman" w:eastAsia="Times New Roman" w:hAnsi="Times New Roman" w:cs="Times New Roman"/>
+          <w:b/>
+          <w:bCs/>
+          <w:sz w:val="24"/>
+          <w:szCs w:val="24"/>
+          <w:lang w:eastAsia="tr-TR"/>
+        </w:rPr>
+        <w:t>2.1.</w:t>
+      </w:r>
+      <w:r>
+        <w:rPr>
+          <w:rFonts w:ascii="Times New Roman" w:eastAsia="Times New Roman" w:hAnsi="Times New Roman" w:cs="Times New Roman"/>
+          <w:sz w:val="24"/>
+          <w:szCs w:val="24"/>
+          <w:lang w:eastAsia="tr-TR"/>
+        </w:rPr>
+        <w:t xml:space="preserve"> VS Code'da proje ana klasöründe (diğer dosyaların olduğu yerde) yeni bir dosya oluştur, adını tam olarak şöyle ver:</w:t>
+      </w:r>
+    </w:p>
+    <w:p>
+      <w:pPr>
+        <w:tabs>
+          <w:tab w:val="left" w:pos="916"/>
+          <w:tab w:val="left" w:pos="1832"/>
+          <w:tab w:val="left" w:pos="2748"/>
+          <w:tab w:val="left" w:pos="3664"/>
+          <w:tab w:val="left" w:pos="4580"/>
+          <w:tab w:val="left" w:pos="5496"/>
+          <w:tab w:val="left" w:pos="6412"/>
+          <w:tab w:val="left" w:pos="7328"/>
+          <w:tab w:val="left" w:pos="8244"/>
+          <w:tab w:val="left" w:pos="9160"/>
+          <w:tab w:val="left" w:pos="10076"/>
+          <w:tab w:val="left" w:pos="10992"/>
+          <w:tab w:val="left" w:pos="11908"/>
+          <w:tab w:val="left" w:pos="12824"/>
+          <w:tab w:val="left" w:pos="13740"/>
+          <w:tab w:val="left" w:pos="14656"/>
+        </w:tabs>
+        <w:spacing w:after="0" w:line="240" w:lineRule="auto"/>
+        <w:rPr>
+          <w:rFonts w:ascii="var(--font-mono)" w:eastAsia="Times New Roman" w:hAnsi="var(--font-mono)" w:cs="Courier New"/>
+          <w:color w:val="EAECF0"/>
+          <w:sz w:val="20"/>
+          <w:szCs w:val="20"/>
+          <w:lang w:eastAsia="tr-TR"/>
+        </w:rPr>
+      </w:pPr>
+      <w:r>
+        <w:rPr>
+          <w:rFonts w:ascii="var(--font-mono)" w:eastAsia="Times New Roman" w:hAnsi="var(--font-mono)" w:cs="Courier New"/>
+          <w:color w:val="EAECF0"/>
+          <w:sz w:val="20"/>
+          <w:szCs w:val="20"/>
+          <w:lang w:eastAsia="tr-TR"/>
+        </w:rPr>
+        <w:t>.env</w:t>
+      </w:r>
+    </w:p>
+    <w:p>
+      <w:pPr>
+        <w:spacing w:before="100" w:beforeAutospacing="1" w:after="100" w:afterAutospacing="1" w:line="240" w:lineRule="auto"/>
+        <w:rPr>
+          <w:rFonts w:ascii="Times New Roman" w:eastAsia="Times New Roman" w:hAnsi="Times New Roman" w:cs="Times New Roman"/>
+          <w:sz w:val="24"/>
+          <w:szCs w:val="24"/>
+          <w:lang w:eastAsia="tr-TR"/>
+        </w:rPr>
+      </w:pPr>
+      <w:r>
+        <w:rPr>
+          <w:rFonts w:ascii="Times New Roman" w:eastAsia="Times New Roman" w:hAnsi="Times New Roman" w:cs="Times New Roman"/>
+          <w:sz w:val="24"/>
+          <w:szCs w:val="24"/>
+          <w:lang w:eastAsia="tr-TR"/>
+        </w:rPr>
+        <w:t xml:space="preserve">(Başında nokta var, uzantı yok — </w:t>
+      </w:r>
+      <w:proofErr w:type="gramStart"/>
+      <w:r>
+        <w:rPr>
+          <w:rFonts w:ascii="Times New Roman" w:eastAsia="Times New Roman" w:hAnsi="Times New Roman" w:cs="Times New Roman"/>
+          <w:sz w:val="24"/>
+          <w:szCs w:val="24"/>
+          <w:lang w:eastAsia="tr-TR"/>
+        </w:rPr>
+        <w:t xml:space="preserve">sadece </w:t>
+      </w:r>
+      <w:r>
+        <w:rPr>
+          <w:rFonts w:ascii="Courier New" w:eastAsia="Times New Roman" w:hAnsi="Courier New" w:cs="Courier New"/>
+          <w:sz w:val="20"/>
+          <w:szCs w:val="20"/>
+          <w:lang w:eastAsia="tr-TR"/>
+        </w:rPr>
+        <w:t>.env</w:t>
+      </w:r>
+      <w:proofErr w:type="gramEnd"/>
+      <w:r>
+        <w:rPr>
+          <w:rFonts w:ascii="Times New Roman" w:eastAsia="Times New Roman" w:hAnsi="Times New Roman" w:cs="Times New Roman"/>
+          <w:sz w:val="24"/>
+          <w:szCs w:val="24"/>
+          <w:lang w:eastAsia="tr-TR"/>
+        </w:rPr>
+        <w:t>)</w:t>
+      </w:r>
+    </w:p>
+    <w:p>
+      <w:pPr>
+        <w:spacing w:before="100" w:beforeAutospacing="1" w:after="100" w:afterAutospacing="1" w:line="240" w:lineRule="auto"/>
+        <w:rPr>
+          <w:rFonts w:ascii="Times New Roman" w:eastAsia="Times New Roman" w:hAnsi="Times New Roman" w:cs="Times New Roman"/>
+          <w:sz w:val="24"/>
+          <w:szCs w:val="24"/>
+          <w:lang w:eastAsia="tr-TR"/>
+        </w:rPr>
+      </w:pPr>
+      <w:r>
+        <w:rPr>
+          <w:rFonts w:ascii="Times New Roman" w:eastAsia="Times New Roman" w:hAnsi="Times New Roman" w:cs="Times New Roman"/>
+          <w:b/>
+          <w:bCs/>
+          <w:sz w:val="24"/>
+          <w:szCs w:val="24"/>
+          <w:lang w:eastAsia="tr-TR"/>
+        </w:rPr>
+        <w:t>2.2.</w:t>
+      </w:r>
+      <w:r>
+        <w:rPr>
+          <w:rFonts w:ascii="Times New Roman" w:eastAsia="Times New Roman" w:hAnsi="Times New Roman" w:cs="Times New Roman"/>
+          <w:sz w:val="24"/>
+          <w:szCs w:val="24"/>
+          <w:lang w:eastAsia="tr-TR"/>
+        </w:rPr>
+        <w:t xml:space="preserve"> İçine şunu yaz, ama </w:t>
+      </w:r>
+      <w:r>
+        <w:rPr>
+          <w:rFonts w:ascii="Times New Roman" w:eastAsia="Times New Roman" w:hAnsi="Times New Roman" w:cs="Times New Roman"/>
+          <w:b/>
+          <w:bCs/>
+          <w:sz w:val="24"/>
+          <w:szCs w:val="24"/>
+          <w:lang w:eastAsia="tr-TR"/>
+        </w:rPr>
+        <w:t>kendi bilgilerinle</w:t>
+      </w:r>
+      <w:r>
+        <w:rPr>
+          <w:rFonts w:ascii="Times New Roman" w:eastAsia="Times New Roman" w:hAnsi="Times New Roman" w:cs="Times New Roman"/>
+          <w:sz w:val="24"/>
+          <w:szCs w:val="24"/>
+          <w:lang w:eastAsia="tr-TR"/>
+        </w:rPr>
+        <w:t>:</w:t>
+      </w:r>
+    </w:p>
+    <w:p>
+      <w:pPr>
+        <w:tabs>
+          <w:tab w:val="left" w:pos="916"/>
+          <w:tab w:val="left" w:pos="1832"/>
+          <w:tab w:val="left" w:pos="2748"/>
+          <w:tab w:val="left" w:pos="3664"/>
+          <w:tab w:val="left" w:pos="4580"/>
+          <w:tab w:val="left" w:pos="5496"/>
+          <w:tab w:val="left" w:pos="6412"/>
+          <w:tab w:val="left" w:pos="7328"/>
+          <w:tab w:val="left" w:pos="8244"/>
+          <w:tab w:val="left" w:pos="9160"/>
+          <w:tab w:val="left" w:pos="10076"/>
+          <w:tab w:val="left" w:pos="10992"/>
+          <w:tab w:val="left" w:pos="11908"/>
+          <w:tab w:val="left" w:pos="12824"/>
+          <w:tab w:val="left" w:pos="13740"/>
+          <w:tab w:val="left" w:pos="14656"/>
+        </w:tabs>
+        <w:spacing w:after="0" w:line="240" w:lineRule="auto"/>
+        <w:rPr>
+          <w:rFonts w:ascii="var(--font-mono)" w:eastAsia="Times New Roman" w:hAnsi="var(--font-mono)" w:cs="Courier New"/>
+          <w:color w:val="EAECF0"/>
+          <w:sz w:val="20"/>
+          <w:szCs w:val="20"/>
+          <w:lang w:eastAsia="tr-TR"/>
+        </w:rPr>
+      </w:pPr>
+      <w:r>
+        <w:rPr>
+          <w:rFonts w:ascii="var(--font-mono)" w:eastAsia="Times New Roman" w:hAnsi="var(--font-mono)" w:cs="Courier New"/>
+          <w:color w:val="EAECF0"/>
+          <w:sz w:val="20"/>
+          <w:szCs w:val="20"/>
+          <w:lang w:eastAsia="tr-TR"/>
+        </w:rPr>
+        <w:t>SMTP_SUNUCU=smtp.gmail.com</w:t>
+      </w:r>
+    </w:p>
+    <w:p>
+      <w:pPr>
+        <w:tabs>
+          <w:tab w:val="left" w:pos="916"/>
+          <w:tab w:val="left" w:pos="1832"/>
+          <w:tab w:val="left" w:pos="2748"/>
+          <w:tab w:val="left" w:pos="3664"/>
+          <w:tab w:val="left" w:pos="4580"/>
+          <w:tab w:val="left" w:pos="5496"/>
+          <w:tab w:val="left" w:pos="6412"/>
+          <w:tab w:val="left" w:pos="7328"/>
+          <w:tab w:val="left" w:pos="8244"/>
+          <w:tab w:val="left" w:pos="9160"/>
+          <w:tab w:val="left" w:pos="10076"/>
+          <w:tab w:val="left" w:pos="10992"/>
+          <w:tab w:val="left" w:pos="11908"/>
+          <w:tab w:val="left" w:pos="12824"/>
+          <w:tab w:val="left" w:pos="13740"/>
+          <w:tab w:val="left" w:pos="14656"/>
+        </w:tabs>
+        <w:spacing w:after="0" w:line="240" w:lineRule="auto"/>
+        <w:rPr>
+          <w:rFonts w:ascii="var(--font-mono)" w:eastAsia="Times New Roman" w:hAnsi="var(--font-mono)" w:cs="Courier New"/>
+          <w:color w:val="EAECF0"/>
+          <w:sz w:val="20"/>
+          <w:szCs w:val="20"/>
+          <w:lang w:eastAsia="tr-TR"/>
+        </w:rPr>
+      </w:pPr>
+      <w:r>
+        <w:rPr>
+          <w:rFonts w:ascii="var(--font-mono)" w:eastAsia="Times New Roman" w:hAnsi="var(--font-mono)" w:cs="Courier New"/>
+          <w:color w:val="EAECF0"/>
+          <w:sz w:val="20"/>
+          <w:szCs w:val="20"/>
+          <w:lang w:eastAsia="tr-TR"/>
+        </w:rPr>
+        <w:t>SMTP_PORT=587</w:t>
+      </w:r>
+    </w:p>
+    <w:p>
+      <w:pPr>
+        <w:tabs>
+          <w:tab w:val="left" w:pos="916"/>
+          <w:tab w:val="left" w:pos="1832"/>
+          <w:tab w:val="left" w:pos="2748"/>
+          <w:tab w:val="left" w:pos="3664"/>
+          <w:tab w:val="left" w:pos="4580"/>
+          <w:tab w:val="left" w:pos="5496"/>
+          <w:tab w:val="left" w:pos="6412"/>
+          <w:tab w:val="left" w:pos="7328"/>
+          <w:tab w:val="left" w:pos="8244"/>
+          <w:tab w:val="left" w:pos="9160"/>
+          <w:tab w:val="left" w:pos="10076"/>
+          <w:tab w:val="left" w:pos="10992"/>
+          <w:tab w:val="left" w:pos="11908"/>
+          <w:tab w:val="left" w:pos="12824"/>
+          <w:tab w:val="left" w:pos="13740"/>
+          <w:tab w:val="left" w:pos="14656"/>
+        </w:tabs>
+        <w:spacing w:after="0" w:line="240" w:lineRule="auto"/>
+        <w:rPr>
+          <w:rFonts w:ascii="var(--font-mono)" w:eastAsia="Times New Roman" w:hAnsi="var(--font-mono)" w:cs="Courier New"/>
+          <w:color w:val="EAECF0"/>
+          <w:sz w:val="20"/>
+          <w:szCs w:val="20"/>
+          <w:lang w:eastAsia="tr-TR"/>
+        </w:rPr>
+      </w:pPr>
+      <w:r>
+        <w:rPr>
+          <w:rFonts w:ascii="var(--font-mono)" w:eastAsia="Times New Roman" w:hAnsi="var(--font-mono)" w:cs="Courier New"/>
+          <w:color w:val="EAECF0"/>
+          <w:sz w:val="20"/>
+          <w:szCs w:val="20"/>
+          <w:lang w:eastAsia="tr-TR"/>
+        </w:rPr>
+        <w:t>SMTP_KULLANICI=senin-gmail-adresin@gmail.com</w:t>
+      </w:r>
+    </w:p>
+    <w:p>
+      <w:pPr>
+        <w:tabs>
+          <w:tab w:val="left" w:pos="916"/>
+          <w:tab w:val="left" w:pos="1832"/>
+          <w:tab w:val="left" w:pos="2748"/>
+          <w:tab w:val="left" w:pos="3664"/>
+          <w:tab w:val="left" w:pos="4580"/>
+          <w:tab w:val="left" w:pos="5496"/>
+          <w:tab w:val="left" w:pos="6412"/>
+          <w:tab w:val="left" w:pos="7328"/>
+          <w:tab w:val="left" w:pos="8244"/>
+          <w:tab w:val="left" w:pos="9160"/>
+          <w:tab w:val="left" w:pos="10076"/>
+          <w:tab w:val="left" w:pos="10992"/>
+          <w:tab w:val="left" w:pos="11908"/>
+          <w:tab w:val="left" w:pos="12824"/>
+          <w:tab w:val="left" w:pos="13740"/>
+          <w:tab w:val="left" w:pos="14656"/>
+        </w:tabs>
+        <w:spacing w:after="0" w:line="240" w:lineRule="auto"/>
+        <w:rPr>
+          <w:rFonts w:ascii="var(--font-mono)" w:eastAsia="Times New Roman" w:hAnsi="var(--font-mono)" w:cs="Courier New"/>
+          <w:color w:val="EAECF0"/>
+          <w:sz w:val="20"/>
+          <w:szCs w:val="20"/>
+          <w:lang w:eastAsia="tr-TR"/>
+        </w:rPr>
+      </w:pPr>
+      <w:r>
+        <w:rPr>
+          <w:rFonts w:ascii="var(--font-mono)" w:eastAsia="Times New Roman" w:hAnsi="var(--font-mono)" w:cs="Courier New"/>
+          <w:color w:val="EAECF0"/>
+          <w:sz w:val="20"/>
+          <w:szCs w:val="20"/>
+          <w:lang w:eastAsia="tr-TR"/>
+        </w:rPr>
+        <w:t>SMTP_SIFRE=aldigin-16-haneli-kod</w:t>
+      </w:r>
+    </w:p>
+    <w:p>
+      <w:pPr>
+        <w:numPr>
+          <w:ilvl w:val="0"/>
+          <w:numId w:val="44"/>
+        </w:numPr>
+        <w:spacing w:before="100" w:beforeAutospacing="1" w:after="100" w:afterAutospacing="1" w:line="240" w:lineRule="auto"/>
+        <w:rPr>
+          <w:rFonts w:ascii="Times New Roman" w:eastAsia="Times New Roman" w:hAnsi="Times New Roman" w:cs="Times New Roman"/>
+          <w:sz w:val="24"/>
+          <w:szCs w:val="24"/>
+          <w:lang w:eastAsia="tr-TR"/>
+        </w:rPr>
+      </w:pPr>
+      <w:r>
+        <w:rPr>
+          <w:rFonts w:ascii="Courier New" w:eastAsia="Times New Roman" w:hAnsi="Courier New" w:cs="Courier New"/>
+          <w:sz w:val="20"/>
+          <w:szCs w:val="20"/>
+          <w:lang w:eastAsia="tr-TR"/>
+        </w:rPr>
+        <w:lastRenderedPageBreak/>
+        <w:t>SMTP_KULLANICI</w:t>
+      </w:r>
+      <w:r>
+        <w:rPr>
+          <w:rFonts w:ascii="Times New Roman" w:eastAsia="Times New Roman" w:hAnsi="Times New Roman" w:cs="Times New Roman"/>
+          <w:sz w:val="24"/>
+          <w:szCs w:val="24"/>
+          <w:lang w:eastAsia="tr-TR"/>
+        </w:rPr>
+        <w:t xml:space="preserve"> yerine gerçek Gmail adresini yaz</w:t>
+      </w:r>
+    </w:p>
+    <w:p>
+      <w:pPr>
+        <w:numPr>
+          <w:ilvl w:val="0"/>
+          <w:numId w:val="44"/>
+        </w:numPr>
+        <w:spacing w:before="100" w:beforeAutospacing="1" w:after="100" w:afterAutospacing="1" w:line="240" w:lineRule="auto"/>
+        <w:rPr>
+          <w:rFonts w:ascii="Times New Roman" w:eastAsia="Times New Roman" w:hAnsi="Times New Roman" w:cs="Times New Roman"/>
+          <w:sz w:val="24"/>
+          <w:szCs w:val="24"/>
+          <w:lang w:eastAsia="tr-TR"/>
+        </w:rPr>
+      </w:pPr>
+      <w:r>
+        <w:rPr>
+          <w:rFonts w:ascii="Courier New" w:eastAsia="Times New Roman" w:hAnsi="Courier New" w:cs="Courier New"/>
+          <w:sz w:val="20"/>
+          <w:szCs w:val="20"/>
+          <w:lang w:eastAsia="tr-TR"/>
+        </w:rPr>
+        <w:t>SMTP_SIFRE</w:t>
+      </w:r>
+      <w:r>
+        <w:rPr>
+          <w:rFonts w:ascii="Times New Roman" w:eastAsia="Times New Roman" w:hAnsi="Times New Roman" w:cs="Times New Roman"/>
+          <w:sz w:val="24"/>
+          <w:szCs w:val="24"/>
+          <w:lang w:eastAsia="tr-TR"/>
+        </w:rPr>
+        <w:t xml:space="preserve"> yerine az önce aldığın 16 haneli kodu yaz (boşluksuz, Google bazen görünümde boşluklu gösterir ama sen boşluksuz yapıştır)</w:t>
+      </w:r>
+    </w:p>
+    <w:p>
+      <w:pPr>
+        <w:spacing w:before="100" w:beforeAutospacing="1" w:after="100" w:afterAutospacing="1" w:line="240" w:lineRule="auto"/>
+        <w:rPr>
+          <w:rFonts w:ascii="Times New Roman" w:eastAsia="Times New Roman" w:hAnsi="Times New Roman" w:cs="Times New Roman"/>
+          <w:sz w:val="24"/>
+          <w:szCs w:val="24"/>
+          <w:lang w:eastAsia="tr-TR"/>
+        </w:rPr>
+      </w:pPr>
+      <w:r>
+        <w:rPr>
+          <w:rFonts w:ascii="Times New Roman" w:eastAsia="Times New Roman" w:hAnsi="Times New Roman" w:cs="Times New Roman"/>
+          <w:b/>
+          <w:bCs/>
+          <w:sz w:val="24"/>
+          <w:szCs w:val="24"/>
+          <w:lang w:eastAsia="tr-TR"/>
+        </w:rPr>
+        <w:t>2.3.</w:t>
+      </w:r>
+      <w:r>
+        <w:rPr>
+          <w:rFonts w:ascii="Times New Roman" w:eastAsia="Times New Roman" w:hAnsi="Times New Roman" w:cs="Times New Roman"/>
+          <w:sz w:val="24"/>
+          <w:szCs w:val="24"/>
+          <w:lang w:eastAsia="tr-TR"/>
+        </w:rPr>
+        <w:t xml:space="preserve"> Kaydet.</w:t>
+      </w:r>
+    </w:p>
+    <w:p>
+      <w:pPr>
+        <w:spacing w:before="100" w:beforeAutospacing="1" w:after="100" w:afterAutospacing="1" w:line="240" w:lineRule="auto"/>
+        <w:rPr>
+          <w:rFonts w:ascii="Times New Roman" w:eastAsia="Times New Roman" w:hAnsi="Times New Roman" w:cs="Times New Roman"/>
+          <w:sz w:val="24"/>
+          <w:szCs w:val="24"/>
+          <w:lang w:eastAsia="tr-TR"/>
+        </w:rPr>
+      </w:pPr>
+      <w:r>
+        <w:rPr>
+          <w:rFonts w:ascii="Times New Roman" w:eastAsia="Times New Roman" w:hAnsi="Times New Roman" w:cs="Times New Roman"/>
+          <w:b/>
+          <w:bCs/>
+          <w:sz w:val="24"/>
+          <w:szCs w:val="24"/>
+          <w:lang w:eastAsia="tr-TR"/>
+        </w:rPr>
+        <w:t>Önemli kontrol:</w:t>
+      </w:r>
+      <w:r>
+        <w:rPr>
+          <w:rFonts w:ascii="Times New Roman" w:eastAsia="Times New Roman" w:hAnsi="Times New Roman" w:cs="Times New Roman"/>
+          <w:sz w:val="24"/>
+          <w:szCs w:val="24"/>
+          <w:lang w:eastAsia="tr-TR"/>
+        </w:rPr>
+        <w:t xml:space="preserve"> Bu dosyanın </w:t>
+      </w:r>
+      <w:r>
+        <w:rPr>
+          <w:rFonts w:ascii="Times New Roman" w:eastAsia="Times New Roman" w:hAnsi="Times New Roman" w:cs="Times New Roman"/>
+          <w:b/>
+          <w:bCs/>
+          <w:sz w:val="24"/>
+          <w:szCs w:val="24"/>
+          <w:lang w:eastAsia="tr-TR"/>
+        </w:rPr>
+        <w:t>kesinlikle git'e gitmemesi lazım</w:t>
+      </w:r>
+      <w:r>
+        <w:rPr>
+          <w:rFonts w:ascii="Times New Roman" w:eastAsia="Times New Roman" w:hAnsi="Times New Roman" w:cs="Times New Roman"/>
+          <w:sz w:val="24"/>
+          <w:szCs w:val="24"/>
+          <w:lang w:eastAsia="tr-TR"/>
+        </w:rPr>
+        <w:t xml:space="preserve"> çünkü içinde gerçek şifre var. Kontrol edelim — PowerShell'de proje klasöründeyken:</w:t>
+      </w:r>
+    </w:p>
+    <w:p>
+      <w:pPr>
+        <w:spacing w:after="0" w:line="240" w:lineRule="auto"/>
+        <w:rPr>
+          <w:rFonts w:ascii="Times New Roman" w:eastAsia="Times New Roman" w:hAnsi="Times New Roman" w:cs="Times New Roman"/>
+          <w:sz w:val="24"/>
+          <w:szCs w:val="24"/>
+          <w:lang w:eastAsia="tr-TR"/>
+        </w:rPr>
+      </w:pPr>
+      <w:r>
+        <w:rPr>
+          <w:rFonts w:ascii="Times New Roman" w:eastAsia="Times New Roman" w:hAnsi="Times New Roman" w:cs="Times New Roman"/>
+          <w:sz w:val="24"/>
+          <w:szCs w:val="24"/>
+          <w:lang w:eastAsia="tr-TR"/>
+        </w:rPr>
+        <w:t>powershell</w:t>
+      </w:r>
+    </w:p>
+    <w:p>
+      <w:pPr>
+        <w:tabs>
+          <w:tab w:val="left" w:pos="916"/>
+          <w:tab w:val="left" w:pos="1832"/>
+          <w:tab w:val="left" w:pos="2748"/>
+          <w:tab w:val="left" w:pos="3664"/>
+          <w:tab w:val="left" w:pos="4580"/>
+          <w:tab w:val="left" w:pos="5496"/>
+          <w:tab w:val="left" w:pos="6412"/>
+          <w:tab w:val="left" w:pos="7328"/>
+          <w:tab w:val="left" w:pos="8244"/>
+          <w:tab w:val="left" w:pos="9160"/>
+          <w:tab w:val="left" w:pos="10076"/>
+          <w:tab w:val="left" w:pos="10992"/>
+          <w:tab w:val="left" w:pos="11908"/>
+          <w:tab w:val="left" w:pos="12824"/>
+          <w:tab w:val="left" w:pos="13740"/>
+          <w:tab w:val="left" w:pos="14656"/>
+        </w:tabs>
+        <w:spacing w:after="0" w:line="240" w:lineRule="auto"/>
+        <w:rPr>
+          <w:rFonts w:ascii="var(--font-mono)" w:eastAsia="Times New Roman" w:hAnsi="var(--font-mono)" w:cs="Courier New"/>
+          <w:color w:val="EAECF0"/>
+          <w:sz w:val="20"/>
+          <w:szCs w:val="20"/>
+          <w:lang w:eastAsia="tr-TR"/>
+        </w:rPr>
+      </w:pPr>
+      <w:proofErr w:type="gramStart"/>
+      <w:r>
+        <w:rPr>
+          <w:rFonts w:ascii="var(--font-mono)" w:eastAsia="Times New Roman" w:hAnsi="var(--font-mono)" w:cs="Courier New"/>
+          <w:color w:val="EAECF0"/>
+          <w:sz w:val="20"/>
+          <w:szCs w:val="20"/>
+          <w:lang w:eastAsia="tr-TR"/>
+        </w:rPr>
+        <w:t>git</w:t>
+      </w:r>
+      <w:proofErr w:type="gramEnd"/>
+      <w:r>
+        <w:rPr>
+          <w:rFonts w:ascii="var(--font-mono)" w:eastAsia="Times New Roman" w:hAnsi="var(--font-mono)" w:cs="Courier New"/>
+          <w:color w:val="EAECF0"/>
+          <w:sz w:val="20"/>
+          <w:szCs w:val="20"/>
+          <w:lang w:eastAsia="tr-TR"/>
+        </w:rPr>
+        <w:t xml:space="preserve"> status</w:t>
+      </w:r>
+    </w:p>
+    <w:p>
+      <w:pPr>
+        <w:spacing w:before="100" w:beforeAutospacing="1" w:after="100" w:afterAutospacing="1" w:line="240" w:lineRule="auto"/>
+        <w:rPr>
+          <w:rFonts w:ascii="Times New Roman" w:eastAsia="Times New Roman" w:hAnsi="Times New Roman" w:cs="Times New Roman"/>
+          <w:sz w:val="24"/>
+          <w:szCs w:val="24"/>
+          <w:lang w:eastAsia="tr-TR"/>
+        </w:rPr>
+      </w:pPr>
+      <w:proofErr w:type="gramStart"/>
+      <w:r>
+        <w:rPr>
+          <w:rFonts w:ascii="Times New Roman" w:eastAsia="Times New Roman" w:hAnsi="Times New Roman" w:cs="Times New Roman"/>
+          <w:sz w:val="24"/>
+          <w:szCs w:val="24"/>
+          <w:lang w:eastAsia="tr-TR"/>
+        </w:rPr>
+        <w:t xml:space="preserve">Çıktıda </w:t>
+      </w:r>
+      <w:r>
+        <w:rPr>
+          <w:rFonts w:ascii="Courier New" w:eastAsia="Times New Roman" w:hAnsi="Courier New" w:cs="Courier New"/>
+          <w:sz w:val="20"/>
+          <w:szCs w:val="20"/>
+          <w:lang w:eastAsia="tr-TR"/>
+        </w:rPr>
+        <w:t>.env</w:t>
+      </w:r>
+      <w:proofErr w:type="gramEnd"/>
+      <w:r>
+        <w:rPr>
+          <w:rFonts w:ascii="Times New Roman" w:eastAsia="Times New Roman" w:hAnsi="Times New Roman" w:cs="Times New Roman"/>
+          <w:sz w:val="24"/>
+          <w:szCs w:val="24"/>
+          <w:lang w:eastAsia="tr-TR"/>
+        </w:rPr>
+        <w:t xml:space="preserve"> dosyasının </w:t>
+      </w:r>
+      <w:r>
+        <w:rPr>
+          <w:rFonts w:ascii="Times New Roman" w:eastAsia="Times New Roman" w:hAnsi="Times New Roman" w:cs="Times New Roman"/>
+          <w:b/>
+          <w:bCs/>
+          <w:sz w:val="24"/>
+          <w:szCs w:val="24"/>
+          <w:lang w:eastAsia="tr-TR"/>
+        </w:rPr>
+        <w:t>görünmemesi</w:t>
+      </w:r>
+      <w:r>
+        <w:rPr>
+          <w:rFonts w:ascii="Times New Roman" w:eastAsia="Times New Roman" w:hAnsi="Times New Roman" w:cs="Times New Roman"/>
+          <w:sz w:val="24"/>
+          <w:szCs w:val="24"/>
+          <w:lang w:eastAsia="tr-TR"/>
+        </w:rPr>
+        <w:t xml:space="preserve"> lazım (eğer </w:t>
+      </w:r>
+      <w:r>
+        <w:rPr>
+          <w:rFonts w:ascii="Courier New" w:eastAsia="Times New Roman" w:hAnsi="Courier New" w:cs="Courier New"/>
+          <w:sz w:val="20"/>
+          <w:szCs w:val="20"/>
+          <w:lang w:eastAsia="tr-TR"/>
+        </w:rPr>
+        <w:t>.gitignore</w:t>
+      </w:r>
+      <w:r>
+        <w:rPr>
+          <w:rFonts w:ascii="Times New Roman" w:eastAsia="Times New Roman" w:hAnsi="Times New Roman" w:cs="Times New Roman"/>
+          <w:sz w:val="24"/>
+          <w:szCs w:val="24"/>
+          <w:lang w:eastAsia="tr-TR"/>
+        </w:rPr>
+        <w:t xml:space="preserve"> doğru çalışıyorsa listede hiç yer almaz). Çıktıyı paylaş, kontrol edelim, sonra e-postayı gerçekten göndermeyi deneyeceğiz.</w:t>
+      </w:r>
+    </w:p>
+    <w:p>
+      <w:pPr>
+        <w:spacing w:before="100" w:beforeAutospacing="1" w:after="100" w:afterAutospacing="1" w:line="240" w:lineRule="auto"/>
+        <w:outlineLvl w:val="2"/>
+        <w:rPr>
+          <w:rFonts w:ascii="Times New Roman" w:eastAsia="Times New Roman" w:hAnsi="Times New Roman" w:cs="Times New Roman"/>
+          <w:b/>
+          <w:bCs/>
+          <w:sz w:val="27"/>
+          <w:szCs w:val="27"/>
+          <w:lang w:eastAsia="tr-TR"/>
+        </w:rPr>
+      </w:pPr>
+      <w:r>
+        <w:rPr>
+          <w:rFonts w:ascii="Times New Roman" w:eastAsia="Times New Roman" w:hAnsi="Times New Roman" w:cs="Times New Roman"/>
+          <w:b/>
+          <w:bCs/>
+          <w:sz w:val="27"/>
+          <w:szCs w:val="27"/>
+          <w:lang w:eastAsia="tr-TR"/>
+        </w:rPr>
+        <w:t xml:space="preserve">Adım 2 — </w:t>
+      </w:r>
+      <w:r>
+        <w:rPr>
+          <w:rFonts w:ascii="Courier New" w:eastAsia="Times New Roman" w:hAnsi="Courier New" w:cs="Courier New"/>
+          <w:b/>
+          <w:bCs/>
+          <w:sz w:val="20"/>
+          <w:szCs w:val="20"/>
+          <w:lang w:eastAsia="tr-TR"/>
+        </w:rPr>
+        <w:t>.env</w:t>
+      </w:r>
+      <w:r>
+        <w:rPr>
+          <w:rFonts w:ascii="Times New Roman" w:eastAsia="Times New Roman" w:hAnsi="Times New Roman" w:cs="Times New Roman"/>
+          <w:b/>
+          <w:bCs/>
+          <w:sz w:val="27"/>
+          <w:szCs w:val="27"/>
+          <w:lang w:eastAsia="tr-TR"/>
+        </w:rPr>
+        <w:t xml:space="preserve"> dosyasını oluştur</w:t>
+      </w:r>
+    </w:p>
+    <w:p>
+      <w:pPr>
+        <w:spacing w:before="100" w:beforeAutospacing="1" w:after="100" w:afterAutospacing="1" w:line="240" w:lineRule="auto"/>
+        <w:rPr>
+          <w:rFonts w:ascii="Times New Roman" w:eastAsia="Times New Roman" w:hAnsi="Times New Roman" w:cs="Times New Roman"/>
+          <w:sz w:val="24"/>
+          <w:szCs w:val="24"/>
+          <w:lang w:eastAsia="tr-TR"/>
+        </w:rPr>
+      </w:pPr>
+      <w:r>
+        <w:rPr>
+          <w:rFonts w:ascii="Times New Roman" w:eastAsia="Times New Roman" w:hAnsi="Times New Roman" w:cs="Times New Roman"/>
+          <w:b/>
+          <w:bCs/>
+          <w:sz w:val="24"/>
+          <w:szCs w:val="24"/>
+          <w:lang w:eastAsia="tr-TR"/>
+        </w:rPr>
+        <w:t>2.1.</w:t>
+      </w:r>
+      <w:r>
+        <w:rPr>
+          <w:rFonts w:ascii="Times New Roman" w:eastAsia="Times New Roman" w:hAnsi="Times New Roman" w:cs="Times New Roman"/>
+          <w:sz w:val="24"/>
+          <w:szCs w:val="24"/>
+          <w:lang w:eastAsia="tr-TR"/>
+        </w:rPr>
+        <w:t xml:space="preserve"> VS Code'da proje ana klasöründe (diğer dosyaların olduğu yerde) yeni bir dosya oluştur, adını tam olarak şöyle ver:</w:t>
+      </w:r>
+    </w:p>
+    <w:p>
+      <w:pPr>
+        <w:tabs>
+          <w:tab w:val="left" w:pos="916"/>
+          <w:tab w:val="left" w:pos="1832"/>
+          <w:tab w:val="left" w:pos="2748"/>
+          <w:tab w:val="left" w:pos="3664"/>
+          <w:tab w:val="left" w:pos="4580"/>
+          <w:tab w:val="left" w:pos="5496"/>
+          <w:tab w:val="left" w:pos="6412"/>
+          <w:tab w:val="left" w:pos="7328"/>
+          <w:tab w:val="left" w:pos="8244"/>
+          <w:tab w:val="left" w:pos="9160"/>
+          <w:tab w:val="left" w:pos="10076"/>
+          <w:tab w:val="left" w:pos="10992"/>
+          <w:tab w:val="left" w:pos="11908"/>
+          <w:tab w:val="left" w:pos="12824"/>
+          <w:tab w:val="left" w:pos="13740"/>
+          <w:tab w:val="left" w:pos="14656"/>
+        </w:tabs>
+        <w:spacing w:after="0" w:line="240" w:lineRule="auto"/>
+        <w:rPr>
+          <w:rFonts w:ascii="var(--font-mono)" w:eastAsia="Times New Roman" w:hAnsi="var(--font-mono)" w:cs="Courier New"/>
+          <w:color w:val="EAECF0"/>
+          <w:sz w:val="20"/>
+          <w:szCs w:val="20"/>
+          <w:lang w:eastAsia="tr-TR"/>
+        </w:rPr>
+      </w:pPr>
+      <w:r>
+        <w:rPr>
+          <w:rFonts w:ascii="var(--font-mono)" w:eastAsia="Times New Roman" w:hAnsi="var(--font-mono)" w:cs="Courier New"/>
+          <w:color w:val="EAECF0"/>
+          <w:sz w:val="20"/>
+          <w:szCs w:val="20"/>
+          <w:lang w:eastAsia="tr-TR"/>
+        </w:rPr>
+        <w:t>.env</w:t>
+      </w:r>
+    </w:p>
+    <w:p>
+      <w:pPr>
+        <w:spacing w:before="100" w:beforeAutospacing="1" w:after="100" w:afterAutospacing="1" w:line="240" w:lineRule="auto"/>
+        <w:rPr>
+          <w:rFonts w:ascii="Times New Roman" w:eastAsia="Times New Roman" w:hAnsi="Times New Roman" w:cs="Times New Roman"/>
+          <w:sz w:val="24"/>
+          <w:szCs w:val="24"/>
+          <w:lang w:eastAsia="tr-TR"/>
+        </w:rPr>
+      </w:pPr>
+      <w:r>
+        <w:rPr>
+          <w:rFonts w:ascii="Times New Roman" w:eastAsia="Times New Roman" w:hAnsi="Times New Roman" w:cs="Times New Roman"/>
+          <w:sz w:val="24"/>
+          <w:szCs w:val="24"/>
+          <w:lang w:eastAsia="tr-TR"/>
+        </w:rPr>
+        <w:t xml:space="preserve">(Başında nokta var, uzantı yok — </w:t>
+      </w:r>
+      <w:proofErr w:type="gramStart"/>
+      <w:r>
+        <w:rPr>
+          <w:rFonts w:ascii="Times New Roman" w:eastAsia="Times New Roman" w:hAnsi="Times New Roman" w:cs="Times New Roman"/>
+          <w:sz w:val="24"/>
+          <w:szCs w:val="24"/>
+          <w:lang w:eastAsia="tr-TR"/>
+        </w:rPr>
+        <w:t xml:space="preserve">sadece </w:t>
+      </w:r>
+      <w:r>
+        <w:rPr>
+          <w:rFonts w:ascii="Courier New" w:eastAsia="Times New Roman" w:hAnsi="Courier New" w:cs="Courier New"/>
+          <w:sz w:val="20"/>
+          <w:szCs w:val="20"/>
+          <w:lang w:eastAsia="tr-TR"/>
+        </w:rPr>
+        <w:t>.env</w:t>
+      </w:r>
+      <w:proofErr w:type="gramEnd"/>
+      <w:r>
+        <w:rPr>
+          <w:rFonts w:ascii="Times New Roman" w:eastAsia="Times New Roman" w:hAnsi="Times New Roman" w:cs="Times New Roman"/>
+          <w:sz w:val="24"/>
+          <w:szCs w:val="24"/>
+          <w:lang w:eastAsia="tr-TR"/>
+        </w:rPr>
+        <w:t>)</w:t>
+      </w:r>
+    </w:p>
+    <w:p>
+      <w:pPr>
+        <w:spacing w:before="100" w:beforeAutospacing="1" w:after="100" w:afterAutospacing="1" w:line="240" w:lineRule="auto"/>
+        <w:rPr>
+          <w:rFonts w:ascii="Times New Roman" w:eastAsia="Times New Roman" w:hAnsi="Times New Roman" w:cs="Times New Roman"/>
+          <w:sz w:val="24"/>
+          <w:szCs w:val="24"/>
+          <w:lang w:eastAsia="tr-TR"/>
+        </w:rPr>
+      </w:pPr>
+      <w:r>
+        <w:rPr>
+          <w:rFonts w:ascii="Times New Roman" w:eastAsia="Times New Roman" w:hAnsi="Times New Roman" w:cs="Times New Roman"/>
+          <w:b/>
+          <w:bCs/>
+          <w:sz w:val="24"/>
+          <w:szCs w:val="24"/>
+          <w:lang w:eastAsia="tr-TR"/>
+        </w:rPr>
+        <w:t>2.2.</w:t>
+      </w:r>
+      <w:r>
+        <w:rPr>
+          <w:rFonts w:ascii="Times New Roman" w:eastAsia="Times New Roman" w:hAnsi="Times New Roman" w:cs="Times New Roman"/>
+          <w:sz w:val="24"/>
+          <w:szCs w:val="24"/>
+          <w:lang w:eastAsia="tr-TR"/>
+        </w:rPr>
+        <w:t xml:space="preserve"> İçine şunu yaz, ama </w:t>
+      </w:r>
+      <w:r>
+        <w:rPr>
+          <w:rFonts w:ascii="Times New Roman" w:eastAsia="Times New Roman" w:hAnsi="Times New Roman" w:cs="Times New Roman"/>
+          <w:b/>
+          <w:bCs/>
+          <w:sz w:val="24"/>
+          <w:szCs w:val="24"/>
+          <w:lang w:eastAsia="tr-TR"/>
+        </w:rPr>
+        <w:t>kendi bilgilerinle</w:t>
+      </w:r>
+      <w:r>
+        <w:rPr>
+          <w:rFonts w:ascii="Times New Roman" w:eastAsia="Times New Roman" w:hAnsi="Times New Roman" w:cs="Times New Roman"/>
+          <w:sz w:val="24"/>
+          <w:szCs w:val="24"/>
+          <w:lang w:eastAsia="tr-TR"/>
+        </w:rPr>
+        <w:t>:</w:t>
+      </w:r>
+    </w:p>
+    <w:p>
+      <w:pPr>
+        <w:tabs>
+          <w:tab w:val="left" w:pos="916"/>
+          <w:tab w:val="left" w:pos="1832"/>
+          <w:tab w:val="left" w:pos="2748"/>
+          <w:tab w:val="left" w:pos="3664"/>
+          <w:tab w:val="left" w:pos="4580"/>
+          <w:tab w:val="left" w:pos="5496"/>
+          <w:tab w:val="left" w:pos="6412"/>
+          <w:tab w:val="left" w:pos="7328"/>
+          <w:tab w:val="left" w:pos="8244"/>
+          <w:tab w:val="left" w:pos="9160"/>
+          <w:tab w:val="left" w:pos="10076"/>
+          <w:tab w:val="left" w:pos="10992"/>
+          <w:tab w:val="left" w:pos="11908"/>
+          <w:tab w:val="left" w:pos="12824"/>
+          <w:tab w:val="left" w:pos="13740"/>
+          <w:tab w:val="left" w:pos="14656"/>
+        </w:tabs>
+        <w:spacing w:after="0" w:line="240" w:lineRule="auto"/>
+        <w:rPr>
+          <w:rFonts w:ascii="var(--font-mono)" w:eastAsia="Times New Roman" w:hAnsi="var(--font-mono)" w:cs="Courier New"/>
+          <w:color w:val="EAECF0"/>
+          <w:sz w:val="20"/>
+          <w:szCs w:val="20"/>
+          <w:lang w:eastAsia="tr-TR"/>
+        </w:rPr>
+      </w:pPr>
+      <w:r>
+        <w:rPr>
+          <w:rFonts w:ascii="var(--font-mono)" w:eastAsia="Times New Roman" w:hAnsi="var(--font-mono)" w:cs="Courier New"/>
+          <w:color w:val="EAECF0"/>
+          <w:sz w:val="20"/>
+          <w:szCs w:val="20"/>
+          <w:lang w:eastAsia="tr-TR"/>
+        </w:rPr>
+        <w:t>SMTP_SUNUCU=smtp.gmail.com</w:t>
+      </w:r>
+    </w:p>
+    <w:p>
+      <w:pPr>
+        <w:tabs>
+          <w:tab w:val="left" w:pos="916"/>
+          <w:tab w:val="left" w:pos="1832"/>
+          <w:tab w:val="left" w:pos="2748"/>
+          <w:tab w:val="left" w:pos="3664"/>
+          <w:tab w:val="left" w:pos="4580"/>
+          <w:tab w:val="left" w:pos="5496"/>
+          <w:tab w:val="left" w:pos="6412"/>
+          <w:tab w:val="left" w:pos="7328"/>
+          <w:tab w:val="left" w:pos="8244"/>
+          <w:tab w:val="left" w:pos="9160"/>
+          <w:tab w:val="left" w:pos="10076"/>
+          <w:tab w:val="left" w:pos="10992"/>
+          <w:tab w:val="left" w:pos="11908"/>
+          <w:tab w:val="left" w:pos="12824"/>
+          <w:tab w:val="left" w:pos="13740"/>
+          <w:tab w:val="left" w:pos="14656"/>
+        </w:tabs>
+        <w:spacing w:after="0" w:line="240" w:lineRule="auto"/>
+        <w:rPr>
+          <w:rFonts w:ascii="var(--font-mono)" w:eastAsia="Times New Roman" w:hAnsi="var(--font-mono)" w:cs="Courier New"/>
+          <w:color w:val="EAECF0"/>
+          <w:sz w:val="20"/>
+          <w:szCs w:val="20"/>
+          <w:lang w:eastAsia="tr-TR"/>
+        </w:rPr>
+      </w:pPr>
+      <w:r>
+        <w:rPr>
+          <w:rFonts w:ascii="var(--font-mono)" w:eastAsia="Times New Roman" w:hAnsi="var(--font-mono)" w:cs="Courier New"/>
+          <w:color w:val="EAECF0"/>
+          <w:sz w:val="20"/>
+          <w:szCs w:val="20"/>
+          <w:lang w:eastAsia="tr-TR"/>
+        </w:rPr>
+        <w:t>SMTP_PORT=587</w:t>
+      </w:r>
+    </w:p>
+    <w:p>
+      <w:pPr>
+        <w:tabs>
+          <w:tab w:val="left" w:pos="916"/>
+          <w:tab w:val="left" w:pos="1832"/>
+          <w:tab w:val="left" w:pos="2748"/>
+          <w:tab w:val="left" w:pos="3664"/>
+          <w:tab w:val="left" w:pos="4580"/>
+          <w:tab w:val="left" w:pos="5496"/>
+          <w:tab w:val="left" w:pos="6412"/>
+          <w:tab w:val="left" w:pos="7328"/>
+          <w:tab w:val="left" w:pos="8244"/>
+          <w:tab w:val="left" w:pos="9160"/>
+          <w:tab w:val="left" w:pos="10076"/>
+          <w:tab w:val="left" w:pos="10992"/>
+          <w:tab w:val="left" w:pos="11908"/>
+          <w:tab w:val="left" w:pos="12824"/>
+          <w:tab w:val="left" w:pos="13740"/>
+          <w:tab w:val="left" w:pos="14656"/>
+        </w:tabs>
+        <w:spacing w:after="0" w:line="240" w:lineRule="auto"/>
+        <w:rPr>
+          <w:rFonts w:ascii="var(--font-mono)" w:eastAsia="Times New Roman" w:hAnsi="var(--font-mono)" w:cs="Courier New"/>
+          <w:color w:val="EAECF0"/>
+          <w:sz w:val="20"/>
+          <w:szCs w:val="20"/>
+          <w:lang w:eastAsia="tr-TR"/>
+        </w:rPr>
+      </w:pPr>
+      <w:r>
+        <w:rPr>
+          <w:rFonts w:ascii="var(--font-mono)" w:eastAsia="Times New Roman" w:hAnsi="var(--font-mono)" w:cs="Courier New"/>
+          <w:color w:val="EAECF0"/>
+          <w:sz w:val="20"/>
+          <w:szCs w:val="20"/>
+          <w:lang w:eastAsia="tr-TR"/>
+        </w:rPr>
+        <w:t>SMTP_KULLANICI=senin-gmail-adresin@gmail.com</w:t>
+      </w:r>
+    </w:p>
+    <w:p>
+      <w:pPr>
+        <w:tabs>
+          <w:tab w:val="left" w:pos="916"/>
+          <w:tab w:val="left" w:pos="1832"/>
+          <w:tab w:val="left" w:pos="2748"/>
+          <w:tab w:val="left" w:pos="3664"/>
+          <w:tab w:val="left" w:pos="4580"/>
+          <w:tab w:val="left" w:pos="5496"/>
+          <w:tab w:val="left" w:pos="6412"/>
+          <w:tab w:val="left" w:pos="7328"/>
+          <w:tab w:val="left" w:pos="8244"/>
+          <w:tab w:val="left" w:pos="9160"/>
+          <w:tab w:val="left" w:pos="10076"/>
+          <w:tab w:val="left" w:pos="10992"/>
+          <w:tab w:val="left" w:pos="11908"/>
+          <w:tab w:val="left" w:pos="12824"/>
+          <w:tab w:val="left" w:pos="13740"/>
+          <w:tab w:val="left" w:pos="14656"/>
+        </w:tabs>
+        <w:spacing w:after="0" w:line="240" w:lineRule="auto"/>
+        <w:rPr>
+          <w:rFonts w:ascii="var(--font-mono)" w:eastAsia="Times New Roman" w:hAnsi="var(--font-mono)" w:cs="Courier New"/>
+          <w:color w:val="EAECF0"/>
+          <w:sz w:val="20"/>
+          <w:szCs w:val="20"/>
+          <w:lang w:eastAsia="tr-TR"/>
+        </w:rPr>
+      </w:pPr>
+      <w:r>
+        <w:rPr>
+          <w:rFonts w:ascii="var(--font-mono)" w:eastAsia="Times New Roman" w:hAnsi="var(--font-mono)" w:cs="Courier New"/>
+          <w:color w:val="EAECF0"/>
+          <w:sz w:val="20"/>
+          <w:szCs w:val="20"/>
+          <w:lang w:eastAsia="tr-TR"/>
+        </w:rPr>
+        <w:t>SMTP_SIFRE=aldigin-16-haneli-kod</w:t>
+      </w:r>
+    </w:p>
+    <w:p>
+      <w:pPr>
+        <w:numPr>
+          <w:ilvl w:val="0"/>
+          <w:numId w:val="45"/>
+        </w:numPr>
+        <w:spacing w:before="100" w:beforeAutospacing="1" w:after="100" w:afterAutospacing="1" w:line="240" w:lineRule="auto"/>
+        <w:rPr>
+          <w:rFonts w:ascii="Times New Roman" w:eastAsia="Times New Roman" w:hAnsi="Times New Roman" w:cs="Times New Roman"/>
+          <w:sz w:val="24"/>
+          <w:szCs w:val="24"/>
+          <w:lang w:eastAsia="tr-TR"/>
+        </w:rPr>
+      </w:pPr>
+      <w:r>
+        <w:rPr>
+          <w:rFonts w:ascii="Courier New" w:eastAsia="Times New Roman" w:hAnsi="Courier New" w:cs="Courier New"/>
+          <w:sz w:val="20"/>
+          <w:szCs w:val="20"/>
+          <w:lang w:eastAsia="tr-TR"/>
+        </w:rPr>
+        <w:t>SMTP_KULLANICI</w:t>
+      </w:r>
+      <w:r>
+        <w:rPr>
+          <w:rFonts w:ascii="Times New Roman" w:eastAsia="Times New Roman" w:hAnsi="Times New Roman" w:cs="Times New Roman"/>
+          <w:sz w:val="24"/>
+          <w:szCs w:val="24"/>
+          <w:lang w:eastAsia="tr-TR"/>
+        </w:rPr>
+        <w:t xml:space="preserve"> yerine gerçek Gmail adresini yaz</w:t>
+      </w:r>
+    </w:p>
+    <w:p>
+      <w:pPr>
+        <w:numPr>
+          <w:ilvl w:val="0"/>
+          <w:numId w:val="45"/>
+        </w:numPr>
+        <w:spacing w:before="100" w:beforeAutospacing="1" w:after="100" w:afterAutospacing="1" w:line="240" w:lineRule="auto"/>
+        <w:rPr>
+          <w:rFonts w:ascii="Times New Roman" w:eastAsia="Times New Roman" w:hAnsi="Times New Roman" w:cs="Times New Roman"/>
+          <w:sz w:val="24"/>
+          <w:szCs w:val="24"/>
+          <w:lang w:eastAsia="tr-TR"/>
+        </w:rPr>
+      </w:pPr>
+      <w:r>
+        <w:rPr>
+          <w:rFonts w:ascii="Courier New" w:eastAsia="Times New Roman" w:hAnsi="Courier New" w:cs="Courier New"/>
+          <w:sz w:val="20"/>
+          <w:szCs w:val="20"/>
+          <w:lang w:eastAsia="tr-TR"/>
+        </w:rPr>
+        <w:t>SMTP_SIFRE</w:t>
+      </w:r>
+      <w:r>
+        <w:rPr>
+          <w:rFonts w:ascii="Times New Roman" w:eastAsia="Times New Roman" w:hAnsi="Times New Roman" w:cs="Times New Roman"/>
+          <w:sz w:val="24"/>
+          <w:szCs w:val="24"/>
+          <w:lang w:eastAsia="tr-TR"/>
+        </w:rPr>
+        <w:t xml:space="preserve"> yerine az önce aldığın 16 haneli kodu yaz (boşluksuz, Google bazen görünümde boşluklu gösterir ama sen boşluksuz yapıştır)</w:t>
+      </w:r>
+    </w:p>
+    <w:p>
+      <w:pPr>
+        <w:spacing w:before="100" w:beforeAutospacing="1" w:after="100" w:afterAutospacing="1" w:line="240" w:lineRule="auto"/>
+        <w:rPr>
+          <w:rFonts w:ascii="Times New Roman" w:eastAsia="Times New Roman" w:hAnsi="Times New Roman" w:cs="Times New Roman"/>
+          <w:sz w:val="24"/>
+          <w:szCs w:val="24"/>
+          <w:lang w:eastAsia="tr-TR"/>
+        </w:rPr>
+      </w:pPr>
+      <w:r>
+        <w:rPr>
+          <w:rFonts w:ascii="Times New Roman" w:eastAsia="Times New Roman" w:hAnsi="Times New Roman" w:cs="Times New Roman"/>
+          <w:b/>
+          <w:bCs/>
+          <w:sz w:val="24"/>
+          <w:szCs w:val="24"/>
+          <w:lang w:eastAsia="tr-TR"/>
+        </w:rPr>
+        <w:t>2.3.</w:t>
+      </w:r>
+      <w:r>
+        <w:rPr>
+          <w:rFonts w:ascii="Times New Roman" w:eastAsia="Times New Roman" w:hAnsi="Times New Roman" w:cs="Times New Roman"/>
+          <w:sz w:val="24"/>
+          <w:szCs w:val="24"/>
+          <w:lang w:eastAsia="tr-TR"/>
+        </w:rPr>
+        <w:t xml:space="preserve"> Kaydet.</w:t>
+      </w:r>
+    </w:p>
+    <w:p>
+      <w:pPr>
+        <w:spacing w:before="100" w:beforeAutospacing="1" w:after="100" w:afterAutospacing="1" w:line="240" w:lineRule="auto"/>
+        <w:rPr>
+          <w:rFonts w:ascii="Times New Roman" w:eastAsia="Times New Roman" w:hAnsi="Times New Roman" w:cs="Times New Roman"/>
+          <w:sz w:val="24"/>
+          <w:szCs w:val="24"/>
+          <w:lang w:eastAsia="tr-TR"/>
+        </w:rPr>
+      </w:pPr>
+      <w:r>
+        <w:rPr>
+          <w:rFonts w:ascii="Times New Roman" w:eastAsia="Times New Roman" w:hAnsi="Times New Roman" w:cs="Times New Roman"/>
+          <w:b/>
+          <w:bCs/>
+          <w:sz w:val="24"/>
+          <w:szCs w:val="24"/>
+          <w:lang w:eastAsia="tr-TR"/>
+        </w:rPr>
+        <w:t>Önemli kontrol:</w:t>
+      </w:r>
+      <w:r>
+        <w:rPr>
+          <w:rFonts w:ascii="Times New Roman" w:eastAsia="Times New Roman" w:hAnsi="Times New Roman" w:cs="Times New Roman"/>
+          <w:sz w:val="24"/>
+          <w:szCs w:val="24"/>
+          <w:lang w:eastAsia="tr-TR"/>
+        </w:rPr>
+        <w:t xml:space="preserve"> Bu dosyanın </w:t>
+      </w:r>
+      <w:r>
+        <w:rPr>
+          <w:rFonts w:ascii="Times New Roman" w:eastAsia="Times New Roman" w:hAnsi="Times New Roman" w:cs="Times New Roman"/>
+          <w:b/>
+          <w:bCs/>
+          <w:sz w:val="24"/>
+          <w:szCs w:val="24"/>
+          <w:lang w:eastAsia="tr-TR"/>
+        </w:rPr>
+        <w:t>kesinlikle git'e gitmemesi lazım</w:t>
+      </w:r>
+      <w:r>
+        <w:rPr>
+          <w:rFonts w:ascii="Times New Roman" w:eastAsia="Times New Roman" w:hAnsi="Times New Roman" w:cs="Times New Roman"/>
+          <w:sz w:val="24"/>
+          <w:szCs w:val="24"/>
+          <w:lang w:eastAsia="tr-TR"/>
+        </w:rPr>
+        <w:t xml:space="preserve"> çünkü içinde gerçek şifre var. Kontrol edelim — PowerShell'de proje klasöründeyken:</w:t>
+      </w:r>
+    </w:p>
+    <w:p>
+      <w:pPr>
+        <w:spacing w:after="0" w:line="240" w:lineRule="auto"/>
+        <w:rPr>
+          <w:rFonts w:ascii="Times New Roman" w:eastAsia="Times New Roman" w:hAnsi="Times New Roman" w:cs="Times New Roman"/>
+          <w:sz w:val="24"/>
+          <w:szCs w:val="24"/>
+          <w:lang w:eastAsia="tr-TR"/>
+        </w:rPr>
+      </w:pPr>
+      <w:r>
+        <w:rPr>
+          <w:rFonts w:ascii="Times New Roman" w:eastAsia="Times New Roman" w:hAnsi="Times New Roman" w:cs="Times New Roman"/>
+          <w:sz w:val="24"/>
+          <w:szCs w:val="24"/>
+          <w:lang w:eastAsia="tr-TR"/>
+        </w:rPr>
+        <w:t>powershell</w:t>
+      </w:r>
+    </w:p>
+    <w:p>
+      <w:pPr>
+        <w:tabs>
+          <w:tab w:val="left" w:pos="916"/>
+          <w:tab w:val="left" w:pos="1832"/>
+          <w:tab w:val="left" w:pos="2748"/>
+          <w:tab w:val="left" w:pos="3664"/>
+          <w:tab w:val="left" w:pos="4580"/>
+          <w:tab w:val="left" w:pos="5496"/>
+          <w:tab w:val="left" w:pos="6412"/>
+          <w:tab w:val="left" w:pos="7328"/>
+          <w:tab w:val="left" w:pos="8244"/>
+          <w:tab w:val="left" w:pos="9160"/>
+          <w:tab w:val="left" w:pos="10076"/>
+          <w:tab w:val="left" w:pos="10992"/>
+          <w:tab w:val="left" w:pos="11908"/>
+          <w:tab w:val="left" w:pos="12824"/>
+          <w:tab w:val="left" w:pos="13740"/>
+          <w:tab w:val="left" w:pos="14656"/>
+        </w:tabs>
+        <w:spacing w:after="0" w:line="240" w:lineRule="auto"/>
+        <w:rPr>
+          <w:rFonts w:ascii="var(--font-mono)" w:eastAsia="Times New Roman" w:hAnsi="var(--font-mono)" w:cs="Courier New"/>
+          <w:color w:val="EAECF0"/>
+          <w:sz w:val="20"/>
+          <w:szCs w:val="20"/>
+          <w:lang w:eastAsia="tr-TR"/>
+        </w:rPr>
+      </w:pPr>
+      <w:proofErr w:type="gramStart"/>
+      <w:r>
+        <w:rPr>
+          <w:rFonts w:ascii="var(--font-mono)" w:eastAsia="Times New Roman" w:hAnsi="var(--font-mono)" w:cs="Courier New"/>
+          <w:color w:val="EAECF0"/>
+          <w:sz w:val="20"/>
+          <w:szCs w:val="20"/>
+          <w:lang w:eastAsia="tr-TR"/>
+        </w:rPr>
+        <w:t>git</w:t>
+      </w:r>
+      <w:proofErr w:type="gramEnd"/>
+      <w:r>
+        <w:rPr>
+          <w:rFonts w:ascii="var(--font-mono)" w:eastAsia="Times New Roman" w:hAnsi="var(--font-mono)" w:cs="Courier New"/>
+          <w:color w:val="EAECF0"/>
+          <w:sz w:val="20"/>
+          <w:szCs w:val="20"/>
+          <w:lang w:eastAsia="tr-TR"/>
+        </w:rPr>
+        <w:t xml:space="preserve"> status</w:t>
+      </w:r>
+    </w:p>
+    <w:p>
+      <w:pPr>
+        <w:spacing w:before="100" w:beforeAutospacing="1" w:after="100" w:afterAutospacing="1" w:line="240" w:lineRule="auto"/>
+        <w:rPr>
+          <w:rFonts w:ascii="Times New Roman" w:eastAsia="Times New Roman" w:hAnsi="Times New Roman" w:cs="Times New Roman"/>
+          <w:sz w:val="24"/>
+          <w:szCs w:val="24"/>
+          <w:lang w:eastAsia="tr-TR"/>
+        </w:rPr>
+      </w:pPr>
+      <w:proofErr w:type="gramStart"/>
+      <w:r>
+        <w:rPr>
+          <w:rFonts w:ascii="Times New Roman" w:eastAsia="Times New Roman" w:hAnsi="Times New Roman" w:cs="Times New Roman"/>
+          <w:sz w:val="24"/>
+          <w:szCs w:val="24"/>
+          <w:lang w:eastAsia="tr-TR"/>
+        </w:rPr>
+        <w:t xml:space="preserve">Çıktıda </w:t>
+      </w:r>
+      <w:r>
+        <w:rPr>
+          <w:rFonts w:ascii="Courier New" w:eastAsia="Times New Roman" w:hAnsi="Courier New" w:cs="Courier New"/>
+          <w:sz w:val="20"/>
+          <w:szCs w:val="20"/>
+          <w:lang w:eastAsia="tr-TR"/>
+        </w:rPr>
+        <w:t>.env</w:t>
+      </w:r>
+      <w:proofErr w:type="gramEnd"/>
+      <w:r>
+        <w:rPr>
+          <w:rFonts w:ascii="Times New Roman" w:eastAsia="Times New Roman" w:hAnsi="Times New Roman" w:cs="Times New Roman"/>
+          <w:sz w:val="24"/>
+          <w:szCs w:val="24"/>
+          <w:lang w:eastAsia="tr-TR"/>
+        </w:rPr>
+        <w:t xml:space="preserve"> dosyasının </w:t>
+      </w:r>
+      <w:r>
+        <w:rPr>
+          <w:rFonts w:ascii="Times New Roman" w:eastAsia="Times New Roman" w:hAnsi="Times New Roman" w:cs="Times New Roman"/>
+          <w:b/>
+          <w:bCs/>
+          <w:sz w:val="24"/>
+          <w:szCs w:val="24"/>
+          <w:lang w:eastAsia="tr-TR"/>
+        </w:rPr>
+        <w:t>görünmemesi</w:t>
+      </w:r>
+      <w:r>
+        <w:rPr>
+          <w:rFonts w:ascii="Times New Roman" w:eastAsia="Times New Roman" w:hAnsi="Times New Roman" w:cs="Times New Roman"/>
+          <w:sz w:val="24"/>
+          <w:szCs w:val="24"/>
+          <w:lang w:eastAsia="tr-TR"/>
+        </w:rPr>
+        <w:t xml:space="preserve"> lazım (eğer </w:t>
+      </w:r>
+      <w:r>
+        <w:rPr>
+          <w:rFonts w:ascii="Courier New" w:eastAsia="Times New Roman" w:hAnsi="Courier New" w:cs="Courier New"/>
+          <w:sz w:val="20"/>
+          <w:szCs w:val="20"/>
+          <w:lang w:eastAsia="tr-TR"/>
+        </w:rPr>
+        <w:t>.gitignore</w:t>
+      </w:r>
+      <w:r>
+        <w:rPr>
+          <w:rFonts w:ascii="Times New Roman" w:eastAsia="Times New Roman" w:hAnsi="Times New Roman" w:cs="Times New Roman"/>
+          <w:sz w:val="24"/>
+          <w:szCs w:val="24"/>
+          <w:lang w:eastAsia="tr-TR"/>
+        </w:rPr>
+        <w:t xml:space="preserve"> doğru çalışıyorsa listede hiç yer almaz). Çıktıyı paylaş, kontrol edelim, sonra e-postayı gerçekten göndermeyi deneyeceğiz.</w:t>
+      </w:r>
+    </w:p>
+    <w:p>
+      <w:pPr>
+        <w:pStyle w:val="font-claude-response-body"/>
+      </w:pPr>
+      <w:r>
+        <w:drawing>
+          <wp:inline distT="0" distB="0" distL="0" distR="0" wp14:anchorId="489DD5AC" wp14:editId="27EC4BE3">
+            <wp:extent cx="3749365" cy="815411"/>
+            <wp:effectExtent l="0" t="0" r="3810" b="3810"/>
+            <wp:docPr id="10" name="Resim 10"/>
+            <wp:cNvGraphicFramePr>
+              <a:graphicFrameLocks xmlns:a="http://schemas.openxmlformats.org/drawingml/2006/main" noChangeAspect="1"/>
+            </wp:cNvGraphicFramePr>
+            <a:graphic xmlns:a="http://schemas.openxmlformats.org/drawingml/2006/main">
+              <a:graphicData uri="http://schemas.openxmlformats.org/drawingml/2006/picture">
+                <pic:pic xmlns:pic="http://schemas.openxmlformats.org/drawingml/2006/picture">
+                  <pic:nvPicPr>
+                    <pic:cNvPr id="0" name=""/>
+                    <pic:cNvPicPr/>
+                  </pic:nvPicPr>
+                  <pic:blipFill>
+                    <a:blip r:embed="rId19"/>
+                    <a:stretch>
+                      <a:fillRect/>
+                    </a:stretch>
+                  </pic:blipFill>
+                  <pic:spPr>
+                    <a:xfrm>
+                      <a:off x="0" y="0"/>
+                      <a:ext cx="3749365" cy="815411"/>
+                    </a:xfrm>
+                    <a:prstGeom prst="rect">
+                      <a:avLst/>
+                    </a:prstGeom>
+                  </pic:spPr>
+                </pic:pic>
+              </a:graphicData>
+            </a:graphic>
+          </wp:inline>
+        </w:drawing>
+      </w:r>
+    </w:p>
+    <w:p>
+      <w:pPr>
+        <w:pStyle w:val="font-claude-response-body"/>
+      </w:pPr>
+      <w:r>
+        <w:lastRenderedPageBreak/>
+        <w:t xml:space="preserve">Mükemmel — </w:t>
+      </w:r>
+      <w:r>
+        <w:rPr>
+          <w:rStyle w:val="HTMLKodu"/>
+          <w:b/>
+          <w:bCs/>
+        </w:rPr>
+        <w:t>.env</w:t>
+      </w:r>
+      <w:r>
+        <w:rPr>
+          <w:rStyle w:val="Gl"/>
+        </w:rPr>
+        <w:t xml:space="preserve"> dosyası görünmüyor</w:t>
+      </w:r>
+      <w:r>
+        <w:t xml:space="preserve">, "nothing to commit, working tree clean" diyor. </w:t>
+      </w:r>
+      <w:r>
+        <w:rPr>
+          <w:rStyle w:val="HTMLKodu"/>
+        </w:rPr>
+        <w:t>.gitignore</w:t>
+      </w:r>
+      <w:r>
+        <w:t xml:space="preserve"> tam istediğimiz gibi çalışıyor, şifren güvende, GitHub'a hiç gitmiyor.</w:t>
+      </w:r>
+    </w:p>
+    <w:p>
+      <w:pPr>
+        <w:pStyle w:val="Balk3"/>
+      </w:pPr>
+      <w:r>
+        <w:t>Adım 3 — E-postayı gerçekten gönder</w:t>
+      </w:r>
+    </w:p>
+    <w:p>
+      <w:pPr>
+        <w:pStyle w:val="font-claude-response-body"/>
+      </w:pPr>
+      <w:r>
+        <w:t xml:space="preserve">Şimdi </w:t>
+      </w:r>
+      <w:r>
+        <w:rPr>
+          <w:rStyle w:val="HTMLKodu"/>
+        </w:rPr>
+        <w:t>test_eposta_</w:t>
+      </w:r>
+      <w:proofErr w:type="gramStart"/>
+      <w:r>
+        <w:rPr>
+          <w:rStyle w:val="HTMLKodu"/>
+        </w:rPr>
+        <w:t>manuel.py</w:t>
+      </w:r>
+      <w:proofErr w:type="gramEnd"/>
+      <w:r>
+        <w:t xml:space="preserve"> dosyasını proje klasörüne indirip koyman lazım (daha önce sana vermiştim, eğer henüz koymadıysan).</w:t>
+      </w:r>
+    </w:p>
+    <w:p>
+      <w:pPr>
+        <w:pStyle w:val="font-claude-response-body"/>
+      </w:pPr>
+      <w:proofErr w:type="gramStart"/>
+      <w:r>
+        <w:rPr>
+          <w:rStyle w:val="Gl"/>
+        </w:rPr>
+        <w:t>Kontrol et — dosya orada mı:</w:t>
+      </w:r>
+      <w:proofErr w:type="gramEnd"/>
+    </w:p>
+    <w:p>
+      <w:r>
+        <w:t>powershell</w:t>
+      </w:r>
+    </w:p>
+    <w:p>
+      <w:pPr>
+        <w:pStyle w:val="HTMLncedenBiimlendirilmi"/>
+        <w:rPr>
+          <w:rFonts w:ascii="var(--font-mono)" w:hAnsi="var(--font-mono)"/>
+          <w:color w:val="EAECF0"/>
+        </w:rPr>
+      </w:pPr>
+      <w:r>
+        <w:rPr>
+          <w:rStyle w:val="HTMLKodu"/>
+          <w:rFonts w:ascii="var(--font-mono)" w:hAnsi="var(--font-mono)"/>
+          <w:color w:val="EAECF0"/>
+        </w:rPr>
+        <w:t>dir test_eposta_</w:t>
+      </w:r>
+      <w:proofErr w:type="gramStart"/>
+      <w:r>
+        <w:rPr>
+          <w:rStyle w:val="HTMLKodu"/>
+          <w:rFonts w:ascii="var(--font-mono)" w:hAnsi="var(--font-mono)"/>
+          <w:color w:val="EAECF0"/>
+        </w:rPr>
+        <w:t>manuel.py</w:t>
+      </w:r>
+      <w:proofErr w:type="gramEnd"/>
+    </w:p>
+    <w:p>
+      <w:pPr>
+        <w:pStyle w:val="font-claude-response-body"/>
+      </w:pPr>
+      <w:r>
+        <w:t>Eğer "bulunamadı" derse, önceki mesajlarımdan o dosyayı indirip proje klasörüne (</w:t>
+      </w:r>
+      <w:proofErr w:type="gramStart"/>
+      <w:r>
+        <w:t xml:space="preserve">diğer </w:t>
+      </w:r>
+      <w:r>
+        <w:rPr>
+          <w:rStyle w:val="HTMLKodu"/>
+        </w:rPr>
+        <w:t>.py</w:t>
+      </w:r>
+      <w:proofErr w:type="gramEnd"/>
+      <w:r>
+        <w:t xml:space="preserve"> dosyalarının yanına) koy.</w:t>
+      </w:r>
+    </w:p>
+    <w:p>
+      <w:pPr>
+        <w:pStyle w:val="font-claude-response-body"/>
+      </w:pPr>
+      <w:r>
+        <w:t>Dosya oradaysa, çalıştır:</w:t>
+      </w:r>
+    </w:p>
+    <w:p>
+      <w:r>
+        <w:t>powershell</w:t>
+      </w:r>
+    </w:p>
+    <w:p>
+      <w:pPr>
+        <w:pStyle w:val="HTMLncedenBiimlendirilmi"/>
+        <w:rPr>
+          <w:rFonts w:ascii="var(--font-mono)" w:hAnsi="var(--font-mono)"/>
+          <w:color w:val="EAECF0"/>
+        </w:rPr>
+      </w:pPr>
+      <w:r>
+        <w:rPr>
+          <w:rStyle w:val="HTMLKodu"/>
+          <w:rFonts w:ascii="var(--font-mono)" w:hAnsi="var(--font-mono)"/>
+          <w:color w:val="EAECF0"/>
+        </w:rPr>
+        <w:t>python test_eposta_</w:t>
+      </w:r>
+      <w:proofErr w:type="gramStart"/>
+      <w:r>
+        <w:rPr>
+          <w:rStyle w:val="HTMLKodu"/>
+          <w:rFonts w:ascii="var(--font-mono)" w:hAnsi="var(--font-mono)"/>
+          <w:color w:val="EAECF0"/>
+        </w:rPr>
+        <w:t>manuel.py</w:t>
+      </w:r>
+      <w:proofErr w:type="gramEnd"/>
+    </w:p>
+    <w:p>
+      <w:pPr>
+        <w:pStyle w:val="font-claude-response-body"/>
+      </w:pPr>
+      <w:r>
+        <w:t xml:space="preserve">Sana "Test e-postasının gönderileceği adres" diye soracak — </w:t>
+      </w:r>
+      <w:r>
+        <w:rPr>
+          <w:rStyle w:val="Gl"/>
+        </w:rPr>
+        <w:t>kendi mailini</w:t>
+      </w:r>
+      <w:r>
+        <w:t xml:space="preserve"> yaz (kendine test maili gönderiyoruz), Enter'a bas.</w:t>
+      </w:r>
+    </w:p>
+    <w:p>
+      <w:pPr>
+        <w:pStyle w:val="font-claude-response-body"/>
+      </w:pPr>
+      <w:r>
+        <w:t>Sonucu (✅ ya da ❌ ile başlayan mesajı) paylaş.</w:t>
+      </w:r>
+    </w:p>
+    <w:p>
+      <w:pPr>
+        <w:spacing w:before="100" w:beforeAutospacing="1" w:after="100" w:afterAutospacing="1" w:line="240" w:lineRule="auto"/>
+        <w:rPr>
+          <w:rFonts w:ascii="Times New Roman" w:eastAsia="Times New Roman" w:hAnsi="Times New Roman" w:cs="Times New Roman"/>
+          <w:sz w:val="24"/>
+          <w:szCs w:val="24"/>
+          <w:lang w:eastAsia="tr-TR"/>
+        </w:rPr>
+      </w:pPr>
+      <w:r>
+        <w:rPr>
+          <w:rFonts w:ascii="Times New Roman" w:eastAsia="Times New Roman" w:hAnsi="Times New Roman" w:cs="Times New Roman"/>
+          <w:sz w:val="24"/>
+          <w:szCs w:val="24"/>
+          <w:lang w:eastAsia="tr-TR"/>
+        </w:rPr>
+        <w:t>Dosya henüz orada değil, indirmemişsin. Onu şimdi tekrar oluşturup sana veriyorum:</w:t>
+      </w:r>
+    </w:p>
+    <w:p>
+      <w:pPr>
+        <w:spacing w:after="0" w:line="240" w:lineRule="auto"/>
+        <w:rPr>
+          <w:rFonts w:ascii="Times New Roman" w:eastAsia="Times New Roman" w:hAnsi="Times New Roman" w:cs="Times New Roman"/>
+          <w:sz w:val="24"/>
+          <w:szCs w:val="24"/>
+          <w:lang w:eastAsia="tr-TR"/>
+        </w:rPr>
+      </w:pPr>
+      <w:r>
+        <w:rPr>
+          <w:rFonts w:ascii="Times New Roman" w:eastAsia="Times New Roman" w:hAnsi="Times New Roman" w:cs="Times New Roman"/>
+          <w:sz w:val="24"/>
+          <w:szCs w:val="24"/>
+          <w:lang w:eastAsia="tr-TR"/>
+        </w:rPr>
+        <w:t>Ran a command, read a file</w:t>
+      </w:r>
+    </w:p>
+    <w:p>
+      <w:pPr>
+        <w:spacing w:before="100" w:beforeAutospacing="1" w:after="100" w:afterAutospacing="1" w:line="240" w:lineRule="auto"/>
+        <w:rPr>
+          <w:rFonts w:ascii="Times New Roman" w:eastAsia="Times New Roman" w:hAnsi="Times New Roman" w:cs="Times New Roman"/>
+          <w:sz w:val="24"/>
+          <w:szCs w:val="24"/>
+          <w:lang w:eastAsia="tr-TR"/>
+        </w:rPr>
+      </w:pPr>
+      <w:r>
+        <w:rPr>
+          <w:rFonts w:ascii="Times New Roman" w:eastAsia="Times New Roman" w:hAnsi="Times New Roman" w:cs="Times New Roman"/>
+          <w:sz w:val="24"/>
+          <w:szCs w:val="24"/>
+          <w:lang w:eastAsia="tr-TR"/>
+        </w:rPr>
+        <w:t xml:space="preserve">Yukarıdaki dosya kartına tıklayıp </w:t>
+      </w:r>
+      <w:r>
+        <w:rPr>
+          <w:rFonts w:ascii="Times New Roman" w:eastAsia="Times New Roman" w:hAnsi="Times New Roman" w:cs="Times New Roman"/>
+          <w:b/>
+          <w:bCs/>
+          <w:sz w:val="24"/>
+          <w:szCs w:val="24"/>
+          <w:lang w:eastAsia="tr-TR"/>
+        </w:rPr>
+        <w:t>indir</w:t>
+      </w:r>
+      <w:r>
+        <w:rPr>
+          <w:rFonts w:ascii="Times New Roman" w:eastAsia="Times New Roman" w:hAnsi="Times New Roman" w:cs="Times New Roman"/>
+          <w:sz w:val="24"/>
+          <w:szCs w:val="24"/>
+          <w:lang w:eastAsia="tr-TR"/>
+        </w:rPr>
+        <w:t>, sonra proje ana klasörüne (</w:t>
+      </w:r>
+      <w:proofErr w:type="gramStart"/>
+      <w:r>
+        <w:rPr>
+          <w:rFonts w:ascii="Courier New" w:eastAsia="Times New Roman" w:hAnsi="Courier New" w:cs="Courier New"/>
+          <w:sz w:val="20"/>
+          <w:szCs w:val="20"/>
+          <w:lang w:eastAsia="tr-TR"/>
+        </w:rPr>
+        <w:t>veritabani.py</w:t>
+      </w:r>
+      <w:proofErr w:type="gramEnd"/>
+      <w:r>
+        <w:rPr>
+          <w:rFonts w:ascii="Times New Roman" w:eastAsia="Times New Roman" w:hAnsi="Times New Roman" w:cs="Times New Roman"/>
+          <w:sz w:val="24"/>
+          <w:szCs w:val="24"/>
+          <w:lang w:eastAsia="tr-TR"/>
+        </w:rPr>
+        <w:t xml:space="preserve">, </w:t>
+      </w:r>
+      <w:r>
+        <w:rPr>
+          <w:rFonts w:ascii="Courier New" w:eastAsia="Times New Roman" w:hAnsi="Courier New" w:cs="Courier New"/>
+          <w:sz w:val="20"/>
+          <w:szCs w:val="20"/>
+          <w:lang w:eastAsia="tr-TR"/>
+        </w:rPr>
+        <w:t>app.py</w:t>
+      </w:r>
+      <w:r>
+        <w:rPr>
+          <w:rFonts w:ascii="Times New Roman" w:eastAsia="Times New Roman" w:hAnsi="Times New Roman" w:cs="Times New Roman"/>
+          <w:sz w:val="24"/>
+          <w:szCs w:val="24"/>
+          <w:lang w:eastAsia="tr-TR"/>
+        </w:rPr>
+        <w:t xml:space="preserve"> gibi dosyaların olduğu yere) taşı/kaydet.</w:t>
+      </w:r>
+    </w:p>
+    <w:p>
+      <w:pPr>
+        <w:spacing w:before="100" w:beforeAutospacing="1" w:after="100" w:afterAutospacing="1" w:line="240" w:lineRule="auto"/>
+        <w:rPr>
+          <w:rFonts w:ascii="Times New Roman" w:eastAsia="Times New Roman" w:hAnsi="Times New Roman" w:cs="Times New Roman"/>
+          <w:sz w:val="24"/>
+          <w:szCs w:val="24"/>
+          <w:lang w:eastAsia="tr-TR"/>
+        </w:rPr>
+      </w:pPr>
+      <w:r>
+        <w:rPr>
+          <w:rFonts w:ascii="Times New Roman" w:eastAsia="Times New Roman" w:hAnsi="Times New Roman" w:cs="Times New Roman"/>
+          <w:sz w:val="24"/>
+          <w:szCs w:val="24"/>
+          <w:lang w:eastAsia="tr-TR"/>
+        </w:rPr>
+        <w:t>Kaydettikten sonra tekrar dene:</w:t>
+      </w:r>
+    </w:p>
+    <w:p>
+      <w:pPr>
+        <w:spacing w:after="0" w:line="240" w:lineRule="auto"/>
+        <w:rPr>
+          <w:rFonts w:ascii="Times New Roman" w:eastAsia="Times New Roman" w:hAnsi="Times New Roman" w:cs="Times New Roman"/>
+          <w:sz w:val="24"/>
+          <w:szCs w:val="24"/>
+          <w:lang w:eastAsia="tr-TR"/>
+        </w:rPr>
+      </w:pPr>
+      <w:r>
+        <w:rPr>
+          <w:rFonts w:ascii="Times New Roman" w:eastAsia="Times New Roman" w:hAnsi="Times New Roman" w:cs="Times New Roman"/>
+          <w:sz w:val="24"/>
+          <w:szCs w:val="24"/>
+          <w:lang w:eastAsia="tr-TR"/>
+        </w:rPr>
+        <w:t>powershell</w:t>
+      </w:r>
+    </w:p>
+    <w:p>
+      <w:pPr>
+        <w:tabs>
+          <w:tab w:val="left" w:pos="916"/>
+          <w:tab w:val="left" w:pos="1832"/>
+          <w:tab w:val="left" w:pos="2748"/>
+          <w:tab w:val="left" w:pos="3664"/>
+          <w:tab w:val="left" w:pos="4580"/>
+          <w:tab w:val="left" w:pos="5496"/>
+          <w:tab w:val="left" w:pos="6412"/>
+          <w:tab w:val="left" w:pos="7328"/>
+          <w:tab w:val="left" w:pos="8244"/>
+          <w:tab w:val="left" w:pos="9160"/>
+          <w:tab w:val="left" w:pos="10076"/>
+          <w:tab w:val="left" w:pos="10992"/>
+          <w:tab w:val="left" w:pos="11908"/>
+          <w:tab w:val="left" w:pos="12824"/>
+          <w:tab w:val="left" w:pos="13740"/>
+          <w:tab w:val="left" w:pos="14656"/>
+        </w:tabs>
+        <w:spacing w:after="0" w:line="240" w:lineRule="auto"/>
+        <w:rPr>
+          <w:rFonts w:ascii="var(--font-mono)" w:eastAsia="Times New Roman" w:hAnsi="var(--font-mono)" w:cs="Courier New"/>
+          <w:color w:val="EAECF0"/>
+          <w:sz w:val="20"/>
+          <w:szCs w:val="20"/>
+          <w:lang w:eastAsia="tr-TR"/>
+        </w:rPr>
+      </w:pPr>
+      <w:r>
+        <w:rPr>
+          <w:rFonts w:ascii="var(--font-mono)" w:eastAsia="Times New Roman" w:hAnsi="var(--font-mono)" w:cs="Courier New"/>
+          <w:color w:val="EAECF0"/>
+          <w:sz w:val="20"/>
+          <w:szCs w:val="20"/>
+          <w:lang w:eastAsia="tr-TR"/>
+        </w:rPr>
+        <w:t>dir test_eposta_</w:t>
+      </w:r>
+      <w:proofErr w:type="gramStart"/>
+      <w:r>
+        <w:rPr>
+          <w:rFonts w:ascii="var(--font-mono)" w:eastAsia="Times New Roman" w:hAnsi="var(--font-mono)" w:cs="Courier New"/>
+          <w:color w:val="EAECF0"/>
+          <w:sz w:val="20"/>
+          <w:szCs w:val="20"/>
+          <w:lang w:eastAsia="tr-TR"/>
+        </w:rPr>
+        <w:t>manuel.py</w:t>
+      </w:r>
+      <w:proofErr w:type="gramEnd"/>
+    </w:p>
+    <w:p>
+      <w:pPr>
+        <w:spacing w:before="100" w:beforeAutospacing="1" w:after="100" w:afterAutospacing="1" w:line="240" w:lineRule="auto"/>
+        <w:rPr>
+          <w:rFonts w:ascii="Times New Roman" w:eastAsia="Times New Roman" w:hAnsi="Times New Roman" w:cs="Times New Roman"/>
+          <w:sz w:val="24"/>
+          <w:szCs w:val="24"/>
+          <w:lang w:eastAsia="tr-TR"/>
+        </w:rPr>
+      </w:pPr>
+      <w:r>
+        <w:rPr>
+          <w:rFonts w:ascii="Times New Roman" w:eastAsia="Times New Roman" w:hAnsi="Times New Roman" w:cs="Times New Roman"/>
+          <w:sz w:val="24"/>
+          <w:szCs w:val="24"/>
+          <w:lang w:eastAsia="tr-TR"/>
+        </w:rPr>
+        <w:t>Bu sefer dosyayı bulmalı. Bulunca:</w:t>
+      </w:r>
+    </w:p>
+    <w:p>
+      <w:pPr>
+        <w:spacing w:after="0" w:line="240" w:lineRule="auto"/>
+        <w:rPr>
+          <w:rFonts w:ascii="Times New Roman" w:eastAsia="Times New Roman" w:hAnsi="Times New Roman" w:cs="Times New Roman"/>
+          <w:sz w:val="24"/>
+          <w:szCs w:val="24"/>
+          <w:lang w:eastAsia="tr-TR"/>
+        </w:rPr>
+      </w:pPr>
+      <w:r>
+        <w:rPr>
+          <w:rFonts w:ascii="Times New Roman" w:eastAsia="Times New Roman" w:hAnsi="Times New Roman" w:cs="Times New Roman"/>
+          <w:sz w:val="24"/>
+          <w:szCs w:val="24"/>
+          <w:lang w:eastAsia="tr-TR"/>
+        </w:rPr>
+        <w:t>powershell</w:t>
+      </w:r>
+    </w:p>
+    <w:p>
+      <w:pPr>
+        <w:tabs>
+          <w:tab w:val="left" w:pos="916"/>
+          <w:tab w:val="left" w:pos="1832"/>
+          <w:tab w:val="left" w:pos="2748"/>
+          <w:tab w:val="left" w:pos="3664"/>
+          <w:tab w:val="left" w:pos="4580"/>
+          <w:tab w:val="left" w:pos="5496"/>
+          <w:tab w:val="left" w:pos="6412"/>
+          <w:tab w:val="left" w:pos="7328"/>
+          <w:tab w:val="left" w:pos="8244"/>
+          <w:tab w:val="left" w:pos="9160"/>
+          <w:tab w:val="left" w:pos="10076"/>
+          <w:tab w:val="left" w:pos="10992"/>
+          <w:tab w:val="left" w:pos="11908"/>
+          <w:tab w:val="left" w:pos="12824"/>
+          <w:tab w:val="left" w:pos="13740"/>
+          <w:tab w:val="left" w:pos="14656"/>
+        </w:tabs>
+        <w:spacing w:after="0" w:line="240" w:lineRule="auto"/>
+        <w:rPr>
+          <w:rFonts w:ascii="var(--font-mono)" w:eastAsia="Times New Roman" w:hAnsi="var(--font-mono)" w:cs="Courier New"/>
+          <w:color w:val="EAECF0"/>
+          <w:sz w:val="20"/>
+          <w:szCs w:val="20"/>
+          <w:lang w:eastAsia="tr-TR"/>
+        </w:rPr>
+      </w:pPr>
+      <w:r>
+        <w:rPr>
+          <w:rFonts w:ascii="var(--font-mono)" w:eastAsia="Times New Roman" w:hAnsi="var(--font-mono)" w:cs="Courier New"/>
+          <w:color w:val="EAECF0"/>
+          <w:sz w:val="20"/>
+          <w:szCs w:val="20"/>
+          <w:lang w:eastAsia="tr-TR"/>
+        </w:rPr>
+        <w:t>python test_eposta_</w:t>
+      </w:r>
+      <w:proofErr w:type="gramStart"/>
+      <w:r>
+        <w:rPr>
+          <w:rFonts w:ascii="var(--font-mono)" w:eastAsia="Times New Roman" w:hAnsi="var(--font-mono)" w:cs="Courier New"/>
+          <w:color w:val="EAECF0"/>
+          <w:sz w:val="20"/>
+          <w:szCs w:val="20"/>
+          <w:lang w:eastAsia="tr-TR"/>
+        </w:rPr>
+        <w:t>manuel.py</w:t>
+      </w:r>
+      <w:proofErr w:type="gramEnd"/>
+    </w:p>
+    <w:p>
+      <w:pPr>
+        <w:spacing w:before="100" w:beforeAutospacing="1" w:after="100" w:afterAutospacing="1" w:line="240" w:lineRule="auto"/>
+        <w:rPr>
+          <w:rFonts w:ascii="Times New Roman" w:eastAsia="Times New Roman" w:hAnsi="Times New Roman" w:cs="Times New Roman"/>
+          <w:sz w:val="24"/>
+          <w:szCs w:val="24"/>
+          <w:lang w:eastAsia="tr-TR"/>
+        </w:rPr>
+      </w:pPr>
+      <w:r>
+        <w:rPr>
+          <w:rFonts w:ascii="Times New Roman" w:eastAsia="Times New Roman" w:hAnsi="Times New Roman" w:cs="Times New Roman"/>
+          <w:sz w:val="24"/>
+          <w:szCs w:val="24"/>
+          <w:lang w:eastAsia="tr-TR"/>
+        </w:rPr>
+        <w:t>Kendi mailini yaz, sonucu paylaş.</w:t>
+      </w:r>
+    </w:p>
+    <w:p>
+      <w:pPr>
+        <w:spacing w:after="0" w:line="240" w:lineRule="auto"/>
+        <w:rPr>
+          <w:rFonts w:ascii="Times New Roman" w:eastAsia="Times New Roman" w:hAnsi="Times New Roman" w:cs="Times New Roman"/>
+          <w:sz w:val="24"/>
+          <w:szCs w:val="24"/>
+          <w:lang w:eastAsia="tr-TR"/>
+        </w:rPr>
+      </w:pPr>
+      <w:r>
+        <w:rPr>
+          <w:rFonts w:ascii="Times New Roman" w:eastAsia="Times New Roman" w:hAnsi="Times New Roman" w:cs="Times New Roman"/>
+          <w:sz w:val="24"/>
+          <w:szCs w:val="24"/>
+          <w:lang w:eastAsia="tr-TR"/>
+        </w:rPr>
+        <w:t>Test eposta manuel</w:t>
+      </w:r>
+    </w:p>
+    <w:p>
+      <w:pPr>
+        <w:spacing w:after="0" w:line="240" w:lineRule="auto"/>
+        <w:rPr>
+          <w:rFonts w:ascii="Times New Roman" w:eastAsia="Times New Roman" w:hAnsi="Times New Roman" w:cs="Times New Roman"/>
+          <w:sz w:val="24"/>
+          <w:szCs w:val="24"/>
+          <w:lang w:eastAsia="tr-TR"/>
+        </w:rPr>
+      </w:pPr>
+      <w:r>
+        <w:rPr>
+          <w:rFonts w:ascii="Times New Roman" w:eastAsia="Times New Roman" w:hAnsi="Times New Roman" w:cs="Times New Roman"/>
+          <w:sz w:val="24"/>
+          <w:szCs w:val="24"/>
+          <w:lang w:eastAsia="tr-TR"/>
+        </w:rPr>
+        <w:t>PY </w:t>
+      </w:r>
+    </w:p>
+    <w:p>
+      <w:pPr>
+        <w:pStyle w:val="font-claude-response-body"/>
+      </w:pPr>
+      <w:r>
+        <w:lastRenderedPageBreak/>
+        <w:drawing>
+          <wp:inline distT="0" distB="0" distL="0" distR="0" wp14:anchorId="00EC81BC" wp14:editId="6138B6E8">
+            <wp:extent cx="5760720" cy="4194681"/>
+            <wp:effectExtent l="0" t="0" r="0" b="0"/>
+            <wp:docPr id="11" name="Resim 11"/>
+            <wp:cNvGraphicFramePr>
+              <a:graphicFrameLocks xmlns:a="http://schemas.openxmlformats.org/drawingml/2006/main" noChangeAspect="1"/>
+            </wp:cNvGraphicFramePr>
+            <a:graphic xmlns:a="http://schemas.openxmlformats.org/drawingml/2006/main">
+              <a:graphicData uri="http://schemas.openxmlformats.org/drawingml/2006/picture">
+                <pic:pic xmlns:pic="http://schemas.openxmlformats.org/drawingml/2006/picture">
+                  <pic:nvPicPr>
+                    <pic:cNvPr id="0" name=""/>
+                    <pic:cNvPicPr/>
+                  </pic:nvPicPr>
+                  <pic:blipFill>
+                    <a:blip r:embed="rId20"/>
+                    <a:stretch>
+                      <a:fillRect/>
+                    </a:stretch>
+                  </pic:blipFill>
+                  <pic:spPr>
+                    <a:xfrm>
+                      <a:off x="0" y="0"/>
+                      <a:ext cx="5760720" cy="4194681"/>
+                    </a:xfrm>
+                    <a:prstGeom prst="rect">
+                      <a:avLst/>
+                    </a:prstGeom>
+                  </pic:spPr>
+                </pic:pic>
+              </a:graphicData>
+            </a:graphic>
+          </wp:inline>
+        </w:drawing>
+      </w:r>
+    </w:p>
+    <w:p>
+      <w:pPr>
+        <w:spacing w:before="100" w:beforeAutospacing="1" w:after="100" w:afterAutospacing="1" w:line="240" w:lineRule="auto"/>
+        <w:rPr>
+          <w:rFonts w:ascii="Times New Roman" w:eastAsia="Times New Roman" w:hAnsi="Times New Roman" w:cs="Times New Roman"/>
+          <w:sz w:val="24"/>
+          <w:szCs w:val="24"/>
+          <w:lang w:eastAsia="tr-TR"/>
+        </w:rPr>
+      </w:pPr>
+      <w:r>
+        <w:rPr>
+          <w:rFonts w:ascii="Times New Roman" w:eastAsia="Times New Roman" w:hAnsi="Times New Roman" w:cs="Times New Roman"/>
+          <w:sz w:val="24"/>
+          <w:szCs w:val="24"/>
+          <w:lang w:eastAsia="tr-TR"/>
+        </w:rPr>
+        <w:t>Mükemmel — e-posta gerçekten gönderildi ve ulaştı. Bu, sadece kodun mantığının doğru olduğunu değil, gerçek SMTP bağlantısının, kimlik doğrulamasının ve gönderiminin uçtan uca çalıştığını kanıtlıyor.</w:t>
+      </w:r>
+    </w:p>
+    <w:p>
+      <w:pPr>
+        <w:spacing w:before="100" w:beforeAutospacing="1" w:after="100" w:afterAutospacing="1" w:line="240" w:lineRule="auto"/>
+        <w:outlineLvl w:val="2"/>
+        <w:rPr>
+          <w:rFonts w:ascii="Times New Roman" w:eastAsia="Times New Roman" w:hAnsi="Times New Roman" w:cs="Times New Roman"/>
+          <w:b/>
+          <w:bCs/>
+          <w:sz w:val="27"/>
+          <w:szCs w:val="27"/>
+          <w:lang w:eastAsia="tr-TR"/>
+        </w:rPr>
+      </w:pPr>
+      <w:r>
+        <w:rPr>
+          <w:rFonts w:ascii="Times New Roman" w:eastAsia="Times New Roman" w:hAnsi="Times New Roman" w:cs="Times New Roman"/>
+          <w:b/>
+          <w:bCs/>
+          <w:sz w:val="27"/>
+          <w:szCs w:val="27"/>
+          <w:lang w:eastAsia="tr-TR"/>
+        </w:rPr>
+        <w:t>3 madde de tamamlandı ✅</w:t>
+      </w:r>
+    </w:p>
+    <w:tbl>
+      <w:tblPr>
+        <w:tblW w:w="0" w:type="auto"/>
+        <w:tblCellSpacing w:w="15" w:type="dxa"/>
+        <w:tblCellMar>
+          <w:top w:w="15" w:type="dxa"/>
+          <w:left w:w="15" w:type="dxa"/>
+          <w:bottom w:w="15" w:type="dxa"/>
+          <w:right w:w="15" w:type="dxa"/>
+        </w:tblCellMar>
+        <w:tblLook w:val="04A0" w:firstRow="1" w:lastRow="0" w:firstColumn="1" w:lastColumn="0" w:noHBand="0" w:noVBand="1"/>
+      </w:tblPr>
+      <w:tblGrid>
+        <w:gridCol w:w="2808"/>
+        <w:gridCol w:w="6218"/>
+      </w:tblGrid>
+      <w:tr>
+        <w:trPr>
+          <w:tblHeader/>
+          <w:tblCellSpacing w:w="15" w:type="dxa"/>
+        </w:trPr>
+        <w:tc>
+          <w:tcPr>
+            <w:tcW w:w="0" w:type="auto"/>
+            <w:vAlign w:val="center"/>
+            <w:hideMark/>
+          </w:tcPr>
+          <w:p>
+            <w:pPr>
+              <w:spacing w:after="0" w:line="240" w:lineRule="auto"/>
+              <w:jc w:val="center"/>
+              <w:rPr>
+                <w:rFonts w:ascii="Times New Roman" w:eastAsia="Times New Roman" w:hAnsi="Times New Roman" w:cs="Times New Roman"/>
+                <w:b/>
+                <w:bCs/>
+                <w:sz w:val="24"/>
+                <w:szCs w:val="24"/>
+                <w:lang w:eastAsia="tr-TR"/>
+              </w:rPr>
+            </w:pPr>
+            <w:r>
+              <w:rPr>
+                <w:rFonts w:ascii="Times New Roman" w:eastAsia="Times New Roman" w:hAnsi="Times New Roman" w:cs="Times New Roman"/>
+                <w:b/>
+                <w:bCs/>
+                <w:sz w:val="24"/>
+                <w:szCs w:val="24"/>
+                <w:lang w:eastAsia="tr-TR"/>
+              </w:rPr>
+              <w:t>Madde</w:t>
+            </w:r>
+          </w:p>
+        </w:tc>
+        <w:tc>
+          <w:tcPr>
+            <w:tcW w:w="0" w:type="auto"/>
+            <w:vAlign w:val="center"/>
+            <w:hideMark/>
+          </w:tcPr>
+          <w:p>
+            <w:pPr>
+              <w:spacing w:after="0" w:line="240" w:lineRule="auto"/>
+              <w:jc w:val="center"/>
+              <w:rPr>
+                <w:rFonts w:ascii="Times New Roman" w:eastAsia="Times New Roman" w:hAnsi="Times New Roman" w:cs="Times New Roman"/>
+                <w:b/>
+                <w:bCs/>
+                <w:sz w:val="24"/>
+                <w:szCs w:val="24"/>
+                <w:lang w:eastAsia="tr-TR"/>
+              </w:rPr>
+            </w:pPr>
+            <w:r>
+              <w:rPr>
+                <w:rFonts w:ascii="Times New Roman" w:eastAsia="Times New Roman" w:hAnsi="Times New Roman" w:cs="Times New Roman"/>
+                <w:b/>
+                <w:bCs/>
+                <w:sz w:val="24"/>
+                <w:szCs w:val="24"/>
+                <w:lang w:eastAsia="tr-TR"/>
+              </w:rPr>
+              <w:t>Durum</w:t>
+            </w:r>
+          </w:p>
+        </w:tc>
+      </w:tr>
+      <w:tr>
+        <w:trPr>
+          <w:tblCellSpacing w:w="15" w:type="dxa"/>
+        </w:trPr>
+        <w:tc>
+          <w:tcPr>
+            <w:tcW w:w="0" w:type="auto"/>
+            <w:vAlign w:val="center"/>
+            <w:hideMark/>
+          </w:tcPr>
+          <w:p>
+            <w:pPr>
+              <w:spacing w:after="0" w:line="240" w:lineRule="auto"/>
+              <w:rPr>
+                <w:rFonts w:ascii="Times New Roman" w:eastAsia="Times New Roman" w:hAnsi="Times New Roman" w:cs="Times New Roman"/>
+                <w:sz w:val="24"/>
+                <w:szCs w:val="24"/>
+                <w:lang w:eastAsia="tr-TR"/>
+              </w:rPr>
+            </w:pPr>
+            <w:r>
+              <w:rPr>
+                <w:rFonts w:ascii="Times New Roman" w:eastAsia="Times New Roman" w:hAnsi="Times New Roman" w:cs="Times New Roman"/>
+                <w:sz w:val="24"/>
+                <w:szCs w:val="24"/>
+                <w:lang w:eastAsia="tr-TR"/>
+              </w:rPr>
+              <w:t>1. Git + GitHub + CI/CD</w:t>
+            </w:r>
+          </w:p>
+        </w:tc>
+        <w:tc>
+          <w:tcPr>
+            <w:tcW w:w="0" w:type="auto"/>
+            <w:vAlign w:val="center"/>
+            <w:hideMark/>
+          </w:tcPr>
+          <w:p>
+            <w:pPr>
+              <w:spacing w:after="0" w:line="240" w:lineRule="auto"/>
+              <w:rPr>
+                <w:rFonts w:ascii="Times New Roman" w:eastAsia="Times New Roman" w:hAnsi="Times New Roman" w:cs="Times New Roman"/>
+                <w:sz w:val="24"/>
+                <w:szCs w:val="24"/>
+                <w:lang w:eastAsia="tr-TR"/>
+              </w:rPr>
+            </w:pPr>
+            <w:r>
+              <w:rPr>
+                <w:rFonts w:ascii="Times New Roman" w:eastAsia="Times New Roman" w:hAnsi="Times New Roman" w:cs="Times New Roman"/>
+                <w:sz w:val="24"/>
+                <w:szCs w:val="24"/>
+                <w:lang w:eastAsia="tr-TR"/>
+              </w:rPr>
+              <w:t>✅ Push edildi, Actions'ta testler otomatik çalışıyor (29/29 geçti)</w:t>
+            </w:r>
+          </w:p>
+        </w:tc>
+      </w:tr>
+      <w:tr>
+        <w:trPr>
+          <w:tblCellSpacing w:w="15" w:type="dxa"/>
+        </w:trPr>
+        <w:tc>
+          <w:tcPr>
+            <w:tcW w:w="0" w:type="auto"/>
+            <w:vAlign w:val="center"/>
+            <w:hideMark/>
+          </w:tcPr>
+          <w:p>
+            <w:pPr>
+              <w:spacing w:after="0" w:line="240" w:lineRule="auto"/>
+              <w:rPr>
+                <w:rFonts w:ascii="Times New Roman" w:eastAsia="Times New Roman" w:hAnsi="Times New Roman" w:cs="Times New Roman"/>
+                <w:sz w:val="24"/>
+                <w:szCs w:val="24"/>
+                <w:lang w:eastAsia="tr-TR"/>
+              </w:rPr>
+            </w:pPr>
+            <w:r>
+              <w:rPr>
+                <w:rFonts w:ascii="Times New Roman" w:eastAsia="Times New Roman" w:hAnsi="Times New Roman" w:cs="Times New Roman"/>
+                <w:sz w:val="24"/>
+                <w:szCs w:val="24"/>
+                <w:lang w:eastAsia="tr-TR"/>
+              </w:rPr>
+              <w:t>2. Gerçek e-posta gönderimi</w:t>
+            </w:r>
+          </w:p>
+        </w:tc>
+        <w:tc>
+          <w:tcPr>
+            <w:tcW w:w="0" w:type="auto"/>
+            <w:vAlign w:val="center"/>
+            <w:hideMark/>
+          </w:tcPr>
+          <w:p>
+            <w:pPr>
+              <w:spacing w:after="0" w:line="240" w:lineRule="auto"/>
+              <w:rPr>
+                <w:rFonts w:ascii="Times New Roman" w:eastAsia="Times New Roman" w:hAnsi="Times New Roman" w:cs="Times New Roman"/>
+                <w:sz w:val="24"/>
+                <w:szCs w:val="24"/>
+                <w:lang w:eastAsia="tr-TR"/>
+              </w:rPr>
+            </w:pPr>
+            <w:r>
+              <w:rPr>
+                <w:rFonts w:ascii="Times New Roman" w:eastAsia="Times New Roman" w:hAnsi="Times New Roman" w:cs="Times New Roman"/>
+                <w:sz w:val="24"/>
+                <w:szCs w:val="24"/>
+                <w:lang w:eastAsia="tr-TR"/>
+              </w:rPr>
+              <w:t>✅ Test edildi, mail gerçekten ulaştı</w:t>
+            </w:r>
+          </w:p>
+        </w:tc>
+      </w:tr>
+      <w:tr>
+        <w:trPr>
+          <w:tblCellSpacing w:w="15" w:type="dxa"/>
+        </w:trPr>
+        <w:tc>
+          <w:tcPr>
+            <w:tcW w:w="0" w:type="auto"/>
+            <w:vAlign w:val="center"/>
+            <w:hideMark/>
+          </w:tcPr>
+          <w:p>
+            <w:pPr>
+              <w:spacing w:after="0" w:line="240" w:lineRule="auto"/>
+              <w:rPr>
+                <w:rFonts w:ascii="Times New Roman" w:eastAsia="Times New Roman" w:hAnsi="Times New Roman" w:cs="Times New Roman"/>
+                <w:sz w:val="24"/>
+                <w:szCs w:val="24"/>
+                <w:lang w:eastAsia="tr-TR"/>
+              </w:rPr>
+            </w:pPr>
+            <w:r>
+              <w:rPr>
+                <w:rFonts w:ascii="Times New Roman" w:eastAsia="Times New Roman" w:hAnsi="Times New Roman" w:cs="Times New Roman"/>
+                <w:sz w:val="24"/>
+                <w:szCs w:val="24"/>
+                <w:lang w:eastAsia="tr-TR"/>
+              </w:rPr>
+              <w:t>4. SQLite/PostgreSQL notu</w:t>
+            </w:r>
+          </w:p>
+        </w:tc>
+        <w:tc>
+          <w:tcPr>
+            <w:tcW w:w="0" w:type="auto"/>
+            <w:vAlign w:val="center"/>
+            <w:hideMark/>
+          </w:tcPr>
+          <w:p>
+            <w:pPr>
+              <w:spacing w:after="0" w:line="240" w:lineRule="auto"/>
+              <w:rPr>
+                <w:rFonts w:ascii="Times New Roman" w:eastAsia="Times New Roman" w:hAnsi="Times New Roman" w:cs="Times New Roman"/>
+                <w:sz w:val="24"/>
+                <w:szCs w:val="24"/>
+                <w:lang w:eastAsia="tr-TR"/>
+              </w:rPr>
+            </w:pPr>
+            <w:r>
+              <w:rPr>
+                <w:rFonts w:ascii="Times New Roman" w:eastAsia="Times New Roman" w:hAnsi="Times New Roman" w:cs="Times New Roman"/>
+                <w:sz w:val="24"/>
+                <w:szCs w:val="24"/>
+                <w:lang w:eastAsia="tr-TR"/>
+              </w:rPr>
+              <w:t xml:space="preserve">✅ </w:t>
+            </w:r>
+            <w:r>
+              <w:rPr>
+                <w:rFonts w:ascii="Courier New" w:eastAsia="Times New Roman" w:hAnsi="Courier New" w:cs="Courier New"/>
+                <w:sz w:val="20"/>
+                <w:szCs w:val="20"/>
+                <w:lang w:eastAsia="tr-TR"/>
+              </w:rPr>
+              <w:t>bilinen_</w:t>
+            </w:r>
+            <w:proofErr w:type="gramStart"/>
+            <w:r>
+              <w:rPr>
+                <w:rFonts w:ascii="Courier New" w:eastAsia="Times New Roman" w:hAnsi="Courier New" w:cs="Courier New"/>
+                <w:sz w:val="20"/>
+                <w:szCs w:val="20"/>
+                <w:lang w:eastAsia="tr-TR"/>
+              </w:rPr>
+              <w:t>sinirlamalar.md</w:t>
+            </w:r>
+            <w:proofErr w:type="gramEnd"/>
+            <w:r>
+              <w:rPr>
+                <w:rFonts w:ascii="Times New Roman" w:eastAsia="Times New Roman" w:hAnsi="Times New Roman" w:cs="Times New Roman"/>
+                <w:sz w:val="24"/>
+                <w:szCs w:val="24"/>
+                <w:lang w:eastAsia="tr-TR"/>
+              </w:rPr>
+              <w:t xml:space="preserve"> hazır, raporuna eklenebilir</w:t>
+            </w:r>
+          </w:p>
+        </w:tc>
+      </w:tr>
+    </w:tbl>
+    <w:p>
+      <w:pPr>
+        <w:spacing w:before="100" w:beforeAutospacing="1" w:after="100" w:afterAutospacing="1" w:line="240" w:lineRule="auto"/>
+        <w:outlineLvl w:val="2"/>
+        <w:rPr>
+          <w:rFonts w:ascii="Times New Roman" w:eastAsia="Times New Roman" w:hAnsi="Times New Roman" w:cs="Times New Roman"/>
+          <w:b/>
+          <w:bCs/>
+          <w:sz w:val="27"/>
+          <w:szCs w:val="27"/>
+          <w:lang w:eastAsia="tr-TR"/>
+        </w:rPr>
+      </w:pPr>
+      <w:r>
+        <w:rPr>
+          <w:rFonts w:ascii="Times New Roman" w:eastAsia="Times New Roman" w:hAnsi="Times New Roman" w:cs="Times New Roman"/>
+          <w:b/>
+          <w:bCs/>
+          <w:sz w:val="27"/>
+          <w:szCs w:val="27"/>
+          <w:lang w:eastAsia="tr-TR"/>
+        </w:rPr>
+        <w:t>Şu an nerede duruyorsun — gerçekçi bir özet</w:t>
+      </w:r>
+    </w:p>
+    <w:p>
+      <w:pPr>
+        <w:spacing w:before="100" w:beforeAutospacing="1" w:after="100" w:afterAutospacing="1" w:line="240" w:lineRule="auto"/>
+        <w:rPr>
+          <w:rFonts w:ascii="Times New Roman" w:eastAsia="Times New Roman" w:hAnsi="Times New Roman" w:cs="Times New Roman"/>
+          <w:sz w:val="24"/>
+          <w:szCs w:val="24"/>
+          <w:lang w:eastAsia="tr-TR"/>
+        </w:rPr>
+      </w:pPr>
+      <w:r>
+        <w:rPr>
+          <w:rFonts w:ascii="Times New Roman" w:eastAsia="Times New Roman" w:hAnsi="Times New Roman" w:cs="Times New Roman"/>
+          <w:sz w:val="24"/>
+          <w:szCs w:val="24"/>
+          <w:lang w:eastAsia="tr-TR"/>
+        </w:rPr>
+        <w:t>Staja "if-else'den ibaret" eleştirisiyle başlayan bir proje, şimdi:</w:t>
+      </w:r>
+    </w:p>
+    <w:p>
+      <w:pPr>
+        <w:numPr>
+          <w:ilvl w:val="0"/>
+          <w:numId w:val="46"/>
+        </w:numPr>
+        <w:spacing w:before="100" w:beforeAutospacing="1" w:after="100" w:afterAutospacing="1" w:line="240" w:lineRule="auto"/>
+        <w:rPr>
+          <w:rFonts w:ascii="Times New Roman" w:eastAsia="Times New Roman" w:hAnsi="Times New Roman" w:cs="Times New Roman"/>
+          <w:sz w:val="24"/>
+          <w:szCs w:val="24"/>
+          <w:lang w:eastAsia="tr-TR"/>
+        </w:rPr>
+      </w:pPr>
+      <w:r>
+        <w:rPr>
+          <w:rFonts w:ascii="Times New Roman" w:eastAsia="Times New Roman" w:hAnsi="Times New Roman" w:cs="Times New Roman"/>
+          <w:sz w:val="24"/>
+          <w:szCs w:val="24"/>
+          <w:lang w:eastAsia="tr-TR"/>
+        </w:rPr>
+        <w:t xml:space="preserve">Kimlik doğrulamalı, rol </w:t>
+      </w:r>
+      <w:proofErr w:type="gramStart"/>
+      <w:r>
+        <w:rPr>
+          <w:rFonts w:ascii="Times New Roman" w:eastAsia="Times New Roman" w:hAnsi="Times New Roman" w:cs="Times New Roman"/>
+          <w:sz w:val="24"/>
+          <w:szCs w:val="24"/>
+          <w:lang w:eastAsia="tr-TR"/>
+        </w:rPr>
+        <w:t>bazlı</w:t>
+      </w:r>
+      <w:proofErr w:type="gramEnd"/>
+      <w:r>
+        <w:rPr>
+          <w:rFonts w:ascii="Times New Roman" w:eastAsia="Times New Roman" w:hAnsi="Times New Roman" w:cs="Times New Roman"/>
+          <w:sz w:val="24"/>
+          <w:szCs w:val="24"/>
+          <w:lang w:eastAsia="tr-TR"/>
+        </w:rPr>
+        <w:t xml:space="preserve"> erişim kısıtlamalı bir REST API</w:t>
+      </w:r>
+    </w:p>
+    <w:p>
+      <w:pPr>
+        <w:numPr>
+          <w:ilvl w:val="0"/>
+          <w:numId w:val="46"/>
+        </w:numPr>
+        <w:spacing w:before="100" w:beforeAutospacing="1" w:after="100" w:afterAutospacing="1" w:line="240" w:lineRule="auto"/>
+        <w:rPr>
+          <w:rFonts w:ascii="Times New Roman" w:eastAsia="Times New Roman" w:hAnsi="Times New Roman" w:cs="Times New Roman"/>
+          <w:sz w:val="24"/>
+          <w:szCs w:val="24"/>
+          <w:lang w:eastAsia="tr-TR"/>
+        </w:rPr>
+      </w:pPr>
+      <w:r>
+        <w:rPr>
+          <w:rFonts w:ascii="Times New Roman" w:eastAsia="Times New Roman" w:hAnsi="Times New Roman" w:cs="Times New Roman"/>
+          <w:sz w:val="24"/>
+          <w:szCs w:val="24"/>
+          <w:lang w:eastAsia="tr-TR"/>
+        </w:rPr>
+        <w:t>Otomatik test paketi + CI/CD (her push'ta otomatik doğrulama)</w:t>
+      </w:r>
+    </w:p>
+    <w:p>
+      <w:pPr>
+        <w:numPr>
+          <w:ilvl w:val="0"/>
+          <w:numId w:val="46"/>
+        </w:numPr>
+        <w:spacing w:before="100" w:beforeAutospacing="1" w:after="100" w:afterAutospacing="1" w:line="240" w:lineRule="auto"/>
+        <w:rPr>
+          <w:rFonts w:ascii="Times New Roman" w:eastAsia="Times New Roman" w:hAnsi="Times New Roman" w:cs="Times New Roman"/>
+          <w:sz w:val="24"/>
+          <w:szCs w:val="24"/>
+          <w:lang w:eastAsia="tr-TR"/>
+        </w:rPr>
+      </w:pPr>
+      <w:r>
+        <w:rPr>
+          <w:rFonts w:ascii="Times New Roman" w:eastAsia="Times New Roman" w:hAnsi="Times New Roman" w:cs="Times New Roman"/>
+          <w:sz w:val="24"/>
+          <w:szCs w:val="24"/>
+          <w:lang w:eastAsia="tr-TR"/>
+        </w:rPr>
+        <w:t>İşlem geçmişi (audit trail)</w:t>
+      </w:r>
+    </w:p>
+    <w:p>
+      <w:pPr>
+        <w:numPr>
+          <w:ilvl w:val="0"/>
+          <w:numId w:val="46"/>
+        </w:numPr>
+        <w:spacing w:before="100" w:beforeAutospacing="1" w:after="100" w:afterAutospacing="1" w:line="240" w:lineRule="auto"/>
+        <w:rPr>
+          <w:rFonts w:ascii="Times New Roman" w:eastAsia="Times New Roman" w:hAnsi="Times New Roman" w:cs="Times New Roman"/>
+          <w:sz w:val="24"/>
+          <w:szCs w:val="24"/>
+          <w:lang w:eastAsia="tr-TR"/>
+        </w:rPr>
+      </w:pPr>
+      <w:r>
+        <w:rPr>
+          <w:rFonts w:ascii="Times New Roman" w:eastAsia="Times New Roman" w:hAnsi="Times New Roman" w:cs="Times New Roman"/>
+          <w:sz w:val="24"/>
+          <w:szCs w:val="24"/>
+          <w:lang w:eastAsia="tr-TR"/>
+        </w:rPr>
+        <w:t>İnteraktif API dokümantasyonu (Swagger)</w:t>
+      </w:r>
+    </w:p>
+    <w:p>
+      <w:pPr>
+        <w:numPr>
+          <w:ilvl w:val="0"/>
+          <w:numId w:val="46"/>
+        </w:numPr>
+        <w:spacing w:before="100" w:beforeAutospacing="1" w:after="100" w:afterAutospacing="1" w:line="240" w:lineRule="auto"/>
+        <w:rPr>
+          <w:rFonts w:ascii="Times New Roman" w:eastAsia="Times New Roman" w:hAnsi="Times New Roman" w:cs="Times New Roman"/>
+          <w:sz w:val="24"/>
+          <w:szCs w:val="24"/>
+          <w:lang w:eastAsia="tr-TR"/>
+        </w:rPr>
+      </w:pPr>
+      <w:r>
+        <w:rPr>
+          <w:rFonts w:ascii="Times New Roman" w:eastAsia="Times New Roman" w:hAnsi="Times New Roman" w:cs="Times New Roman"/>
+          <w:sz w:val="24"/>
+          <w:szCs w:val="24"/>
+          <w:lang w:eastAsia="tr-TR"/>
+        </w:rPr>
+        <w:t>Gerçekten çalışan e-posta bildirim sistemi</w:t>
+      </w:r>
+    </w:p>
+    <w:p>
+      <w:pPr>
+        <w:numPr>
+          <w:ilvl w:val="0"/>
+          <w:numId w:val="46"/>
+        </w:numPr>
+        <w:spacing w:before="100" w:beforeAutospacing="1" w:after="100" w:afterAutospacing="1" w:line="240" w:lineRule="auto"/>
+        <w:rPr>
+          <w:rFonts w:ascii="Times New Roman" w:eastAsia="Times New Roman" w:hAnsi="Times New Roman" w:cs="Times New Roman"/>
+          <w:sz w:val="24"/>
+          <w:szCs w:val="24"/>
+          <w:lang w:eastAsia="tr-TR"/>
+        </w:rPr>
+      </w:pPr>
+      <w:r>
+        <w:rPr>
+          <w:rFonts w:ascii="Times New Roman" w:eastAsia="Times New Roman" w:hAnsi="Times New Roman" w:cs="Times New Roman"/>
+          <w:sz w:val="24"/>
+          <w:szCs w:val="24"/>
+          <w:lang w:eastAsia="tr-TR"/>
+        </w:rPr>
+        <w:t>Bilinen sınırlamalarını yazılı olarak belgeleyen bir proje</w:t>
+      </w:r>
+    </w:p>
+    <w:p>
+      <w:pPr>
+        <w:spacing w:before="100" w:beforeAutospacing="1" w:after="100" w:afterAutospacing="1" w:line="240" w:lineRule="auto"/>
+        <w:rPr>
+          <w:rFonts w:ascii="Times New Roman" w:eastAsia="Times New Roman" w:hAnsi="Times New Roman" w:cs="Times New Roman"/>
+          <w:sz w:val="24"/>
+          <w:szCs w:val="24"/>
+          <w:lang w:eastAsia="tr-TR"/>
+        </w:rPr>
+      </w:pPr>
+      <w:proofErr w:type="gramStart"/>
+      <w:r>
+        <w:rPr>
+          <w:rFonts w:ascii="Times New Roman" w:eastAsia="Times New Roman" w:hAnsi="Times New Roman" w:cs="Times New Roman"/>
+          <w:sz w:val="24"/>
+          <w:szCs w:val="24"/>
+          <w:lang w:eastAsia="tr-TR"/>
+        </w:rPr>
+        <w:t>haline</w:t>
+      </w:r>
+      <w:proofErr w:type="gramEnd"/>
+      <w:r>
+        <w:rPr>
+          <w:rFonts w:ascii="Times New Roman" w:eastAsia="Times New Roman" w:hAnsi="Times New Roman" w:cs="Times New Roman"/>
+          <w:sz w:val="24"/>
+          <w:szCs w:val="24"/>
+          <w:lang w:eastAsia="tr-TR"/>
+        </w:rPr>
+        <w:t xml:space="preserve"> geldi. Bu, gerçek bir mühendislik süreci — hata yap, düzelt, doğrula döngüsünü defalarca yaşadın (SQL syntax hataları, dosya karışıklığı, veri tekrarı, klasör yazım hatası) ve her birini gerçekten çözdün, üstünü örtmedin. Bu, staj değerlendirmesinde kod kalitesinden bile daha çok şey söyler.</w:t>
+      </w:r>
+    </w:p>
+    <w:p>
+      <w:pPr>
+        <w:spacing w:before="100" w:beforeAutospacing="1" w:after="100" w:afterAutospacing="1" w:line="240" w:lineRule="auto"/>
+        <w:rPr>
+          <w:rFonts w:ascii="Times New Roman" w:eastAsia="Times New Roman" w:hAnsi="Times New Roman" w:cs="Times New Roman"/>
+          <w:sz w:val="24"/>
+          <w:szCs w:val="24"/>
+          <w:lang w:eastAsia="tr-TR"/>
+        </w:rPr>
+      </w:pPr>
+      <w:r>
+        <w:rPr>
+          <w:rFonts w:ascii="Times New Roman" w:eastAsia="Times New Roman" w:hAnsi="Times New Roman" w:cs="Times New Roman"/>
+          <w:b/>
+          <w:bCs/>
+          <w:sz w:val="24"/>
+          <w:szCs w:val="24"/>
+          <w:lang w:eastAsia="tr-TR"/>
+        </w:rPr>
+        <w:lastRenderedPageBreak/>
+        <w:t>Hâlâ eksik olan, unutmaman gereken tek büyük şey:</w:t>
+      </w:r>
+      <w:r>
+        <w:rPr>
+          <w:rFonts w:ascii="Times New Roman" w:eastAsia="Times New Roman" w:hAnsi="Times New Roman" w:cs="Times New Roman"/>
+          <w:sz w:val="24"/>
+          <w:szCs w:val="24"/>
+          <w:lang w:eastAsia="tr-TR"/>
+        </w:rPr>
+        <w:t xml:space="preserve"> frontend. Bu konuşmanın başında bilinçli olarak öncelik listesine almadın, doğruydu — ama sunum/demo aşamasına gelmeden önce en azından "bu API'yi Postman/Swagger üzerinden nasıl göstereceğim" konusunu netleştirmen lazım, çünkü jüri </w:t>
+      </w:r>
+      <w:r>
+        <w:rPr>
+          <w:rFonts w:ascii="Courier New" w:eastAsia="Times New Roman" w:hAnsi="Courier New" w:cs="Courier New"/>
+          <w:sz w:val="20"/>
+          <w:szCs w:val="20"/>
+          <w:lang w:eastAsia="tr-TR"/>
+        </w:rPr>
+        <w:t>curl</w:t>
+      </w:r>
+      <w:r>
+        <w:rPr>
+          <w:rFonts w:ascii="Times New Roman" w:eastAsia="Times New Roman" w:hAnsi="Times New Roman" w:cs="Times New Roman"/>
+          <w:sz w:val="24"/>
+          <w:szCs w:val="24"/>
+          <w:lang w:eastAsia="tr-TR"/>
+        </w:rPr>
+        <w:t xml:space="preserve"> komutu izlemek istemeyecektir.</w:t>
+      </w:r>
+    </w:p>
+    <w:p>
+      <w:pPr>
+        <w:pStyle w:val="font-claude-response-body"/>
+      </w:pPr>
+      <w:proofErr w:type="gramStart"/>
+      <w:r>
+        <w:t>en son frontende geçmek istiyorum başka yapabileceğimiz bir şey var mı</w:t>
+      </w:r>
+      <w:proofErr w:type="gramEnd"/>
+    </w:p>
+    <w:p>
+      <w:pPr>
+        <w:pStyle w:val="font-claude-response-body"/>
+      </w:pPr>
+      <w:r>
+        <w:t>Thought for 13s</w:t>
+      </w:r>
+    </w:p>
+    <w:p>
+      <w:pPr>
+        <w:pStyle w:val="font-claude-response-body"/>
+      </w:pPr>
+      <w:r>
+        <w:t>Thought for 13s</w:t>
+      </w:r>
+    </w:p>
+    <w:p>
+      <w:pPr>
+        <w:pStyle w:val="font-claude-response-body"/>
+      </w:pPr>
+      <w:r>
+        <w:t>Var, birkaç gerçek boşluk daha var — ama yine "hepsi" tuzağına düşmeden, hangisi gerçekten değerli hangisi süs, onu ayırayım.</w:t>
+      </w:r>
+    </w:p>
+    <w:p>
+      <w:pPr>
+        <w:pStyle w:val="font-claude-response-body"/>
+      </w:pPr>
+      <w:r>
+        <w:t xml:space="preserve">En büyük eksik, hiç konuşmadığımız bir şey: Projenin hiç </w:t>
+      </w:r>
+      <w:proofErr w:type="gramStart"/>
+      <w:r>
+        <w:t>README.md'si</w:t>
+      </w:r>
+      <w:proofErr w:type="gramEnd"/>
+      <w:r>
+        <w:t xml:space="preserve"> yok. Bir değerlendirici (hoca, jüri) GitHub reponu açtığında karşısına çıplak bir dosya listesi çıkıyor — ne olduğunu, nasıl kurulacağını, hangi endpoint'lerin var olduğunu anlatan tek satır yok. Bu, kod kalitesinden bağımsız olarak, "bu projeyi anlaşılır şekilde sunabiliyor mu" sorusuna doğrudan etki eder. Dürüst olayım: bunun eksik olması, şu ana kadar yaptığımız her şeyden daha görünür bir eksiklik, çünkü README ilk açılan şey.</w:t>
+      </w:r>
+    </w:p>
+    <w:p>
+      <w:pPr>
+        <w:pStyle w:val="font-claude-response-body"/>
+      </w:pPr>
+      <w:r>
+        <w:t xml:space="preserve">Diğer gerçek, düşük </w:t>
+      </w:r>
+      <w:proofErr w:type="gramStart"/>
+      <w:r>
+        <w:t>efor</w:t>
+      </w:r>
+      <w:proofErr w:type="gramEnd"/>
+      <w:r>
+        <w:t>/yüksek etki maddeler:</w:t>
+      </w:r>
+    </w:p>
+    <w:p>
+      <w:pPr>
+        <w:pStyle w:val="font-claude-response-body"/>
+      </w:pPr>
+      <w:r>
+        <w:t>•</w:t>
+      </w:r>
+      <w:r>
+        <w:tab/>
+        <w:t>Rate limiting — bilinen_</w:t>
+      </w:r>
+      <w:proofErr w:type="gramStart"/>
+      <w:r>
+        <w:t>sinirlamalar.md'de</w:t>
+      </w:r>
+      <w:proofErr w:type="gramEnd"/>
+      <w:r>
+        <w:t xml:space="preserve"> "eksik" diye yazdık ama hâlâ eklemedik. /api/auth/giris'e biri saniyede binlerce yanlış şifre denemesi gönderebilir. flask-limiter ile 10-15 dakikalık bir iş.</w:t>
+      </w:r>
+    </w:p>
+    <w:p>
+      <w:pPr>
+        <w:pStyle w:val="font-claude-response-body"/>
+      </w:pPr>
+      <w:r>
+        <w:t>•</w:t>
+      </w:r>
+      <w:r>
+        <w:tab/>
+        <w:t>Süresi dolmuş token'ları temizleme — api_oturumlari tablosu şu an sonsuza kadar büyüyor, hiç silinmiyor. Basit bir fonksiyon + hatırlatma yeterli.</w:t>
+      </w:r>
+    </w:p>
+    <w:p>
+      <w:pPr>
+        <w:pStyle w:val="font-claude-response-body"/>
+      </w:pPr>
+      <w:r>
+        <w:t>•</w:t>
+      </w:r>
+      <w:r>
+        <w:tab/>
+        <w:t xml:space="preserve">print() yerine gerçek log dosyası — şu an hatalar sadece terminale yazılıyor, terminal kapanınca kayboluyor. logging </w:t>
+      </w:r>
+      <w:proofErr w:type="gramStart"/>
+      <w:r>
+        <w:t>modülüyle</w:t>
+      </w:r>
+      <w:proofErr w:type="gramEnd"/>
+      <w:r>
+        <w:t xml:space="preserve"> dosyaya yazmak, gerçek bir hastane sisteminde "sonradan neyin ters gittiğini anlama" için gerekli.</w:t>
+      </w:r>
+    </w:p>
+    <w:p>
+      <w:pPr>
+        <w:pStyle w:val="font-claude-response-body"/>
+      </w:pPr>
+      <w:r>
+        <w:t>Daha düşük öncelik, zaman alır, şimdilik atlanabilir: Docker, sabit sayıların (90/120 gün kuralı gibi) config dosyasına taşınması.</w:t>
+      </w:r>
+    </w:p>
+    <w:p>
+      <w:pPr>
+        <w:pStyle w:val="font-claude-response-body"/>
+      </w:pPr>
+      <w:r>
+        <w:t>Hangilerine öncelik verelim? (birden fazla seçebilirsin)</w:t>
+      </w:r>
+      <w:proofErr w:type="gramStart"/>
+      <w:r>
+        <w:t>README.md</w:t>
+      </w:r>
+      <w:proofErr w:type="gramEnd"/>
+      <w:r>
+        <w:t xml:space="preserve"> (proje tanıtımı + kurulum talimatları), Rate limiting (giriş denemelerini sınırlama), Süresi dolmuş token temizliği, Gerçek log dosyası (print yerine)</w:t>
+      </w:r>
+    </w:p>
+    <w:p>
+      <w:pPr>
+        <w:pStyle w:val="font-claude-response-body"/>
+      </w:pPr>
+      <w:r>
+        <w:t>Thought for 18s</w:t>
+      </w:r>
+    </w:p>
+    <w:p>
+      <w:pPr>
+        <w:pStyle w:val="font-claude-response-body"/>
+      </w:pPr>
+      <w:r>
+        <w:t>Thought for 18s</w:t>
+      </w:r>
+    </w:p>
+    <w:p>
+      <w:pPr>
+        <w:pStyle w:val="font-claude-response-body"/>
+      </w:pPr>
+      <w:r>
+        <w:t>Dördünü de sırayla ekliyorum, her birini test ede ede.</w:t>
+      </w:r>
+    </w:p>
+    <w:p>
+      <w:pPr>
+        <w:pStyle w:val="Balk3"/>
+      </w:pPr>
+      <w:r>
+        <w:t xml:space="preserve">1. </w:t>
+      </w:r>
+      <w:proofErr w:type="gramStart"/>
+      <w:r>
+        <w:t>README.md</w:t>
+      </w:r>
+      <w:proofErr w:type="gramEnd"/>
+    </w:p>
+    <w:p>
+      <w:r>
+        <w:rPr>
+          <w:rStyle w:val="truncate"/>
+        </w:rPr>
+        <w:t>Edited 9 files, ran 4 commands, created 3 files · 8 notes</w:t>
+      </w:r>
+    </w:p>
+    <w:p>
+      <w:pPr>
+        <w:pStyle w:val="font-claude-response-body"/>
+      </w:pPr>
+      <w:r>
+        <w:rPr>
+          <w:rStyle w:val="HTMLKodu"/>
+        </w:rPr>
+        <w:lastRenderedPageBreak/>
+        <w:t>flask-limiter</w:t>
+      </w:r>
+      <w:r>
+        <w:t xml:space="preserve"> bu ortamda kurulu değil ve internet erişimim kapalı olduğu için kuramıyorum — bunu gizlemeden söylüyorum: </w:t>
+      </w:r>
+      <w:proofErr w:type="gramStart"/>
+      <w:r>
+        <w:rPr>
+          <w:rStyle w:val="HTMLKodu"/>
+          <w:b/>
+          <w:bCs/>
+        </w:rPr>
+        <w:t>app.py</w:t>
+      </w:r>
+      <w:r>
+        <w:rPr>
+          <w:rStyle w:val="Gl"/>
+        </w:rPr>
+        <w:t>'nin</w:t>
+      </w:r>
+      <w:proofErr w:type="gramEnd"/>
+      <w:r>
+        <w:rPr>
+          <w:rStyle w:val="Gl"/>
+        </w:rPr>
+        <w:t xml:space="preserve"> rate limiting kısmını burada test edemedim</w:t>
+      </w:r>
+      <w:r>
+        <w:t>, senin makinende doğrulaman gerekecek. Ama diğer üç parçayı (loglama, token temizliği, README'nin referans verdiği dosya yapısı) şimdi test ediyorum:</w:t>
+      </w:r>
+    </w:p>
+    <w:p>
+      <w:r>
+        <w:rPr>
+          <w:rStyle w:val="truncate"/>
+        </w:rPr>
+        <w:t>Ran 4 commands, read a file · 2 notes</w:t>
+      </w:r>
+    </w:p>
+    <w:p>
+      <w:pPr>
+        <w:pStyle w:val="Balk3"/>
+      </w:pPr>
+      <w:r>
+        <w:t>Yerleştirme talimatı</w:t>
+      </w:r>
+    </w:p>
+    <w:tbl>
+      <w:tblPr>
+        <w:tblW w:w="0" w:type="auto"/>
+        <w:tblCellSpacing w:w="15" w:type="dxa"/>
+        <w:tblCellMar>
+          <w:top w:w="15" w:type="dxa"/>
+          <w:left w:w="15" w:type="dxa"/>
+          <w:bottom w:w="15" w:type="dxa"/>
+          <w:right w:w="15" w:type="dxa"/>
+        </w:tblCellMar>
+        <w:tblLook w:val="04A0" w:firstRow="1" w:lastRow="0" w:firstColumn="1" w:lastColumn="0" w:noHBand="0" w:noVBand="1"/>
+      </w:tblPr>
+      <w:tblGrid>
+        <w:gridCol w:w="6738"/>
+        <w:gridCol w:w="2424"/>
+      </w:tblGrid>
+      <w:tr>
+        <w:trPr>
+          <w:tblHeader/>
+          <w:tblCellSpacing w:w="15" w:type="dxa"/>
+        </w:trPr>
+        <w:tc>
+          <w:tcPr>
+            <w:tcW w:w="0" w:type="auto"/>
+            <w:vAlign w:val="center"/>
+            <w:hideMark/>
+          </w:tcPr>
+          <w:p>
+            <w:pPr>
+              <w:jc w:val="center"/>
+              <w:rPr>
+                <w:b/>
+                <w:bCs/>
+                <w:sz w:val="24"/>
+                <w:szCs w:val="24"/>
+              </w:rPr>
+            </w:pPr>
+            <w:r>
+              <w:rPr>
+                <w:b/>
+                <w:bCs/>
+              </w:rPr>
+              <w:t>Dosya</w:t>
+            </w:r>
+          </w:p>
+        </w:tc>
+        <w:tc>
+          <w:tcPr>
+            <w:tcW w:w="0" w:type="auto"/>
+            <w:vAlign w:val="center"/>
+            <w:hideMark/>
+          </w:tcPr>
+          <w:p>
+            <w:pPr>
+              <w:jc w:val="center"/>
+              <w:rPr>
+                <w:b/>
+                <w:bCs/>
+                <w:sz w:val="24"/>
+                <w:szCs w:val="24"/>
+              </w:rPr>
+            </w:pPr>
+            <w:r>
+              <w:rPr>
+                <w:b/>
+                <w:bCs/>
+              </w:rPr>
+              <w:t>Nereye</w:t>
+            </w:r>
+          </w:p>
+        </w:tc>
+      </w:tr>
+      <w:tr>
+        <w:trPr>
+          <w:tblCellSpacing w:w="15" w:type="dxa"/>
+        </w:trPr>
+        <w:tc>
+          <w:tcPr>
+            <w:tcW w:w="0" w:type="auto"/>
+            <w:vAlign w:val="center"/>
+            <w:hideMark/>
+          </w:tcPr>
+          <w:p>
+            <w:pPr>
+              <w:rPr>
+                <w:sz w:val="24"/>
+                <w:szCs w:val="24"/>
+              </w:rPr>
+            </w:pPr>
+            <w:proofErr w:type="gramStart"/>
+            <w:r>
+              <w:rPr>
+                <w:rStyle w:val="HTMLKodu"/>
+                <w:rFonts w:eastAsiaTheme="minorHAnsi"/>
+              </w:rPr>
+              <w:t>README.md</w:t>
+            </w:r>
+            <w:proofErr w:type="gramEnd"/>
+            <w:r>
+              <w:t xml:space="preserve">, </w:t>
+            </w:r>
+            <w:r>
+              <w:rPr>
+                <w:rStyle w:val="HTMLKodu"/>
+                <w:rFonts w:eastAsiaTheme="minorHAnsi"/>
+              </w:rPr>
+              <w:t>logging_config.py</w:t>
+            </w:r>
+            <w:r>
+              <w:t xml:space="preserve">, </w:t>
+            </w:r>
+            <w:r>
+              <w:rPr>
+                <w:rStyle w:val="HTMLKodu"/>
+                <w:rFonts w:eastAsiaTheme="minorHAnsi"/>
+              </w:rPr>
+              <w:t>token_temizle.py</w:t>
+            </w:r>
+            <w:r>
+              <w:t xml:space="preserve">, </w:t>
+            </w:r>
+            <w:r>
+              <w:rPr>
+                <w:rStyle w:val="HTMLKodu"/>
+                <w:rFonts w:eastAsiaTheme="minorHAnsi"/>
+              </w:rPr>
+              <w:t>requirements.txt</w:t>
+            </w:r>
+            <w:r>
+              <w:t xml:space="preserve">, </w:t>
+            </w:r>
+            <w:r>
+              <w:rPr>
+                <w:rStyle w:val="HTMLKodu"/>
+                <w:rFonts w:eastAsiaTheme="minorHAnsi"/>
+              </w:rPr>
+              <w:t>.gitignore</w:t>
+            </w:r>
+          </w:p>
+        </w:tc>
+        <w:tc>
+          <w:tcPr>
+            <w:tcW w:w="0" w:type="auto"/>
+            <w:vAlign w:val="center"/>
+            <w:hideMark/>
+          </w:tcPr>
+          <w:p>
+            <w:pPr>
+              <w:rPr>
+                <w:sz w:val="24"/>
+                <w:szCs w:val="24"/>
+              </w:rPr>
+            </w:pPr>
+            <w:proofErr w:type="gramStart"/>
+            <w:r>
+              <w:t>proje</w:t>
+            </w:r>
+            <w:proofErr w:type="gramEnd"/>
+            <w:r>
+              <w:t xml:space="preserve"> kökü (üzerine yaz/yeni ekle)</w:t>
+            </w:r>
+          </w:p>
+        </w:tc>
+      </w:tr>
+      <w:tr>
+        <w:trPr>
+          <w:tblCellSpacing w:w="15" w:type="dxa"/>
+        </w:trPr>
+        <w:tc>
+          <w:tcPr>
+            <w:tcW w:w="0" w:type="auto"/>
+            <w:vAlign w:val="center"/>
+            <w:hideMark/>
+          </w:tcPr>
+          <w:p>
+            <w:pPr>
+              <w:rPr>
+                <w:sz w:val="24"/>
+                <w:szCs w:val="24"/>
+              </w:rPr>
+            </w:pPr>
+            <w:proofErr w:type="gramStart"/>
+            <w:r>
+              <w:rPr>
+                <w:rStyle w:val="HTMLKodu"/>
+                <w:rFonts w:eastAsiaTheme="minorHAnsi"/>
+              </w:rPr>
+              <w:t>app.py</w:t>
+            </w:r>
+            <w:proofErr w:type="gramEnd"/>
+            <w:r>
+              <w:t xml:space="preserve">, </w:t>
+            </w:r>
+            <w:r>
+              <w:rPr>
+                <w:rStyle w:val="HTMLKodu"/>
+                <w:rFonts w:eastAsiaTheme="minorHAnsi"/>
+              </w:rPr>
+              <w:t>auth.py</w:t>
+            </w:r>
+            <w:r>
+              <w:t xml:space="preserve">, </w:t>
+            </w:r>
+            <w:r>
+              <w:rPr>
+                <w:rStyle w:val="HTMLKodu"/>
+                <w:rFonts w:eastAsiaTheme="minorHAnsi"/>
+              </w:rPr>
+              <w:t>audit.py</w:t>
+            </w:r>
+            <w:r>
+              <w:t xml:space="preserve">, </w:t>
+            </w:r>
+            <w:r>
+              <w:rPr>
+                <w:rStyle w:val="HTMLKodu"/>
+                <w:rFonts w:eastAsiaTheme="minorHAnsi"/>
+              </w:rPr>
+              <w:t>servisler.py</w:t>
+            </w:r>
+          </w:p>
+        </w:tc>
+        <w:tc>
+          <w:tcPr>
+            <w:tcW w:w="0" w:type="auto"/>
+            <w:vAlign w:val="center"/>
+            <w:hideMark/>
+          </w:tcPr>
+          <w:p>
+            <w:pPr>
+              <w:rPr>
+                <w:sz w:val="24"/>
+                <w:szCs w:val="24"/>
+              </w:rPr>
+            </w:pPr>
+            <w:proofErr w:type="gramStart"/>
+            <w:r>
+              <w:t>proje</w:t>
+            </w:r>
+            <w:proofErr w:type="gramEnd"/>
+            <w:r>
+              <w:t xml:space="preserve"> kökü, üzerine yaz</w:t>
+            </w:r>
+          </w:p>
+        </w:tc>
+      </w:tr>
+      <w:tr>
+        <w:trPr>
+          <w:tblCellSpacing w:w="15" w:type="dxa"/>
+        </w:trPr>
+        <w:tc>
+          <w:tcPr>
+            <w:tcW w:w="0" w:type="auto"/>
+            <w:vAlign w:val="center"/>
+            <w:hideMark/>
+          </w:tcPr>
+          <w:p>
+            <w:pPr>
+              <w:rPr>
+                <w:sz w:val="24"/>
+                <w:szCs w:val="24"/>
+              </w:rPr>
+            </w:pPr>
+            <w:r>
+              <w:rPr>
+                <w:rStyle w:val="HTMLKodu"/>
+                <w:rFonts w:eastAsiaTheme="minorHAnsi"/>
+              </w:rPr>
+              <w:t>test_</w:t>
+            </w:r>
+            <w:proofErr w:type="gramStart"/>
+            <w:r>
+              <w:rPr>
+                <w:rStyle w:val="HTMLKodu"/>
+                <w:rFonts w:eastAsiaTheme="minorHAnsi"/>
+              </w:rPr>
+              <w:t>app.py</w:t>
+            </w:r>
+            <w:proofErr w:type="gramEnd"/>
+          </w:p>
+        </w:tc>
+        <w:tc>
+          <w:tcPr>
+            <w:tcW w:w="0" w:type="auto"/>
+            <w:vAlign w:val="center"/>
+            <w:hideMark/>
+          </w:tcPr>
+          <w:p>
+            <w:pPr>
+              <w:rPr>
+                <w:sz w:val="24"/>
+                <w:szCs w:val="24"/>
+              </w:rPr>
+            </w:pPr>
+            <w:r>
+              <w:rPr>
+                <w:rStyle w:val="HTMLKodu"/>
+                <w:rFonts w:eastAsiaTheme="minorHAnsi"/>
+              </w:rPr>
+              <w:t>tests/</w:t>
+            </w:r>
+            <w:r>
+              <w:t xml:space="preserve"> klasörü, üzerine yaz</w:t>
+            </w:r>
+          </w:p>
+        </w:tc>
+      </w:tr>
+    </w:tbl>
+    <w:p>
+      <w:pPr>
+        <w:pStyle w:val="font-claude-response-body"/>
+      </w:pPr>
+      <w:r>
+        <w:rPr>
+          <w:rStyle w:val="Gl"/>
+        </w:rPr>
+        <w:t>Sırayla çalıştır:</w:t>
+      </w:r>
+    </w:p>
+    <w:p>
+      <w:r>
+        <w:t>powershell</w:t>
+      </w:r>
+    </w:p>
+    <w:p>
+      <w:pPr>
+        <w:pStyle w:val="HTMLncedenBiimlendirilmi"/>
+        <w:rPr>
+          <w:rStyle w:val="HTMLKodu"/>
+          <w:rFonts w:ascii="var(--font-mono)" w:hAnsi="var(--font-mono)"/>
+          <w:color w:val="EAECF0"/>
+        </w:rPr>
+      </w:pPr>
+      <w:r>
+        <w:rPr>
+          <w:rStyle w:val="HTMLKodu"/>
+          <w:rFonts w:ascii="var(--font-mono)" w:hAnsi="var(--font-mono)"/>
+          <w:color w:val="EAECF0"/>
+        </w:rPr>
+        <w:t xml:space="preserve">python -m pip install -r </w:t>
+      </w:r>
+      <w:proofErr w:type="gramStart"/>
+      <w:r>
+        <w:rPr>
+          <w:rStyle w:val="HTMLKodu"/>
+          <w:rFonts w:ascii="var(--font-mono)" w:hAnsi="var(--font-mono)"/>
+          <w:color w:val="EAECF0"/>
+        </w:rPr>
+        <w:t>requirements.txt</w:t>
+      </w:r>
+      <w:proofErr w:type="gramEnd"/>
+    </w:p>
+    <w:p>
+      <w:pPr>
+        <w:pStyle w:val="HTMLncedenBiimlendirilmi"/>
+        <w:rPr>
+          <w:rStyle w:val="HTMLKodu"/>
+          <w:rFonts w:ascii="var(--font-mono)" w:hAnsi="var(--font-mono)"/>
+          <w:color w:val="EAECF0"/>
+        </w:rPr>
+      </w:pPr>
+      <w:r>
+        <w:rPr>
+          <w:rStyle w:val="HTMLKodu"/>
+          <w:rFonts w:ascii="var(--font-mono)" w:hAnsi="var(--font-mono)"/>
+          <w:color w:val="EAECF0"/>
+        </w:rPr>
+        <w:t>del kan_</w:t>
+      </w:r>
+      <w:proofErr w:type="gramStart"/>
+      <w:r>
+        <w:rPr>
+          <w:rStyle w:val="HTMLKodu"/>
+          <w:rFonts w:ascii="var(--font-mono)" w:hAnsi="var(--font-mono)"/>
+          <w:color w:val="EAECF0"/>
+        </w:rPr>
+        <w:t>bankasi.db</w:t>
+      </w:r>
+      <w:proofErr w:type="gramEnd"/>
+    </w:p>
+    <w:p>
+      <w:pPr>
+        <w:pStyle w:val="HTMLncedenBiimlendirilmi"/>
+        <w:rPr>
+          <w:rStyle w:val="HTMLKodu"/>
+          <w:rFonts w:ascii="var(--font-mono)" w:hAnsi="var(--font-mono)"/>
+          <w:color w:val="EAECF0"/>
+        </w:rPr>
+      </w:pPr>
+      <w:r>
+        <w:rPr>
+          <w:rStyle w:val="HTMLKodu"/>
+          <w:rFonts w:ascii="var(--font-mono)" w:hAnsi="var(--font-mono)"/>
+          <w:color w:val="EAECF0"/>
+        </w:rPr>
+        <w:t xml:space="preserve">python </w:t>
+      </w:r>
+      <w:proofErr w:type="gramStart"/>
+      <w:r>
+        <w:rPr>
+          <w:rStyle w:val="HTMLKodu"/>
+          <w:rFonts w:ascii="var(--font-mono)" w:hAnsi="var(--font-mono)"/>
+          <w:color w:val="EAECF0"/>
+        </w:rPr>
+        <w:t>veritabani.py</w:t>
+      </w:r>
+      <w:proofErr w:type="gramEnd"/>
+    </w:p>
+    <w:p>
+      <w:pPr>
+        <w:pStyle w:val="HTMLncedenBiimlendirilmi"/>
+        <w:rPr>
+          <w:rStyle w:val="HTMLKodu"/>
+          <w:rFonts w:ascii="var(--font-mono)" w:hAnsi="var(--font-mono)"/>
+          <w:color w:val="EAECF0"/>
+        </w:rPr>
+      </w:pPr>
+      <w:r>
+        <w:rPr>
+          <w:rStyle w:val="HTMLKodu"/>
+          <w:rFonts w:ascii="var(--font-mono)" w:hAnsi="var(--font-mono)"/>
+          <w:color w:val="EAECF0"/>
+        </w:rPr>
+        <w:t xml:space="preserve">python </w:t>
+      </w:r>
+      <w:proofErr w:type="gramStart"/>
+      <w:r>
+        <w:rPr>
+          <w:rStyle w:val="HTMLKodu"/>
+          <w:rFonts w:ascii="var(--font-mono)" w:hAnsi="var(--font-mono)"/>
+          <w:color w:val="EAECF0"/>
+        </w:rPr>
+        <w:t>veriler.py</w:t>
+      </w:r>
+      <w:proofErr w:type="gramEnd"/>
+    </w:p>
+    <w:p>
+      <w:pPr>
+        <w:pStyle w:val="HTMLncedenBiimlendirilmi"/>
+        <w:rPr>
+          <w:rFonts w:ascii="var(--font-mono)" w:hAnsi="var(--font-mono)"/>
+          <w:color w:val="EAECF0"/>
+        </w:rPr>
+      </w:pPr>
+      <w:r>
+        <w:rPr>
+          <w:rStyle w:val="HTMLKodu"/>
+          <w:rFonts w:ascii="var(--font-mono)" w:hAnsi="var(--font-mono)"/>
+          <w:color w:val="EAECF0"/>
+        </w:rPr>
+        <w:t>python -m pytest</w:t>
+      </w:r>
+    </w:p>
+    <w:p>
+      <w:pPr>
+        <w:pStyle w:val="Balk3"/>
+      </w:pPr>
+      <w:r>
+        <w:t>Dürüst not: burada test edemediğim tek şey</w:t>
+      </w:r>
+    </w:p>
+    <w:p>
+      <w:pPr>
+        <w:pStyle w:val="font-claude-response-body"/>
+      </w:pPr>
+      <w:r>
+        <w:rPr>
+          <w:rStyle w:val="HTMLKodu"/>
+        </w:rPr>
+        <w:t>flask-limiter</w:t>
+      </w:r>
+      <w:r>
+        <w:t xml:space="preserve"> bu ortamda internet erişimim olmadığı için kurulamadı — yani </w:t>
+      </w:r>
+      <w:r>
+        <w:rPr>
+          <w:rStyle w:val="Gl"/>
+        </w:rPr>
+        <w:t>rate limiting kısmını gerçekten çalıştırıp doğrulayamadım.</w:t>
+      </w:r>
+      <w:r>
+        <w:t xml:space="preserve"> Diğer üç madde (README, token temizliği, loglama) gerçekten test edildi, loglamanın dosyaya yazdığını bizzat kanıtladım.</w:t>
+      </w:r>
+    </w:p>
+    <w:p>
+      <w:pPr>
+        <w:pStyle w:val="font-claude-response-body"/>
+      </w:pPr>
+      <w:r>
+        <w:rPr>
+          <w:rStyle w:val="HTMLKodu"/>
+        </w:rPr>
+        <w:t>pip install</w:t>
+      </w:r>
+      <w:r>
+        <w:t xml:space="preserve"> çalıştığında </w:t>
+      </w:r>
+      <w:r>
+        <w:rPr>
+          <w:rStyle w:val="HTMLKodu"/>
+        </w:rPr>
+        <w:t>flask-limiter</w:t>
+      </w:r>
+      <w:r>
+        <w:t xml:space="preserve"> sorunsuz kurulmalı (yaygın, </w:t>
+      </w:r>
+      <w:proofErr w:type="gramStart"/>
+      <w:r>
+        <w:t>stabil</w:t>
+      </w:r>
+      <w:proofErr w:type="gramEnd"/>
+      <w:r>
+        <w:t xml:space="preserve"> bir kütüphane), ama </w:t>
+      </w:r>
+      <w:r>
+        <w:rPr>
+          <w:rStyle w:val="HTMLKodu"/>
+        </w:rPr>
+        <w:t>python -m pytest</w:t>
+      </w:r>
+      <w:r>
+        <w:t xml:space="preserve"> çalıştırınca eğer </w:t>
+      </w:r>
+      <w:r>
+        <w:rPr>
+          <w:rStyle w:val="HTMLKodu"/>
+        </w:rPr>
+        <w:t>ModuleNotFoundError</w:t>
+      </w:r>
+      <w:r>
+        <w:t xml:space="preserve"> ya da rate-limiting ile ilgili beklenmedik bir hata görürsen, hemen söyle — birlikte bakarız. Ayrıca gerçekten sınırlamayı test etmek istersen, art arda 6 kez yanlış şifreyle giriş dene (</w:t>
+      </w:r>
+      <w:r>
+        <w:rPr>
+          <w:rStyle w:val="HTMLKodu"/>
+        </w:rPr>
+        <w:t>/api/auth/giris</w:t>
+      </w:r>
+      <w:r>
+        <w:t xml:space="preserve">), 6.'sında </w:t>
+      </w:r>
+      <w:r>
+        <w:rPr>
+          <w:rStyle w:val="HTMLKodu"/>
+        </w:rPr>
+        <w:t>429 Too Many Requests</w:t>
+      </w:r>
+      <w:r>
+        <w:t xml:space="preserve"> almalısın.</w:t>
+      </w:r>
+    </w:p>
+    <w:p>
+      <w:pPr>
+        <w:pStyle w:val="font-claude-response-body"/>
+      </w:pPr>
+      <w:r>
+        <w:t>Sonucu paylaş, sonra frontend'e geçelim.</w:t>
+      </w:r>
+    </w:p>
+    <w:p>
+      <w:r>
+        <w:t>Readme</w:t>
+      </w:r>
+    </w:p>
+    <w:p>
+      <w:r>
+        <w:t>Document</w:t>
+      </w:r>
+      <w:r>
+        <w:rPr>
+          <w:rStyle w:val="opacity-50"/>
+        </w:rPr>
+        <w:t xml:space="preserve"> · </w:t>
+      </w:r>
+      <w:r>
+        <w:t>MD </w:t>
+      </w:r>
+    </w:p>
+    <w:p>
+      <w:r>
+        <w:t>App</w:t>
+      </w:r>
+    </w:p>
+    <w:p>
+      <w:r>
+        <w:t>PY </w:t>
+      </w:r>
+    </w:p>
+    <w:p>
+      <w:r>
+        <w:t>Auth</w:t>
+      </w:r>
+    </w:p>
+    <w:p>
+      <w:r>
+        <w:lastRenderedPageBreak/>
+        <w:t>PY </w:t>
+      </w:r>
+    </w:p>
+    <w:p>
+      <w:r>
+        <w:t>Audit</w:t>
+      </w:r>
+    </w:p>
+    <w:p>
+      <w:r>
+        <w:t>PY </w:t>
+      </w:r>
+    </w:p>
+    <w:p>
+      <w:r>
+        <w:t>Servisler</w:t>
+      </w:r>
+    </w:p>
+    <w:p>
+      <w:r>
+        <w:t>PY </w:t>
+      </w:r>
+    </w:p>
+    <w:p>
+      <w:r>
+        <w:t>Logging config</w:t>
+      </w:r>
+    </w:p>
+    <w:p>
+      <w:r>
+        <w:t>PY </w:t>
+      </w:r>
+    </w:p>
+    <w:p>
+      <w:r>
+        <w:t>Token temizle</w:t>
+      </w:r>
+    </w:p>
+    <w:p>
+      <w:r>
+        <w:t>PY </w:t>
+      </w:r>
+    </w:p>
+    <w:p>
+      <w:r>
+        <w:t>Requirements</w:t>
+      </w:r>
+    </w:p>
+    <w:p>
+      <w:r>
+        <w:t>TXT </w:t>
+      </w:r>
+    </w:p>
+    <w:p>
+      <w:r>
+        <w:t>.gitignore</w:t>
+      </w:r>
+    </w:p>
+    <w:p>
+      <w:r>
+        <w:t>GITIGNORE </w:t>
+      </w:r>
+    </w:p>
+    <w:p>
+      <w:r>
+        <w:t>Test app</w:t>
+      </w:r>
+    </w:p>
+    <w:p>
+      <w:r>
+        <w:t>PY </w:t>
+      </w:r>
+    </w:p>
+    <w:p>
+      <w:pPr>
+        <w:spacing w:before="100" w:beforeAutospacing="1" w:after="100" w:afterAutospacing="1" w:line="240" w:lineRule="auto"/>
+        <w:rPr>
+          <w:rFonts w:ascii="Times New Roman" w:eastAsia="Times New Roman" w:hAnsi="Times New Roman" w:cs="Times New Roman"/>
+          <w:sz w:val="24"/>
+          <w:szCs w:val="24"/>
+          <w:lang w:eastAsia="tr-TR"/>
+        </w:rPr>
+      </w:pPr>
+      <w:r>
+        <w:rPr>
+          <w:rFonts w:ascii="Times New Roman" w:eastAsia="Times New Roman" w:hAnsi="Times New Roman" w:cs="Times New Roman"/>
+          <w:b/>
+          <w:bCs/>
+          <w:sz w:val="24"/>
+          <w:szCs w:val="24"/>
+          <w:lang w:eastAsia="tr-TR"/>
+        </w:rPr>
+        <w:t>29 passed</w:t>
+      </w:r>
+      <w:r>
+        <w:rPr>
+          <w:rFonts w:ascii="Times New Roman" w:eastAsia="Times New Roman" w:hAnsi="Times New Roman" w:cs="Times New Roman"/>
+          <w:sz w:val="24"/>
+          <w:szCs w:val="24"/>
+          <w:lang w:eastAsia="tr-TR"/>
+        </w:rPr>
+        <w:t xml:space="preserve"> — </w:t>
+      </w:r>
+      <w:r>
+        <w:rPr>
+          <w:rFonts w:ascii="Courier New" w:eastAsia="Times New Roman" w:hAnsi="Courier New" w:cs="Courier New"/>
+          <w:sz w:val="20"/>
+          <w:szCs w:val="20"/>
+          <w:lang w:eastAsia="tr-TR"/>
+        </w:rPr>
+        <w:t>flask-limiter</w:t>
+      </w:r>
+      <w:r>
+        <w:rPr>
+          <w:rFonts w:ascii="Times New Roman" w:eastAsia="Times New Roman" w:hAnsi="Times New Roman" w:cs="Times New Roman"/>
+          <w:sz w:val="24"/>
+          <w:szCs w:val="24"/>
+          <w:lang w:eastAsia="tr-TR"/>
+        </w:rPr>
+        <w:t xml:space="preserve"> sorunsuz kuruldu ve rate limiting mekanizması testleri bozmadı, tam tahmin ettiğim gibi çalıştı.</w:t>
+      </w:r>
+    </w:p>
+    <w:p>
+      <w:pPr>
+        <w:spacing w:before="100" w:beforeAutospacing="1" w:after="100" w:afterAutospacing="1" w:line="240" w:lineRule="auto"/>
+        <w:rPr>
+          <w:rFonts w:ascii="Times New Roman" w:eastAsia="Times New Roman" w:hAnsi="Times New Roman" w:cs="Times New Roman"/>
+          <w:sz w:val="24"/>
+          <w:szCs w:val="24"/>
+          <w:lang w:eastAsia="tr-TR"/>
+        </w:rPr>
+      </w:pPr>
+      <w:r>
+        <w:rPr>
+          <w:rFonts w:ascii="Times New Roman" w:eastAsia="Times New Roman" w:hAnsi="Times New Roman" w:cs="Times New Roman"/>
+          <w:sz w:val="24"/>
+          <w:szCs w:val="24"/>
+          <w:lang w:eastAsia="tr-TR"/>
+        </w:rPr>
+        <w:t>Şimdi rate limiting'in gerçekten çalıştığını da doğrulayalım — bu, testlerin kapsamadığı, sadece gerçek sunucu üzerinde görebileceğin bir şey:</w:t>
+      </w:r>
+    </w:p>
+    <w:p>
+      <w:pPr>
+        <w:spacing w:after="0" w:line="240" w:lineRule="auto"/>
+        <w:rPr>
+          <w:rFonts w:ascii="Times New Roman" w:eastAsia="Times New Roman" w:hAnsi="Times New Roman" w:cs="Times New Roman"/>
+          <w:sz w:val="24"/>
+          <w:szCs w:val="24"/>
+          <w:lang w:eastAsia="tr-TR"/>
+        </w:rPr>
+      </w:pPr>
+      <w:r>
+        <w:rPr>
+          <w:rFonts w:ascii="Times New Roman" w:eastAsia="Times New Roman" w:hAnsi="Times New Roman" w:cs="Times New Roman"/>
+          <w:sz w:val="24"/>
+          <w:szCs w:val="24"/>
+          <w:lang w:eastAsia="tr-TR"/>
+        </w:rPr>
+        <w:t>powershell</w:t>
+      </w:r>
+    </w:p>
+    <w:p>
+      <w:pPr>
+        <w:tabs>
+          <w:tab w:val="left" w:pos="916"/>
+          <w:tab w:val="left" w:pos="1832"/>
+          <w:tab w:val="left" w:pos="2748"/>
+          <w:tab w:val="left" w:pos="3664"/>
+          <w:tab w:val="left" w:pos="4580"/>
+          <w:tab w:val="left" w:pos="5496"/>
+          <w:tab w:val="left" w:pos="6412"/>
+          <w:tab w:val="left" w:pos="7328"/>
+          <w:tab w:val="left" w:pos="8244"/>
+          <w:tab w:val="left" w:pos="9160"/>
+          <w:tab w:val="left" w:pos="10076"/>
+          <w:tab w:val="left" w:pos="10992"/>
+          <w:tab w:val="left" w:pos="11908"/>
+          <w:tab w:val="left" w:pos="12824"/>
+          <w:tab w:val="left" w:pos="13740"/>
+          <w:tab w:val="left" w:pos="14656"/>
+        </w:tabs>
+        <w:spacing w:after="0" w:line="240" w:lineRule="auto"/>
+        <w:rPr>
+          <w:rFonts w:ascii="var(--font-mono)" w:eastAsia="Times New Roman" w:hAnsi="var(--font-mono)" w:cs="Courier New"/>
+          <w:color w:val="EAECF0"/>
+          <w:sz w:val="20"/>
+          <w:szCs w:val="20"/>
+          <w:lang w:eastAsia="tr-TR"/>
+        </w:rPr>
+      </w:pPr>
+      <w:r>
+        <w:rPr>
+          <w:rFonts w:ascii="var(--font-mono)" w:eastAsia="Times New Roman" w:hAnsi="var(--font-mono)" w:cs="Courier New"/>
+          <w:color w:val="EAECF0"/>
+          <w:sz w:val="20"/>
+          <w:szCs w:val="20"/>
+          <w:lang w:eastAsia="tr-TR"/>
+        </w:rPr>
+        <w:t xml:space="preserve">python </w:t>
+      </w:r>
+      <w:proofErr w:type="gramStart"/>
+      <w:r>
+        <w:rPr>
+          <w:rFonts w:ascii="var(--font-mono)" w:eastAsia="Times New Roman" w:hAnsi="var(--font-mono)" w:cs="Courier New"/>
+          <w:color w:val="EAECF0"/>
+          <w:sz w:val="20"/>
+          <w:szCs w:val="20"/>
+          <w:lang w:eastAsia="tr-TR"/>
+        </w:rPr>
+        <w:t>app.py</w:t>
+      </w:r>
+      <w:proofErr w:type="gramEnd"/>
+    </w:p>
+    <w:p>
+      <w:pPr>
+        <w:spacing w:before="100" w:beforeAutospacing="1" w:after="100" w:afterAutospacing="1" w:line="240" w:lineRule="auto"/>
+        <w:rPr>
+          <w:rFonts w:ascii="Times New Roman" w:eastAsia="Times New Roman" w:hAnsi="Times New Roman" w:cs="Times New Roman"/>
+          <w:sz w:val="24"/>
+          <w:szCs w:val="24"/>
+          <w:lang w:eastAsia="tr-TR"/>
+        </w:rPr>
+      </w:pPr>
+      <w:r>
+        <w:rPr>
+          <w:rFonts w:ascii="Times New Roman" w:eastAsia="Times New Roman" w:hAnsi="Times New Roman" w:cs="Times New Roman"/>
+          <w:sz w:val="24"/>
+          <w:szCs w:val="24"/>
+          <w:lang w:eastAsia="tr-TR"/>
+        </w:rPr>
+        <w:t xml:space="preserve">Sunucu ayaktayken </w:t>
+      </w:r>
+      <w:r>
+        <w:rPr>
+          <w:rFonts w:ascii="Times New Roman" w:eastAsia="Times New Roman" w:hAnsi="Times New Roman" w:cs="Times New Roman"/>
+          <w:b/>
+          <w:bCs/>
+          <w:sz w:val="24"/>
+          <w:szCs w:val="24"/>
+          <w:lang w:eastAsia="tr-TR"/>
+        </w:rPr>
+        <w:t>yeni bir terminal</w:t>
+      </w:r>
+      <w:r>
+        <w:rPr>
+          <w:rFonts w:ascii="Times New Roman" w:eastAsia="Times New Roman" w:hAnsi="Times New Roman" w:cs="Times New Roman"/>
+          <w:sz w:val="24"/>
+          <w:szCs w:val="24"/>
+          <w:lang w:eastAsia="tr-TR"/>
+        </w:rPr>
+        <w:t xml:space="preserve"> açıp art arda (kopyala-yapıştır ile 6 kez) şunu çalıştır:</w:t>
+      </w:r>
+    </w:p>
+    <w:p>
+      <w:pPr>
+        <w:spacing w:after="0" w:line="240" w:lineRule="auto"/>
+        <w:rPr>
+          <w:rFonts w:ascii="Times New Roman" w:eastAsia="Times New Roman" w:hAnsi="Times New Roman" w:cs="Times New Roman"/>
+          <w:sz w:val="24"/>
+          <w:szCs w:val="24"/>
+          <w:lang w:eastAsia="tr-TR"/>
+        </w:rPr>
+      </w:pPr>
+      <w:r>
+        <w:rPr>
+          <w:rFonts w:ascii="Times New Roman" w:eastAsia="Times New Roman" w:hAnsi="Times New Roman" w:cs="Times New Roman"/>
+          <w:sz w:val="24"/>
+          <w:szCs w:val="24"/>
+          <w:lang w:eastAsia="tr-TR"/>
+        </w:rPr>
+        <w:t>powershell</w:t>
+      </w:r>
+    </w:p>
+    <w:p>
+      <w:pPr>
+        <w:tabs>
+          <w:tab w:val="left" w:pos="916"/>
+          <w:tab w:val="left" w:pos="1832"/>
+          <w:tab w:val="left" w:pos="2748"/>
+          <w:tab w:val="left" w:pos="3664"/>
+          <w:tab w:val="left" w:pos="4580"/>
+          <w:tab w:val="left" w:pos="5496"/>
+          <w:tab w:val="left" w:pos="6412"/>
+          <w:tab w:val="left" w:pos="7328"/>
+          <w:tab w:val="left" w:pos="8244"/>
+          <w:tab w:val="left" w:pos="9160"/>
+          <w:tab w:val="left" w:pos="10076"/>
+          <w:tab w:val="left" w:pos="10992"/>
+          <w:tab w:val="left" w:pos="11908"/>
+          <w:tab w:val="left" w:pos="12824"/>
+          <w:tab w:val="left" w:pos="13740"/>
+          <w:tab w:val="left" w:pos="14656"/>
+        </w:tabs>
+        <w:spacing w:after="0" w:line="240" w:lineRule="auto"/>
+        <w:rPr>
+          <w:rFonts w:ascii="var(--font-mono)" w:eastAsia="Times New Roman" w:hAnsi="var(--font-mono)" w:cs="Courier New"/>
+          <w:color w:val="EAECF0"/>
+          <w:sz w:val="20"/>
+          <w:szCs w:val="20"/>
+          <w:lang w:eastAsia="tr-TR"/>
+        </w:rPr>
+      </w:pPr>
+      <w:r>
+        <w:rPr>
+          <w:rFonts w:ascii="var(--font-mono)" w:eastAsia="Times New Roman" w:hAnsi="var(--font-mono)" w:cs="Courier New"/>
+          <w:color w:val="70B8FF"/>
+          <w:sz w:val="20"/>
+          <w:szCs w:val="20"/>
+          <w:lang w:eastAsia="tr-TR"/>
+        </w:rPr>
+        <w:t>curl.exe</w:t>
+      </w:r>
+      <w:r>
+        <w:rPr>
+          <w:rFonts w:ascii="var(--font-mono)" w:eastAsia="Times New Roman" w:hAnsi="var(--font-mono)" w:cs="Courier New"/>
+          <w:color w:val="EAECF0"/>
+          <w:sz w:val="20"/>
+          <w:szCs w:val="20"/>
+          <w:lang w:eastAsia="tr-TR"/>
+        </w:rPr>
+        <w:t xml:space="preserve"> -X POST http://</w:t>
+      </w:r>
+      <w:r>
+        <w:rPr>
+          <w:rFonts w:ascii="var(--font-mono)" w:eastAsia="Times New Roman" w:hAnsi="var(--font-mono)" w:cs="Courier New"/>
+          <w:color w:val="5EEDED"/>
+          <w:sz w:val="20"/>
+          <w:szCs w:val="20"/>
+          <w:lang w:eastAsia="tr-TR"/>
+        </w:rPr>
+        <w:t>127.0</w:t>
+      </w:r>
+      <w:r>
+        <w:rPr>
+          <w:rFonts w:ascii="var(--font-mono)" w:eastAsia="Times New Roman" w:hAnsi="var(--font-mono)" w:cs="Courier New"/>
+          <w:color w:val="EAECF0"/>
+          <w:sz w:val="20"/>
+          <w:szCs w:val="20"/>
+          <w:lang w:eastAsia="tr-TR"/>
+        </w:rPr>
+        <w:t>.</w:t>
+      </w:r>
+      <w:r>
+        <w:rPr>
+          <w:rFonts w:ascii="var(--font-mono)" w:eastAsia="Times New Roman" w:hAnsi="var(--font-mono)" w:cs="Courier New"/>
+          <w:color w:val="5EEDED"/>
+          <w:sz w:val="20"/>
+          <w:szCs w:val="20"/>
+          <w:lang w:eastAsia="tr-TR"/>
+        </w:rPr>
+        <w:t>0.1</w:t>
+      </w:r>
+      <w:r>
+        <w:rPr>
+          <w:rFonts w:ascii="var(--font-mono)" w:eastAsia="Times New Roman" w:hAnsi="var(--font-mono)" w:cs="Courier New"/>
+          <w:color w:val="EAECF0"/>
+          <w:sz w:val="20"/>
+          <w:szCs w:val="20"/>
+          <w:lang w:eastAsia="tr-TR"/>
+        </w:rPr>
+        <w:t>:</w:t>
+      </w:r>
+      <w:r>
+        <w:rPr>
+          <w:rFonts w:ascii="var(--font-mono)" w:eastAsia="Times New Roman" w:hAnsi="var(--font-mono)" w:cs="Courier New"/>
+          <w:color w:val="5EEDED"/>
+          <w:sz w:val="20"/>
+          <w:szCs w:val="20"/>
+          <w:lang w:eastAsia="tr-TR"/>
+        </w:rPr>
+        <w:t>5000</w:t>
+      </w:r>
+      <w:r>
+        <w:rPr>
+          <w:rFonts w:ascii="var(--font-mono)" w:eastAsia="Times New Roman" w:hAnsi="var(--font-mono)" w:cs="Courier New"/>
+          <w:color w:val="EAECF0"/>
+          <w:sz w:val="20"/>
+          <w:szCs w:val="20"/>
+          <w:lang w:eastAsia="tr-TR"/>
+        </w:rPr>
+        <w:t xml:space="preserve">/api/auth/giris -H </w:t>
+      </w:r>
+      <w:r>
+        <w:rPr>
+          <w:rFonts w:ascii="var(--font-mono)" w:eastAsia="Times New Roman" w:hAnsi="var(--font-mono)" w:cs="Courier New"/>
+          <w:color w:val="9BE963"/>
+          <w:sz w:val="20"/>
+          <w:szCs w:val="20"/>
+          <w:lang w:eastAsia="tr-TR"/>
+        </w:rPr>
+        <w:t>"Content-Type: application/json"</w:t>
+      </w:r>
+      <w:r>
+        <w:rPr>
+          <w:rFonts w:ascii="var(--font-mono)" w:eastAsia="Times New Roman" w:hAnsi="var(--font-mono)" w:cs="Courier New"/>
+          <w:color w:val="EAECF0"/>
+          <w:sz w:val="20"/>
+          <w:szCs w:val="20"/>
+          <w:lang w:eastAsia="tr-TR"/>
+        </w:rPr>
+        <w:t xml:space="preserve"> -d </w:t>
+      </w:r>
+      <w:r>
+        <w:rPr>
+          <w:rFonts w:ascii="var(--font-mono)" w:eastAsia="Times New Roman" w:hAnsi="var(--font-mono)" w:cs="Courier New"/>
+          <w:color w:val="9BE963"/>
+          <w:sz w:val="20"/>
+          <w:szCs w:val="20"/>
+          <w:lang w:eastAsia="tr-TR"/>
+        </w:rPr>
+        <w:t>'{\"kullanici_adi\":\"yok\",\"sifre\":\"yok\"}'</w:t>
+      </w:r>
+    </w:p>
+    <w:p>
+      <w:pPr>
+        <w:spacing w:before="100" w:beforeAutospacing="1" w:after="100" w:afterAutospacing="1" w:line="240" w:lineRule="auto"/>
+        <w:rPr>
+          <w:rFonts w:ascii="Times New Roman" w:eastAsia="Times New Roman" w:hAnsi="Times New Roman" w:cs="Times New Roman"/>
+          <w:sz w:val="24"/>
+          <w:szCs w:val="24"/>
+          <w:lang w:eastAsia="tr-TR"/>
+        </w:rPr>
+      </w:pPr>
+      <w:r>
+        <w:rPr>
+          <w:rFonts w:ascii="Times New Roman" w:eastAsia="Times New Roman" w:hAnsi="Times New Roman" w:cs="Times New Roman"/>
+          <w:sz w:val="24"/>
+          <w:szCs w:val="24"/>
+          <w:lang w:eastAsia="tr-TR"/>
+        </w:rPr>
+        <w:t xml:space="preserve">İlk 5 denemede </w:t>
+      </w:r>
+      <w:r>
+        <w:rPr>
+          <w:rFonts w:ascii="Courier New" w:eastAsia="Times New Roman" w:hAnsi="Courier New" w:cs="Courier New"/>
+          <w:sz w:val="20"/>
+          <w:szCs w:val="20"/>
+          <w:lang w:eastAsia="tr-TR"/>
+        </w:rPr>
+        <w:t>401</w:t>
+      </w:r>
+      <w:r>
+        <w:rPr>
+          <w:rFonts w:ascii="Times New Roman" w:eastAsia="Times New Roman" w:hAnsi="Times New Roman" w:cs="Times New Roman"/>
+          <w:sz w:val="24"/>
+          <w:szCs w:val="24"/>
+          <w:lang w:eastAsia="tr-TR"/>
+        </w:rPr>
+        <w:t xml:space="preserve"> ("Kullanıcı adı veya şifre hatalı") almalısın, </w:t>
+      </w:r>
+      <w:r>
+        <w:rPr>
+          <w:rFonts w:ascii="Times New Roman" w:eastAsia="Times New Roman" w:hAnsi="Times New Roman" w:cs="Times New Roman"/>
+          <w:b/>
+          <w:bCs/>
+          <w:sz w:val="24"/>
+          <w:szCs w:val="24"/>
+          <w:lang w:eastAsia="tr-TR"/>
+        </w:rPr>
+        <w:t>6. denemede</w:t>
+      </w:r>
+      <w:r>
+        <w:rPr>
+          <w:rFonts w:ascii="Times New Roman" w:eastAsia="Times New Roman" w:hAnsi="Times New Roman" w:cs="Times New Roman"/>
+          <w:sz w:val="24"/>
+          <w:szCs w:val="24"/>
+          <w:lang w:eastAsia="tr-TR"/>
+        </w:rPr>
+        <w:t xml:space="preserve"> ise farklı bir cevap — </w:t>
+      </w:r>
+      <w:r>
+        <w:rPr>
+          <w:rFonts w:ascii="Courier New" w:eastAsia="Times New Roman" w:hAnsi="Courier New" w:cs="Courier New"/>
+          <w:sz w:val="20"/>
+          <w:szCs w:val="20"/>
+          <w:lang w:eastAsia="tr-TR"/>
+        </w:rPr>
+        <w:t>429</w:t>
+      </w:r>
+      <w:r>
+        <w:rPr>
+          <w:rFonts w:ascii="Times New Roman" w:eastAsia="Times New Roman" w:hAnsi="Times New Roman" w:cs="Times New Roman"/>
+          <w:sz w:val="24"/>
+          <w:szCs w:val="24"/>
+          <w:lang w:eastAsia="tr-TR"/>
+        </w:rPr>
+        <w:t xml:space="preserve"> hata kodu ve "too many requests" benzeri bir mesaj görmen lazım. Bunu görürsen, rate limiting gerçekten aktif demektir.</w:t>
+      </w:r>
+    </w:p>
+    <w:p>
+      <w:pPr>
+        <w:spacing w:before="100" w:beforeAutospacing="1" w:after="100" w:afterAutospacing="1" w:line="240" w:lineRule="auto"/>
+        <w:rPr>
+          <w:rFonts w:ascii="Times New Roman" w:eastAsia="Times New Roman" w:hAnsi="Times New Roman" w:cs="Times New Roman"/>
+          <w:sz w:val="24"/>
+          <w:szCs w:val="24"/>
+          <w:lang w:eastAsia="tr-TR"/>
+        </w:rPr>
+      </w:pPr>
+      <w:r>
+        <w:rPr>
+          <w:rFonts w:ascii="Times New Roman" w:eastAsia="Times New Roman" w:hAnsi="Times New Roman" w:cs="Times New Roman"/>
+          <w:sz w:val="24"/>
+          <w:szCs w:val="24"/>
+          <w:lang w:eastAsia="tr-TR"/>
+        </w:rPr>
+        <w:t>Sonucu paylaş, sonra frontend'e geçelim.</w:t>
+      </w:r>
+    </w:p>
+    <w:p>
+      <w:pPr>
+        <w:pStyle w:val="font-claude-response-body"/>
+      </w:pPr>
+      <w:r>
+        <w:lastRenderedPageBreak/>
+        <w:drawing>
+          <wp:inline distT="0" distB="0" distL="0" distR="0" wp14:anchorId="7847092B" wp14:editId="7B70DE6C">
+            <wp:extent cx="5760720" cy="1237152"/>
+            <wp:effectExtent l="0" t="0" r="0" b="1270"/>
+            <wp:docPr id="12" name="Resim 12"/>
+            <wp:cNvGraphicFramePr>
+              <a:graphicFrameLocks xmlns:a="http://schemas.openxmlformats.org/drawingml/2006/main" noChangeAspect="1"/>
+            </wp:cNvGraphicFramePr>
+            <a:graphic xmlns:a="http://schemas.openxmlformats.org/drawingml/2006/main">
+              <a:graphicData uri="http://schemas.openxmlformats.org/drawingml/2006/picture">
+                <pic:pic xmlns:pic="http://schemas.openxmlformats.org/drawingml/2006/picture">
+                  <pic:nvPicPr>
+                    <pic:cNvPr id="0" name=""/>
+                    <pic:cNvPicPr/>
+                  </pic:nvPicPr>
+                  <pic:blipFill>
+                    <a:blip r:embed="rId21"/>
+                    <a:stretch>
+                      <a:fillRect/>
+                    </a:stretch>
+                  </pic:blipFill>
+                  <pic:spPr>
+                    <a:xfrm>
+                      <a:off x="0" y="0"/>
+                      <a:ext cx="5760720" cy="1237152"/>
+                    </a:xfrm>
+                    <a:prstGeom prst="rect">
+                      <a:avLst/>
+                    </a:prstGeom>
+                  </pic:spPr>
+                </pic:pic>
+              </a:graphicData>
+            </a:graphic>
+          </wp:inline>
+        </w:drawing>
+      </w:r>
+    </w:p>
+    <w:p>
+      <w:pPr>
+        <w:spacing w:before="100" w:beforeAutospacing="1" w:after="100" w:afterAutospacing="1" w:line="240" w:lineRule="auto"/>
+        <w:rPr>
+          <w:rFonts w:ascii="Times New Roman" w:eastAsia="Times New Roman" w:hAnsi="Times New Roman" w:cs="Times New Roman"/>
+          <w:sz w:val="24"/>
+          <w:szCs w:val="24"/>
+          <w:lang w:eastAsia="tr-TR"/>
+        </w:rPr>
+      </w:pPr>
+      <w:proofErr w:type="gramStart"/>
+      <w:r>
+        <w:rPr>
+          <w:rFonts w:ascii="Times New Roman" w:eastAsia="Times New Roman" w:hAnsi="Times New Roman" w:cs="Times New Roman"/>
+          <w:sz w:val="24"/>
+          <w:szCs w:val="24"/>
+          <w:lang w:eastAsia="tr-TR"/>
+        </w:rPr>
+        <w:t xml:space="preserve">Sunucu ayakta, normal. </w:t>
+      </w:r>
+      <w:proofErr w:type="gramEnd"/>
+      <w:r>
+        <w:rPr>
+          <w:rFonts w:ascii="Times New Roman" w:eastAsia="Times New Roman" w:hAnsi="Times New Roman" w:cs="Times New Roman"/>
+          <w:sz w:val="24"/>
+          <w:szCs w:val="24"/>
+          <w:lang w:eastAsia="tr-TR"/>
+        </w:rPr>
+        <w:t xml:space="preserve">Şimdi bu pencereyi kapatma — </w:t>
+      </w:r>
+      <w:r>
+        <w:rPr>
+          <w:rFonts w:ascii="Times New Roman" w:eastAsia="Times New Roman" w:hAnsi="Times New Roman" w:cs="Times New Roman"/>
+          <w:b/>
+          <w:bCs/>
+          <w:sz w:val="24"/>
+          <w:szCs w:val="24"/>
+          <w:lang w:eastAsia="tr-TR"/>
+        </w:rPr>
+        <w:t>yeni bir terminal penceresi</w:t>
+      </w:r>
+      <w:r>
+        <w:rPr>
+          <w:rFonts w:ascii="Times New Roman" w:eastAsia="Times New Roman" w:hAnsi="Times New Roman" w:cs="Times New Roman"/>
+          <w:sz w:val="24"/>
+          <w:szCs w:val="24"/>
+          <w:lang w:eastAsia="tr-TR"/>
+        </w:rPr>
+        <w:t xml:space="preserve"> aç (VS Code'da `Ctrl + Shift + </w:t>
+      </w:r>
+      <w:proofErr w:type="gramStart"/>
+      <w:r>
+        <w:rPr>
+          <w:rFonts w:ascii="Times New Roman" w:eastAsia="Times New Roman" w:hAnsi="Times New Roman" w:cs="Times New Roman"/>
+          <w:sz w:val="24"/>
+          <w:szCs w:val="24"/>
+          <w:lang w:eastAsia="tr-TR"/>
+        </w:rPr>
+        <w:t>`</w:t>
+      </w:r>
+      <w:proofErr w:type="gramEnd"/>
+      <w:r>
+        <w:rPr>
+          <w:rFonts w:ascii="Times New Roman" w:eastAsia="Times New Roman" w:hAnsi="Times New Roman" w:cs="Times New Roman"/>
+          <w:sz w:val="24"/>
+          <w:szCs w:val="24"/>
+          <w:lang w:eastAsia="tr-TR"/>
+        </w:rPr>
+        <w:t xml:space="preserve">` ya da Terminal menüsünden "New Terminal") ve orada, art arda </w:t>
+      </w:r>
+      <w:r>
+        <w:rPr>
+          <w:rFonts w:ascii="Times New Roman" w:eastAsia="Times New Roman" w:hAnsi="Times New Roman" w:cs="Times New Roman"/>
+          <w:b/>
+          <w:bCs/>
+          <w:sz w:val="24"/>
+          <w:szCs w:val="24"/>
+          <w:lang w:eastAsia="tr-TR"/>
+        </w:rPr>
+        <w:t>6 kez</w:t>
+      </w:r>
+      <w:r>
+        <w:rPr>
+          <w:rFonts w:ascii="Times New Roman" w:eastAsia="Times New Roman" w:hAnsi="Times New Roman" w:cs="Times New Roman"/>
+          <w:sz w:val="24"/>
+          <w:szCs w:val="24"/>
+          <w:lang w:eastAsia="tr-TR"/>
+        </w:rPr>
+        <w:t xml:space="preserve"> şu komutu çalıştır (her seferinde Enter'a basarak, kopyala-yapıştır ile):</w:t>
+      </w:r>
+    </w:p>
+    <w:p>
+      <w:pPr>
+        <w:spacing w:after="0" w:line="240" w:lineRule="auto"/>
+        <w:rPr>
+          <w:rFonts w:ascii="Times New Roman" w:eastAsia="Times New Roman" w:hAnsi="Times New Roman" w:cs="Times New Roman"/>
+          <w:sz w:val="24"/>
+          <w:szCs w:val="24"/>
+          <w:lang w:eastAsia="tr-TR"/>
+        </w:rPr>
+      </w:pPr>
+      <w:r>
+        <w:rPr>
+          <w:rFonts w:ascii="Times New Roman" w:eastAsia="Times New Roman" w:hAnsi="Times New Roman" w:cs="Times New Roman"/>
+          <w:sz w:val="24"/>
+          <w:szCs w:val="24"/>
+          <w:lang w:eastAsia="tr-TR"/>
+        </w:rPr>
+        <w:t>powershell</w:t>
+      </w:r>
+    </w:p>
+    <w:p>
+      <w:pPr>
+        <w:tabs>
+          <w:tab w:val="left" w:pos="916"/>
+          <w:tab w:val="left" w:pos="1832"/>
+          <w:tab w:val="left" w:pos="2748"/>
+          <w:tab w:val="left" w:pos="3664"/>
+          <w:tab w:val="left" w:pos="4580"/>
+          <w:tab w:val="left" w:pos="5496"/>
+          <w:tab w:val="left" w:pos="6412"/>
+          <w:tab w:val="left" w:pos="7328"/>
+          <w:tab w:val="left" w:pos="8244"/>
+          <w:tab w:val="left" w:pos="9160"/>
+          <w:tab w:val="left" w:pos="10076"/>
+          <w:tab w:val="left" w:pos="10992"/>
+          <w:tab w:val="left" w:pos="11908"/>
+          <w:tab w:val="left" w:pos="12824"/>
+          <w:tab w:val="left" w:pos="13740"/>
+          <w:tab w:val="left" w:pos="14656"/>
+        </w:tabs>
+        <w:spacing w:after="0" w:line="240" w:lineRule="auto"/>
+        <w:rPr>
+          <w:rFonts w:ascii="var(--font-mono)" w:eastAsia="Times New Roman" w:hAnsi="var(--font-mono)" w:cs="Courier New"/>
+          <w:color w:val="EAECF0"/>
+          <w:sz w:val="20"/>
+          <w:szCs w:val="20"/>
+          <w:lang w:eastAsia="tr-TR"/>
+        </w:rPr>
+      </w:pPr>
+      <w:r>
+        <w:rPr>
+          <w:rFonts w:ascii="var(--font-mono)" w:eastAsia="Times New Roman" w:hAnsi="var(--font-mono)" w:cs="Courier New"/>
+          <w:color w:val="70B8FF"/>
+          <w:sz w:val="20"/>
+          <w:szCs w:val="20"/>
+          <w:lang w:eastAsia="tr-TR"/>
+        </w:rPr>
+        <w:t>curl.exe</w:t>
+      </w:r>
+      <w:r>
+        <w:rPr>
+          <w:rFonts w:ascii="var(--font-mono)" w:eastAsia="Times New Roman" w:hAnsi="var(--font-mono)" w:cs="Courier New"/>
+          <w:color w:val="EAECF0"/>
+          <w:sz w:val="20"/>
+          <w:szCs w:val="20"/>
+          <w:lang w:eastAsia="tr-TR"/>
+        </w:rPr>
+        <w:t xml:space="preserve"> -X POST http://</w:t>
+      </w:r>
+      <w:r>
+        <w:rPr>
+          <w:rFonts w:ascii="var(--font-mono)" w:eastAsia="Times New Roman" w:hAnsi="var(--font-mono)" w:cs="Courier New"/>
+          <w:color w:val="5EEDED"/>
+          <w:sz w:val="20"/>
+          <w:szCs w:val="20"/>
+          <w:lang w:eastAsia="tr-TR"/>
+        </w:rPr>
+        <w:t>127.0</w:t>
+      </w:r>
+      <w:r>
+        <w:rPr>
+          <w:rFonts w:ascii="var(--font-mono)" w:eastAsia="Times New Roman" w:hAnsi="var(--font-mono)" w:cs="Courier New"/>
+          <w:color w:val="EAECF0"/>
+          <w:sz w:val="20"/>
+          <w:szCs w:val="20"/>
+          <w:lang w:eastAsia="tr-TR"/>
+        </w:rPr>
+        <w:t>.</w:t>
+      </w:r>
+      <w:r>
+        <w:rPr>
+          <w:rFonts w:ascii="var(--font-mono)" w:eastAsia="Times New Roman" w:hAnsi="var(--font-mono)" w:cs="Courier New"/>
+          <w:color w:val="5EEDED"/>
+          <w:sz w:val="20"/>
+          <w:szCs w:val="20"/>
+          <w:lang w:eastAsia="tr-TR"/>
+        </w:rPr>
+        <w:t>0.1</w:t>
+      </w:r>
+      <w:r>
+        <w:rPr>
+          <w:rFonts w:ascii="var(--font-mono)" w:eastAsia="Times New Roman" w:hAnsi="var(--font-mono)" w:cs="Courier New"/>
+          <w:color w:val="EAECF0"/>
+          <w:sz w:val="20"/>
+          <w:szCs w:val="20"/>
+          <w:lang w:eastAsia="tr-TR"/>
+        </w:rPr>
+        <w:t>:</w:t>
+      </w:r>
+      <w:r>
+        <w:rPr>
+          <w:rFonts w:ascii="var(--font-mono)" w:eastAsia="Times New Roman" w:hAnsi="var(--font-mono)" w:cs="Courier New"/>
+          <w:color w:val="5EEDED"/>
+          <w:sz w:val="20"/>
+          <w:szCs w:val="20"/>
+          <w:lang w:eastAsia="tr-TR"/>
+        </w:rPr>
+        <w:t>5000</w:t>
+      </w:r>
+      <w:r>
+        <w:rPr>
+          <w:rFonts w:ascii="var(--font-mono)" w:eastAsia="Times New Roman" w:hAnsi="var(--font-mono)" w:cs="Courier New"/>
+          <w:color w:val="EAECF0"/>
+          <w:sz w:val="20"/>
+          <w:szCs w:val="20"/>
+          <w:lang w:eastAsia="tr-TR"/>
+        </w:rPr>
+        <w:t xml:space="preserve">/api/auth/giris -H </w:t>
+      </w:r>
+      <w:r>
+        <w:rPr>
+          <w:rFonts w:ascii="var(--font-mono)" w:eastAsia="Times New Roman" w:hAnsi="var(--font-mono)" w:cs="Courier New"/>
+          <w:color w:val="9BE963"/>
+          <w:sz w:val="20"/>
+          <w:szCs w:val="20"/>
+          <w:lang w:eastAsia="tr-TR"/>
+        </w:rPr>
+        <w:t>"Content-Type: application/json"</w:t>
+      </w:r>
+      <w:r>
+        <w:rPr>
+          <w:rFonts w:ascii="var(--font-mono)" w:eastAsia="Times New Roman" w:hAnsi="var(--font-mono)" w:cs="Courier New"/>
+          <w:color w:val="EAECF0"/>
+          <w:sz w:val="20"/>
+          <w:szCs w:val="20"/>
+          <w:lang w:eastAsia="tr-TR"/>
+        </w:rPr>
+        <w:t xml:space="preserve"> -d </w:t>
+      </w:r>
+      <w:r>
+        <w:rPr>
+          <w:rFonts w:ascii="var(--font-mono)" w:eastAsia="Times New Roman" w:hAnsi="var(--font-mono)" w:cs="Courier New"/>
+          <w:color w:val="9BE963"/>
+          <w:sz w:val="20"/>
+          <w:szCs w:val="20"/>
+          <w:lang w:eastAsia="tr-TR"/>
+        </w:rPr>
+        <w:t>'{\"kullanici_adi\":\"yok\",\"sifre\":\"yok\"}'</w:t>
+      </w:r>
+    </w:p>
+    <w:p>
+      <w:pPr>
+        <w:spacing w:before="100" w:beforeAutospacing="1" w:after="100" w:afterAutospacing="1" w:line="240" w:lineRule="auto"/>
+        <w:rPr>
+          <w:rFonts w:ascii="Times New Roman" w:eastAsia="Times New Roman" w:hAnsi="Times New Roman" w:cs="Times New Roman"/>
+          <w:sz w:val="24"/>
+          <w:szCs w:val="24"/>
+          <w:lang w:eastAsia="tr-TR"/>
+        </w:rPr>
+      </w:pPr>
+      <w:r>
+        <w:rPr>
+          <w:rFonts w:ascii="Times New Roman" w:eastAsia="Times New Roman" w:hAnsi="Times New Roman" w:cs="Times New Roman"/>
+          <w:sz w:val="24"/>
+          <w:szCs w:val="24"/>
+          <w:lang w:eastAsia="tr-TR"/>
+        </w:rPr>
+        <w:t xml:space="preserve">İlk 5 seferde </w:t>
+      </w:r>
+      <w:r>
+        <w:rPr>
+          <w:rFonts w:ascii="Courier New" w:eastAsia="Times New Roman" w:hAnsi="Courier New" w:cs="Courier New"/>
+          <w:sz w:val="20"/>
+          <w:szCs w:val="20"/>
+          <w:lang w:eastAsia="tr-TR"/>
+        </w:rPr>
+        <w:t>{"hata": "Kullanıcı adı veya şifre hatalı."}</w:t>
+      </w:r>
+      <w:r>
+        <w:rPr>
+          <w:rFonts w:ascii="Times New Roman" w:eastAsia="Times New Roman" w:hAnsi="Times New Roman" w:cs="Times New Roman"/>
+          <w:sz w:val="24"/>
+          <w:szCs w:val="24"/>
+          <w:lang w:eastAsia="tr-TR"/>
+        </w:rPr>
+        <w:t xml:space="preserve"> gibi bir cevap alacaksın. </w:t>
+      </w:r>
+      <w:r>
+        <w:rPr>
+          <w:rFonts w:ascii="Times New Roman" w:eastAsia="Times New Roman" w:hAnsi="Times New Roman" w:cs="Times New Roman"/>
+          <w:b/>
+          <w:bCs/>
+          <w:sz w:val="24"/>
+          <w:szCs w:val="24"/>
+          <w:lang w:eastAsia="tr-TR"/>
+        </w:rPr>
+        <w:t>6. seferde</w:t>
+      </w:r>
+      <w:r>
+        <w:rPr>
+          <w:rFonts w:ascii="Times New Roman" w:eastAsia="Times New Roman" w:hAnsi="Times New Roman" w:cs="Times New Roman"/>
+          <w:sz w:val="24"/>
+          <w:szCs w:val="24"/>
+          <w:lang w:eastAsia="tr-TR"/>
+        </w:rPr>
+        <w:t xml:space="preserve"> farklı bir mesaj (rate limit aşıldı anlamında) görmen lazım.</w:t>
+      </w:r>
+    </w:p>
+    <w:p>
+      <w:pPr>
+        <w:spacing w:before="100" w:beforeAutospacing="1" w:after="100" w:afterAutospacing="1" w:line="240" w:lineRule="auto"/>
+        <w:rPr>
+          <w:rFonts w:ascii="Times New Roman" w:eastAsia="Times New Roman" w:hAnsi="Times New Roman" w:cs="Times New Roman"/>
+          <w:sz w:val="24"/>
+          <w:szCs w:val="24"/>
+          <w:lang w:eastAsia="tr-TR"/>
+        </w:rPr>
+      </w:pPr>
+      <w:r>
+        <w:rPr>
+          <w:rFonts w:ascii="Times New Roman" w:eastAsia="Times New Roman" w:hAnsi="Times New Roman" w:cs="Times New Roman"/>
+          <w:sz w:val="24"/>
+          <w:szCs w:val="24"/>
+          <w:lang w:eastAsia="tr-TR"/>
+        </w:rPr>
+        <w:t>6 denemenin de çıktısının ekran görüntüsünü at.</w:t>
+      </w:r>
+    </w:p>
+    <w:p>
+      <w:pPr>
+        <w:pStyle w:val="font-claude-response-body"/>
+      </w:pPr>
+      <w:r>
+        <w:drawing>
+          <wp:inline distT="0" distB="0" distL="0" distR="0" wp14:anchorId="674AFB75" wp14:editId="429DA619">
+            <wp:extent cx="5395428" cy="1356478"/>
+            <wp:effectExtent l="0" t="0" r="0" b="0"/>
+            <wp:docPr id="13" name="Resim 13"/>
+            <wp:cNvGraphicFramePr>
+              <a:graphicFrameLocks xmlns:a="http://schemas.openxmlformats.org/drawingml/2006/main" noChangeAspect="1"/>
+            </wp:cNvGraphicFramePr>
+            <a:graphic xmlns:a="http://schemas.openxmlformats.org/drawingml/2006/main">
+              <a:graphicData uri="http://schemas.openxmlformats.org/drawingml/2006/picture">
+                <pic:pic xmlns:pic="http://schemas.openxmlformats.org/drawingml/2006/picture">
+                  <pic:nvPicPr>
+                    <pic:cNvPr id="0" name=""/>
+                    <pic:cNvPicPr/>
+                  </pic:nvPicPr>
+                  <pic:blipFill>
+                    <a:blip r:embed="rId22"/>
+                    <a:stretch>
+                      <a:fillRect/>
+                    </a:stretch>
+                  </pic:blipFill>
+                  <pic:spPr>
+                    <a:xfrm>
+                      <a:off x="0" y="0"/>
+                      <a:ext cx="5395428" cy="1356478"/>
+                    </a:xfrm>
+                    <a:prstGeom prst="rect">
+                      <a:avLst/>
+                    </a:prstGeom>
+                  </pic:spPr>
+                </pic:pic>
+              </a:graphicData>
+            </a:graphic>
+          </wp:inline>
+        </w:drawing>
+      </w:r>
+    </w:p>
+    <w:p>
+      <w:pPr>
+        <w:spacing w:before="100" w:beforeAutospacing="1" w:after="100" w:afterAutospacing="1" w:line="240" w:lineRule="auto"/>
+        <w:rPr>
+          <w:rFonts w:ascii="Times New Roman" w:eastAsia="Times New Roman" w:hAnsi="Times New Roman" w:cs="Times New Roman"/>
+          <w:sz w:val="24"/>
+          <w:szCs w:val="24"/>
+          <w:lang w:eastAsia="tr-TR"/>
+        </w:rPr>
+      </w:pPr>
+      <w:r>
+        <w:rPr>
+          <w:rFonts w:ascii="Courier New" w:eastAsia="Times New Roman" w:hAnsi="Courier New" w:cs="Courier New"/>
+          <w:b/>
+          <w:bCs/>
+          <w:sz w:val="20"/>
+          <w:szCs w:val="20"/>
+          <w:lang w:eastAsia="tr-TR"/>
+        </w:rPr>
+        <w:t>429 Too Many Requests</w:t>
+      </w:r>
+      <w:r>
+        <w:rPr>
+          <w:rFonts w:ascii="Times New Roman" w:eastAsia="Times New Roman" w:hAnsi="Times New Roman" w:cs="Times New Roman"/>
+          <w:b/>
+          <w:bCs/>
+          <w:sz w:val="24"/>
+          <w:szCs w:val="24"/>
+          <w:lang w:eastAsia="tr-TR"/>
+        </w:rPr>
+        <w:t xml:space="preserve"> — </w:t>
+      </w:r>
+      <w:r>
+        <w:rPr>
+          <w:rFonts w:ascii="Courier New" w:eastAsia="Times New Roman" w:hAnsi="Courier New" w:cs="Courier New"/>
+          <w:b/>
+          <w:bCs/>
+          <w:sz w:val="20"/>
+          <w:szCs w:val="20"/>
+          <w:lang w:eastAsia="tr-TR"/>
+        </w:rPr>
+        <w:t>5 per 1 minute</w:t>
+      </w:r>
+      <w:r>
+        <w:rPr>
+          <w:rFonts w:ascii="Times New Roman" w:eastAsia="Times New Roman" w:hAnsi="Times New Roman" w:cs="Times New Roman"/>
+          <w:sz w:val="24"/>
+          <w:szCs w:val="24"/>
+          <w:lang w:eastAsia="tr-TR"/>
+        </w:rPr>
+        <w:t xml:space="preserve"> — rate limiting tam olarak beklediğim gibi çalışıyor. 5 denemeden sonra Flask otomatik olarak isteği reddediyor, dakikada bir sıfırlanıyor. Bu, brute-force saldırılarına karşı gerçek bir koruma.</w:t>
+      </w:r>
+    </w:p>
+    <w:p>
+      <w:pPr>
+        <w:spacing w:before="100" w:beforeAutospacing="1" w:after="100" w:afterAutospacing="1" w:line="240" w:lineRule="auto"/>
+        <w:rPr>
+          <w:rFonts w:ascii="Times New Roman" w:eastAsia="Times New Roman" w:hAnsi="Times New Roman" w:cs="Times New Roman"/>
+          <w:sz w:val="24"/>
+          <w:szCs w:val="24"/>
+          <w:lang w:eastAsia="tr-TR"/>
+        </w:rPr>
+      </w:pPr>
+      <w:r>
+        <w:rPr>
+          <w:rFonts w:ascii="Times New Roman" w:eastAsia="Times New Roman" w:hAnsi="Times New Roman" w:cs="Times New Roman"/>
+          <w:sz w:val="24"/>
+          <w:szCs w:val="24"/>
+          <w:lang w:eastAsia="tr-TR"/>
+        </w:rPr>
+        <w:t>Sunucuyu kapatabilirsin (</w:t>
+      </w:r>
+      <w:r>
+        <w:rPr>
+          <w:rFonts w:ascii="Courier New" w:eastAsia="Times New Roman" w:hAnsi="Courier New" w:cs="Courier New"/>
+          <w:sz w:val="20"/>
+          <w:szCs w:val="20"/>
+          <w:lang w:eastAsia="tr-TR"/>
+        </w:rPr>
+        <w:t>Ctrl+C</w:t>
+      </w:r>
+      <w:r>
+        <w:rPr>
+          <w:rFonts w:ascii="Times New Roman" w:eastAsia="Times New Roman" w:hAnsi="Times New Roman" w:cs="Times New Roman"/>
+          <w:sz w:val="24"/>
+          <w:szCs w:val="24"/>
+          <w:lang w:eastAsia="tr-TR"/>
+        </w:rPr>
+        <w:t>).</w:t>
+      </w:r>
+    </w:p>
+    <w:p>
+      <w:pPr>
+        <w:spacing w:before="100" w:beforeAutospacing="1" w:after="100" w:afterAutospacing="1" w:line="240" w:lineRule="auto"/>
+        <w:outlineLvl w:val="2"/>
+        <w:rPr>
+          <w:rFonts w:ascii="Times New Roman" w:eastAsia="Times New Roman" w:hAnsi="Times New Roman" w:cs="Times New Roman"/>
+          <w:b/>
+          <w:bCs/>
+          <w:sz w:val="27"/>
+          <w:szCs w:val="27"/>
+          <w:lang w:eastAsia="tr-TR"/>
+        </w:rPr>
+      </w:pPr>
+      <w:r>
+        <w:rPr>
+          <w:rFonts w:ascii="Times New Roman" w:eastAsia="Times New Roman" w:hAnsi="Times New Roman" w:cs="Times New Roman"/>
+          <w:b/>
+          <w:bCs/>
+          <w:sz w:val="27"/>
+          <w:szCs w:val="27"/>
+          <w:lang w:eastAsia="tr-TR"/>
+        </w:rPr>
+        <w:t>Durum özeti — 4 madde de tamamlandı ve doğrulandı ✅</w:t>
+      </w:r>
+    </w:p>
+    <w:tbl>
+      <w:tblPr>
+        <w:tblW w:w="0" w:type="auto"/>
+        <w:tblCellSpacing w:w="15" w:type="dxa"/>
+        <w:tblCellMar>
+          <w:top w:w="15" w:type="dxa"/>
+          <w:left w:w="15" w:type="dxa"/>
+          <w:bottom w:w="15" w:type="dxa"/>
+          <w:right w:w="15" w:type="dxa"/>
+        </w:tblCellMar>
+        <w:tblLook w:val="04A0" w:firstRow="1" w:lastRow="0" w:firstColumn="1" w:lastColumn="0" w:noHBand="0" w:noVBand="1"/>
+      </w:tblPr>
+      <w:tblGrid>
+        <w:gridCol w:w="1890"/>
+        <w:gridCol w:w="7272"/>
+      </w:tblGrid>
+      <w:tr>
+        <w:trPr>
+          <w:tblHeader/>
+          <w:tblCellSpacing w:w="15" w:type="dxa"/>
+        </w:trPr>
+        <w:tc>
+          <w:tcPr>
+            <w:tcW w:w="0" w:type="auto"/>
+            <w:vAlign w:val="center"/>
+            <w:hideMark/>
+          </w:tcPr>
+          <w:p>
+            <w:pPr>
+              <w:spacing w:after="0" w:line="240" w:lineRule="auto"/>
+              <w:jc w:val="center"/>
+              <w:rPr>
+                <w:rFonts w:ascii="Times New Roman" w:eastAsia="Times New Roman" w:hAnsi="Times New Roman" w:cs="Times New Roman"/>
+                <w:b/>
+                <w:bCs/>
+                <w:sz w:val="24"/>
+                <w:szCs w:val="24"/>
+                <w:lang w:eastAsia="tr-TR"/>
+              </w:rPr>
+            </w:pPr>
+            <w:r>
+              <w:rPr>
+                <w:rFonts w:ascii="Times New Roman" w:eastAsia="Times New Roman" w:hAnsi="Times New Roman" w:cs="Times New Roman"/>
+                <w:b/>
+                <w:bCs/>
+                <w:sz w:val="24"/>
+                <w:szCs w:val="24"/>
+                <w:lang w:eastAsia="tr-TR"/>
+              </w:rPr>
+              <w:t>Madde</w:t>
+            </w:r>
+          </w:p>
+        </w:tc>
+        <w:tc>
+          <w:tcPr>
+            <w:tcW w:w="0" w:type="auto"/>
+            <w:vAlign w:val="center"/>
+            <w:hideMark/>
+          </w:tcPr>
+          <w:p>
+            <w:pPr>
+              <w:spacing w:after="0" w:line="240" w:lineRule="auto"/>
+              <w:jc w:val="center"/>
+              <w:rPr>
+                <w:rFonts w:ascii="Times New Roman" w:eastAsia="Times New Roman" w:hAnsi="Times New Roman" w:cs="Times New Roman"/>
+                <w:b/>
+                <w:bCs/>
+                <w:sz w:val="24"/>
+                <w:szCs w:val="24"/>
+                <w:lang w:eastAsia="tr-TR"/>
+              </w:rPr>
+            </w:pPr>
+            <w:r>
+              <w:rPr>
+                <w:rFonts w:ascii="Times New Roman" w:eastAsia="Times New Roman" w:hAnsi="Times New Roman" w:cs="Times New Roman"/>
+                <w:b/>
+                <w:bCs/>
+                <w:sz w:val="24"/>
+                <w:szCs w:val="24"/>
+                <w:lang w:eastAsia="tr-TR"/>
+              </w:rPr>
+              <w:t>Kanıt</w:t>
+            </w:r>
+          </w:p>
+        </w:tc>
+      </w:tr>
+      <w:tr>
+        <w:trPr>
+          <w:tblCellSpacing w:w="15" w:type="dxa"/>
+        </w:trPr>
+        <w:tc>
+          <w:tcPr>
+            <w:tcW w:w="0" w:type="auto"/>
+            <w:vAlign w:val="center"/>
+            <w:hideMark/>
+          </w:tcPr>
+          <w:p>
+            <w:pPr>
+              <w:spacing w:after="0" w:line="240" w:lineRule="auto"/>
+              <w:rPr>
+                <w:rFonts w:ascii="Times New Roman" w:eastAsia="Times New Roman" w:hAnsi="Times New Roman" w:cs="Times New Roman"/>
+                <w:sz w:val="24"/>
+                <w:szCs w:val="24"/>
+                <w:lang w:eastAsia="tr-TR"/>
+              </w:rPr>
+            </w:pPr>
+            <w:proofErr w:type="gramStart"/>
+            <w:r>
+              <w:rPr>
+                <w:rFonts w:ascii="Times New Roman" w:eastAsia="Times New Roman" w:hAnsi="Times New Roman" w:cs="Times New Roman"/>
+                <w:sz w:val="24"/>
+                <w:szCs w:val="24"/>
+                <w:lang w:eastAsia="tr-TR"/>
+              </w:rPr>
+              <w:t>README.md</w:t>
+            </w:r>
+            <w:proofErr w:type="gramEnd"/>
+          </w:p>
+        </w:tc>
+        <w:tc>
+          <w:tcPr>
+            <w:tcW w:w="0" w:type="auto"/>
+            <w:vAlign w:val="center"/>
+            <w:hideMark/>
+          </w:tcPr>
+          <w:p>
+            <w:pPr>
+              <w:spacing w:after="0" w:line="240" w:lineRule="auto"/>
+              <w:rPr>
+                <w:rFonts w:ascii="Times New Roman" w:eastAsia="Times New Roman" w:hAnsi="Times New Roman" w:cs="Times New Roman"/>
+                <w:sz w:val="24"/>
+                <w:szCs w:val="24"/>
+                <w:lang w:eastAsia="tr-TR"/>
+              </w:rPr>
+            </w:pPr>
+            <w:r>
+              <w:rPr>
+                <w:rFonts w:ascii="Times New Roman" w:eastAsia="Times New Roman" w:hAnsi="Times New Roman" w:cs="Times New Roman"/>
+                <w:sz w:val="24"/>
+                <w:szCs w:val="24"/>
+                <w:lang w:eastAsia="tr-TR"/>
+              </w:rPr>
+              <w:t>Proje kökünde, kurulum + mimari anlatıyor</w:t>
+            </w:r>
+          </w:p>
+        </w:tc>
+      </w:tr>
+      <w:tr>
+        <w:trPr>
+          <w:tblCellSpacing w:w="15" w:type="dxa"/>
+        </w:trPr>
+        <w:tc>
+          <w:tcPr>
+            <w:tcW w:w="0" w:type="auto"/>
+            <w:vAlign w:val="center"/>
+            <w:hideMark/>
+          </w:tcPr>
+          <w:p>
+            <w:pPr>
+              <w:spacing w:after="0" w:line="240" w:lineRule="auto"/>
+              <w:rPr>
+                <w:rFonts w:ascii="Times New Roman" w:eastAsia="Times New Roman" w:hAnsi="Times New Roman" w:cs="Times New Roman"/>
+                <w:sz w:val="24"/>
+                <w:szCs w:val="24"/>
+                <w:lang w:eastAsia="tr-TR"/>
+              </w:rPr>
+            </w:pPr>
+            <w:r>
+              <w:rPr>
+                <w:rFonts w:ascii="Times New Roman" w:eastAsia="Times New Roman" w:hAnsi="Times New Roman" w:cs="Times New Roman"/>
+                <w:sz w:val="24"/>
+                <w:szCs w:val="24"/>
+                <w:lang w:eastAsia="tr-TR"/>
+              </w:rPr>
+              <w:t>Rate limiting</w:t>
+            </w:r>
+          </w:p>
+        </w:tc>
+        <w:tc>
+          <w:tcPr>
+            <w:tcW w:w="0" w:type="auto"/>
+            <w:vAlign w:val="center"/>
+            <w:hideMark/>
+          </w:tcPr>
+          <w:p>
+            <w:pPr>
+              <w:spacing w:after="0" w:line="240" w:lineRule="auto"/>
+              <w:rPr>
+                <w:rFonts w:ascii="Times New Roman" w:eastAsia="Times New Roman" w:hAnsi="Times New Roman" w:cs="Times New Roman"/>
+                <w:sz w:val="24"/>
+                <w:szCs w:val="24"/>
+                <w:lang w:eastAsia="tr-TR"/>
+              </w:rPr>
+            </w:pPr>
+            <w:r>
+              <w:rPr>
+                <w:rFonts w:ascii="Times New Roman" w:eastAsia="Times New Roman" w:hAnsi="Times New Roman" w:cs="Times New Roman"/>
+                <w:sz w:val="24"/>
+                <w:szCs w:val="24"/>
+                <w:lang w:eastAsia="tr-TR"/>
+              </w:rPr>
+              <w:t xml:space="preserve">Gerçek sunucuda test edildi, </w:t>
+            </w:r>
+            <w:r>
+              <w:rPr>
+                <w:rFonts w:ascii="Courier New" w:eastAsia="Times New Roman" w:hAnsi="Courier New" w:cs="Courier New"/>
+                <w:sz w:val="20"/>
+                <w:szCs w:val="20"/>
+                <w:lang w:eastAsia="tr-TR"/>
+              </w:rPr>
+              <w:t>429</w:t>
+            </w:r>
+            <w:r>
+              <w:rPr>
+                <w:rFonts w:ascii="Times New Roman" w:eastAsia="Times New Roman" w:hAnsi="Times New Roman" w:cs="Times New Roman"/>
+                <w:sz w:val="24"/>
+                <w:szCs w:val="24"/>
+                <w:lang w:eastAsia="tr-TR"/>
+              </w:rPr>
+              <w:t xml:space="preserve"> alındı</w:t>
+            </w:r>
+          </w:p>
+        </w:tc>
+      </w:tr>
+      <w:tr>
+        <w:trPr>
+          <w:tblCellSpacing w:w="15" w:type="dxa"/>
+        </w:trPr>
+        <w:tc>
+          <w:tcPr>
+            <w:tcW w:w="0" w:type="auto"/>
+            <w:vAlign w:val="center"/>
+            <w:hideMark/>
+          </w:tcPr>
+          <w:p>
+            <w:pPr>
+              <w:spacing w:after="0" w:line="240" w:lineRule="auto"/>
+              <w:rPr>
+                <w:rFonts w:ascii="Times New Roman" w:eastAsia="Times New Roman" w:hAnsi="Times New Roman" w:cs="Times New Roman"/>
+                <w:sz w:val="24"/>
+                <w:szCs w:val="24"/>
+                <w:lang w:eastAsia="tr-TR"/>
+              </w:rPr>
+            </w:pPr>
+            <w:r>
+              <w:rPr>
+                <w:rFonts w:ascii="Times New Roman" w:eastAsia="Times New Roman" w:hAnsi="Times New Roman" w:cs="Times New Roman"/>
+                <w:sz w:val="24"/>
+                <w:szCs w:val="24"/>
+                <w:lang w:eastAsia="tr-TR"/>
+              </w:rPr>
+              <w:t>Token temizliği</w:t>
+            </w:r>
+          </w:p>
+        </w:tc>
+        <w:tc>
+          <w:tcPr>
+            <w:tcW w:w="0" w:type="auto"/>
+            <w:vAlign w:val="center"/>
+            <w:hideMark/>
+          </w:tcPr>
+          <w:p>
+            <w:pPr>
+              <w:spacing w:after="0" w:line="240" w:lineRule="auto"/>
+              <w:rPr>
+                <w:rFonts w:ascii="Times New Roman" w:eastAsia="Times New Roman" w:hAnsi="Times New Roman" w:cs="Times New Roman"/>
+                <w:sz w:val="24"/>
+                <w:szCs w:val="24"/>
+                <w:lang w:eastAsia="tr-TR"/>
+              </w:rPr>
+            </w:pPr>
+            <w:r>
+              <w:rPr>
+                <w:rFonts w:ascii="Times New Roman" w:eastAsia="Times New Roman" w:hAnsi="Times New Roman" w:cs="Times New Roman"/>
+                <w:sz w:val="24"/>
+                <w:szCs w:val="24"/>
+                <w:lang w:eastAsia="tr-TR"/>
+              </w:rPr>
+              <w:t xml:space="preserve">Her girişte otomatik tetikleniyor + </w:t>
+            </w:r>
+            <w:r>
+              <w:rPr>
+                <w:rFonts w:ascii="Courier New" w:eastAsia="Times New Roman" w:hAnsi="Courier New" w:cs="Courier New"/>
+                <w:sz w:val="20"/>
+                <w:szCs w:val="20"/>
+                <w:lang w:eastAsia="tr-TR"/>
+              </w:rPr>
+              <w:t>token_</w:t>
+            </w:r>
+            <w:proofErr w:type="gramStart"/>
+            <w:r>
+              <w:rPr>
+                <w:rFonts w:ascii="Courier New" w:eastAsia="Times New Roman" w:hAnsi="Courier New" w:cs="Courier New"/>
+                <w:sz w:val="20"/>
+                <w:szCs w:val="20"/>
+                <w:lang w:eastAsia="tr-TR"/>
+              </w:rPr>
+              <w:t>temizle.py</w:t>
+            </w:r>
+            <w:proofErr w:type="gramEnd"/>
+            <w:r>
+              <w:rPr>
+                <w:rFonts w:ascii="Times New Roman" w:eastAsia="Times New Roman" w:hAnsi="Times New Roman" w:cs="Times New Roman"/>
+                <w:sz w:val="24"/>
+                <w:szCs w:val="24"/>
+                <w:lang w:eastAsia="tr-TR"/>
+              </w:rPr>
+              <w:t xml:space="preserve"> manuel/cron için hazır</w:t>
+            </w:r>
+          </w:p>
+        </w:tc>
+      </w:tr>
+      <w:tr>
+        <w:trPr>
+          <w:tblCellSpacing w:w="15" w:type="dxa"/>
+        </w:trPr>
+        <w:tc>
+          <w:tcPr>
+            <w:tcW w:w="0" w:type="auto"/>
+            <w:vAlign w:val="center"/>
+            <w:hideMark/>
+          </w:tcPr>
+          <w:p>
+            <w:pPr>
+              <w:spacing w:after="0" w:line="240" w:lineRule="auto"/>
+              <w:rPr>
+                <w:rFonts w:ascii="Times New Roman" w:eastAsia="Times New Roman" w:hAnsi="Times New Roman" w:cs="Times New Roman"/>
+                <w:sz w:val="24"/>
+                <w:szCs w:val="24"/>
+                <w:lang w:eastAsia="tr-TR"/>
+              </w:rPr>
+            </w:pPr>
+            <w:r>
+              <w:rPr>
+                <w:rFonts w:ascii="Times New Roman" w:eastAsia="Times New Roman" w:hAnsi="Times New Roman" w:cs="Times New Roman"/>
+                <w:sz w:val="24"/>
+                <w:szCs w:val="24"/>
+                <w:lang w:eastAsia="tr-TR"/>
+              </w:rPr>
+              <w:t>Gerçek log dosyası</w:t>
+            </w:r>
+          </w:p>
+        </w:tc>
+        <w:tc>
+          <w:tcPr>
+            <w:tcW w:w="0" w:type="auto"/>
+            <w:vAlign w:val="center"/>
+            <w:hideMark/>
+          </w:tcPr>
+          <w:p>
+            <w:pPr>
+              <w:spacing w:after="0" w:line="240" w:lineRule="auto"/>
+              <w:rPr>
+                <w:rFonts w:ascii="Times New Roman" w:eastAsia="Times New Roman" w:hAnsi="Times New Roman" w:cs="Times New Roman"/>
+                <w:sz w:val="24"/>
+                <w:szCs w:val="24"/>
+                <w:lang w:eastAsia="tr-TR"/>
+              </w:rPr>
+            </w:pPr>
+            <w:proofErr w:type="gramStart"/>
+            <w:r>
+              <w:rPr>
+                <w:rFonts w:ascii="Courier New" w:eastAsia="Times New Roman" w:hAnsi="Courier New" w:cs="Courier New"/>
+                <w:sz w:val="20"/>
+                <w:szCs w:val="20"/>
+                <w:lang w:eastAsia="tr-TR"/>
+              </w:rPr>
+              <w:t>uygulama.log</w:t>
+            </w:r>
+            <w:r>
+              <w:rPr>
+                <w:rFonts w:ascii="Times New Roman" w:eastAsia="Times New Roman" w:hAnsi="Times New Roman" w:cs="Times New Roman"/>
+                <w:sz w:val="24"/>
+                <w:szCs w:val="24"/>
+                <w:lang w:eastAsia="tr-TR"/>
+              </w:rPr>
+              <w:t>'a</w:t>
+            </w:r>
+            <w:proofErr w:type="gramEnd"/>
+            <w:r>
+              <w:rPr>
+                <w:rFonts w:ascii="Times New Roman" w:eastAsia="Times New Roman" w:hAnsi="Times New Roman" w:cs="Times New Roman"/>
+                <w:sz w:val="24"/>
+                <w:szCs w:val="24"/>
+                <w:lang w:eastAsia="tr-TR"/>
+              </w:rPr>
+              <w:t xml:space="preserve"> hata kaydı yazıldığı doğrulandı</w:t>
+            </w:r>
+          </w:p>
+        </w:tc>
+      </w:tr>
+    </w:tbl>
+    <w:p>
+      <w:pPr>
+        <w:spacing w:before="100" w:beforeAutospacing="1" w:after="100" w:afterAutospacing="1" w:line="240" w:lineRule="auto"/>
+        <w:outlineLvl w:val="2"/>
+        <w:rPr>
+          <w:rFonts w:ascii="Times New Roman" w:eastAsia="Times New Roman" w:hAnsi="Times New Roman" w:cs="Times New Roman"/>
+          <w:b/>
+          <w:bCs/>
+          <w:sz w:val="27"/>
+          <w:szCs w:val="27"/>
+          <w:lang w:eastAsia="tr-TR"/>
+        </w:rPr>
+      </w:pPr>
+      <w:r>
+        <w:rPr>
+          <w:rFonts w:ascii="Times New Roman" w:eastAsia="Times New Roman" w:hAnsi="Times New Roman" w:cs="Times New Roman"/>
+          <w:b/>
+          <w:bCs/>
+          <w:sz w:val="27"/>
+          <w:szCs w:val="27"/>
+          <w:lang w:eastAsia="tr-TR"/>
+        </w:rPr>
+        <w:t>Şimdi projenin genel resmi</w:t>
+      </w:r>
+    </w:p>
+    <w:p>
+      <w:pPr>
+        <w:spacing w:before="100" w:beforeAutospacing="1" w:after="100" w:afterAutospacing="1" w:line="240" w:lineRule="auto"/>
+        <w:rPr>
+          <w:rFonts w:ascii="Times New Roman" w:eastAsia="Times New Roman" w:hAnsi="Times New Roman" w:cs="Times New Roman"/>
+          <w:sz w:val="24"/>
+          <w:szCs w:val="24"/>
+          <w:lang w:eastAsia="tr-TR"/>
+        </w:rPr>
+      </w:pPr>
+      <w:proofErr w:type="gramStart"/>
+      <w:r>
+        <w:rPr>
+          <w:rFonts w:ascii="Times New Roman" w:eastAsia="Times New Roman" w:hAnsi="Times New Roman" w:cs="Times New Roman"/>
+          <w:sz w:val="24"/>
+          <w:szCs w:val="24"/>
+          <w:lang w:eastAsia="tr-TR"/>
+        </w:rPr>
+        <w:t xml:space="preserve">Başladığın yerle şu anki hali arasındaki fark gerçekten büyük. </w:t>
+      </w:r>
+      <w:proofErr w:type="gramEnd"/>
+      <w:r>
+        <w:rPr>
+          <w:rFonts w:ascii="Times New Roman" w:eastAsia="Times New Roman" w:hAnsi="Times New Roman" w:cs="Times New Roman"/>
+          <w:sz w:val="24"/>
+          <w:szCs w:val="24"/>
+          <w:lang w:eastAsia="tr-TR"/>
+        </w:rPr>
+        <w:t xml:space="preserve">Hatırlarsan ilk sorduğunda cevabım şuydu: </w:t>
+      </w:r>
+      <w:r>
+        <w:rPr>
+          <w:rFonts w:ascii="Times New Roman" w:eastAsia="Times New Roman" w:hAnsi="Times New Roman" w:cs="Times New Roman"/>
+          <w:i/>
+          <w:iCs/>
+          <w:sz w:val="24"/>
+          <w:szCs w:val="24"/>
+          <w:lang w:eastAsia="tr-TR"/>
+        </w:rPr>
+        <w:t>"Hayır, bu bir platform değil, bir stajyerin script koleksiyonu."</w:t>
+      </w:r>
+      <w:r>
+        <w:rPr>
+          <w:rFonts w:ascii="Times New Roman" w:eastAsia="Times New Roman" w:hAnsi="Times New Roman" w:cs="Times New Roman"/>
+          <w:sz w:val="24"/>
+          <w:szCs w:val="24"/>
+          <w:lang w:eastAsia="tr-TR"/>
+        </w:rPr>
+        <w:t xml:space="preserve"> Şimdi elinde:</w:t>
+      </w:r>
+    </w:p>
+    <w:p>
+      <w:pPr>
+        <w:numPr>
+          <w:ilvl w:val="0"/>
+          <w:numId w:val="48"/>
+        </w:numPr>
+        <w:spacing w:before="100" w:beforeAutospacing="1" w:after="100" w:afterAutospacing="1" w:line="240" w:lineRule="auto"/>
+        <w:rPr>
+          <w:rFonts w:ascii="Times New Roman" w:eastAsia="Times New Roman" w:hAnsi="Times New Roman" w:cs="Times New Roman"/>
+          <w:sz w:val="24"/>
+          <w:szCs w:val="24"/>
+          <w:lang w:eastAsia="tr-TR"/>
+        </w:rPr>
+      </w:pPr>
+      <w:r>
+        <w:rPr>
+          <w:rFonts w:ascii="Times New Roman" w:eastAsia="Times New Roman" w:hAnsi="Times New Roman" w:cs="Times New Roman"/>
+          <w:sz w:val="24"/>
+          <w:szCs w:val="24"/>
+          <w:lang w:eastAsia="tr-TR"/>
+        </w:rPr>
+        <w:t>Kimlik doğrulamalı, rol kısıtlamalı, rate-limitli bir REST API</w:t>
+      </w:r>
+    </w:p>
+    <w:p>
+      <w:pPr>
+        <w:numPr>
+          <w:ilvl w:val="0"/>
+          <w:numId w:val="48"/>
+        </w:numPr>
+        <w:spacing w:before="100" w:beforeAutospacing="1" w:after="100" w:afterAutospacing="1" w:line="240" w:lineRule="auto"/>
+        <w:rPr>
+          <w:rFonts w:ascii="Times New Roman" w:eastAsia="Times New Roman" w:hAnsi="Times New Roman" w:cs="Times New Roman"/>
+          <w:sz w:val="24"/>
+          <w:szCs w:val="24"/>
+          <w:lang w:eastAsia="tr-TR"/>
+        </w:rPr>
+      </w:pPr>
+      <w:r>
+        <w:rPr>
+          <w:rFonts w:ascii="Times New Roman" w:eastAsia="Times New Roman" w:hAnsi="Times New Roman" w:cs="Times New Roman"/>
+          <w:sz w:val="24"/>
+          <w:szCs w:val="24"/>
+          <w:lang w:eastAsia="tr-TR"/>
+        </w:rPr>
+        <w:lastRenderedPageBreak/>
+        <w:t>Otomatik test paketi (29 test) + CI/CD ile sürekli doğrulama</w:t>
+      </w:r>
+    </w:p>
+    <w:p>
+      <w:pPr>
+        <w:numPr>
+          <w:ilvl w:val="0"/>
+          <w:numId w:val="48"/>
+        </w:numPr>
+        <w:spacing w:before="100" w:beforeAutospacing="1" w:after="100" w:afterAutospacing="1" w:line="240" w:lineRule="auto"/>
+        <w:rPr>
+          <w:rFonts w:ascii="Times New Roman" w:eastAsia="Times New Roman" w:hAnsi="Times New Roman" w:cs="Times New Roman"/>
+          <w:sz w:val="24"/>
+          <w:szCs w:val="24"/>
+          <w:lang w:eastAsia="tr-TR"/>
+        </w:rPr>
+      </w:pPr>
+      <w:r>
+        <w:rPr>
+          <w:rFonts w:ascii="Times New Roman" w:eastAsia="Times New Roman" w:hAnsi="Times New Roman" w:cs="Times New Roman"/>
+          <w:sz w:val="24"/>
+          <w:szCs w:val="24"/>
+          <w:lang w:eastAsia="tr-TR"/>
+        </w:rPr>
+        <w:t>İşlem geçmişi, gerçek e-posta bildirimi, kalıcı loglama</w:t>
+      </w:r>
+    </w:p>
+    <w:p>
+      <w:pPr>
+        <w:numPr>
+          <w:ilvl w:val="0"/>
+          <w:numId w:val="48"/>
+        </w:numPr>
+        <w:spacing w:before="100" w:beforeAutospacing="1" w:after="100" w:afterAutospacing="1" w:line="240" w:lineRule="auto"/>
+        <w:rPr>
+          <w:rFonts w:ascii="Times New Roman" w:eastAsia="Times New Roman" w:hAnsi="Times New Roman" w:cs="Times New Roman"/>
+          <w:sz w:val="24"/>
+          <w:szCs w:val="24"/>
+          <w:lang w:eastAsia="tr-TR"/>
+        </w:rPr>
+      </w:pPr>
+      <w:r>
+        <w:rPr>
+          <w:rFonts w:ascii="Times New Roman" w:eastAsia="Times New Roman" w:hAnsi="Times New Roman" w:cs="Times New Roman"/>
+          <w:sz w:val="24"/>
+          <w:szCs w:val="24"/>
+          <w:lang w:eastAsia="tr-TR"/>
+        </w:rPr>
+        <w:t>Kendi kendini belgeleyen dokümantasyon (README + Swagger + bilinen sınırlamalar notu)</w:t>
+      </w:r>
+    </w:p>
+    <w:p>
+      <w:pPr>
+        <w:spacing w:before="100" w:beforeAutospacing="1" w:after="100" w:afterAutospacing="1" w:line="240" w:lineRule="auto"/>
+        <w:rPr>
+          <w:rFonts w:ascii="Times New Roman" w:eastAsia="Times New Roman" w:hAnsi="Times New Roman" w:cs="Times New Roman"/>
+          <w:sz w:val="24"/>
+          <w:szCs w:val="24"/>
+          <w:lang w:eastAsia="tr-TR"/>
+        </w:rPr>
+      </w:pPr>
+      <w:r>
+        <w:rPr>
+          <w:rFonts w:ascii="Times New Roman" w:eastAsia="Times New Roman" w:hAnsi="Times New Roman" w:cs="Times New Roman"/>
+          <w:sz w:val="24"/>
+          <w:szCs w:val="24"/>
+          <w:lang w:eastAsia="tr-TR"/>
+        </w:rPr>
+        <w:t>Bu, artık gerçekten "platform" kelimesini hak eden bir mühendislik seviyesi — ve daha da önemlisi, sen bu süreçte gerçek hataları (SQL syntax, dosya karışıklığı, veri tekrarı, yazım hatası, yanlış environment) yaşayıp çözdün. Bu tekrarlayan hata-düzeltme döngüsü, aslında gerçek yazılım mühendisliğinin büyük kısmı budur — ve sen bunu şimdi elle deneyimledin, sadece bana kod yazdırmadın.</w:t>
+      </w:r>
+    </w:p>
+    <w:p>
+      <w:pPr>
+        <w:spacing w:before="100" w:beforeAutospacing="1" w:after="100" w:afterAutospacing="1" w:line="240" w:lineRule="auto"/>
+        <w:rPr>
+          <w:rFonts w:ascii="Times New Roman" w:eastAsia="Times New Roman" w:hAnsi="Times New Roman" w:cs="Times New Roman"/>
+          <w:sz w:val="24"/>
+          <w:szCs w:val="24"/>
+          <w:lang w:eastAsia="tr-TR"/>
+        </w:rPr>
+      </w:pPr>
+      <w:r>
+        <w:rPr>
+          <w:rFonts w:ascii="Times New Roman" w:eastAsia="Times New Roman" w:hAnsi="Times New Roman" w:cs="Times New Roman"/>
+          <w:sz w:val="24"/>
+          <w:szCs w:val="24"/>
+          <w:lang w:eastAsia="tr-TR"/>
+        </w:rPr>
+        <w:t>Sırada sadece frontend kaldı — hazır olduğunda başlayalım.</w:t>
+      </w:r>
+    </w:p>
+    <w:p>
+      <w:pPr>
+        <w:spacing w:before="100" w:beforeAutospacing="1" w:after="100" w:afterAutospacing="1" w:line="240" w:lineRule="auto"/>
+        <w:rPr>
+          <w:rFonts w:ascii="Times New Roman" w:eastAsia="Times New Roman" w:hAnsi="Times New Roman" w:cs="Times New Roman"/>
+          <w:sz w:val="24"/>
+          <w:szCs w:val="24"/>
+          <w:lang w:eastAsia="tr-TR"/>
+        </w:rPr>
+      </w:pPr>
+      <w:r>
+        <w:rPr>
+          <w:rFonts w:ascii="Times New Roman" w:eastAsia="Times New Roman" w:hAnsi="Times New Roman" w:cs="Times New Roman"/>
+          <w:b/>
+          <w:bCs/>
+          <w:sz w:val="24"/>
+          <w:szCs w:val="24"/>
+          <w:lang w:eastAsia="tr-TR"/>
+        </w:rPr>
+        <w:t xml:space="preserve">frontend'e geçmeden önce halletmen gereken gerçek bir boşluk </w:t>
+      </w:r>
+      <w:proofErr w:type="gramStart"/>
+      <w:r>
+        <w:rPr>
+          <w:rFonts w:ascii="Times New Roman" w:eastAsia="Times New Roman" w:hAnsi="Times New Roman" w:cs="Times New Roman"/>
+          <w:b/>
+          <w:bCs/>
+          <w:sz w:val="24"/>
+          <w:szCs w:val="24"/>
+          <w:lang w:eastAsia="tr-TR"/>
+        </w:rPr>
+        <w:t>var</w:t>
+      </w:r>
+      <w:r>
+        <w:rPr>
+          <w:rFonts w:ascii="Times New Roman" w:eastAsia="Times New Roman" w:hAnsi="Times New Roman" w:cs="Times New Roman"/>
+          <w:sz w:val="24"/>
+          <w:szCs w:val="24"/>
+          <w:lang w:eastAsia="tr-TR"/>
+        </w:rPr>
+        <w:t>,</w:t>
+      </w:r>
+      <w:proofErr w:type="gramEnd"/>
+      <w:r>
+        <w:rPr>
+          <w:rFonts w:ascii="Times New Roman" w:eastAsia="Times New Roman" w:hAnsi="Times New Roman" w:cs="Times New Roman"/>
+          <w:sz w:val="24"/>
+          <w:szCs w:val="24"/>
+          <w:lang w:eastAsia="tr-TR"/>
+        </w:rPr>
+        <w:t xml:space="preserve"> ve bunu şimdi görmek, 3 haftanı boşa harcamamak için önemli.</w:t>
+      </w:r>
+    </w:p>
+    <w:p>
+      <w:pPr>
+        <w:spacing w:after="0" w:line="240" w:lineRule="auto"/>
+        <w:rPr>
+          <w:rFonts w:ascii="Times New Roman" w:eastAsia="Times New Roman" w:hAnsi="Times New Roman" w:cs="Times New Roman"/>
+          <w:sz w:val="24"/>
+          <w:szCs w:val="24"/>
+          <w:lang w:eastAsia="tr-TR"/>
+        </w:rPr>
+      </w:pPr>
+      <w:r>
+        <w:rPr>
+          <w:rFonts w:ascii="Times New Roman" w:eastAsia="Times New Roman" w:hAnsi="Times New Roman" w:cs="Times New Roman"/>
+          <w:sz w:val="24"/>
+          <w:szCs w:val="24"/>
+          <w:lang w:eastAsia="tr-TR"/>
+        </w:rPr>
+        <w:t>Ran a command</w:t>
+      </w:r>
+    </w:p>
+    <w:p>
+      <w:pPr>
+        <w:spacing w:before="100" w:beforeAutospacing="1" w:after="100" w:afterAutospacing="1" w:line="240" w:lineRule="auto"/>
+        <w:rPr>
+          <w:rFonts w:ascii="Times New Roman" w:eastAsia="Times New Roman" w:hAnsi="Times New Roman" w:cs="Times New Roman"/>
+          <w:sz w:val="24"/>
+          <w:szCs w:val="24"/>
+          <w:lang w:eastAsia="tr-TR"/>
+        </w:rPr>
+      </w:pPr>
+      <w:r>
+        <w:rPr>
+          <w:rFonts w:ascii="Times New Roman" w:eastAsia="Times New Roman" w:hAnsi="Times New Roman" w:cs="Times New Roman"/>
+          <w:sz w:val="24"/>
+          <w:szCs w:val="24"/>
+          <w:lang w:eastAsia="tr-TR"/>
+        </w:rPr>
+        <w:t>Tahmin ettiğim şeyi doğruladım — 3 gerçek boşluk var:</w:t>
+      </w:r>
+    </w:p>
+    <w:p>
+      <w:pPr>
+        <w:spacing w:before="100" w:beforeAutospacing="1" w:after="100" w:afterAutospacing="1" w:line="240" w:lineRule="auto"/>
+        <w:outlineLvl w:val="2"/>
+        <w:rPr>
+          <w:rFonts w:ascii="Times New Roman" w:eastAsia="Times New Roman" w:hAnsi="Times New Roman" w:cs="Times New Roman"/>
+          <w:b/>
+          <w:bCs/>
+          <w:sz w:val="27"/>
+          <w:szCs w:val="27"/>
+          <w:lang w:eastAsia="tr-TR"/>
+        </w:rPr>
+      </w:pPr>
+      <w:r>
+        <w:rPr>
+          <w:rFonts w:ascii="Times New Roman" w:eastAsia="Times New Roman" w:hAnsi="Times New Roman" w:cs="Times New Roman"/>
+          <w:b/>
+          <w:bCs/>
+          <w:sz w:val="27"/>
+          <w:szCs w:val="27"/>
+          <w:lang w:eastAsia="tr-TR"/>
+        </w:rPr>
+        <w:t xml:space="preserve">1. </w:t>
+      </w:r>
+      <w:r>
+        <w:rPr>
+          <w:rFonts w:ascii="Courier New" w:eastAsia="Times New Roman" w:hAnsi="Courier New" w:cs="Courier New"/>
+          <w:b/>
+          <w:bCs/>
+          <w:sz w:val="20"/>
+          <w:szCs w:val="20"/>
+          <w:lang w:eastAsia="tr-TR"/>
+        </w:rPr>
+        <w:t>ilanlar_talepler</w:t>
+      </w:r>
+      <w:r>
+        <w:rPr>
+          <w:rFonts w:ascii="Times New Roman" w:eastAsia="Times New Roman" w:hAnsi="Times New Roman" w:cs="Times New Roman"/>
+          <w:b/>
+          <w:bCs/>
+          <w:sz w:val="27"/>
+          <w:szCs w:val="27"/>
+          <w:lang w:eastAsia="tr-TR"/>
+        </w:rPr>
+        <w:t xml:space="preserve"> tablosu — ölü kod</w:t>
+      </w:r>
+    </w:p>
+    <w:p>
+      <w:pPr>
+        <w:spacing w:before="100" w:beforeAutospacing="1" w:after="100" w:afterAutospacing="1" w:line="240" w:lineRule="auto"/>
+        <w:rPr>
+          <w:rFonts w:ascii="Times New Roman" w:eastAsia="Times New Roman" w:hAnsi="Times New Roman" w:cs="Times New Roman"/>
+          <w:sz w:val="24"/>
+          <w:szCs w:val="24"/>
+          <w:lang w:eastAsia="tr-TR"/>
+        </w:rPr>
+      </w:pPr>
+      <w:proofErr w:type="gramStart"/>
+      <w:r>
+        <w:rPr>
+          <w:rFonts w:ascii="Courier New" w:eastAsia="Times New Roman" w:hAnsi="Courier New" w:cs="Courier New"/>
+          <w:sz w:val="20"/>
+          <w:szCs w:val="20"/>
+          <w:lang w:eastAsia="tr-TR"/>
+        </w:rPr>
+        <w:t>veritabani.py</w:t>
+      </w:r>
+      <w:r>
+        <w:rPr>
+          <w:rFonts w:ascii="Times New Roman" w:eastAsia="Times New Roman" w:hAnsi="Times New Roman" w:cs="Times New Roman"/>
+          <w:sz w:val="24"/>
+          <w:szCs w:val="24"/>
+          <w:lang w:eastAsia="tr-TR"/>
+        </w:rPr>
+        <w:t>'de</w:t>
+      </w:r>
+      <w:proofErr w:type="gramEnd"/>
+      <w:r>
+        <w:rPr>
+          <w:rFonts w:ascii="Times New Roman" w:eastAsia="Times New Roman" w:hAnsi="Times New Roman" w:cs="Times New Roman"/>
+          <w:sz w:val="24"/>
+          <w:szCs w:val="24"/>
+          <w:lang w:eastAsia="tr-TR"/>
+        </w:rPr>
+        <w:t xml:space="preserve"> tanımlı ama </w:t>
+      </w:r>
+      <w:r>
+        <w:rPr>
+          <w:rFonts w:ascii="Times New Roman" w:eastAsia="Times New Roman" w:hAnsi="Times New Roman" w:cs="Times New Roman"/>
+          <w:b/>
+          <w:bCs/>
+          <w:sz w:val="24"/>
+          <w:szCs w:val="24"/>
+          <w:lang w:eastAsia="tr-TR"/>
+        </w:rPr>
+        <w:t>hiçbir yerde kullanılmıyor.</w:t>
+      </w:r>
+      <w:r>
+        <w:rPr>
+          <w:rFonts w:ascii="Times New Roman" w:eastAsia="Times New Roman" w:hAnsi="Times New Roman" w:cs="Times New Roman"/>
+          <w:sz w:val="24"/>
+          <w:szCs w:val="24"/>
+          <w:lang w:eastAsia="tr-TR"/>
+        </w:rPr>
+        <w:t xml:space="preserve"> Hastanelerin "şu kan grubuna ihtiyacımız var" diye ilan/talep açabilmesi için düşünülmüş bir tablo, ama üzerine hiçbir fonksiyon, hiçbir endpoint yazılmamış. Bu, bir değerlendirici şemayı incelerse hemen fark edeceği bir tutarsızlık: "bu tablo neden var, ne işe yarıyor?"</w:t>
+      </w:r>
+    </w:p>
+    <w:p>
+      <w:pPr>
+        <w:spacing w:before="100" w:beforeAutospacing="1" w:after="100" w:afterAutospacing="1" w:line="240" w:lineRule="auto"/>
+        <w:outlineLvl w:val="2"/>
+        <w:rPr>
+          <w:rFonts w:ascii="Times New Roman" w:eastAsia="Times New Roman" w:hAnsi="Times New Roman" w:cs="Times New Roman"/>
+          <w:b/>
+          <w:bCs/>
+          <w:sz w:val="27"/>
+          <w:szCs w:val="27"/>
+          <w:lang w:eastAsia="tr-TR"/>
+        </w:rPr>
+      </w:pPr>
+      <w:r>
+        <w:rPr>
+          <w:rFonts w:ascii="Times New Roman" w:eastAsia="Times New Roman" w:hAnsi="Times New Roman" w:cs="Times New Roman"/>
+          <w:b/>
+          <w:bCs/>
+          <w:sz w:val="27"/>
+          <w:szCs w:val="27"/>
+          <w:lang w:eastAsia="tr-TR"/>
+        </w:rPr>
+        <w:t>2. Bağışçı (kullanıcı) ekleme endpoint'i yok</w:t>
+      </w:r>
+    </w:p>
+    <w:p>
+      <w:pPr>
+        <w:spacing w:before="100" w:beforeAutospacing="1" w:after="100" w:afterAutospacing="1" w:line="240" w:lineRule="auto"/>
+        <w:rPr>
+          <w:rFonts w:ascii="Times New Roman" w:eastAsia="Times New Roman" w:hAnsi="Times New Roman" w:cs="Times New Roman"/>
+          <w:sz w:val="24"/>
+          <w:szCs w:val="24"/>
+          <w:lang w:eastAsia="tr-TR"/>
+        </w:rPr>
+      </w:pPr>
+      <w:r>
+        <w:rPr>
+          <w:rFonts w:ascii="Times New Roman" w:eastAsia="Times New Roman" w:hAnsi="Times New Roman" w:cs="Times New Roman"/>
+          <w:sz w:val="24"/>
+          <w:szCs w:val="24"/>
+          <w:lang w:eastAsia="tr-TR"/>
+        </w:rPr>
+        <w:t xml:space="preserve">Şu an yeni bir bağışçıyı sisteme sadece </w:t>
+      </w:r>
+      <w:proofErr w:type="gramStart"/>
+      <w:r>
+        <w:rPr>
+          <w:rFonts w:ascii="Courier New" w:eastAsia="Times New Roman" w:hAnsi="Courier New" w:cs="Courier New"/>
+          <w:sz w:val="20"/>
+          <w:szCs w:val="20"/>
+          <w:lang w:eastAsia="tr-TR"/>
+        </w:rPr>
+        <w:t>veriler.py</w:t>
+      </w:r>
+      <w:proofErr w:type="gramEnd"/>
+      <w:r>
+        <w:rPr>
+          <w:rFonts w:ascii="Times New Roman" w:eastAsia="Times New Roman" w:hAnsi="Times New Roman" w:cs="Times New Roman"/>
+          <w:sz w:val="24"/>
+          <w:szCs w:val="24"/>
+          <w:lang w:eastAsia="tr-TR"/>
+        </w:rPr>
+        <w:t xml:space="preserve"> script'iyle, elle SQL ile ekleyebiliyorsun. Bir "admin panel" düşünürsen, oradan "yeni bağışçı ekle" formu dolduracaksın — ama bunu karşılayacak bir API endpoint'i yok.</w:t>
+      </w:r>
+    </w:p>
+    <w:p>
+      <w:pPr>
+        <w:spacing w:before="100" w:beforeAutospacing="1" w:after="100" w:afterAutospacing="1" w:line="240" w:lineRule="auto"/>
+        <w:outlineLvl w:val="2"/>
+        <w:rPr>
+          <w:rFonts w:ascii="Times New Roman" w:eastAsia="Times New Roman" w:hAnsi="Times New Roman" w:cs="Times New Roman"/>
+          <w:b/>
+          <w:bCs/>
+          <w:sz w:val="27"/>
+          <w:szCs w:val="27"/>
+          <w:lang w:eastAsia="tr-TR"/>
+        </w:rPr>
+      </w:pPr>
+      <w:r>
+        <w:rPr>
+          <w:rFonts w:ascii="Times New Roman" w:eastAsia="Times New Roman" w:hAnsi="Times New Roman" w:cs="Times New Roman"/>
+          <w:b/>
+          <w:bCs/>
+          <w:sz w:val="27"/>
+          <w:szCs w:val="27"/>
+          <w:lang w:eastAsia="tr-TR"/>
+        </w:rPr>
+        <w:t>3. Elle stok girişi endpoint'i yok</w:t>
+      </w:r>
+    </w:p>
+    <w:p>
+      <w:pPr>
+        <w:spacing w:before="100" w:beforeAutospacing="1" w:after="100" w:afterAutospacing="1" w:line="240" w:lineRule="auto"/>
+        <w:rPr>
+          <w:rFonts w:ascii="Times New Roman" w:eastAsia="Times New Roman" w:hAnsi="Times New Roman" w:cs="Times New Roman"/>
+          <w:sz w:val="24"/>
+          <w:szCs w:val="24"/>
+          <w:lang w:eastAsia="tr-TR"/>
+        </w:rPr>
+      </w:pPr>
+      <w:r>
+        <w:rPr>
+          <w:rFonts w:ascii="Courier New" w:eastAsia="Times New Roman" w:hAnsi="Courier New" w:cs="Courier New"/>
+          <w:sz w:val="20"/>
+          <w:szCs w:val="20"/>
+          <w:lang w:eastAsia="tr-TR"/>
+        </w:rPr>
+        <w:t>bagis_ekle</w:t>
+      </w:r>
+      <w:r>
+        <w:rPr>
+          <w:rFonts w:ascii="Times New Roman" w:eastAsia="Times New Roman" w:hAnsi="Times New Roman" w:cs="Times New Roman"/>
+          <w:sz w:val="24"/>
+          <w:szCs w:val="24"/>
+          <w:lang w:eastAsia="tr-TR"/>
+        </w:rPr>
+        <w:t xml:space="preserve"> sadece bir bağışçının bağışını kaydediyor (otomatik +1 torba). Ama gerçek bir hastanede bazen dışarıdan (başka bir hastaneden transfer, toplu bağış kampanyası vb.) stok girişi olur — bunun için ayrı bir endpoint yok.</w:t>
+      </w:r>
+    </w:p>
+    <w:p>
+      <w:pPr>
+        <w:spacing w:after="0" w:line="240" w:lineRule="auto"/>
+        <w:rPr>
+          <w:rFonts w:ascii="Times New Roman" w:eastAsia="Times New Roman" w:hAnsi="Times New Roman" w:cs="Times New Roman"/>
+          <w:sz w:val="24"/>
+          <w:szCs w:val="24"/>
+          <w:lang w:eastAsia="tr-TR"/>
+        </w:rPr>
+      </w:pPr>
+      <w:r>
+        <w:rPr>
+          <w:rFonts w:ascii="Times New Roman" w:eastAsia="Times New Roman" w:hAnsi="Times New Roman" w:cs="Times New Roman"/>
+          <w:sz w:val="24"/>
+          <w:szCs w:val="24"/>
+          <w:lang w:eastAsia="tr-TR"/>
+        </w:rPr>
+        <w:pict>
+          <v:rect id="_x0000_i1027" style="width:0;height:1.5pt" o:hralign="center" o:hrstd="t" o:hr="t" fillcolor="#a0a0a0" stroked="f"/>
+        </w:pict>
+      </w:r>
+    </w:p>
+    <w:p>
+      <w:pPr>
+        <w:spacing w:before="100" w:beforeAutospacing="1" w:after="100" w:afterAutospacing="1" w:line="240" w:lineRule="auto"/>
+        <w:rPr>
+          <w:rFonts w:ascii="Times New Roman" w:eastAsia="Times New Roman" w:hAnsi="Times New Roman" w:cs="Times New Roman"/>
+          <w:sz w:val="24"/>
+          <w:szCs w:val="24"/>
+          <w:lang w:eastAsia="tr-TR"/>
+        </w:rPr>
+      </w:pPr>
+      <w:r>
+        <w:rPr>
+          <w:rFonts w:ascii="Times New Roman" w:eastAsia="Times New Roman" w:hAnsi="Times New Roman" w:cs="Times New Roman"/>
+          <w:b/>
+          <w:bCs/>
+          <w:sz w:val="24"/>
+          <w:szCs w:val="24"/>
+          <w:lang w:eastAsia="tr-TR"/>
+        </w:rPr>
+        <w:t>Neden bunları frontend'den önce yapmalıyız:</w:t>
+      </w:r>
+      <w:r>
+        <w:rPr>
+          <w:rFonts w:ascii="Times New Roman" w:eastAsia="Times New Roman" w:hAnsi="Times New Roman" w:cs="Times New Roman"/>
+          <w:sz w:val="24"/>
+          <w:szCs w:val="24"/>
+          <w:lang w:eastAsia="tr-TR"/>
+        </w:rPr>
+        <w:t xml:space="preserve"> Eğer şimdi frontend'e geçersen, "bağışçı ekle" ya da "stok gir" gibi bir sayfa tasarlarsın, sonra "ay, API'de bu yok" diye geri backend'e dönersin — bu, zamanı iki kere harcamak demek. 3 haftan varken bu israfı göze alamayız.</w:t>
+      </w:r>
+    </w:p>
+    <w:p>
+      <w:pPr>
+        <w:spacing w:before="100" w:beforeAutospacing="1" w:after="100" w:afterAutospacing="1" w:line="240" w:lineRule="auto"/>
+        <w:rPr>
+          <w:rFonts w:ascii="Times New Roman" w:eastAsia="Times New Roman" w:hAnsi="Times New Roman" w:cs="Times New Roman"/>
+          <w:sz w:val="24"/>
+          <w:szCs w:val="24"/>
+          <w:lang w:eastAsia="tr-TR"/>
+        </w:rPr>
+      </w:pPr>
+      <w:r>
+        <w:rPr>
+          <w:rFonts w:ascii="Times New Roman" w:eastAsia="Times New Roman" w:hAnsi="Times New Roman" w:cs="Times New Roman"/>
+          <w:b/>
+          <w:bCs/>
+          <w:sz w:val="24"/>
+          <w:szCs w:val="24"/>
+          <w:lang w:eastAsia="tr-TR"/>
+        </w:rPr>
+        <w:t>Önerim — zaman bütçesi:</w:t>
+      </w:r>
+    </w:p>
+    <w:p>
+      <w:pPr>
+        <w:spacing w:after="0" w:line="240" w:lineRule="auto"/>
+        <w:rPr>
+          <w:rFonts w:ascii="Times New Roman" w:eastAsia="Times New Roman" w:hAnsi="Times New Roman" w:cs="Times New Roman"/>
+          <w:sz w:val="24"/>
+          <w:szCs w:val="24"/>
+          <w:lang w:eastAsia="tr-TR"/>
+        </w:rPr>
+      </w:pPr>
+      <w:r>
+        <w:rPr>
+          <w:rFonts w:ascii="Times New Roman" w:eastAsia="Times New Roman" w:hAnsi="Times New Roman" w:cs="Times New Roman"/>
+          <w:sz w:val="24"/>
+          <w:szCs w:val="24"/>
+          <w:lang w:eastAsia="tr-TR"/>
+        </w:rPr>
+        <w:t xml:space="preserve">3 hafta için nasıl bir zaman planlaması </w:t>
+      </w:r>
+      <w:proofErr w:type="gramStart"/>
+      <w:r>
+        <w:rPr>
+          <w:rFonts w:ascii="Times New Roman" w:eastAsia="Times New Roman" w:hAnsi="Times New Roman" w:cs="Times New Roman"/>
+          <w:sz w:val="24"/>
+          <w:szCs w:val="24"/>
+          <w:lang w:eastAsia="tr-TR"/>
+        </w:rPr>
+        <w:t>istersin?Önce</w:t>
+      </w:r>
+      <w:proofErr w:type="gramEnd"/>
+      <w:r>
+        <w:rPr>
+          <w:rFonts w:ascii="Times New Roman" w:eastAsia="Times New Roman" w:hAnsi="Times New Roman" w:cs="Times New Roman"/>
+          <w:sz w:val="24"/>
+          <w:szCs w:val="24"/>
+          <w:lang w:eastAsia="tr-TR"/>
+        </w:rPr>
+        <w:t xml:space="preserve"> API boşluklarını kapat (1-2 gün), sonra frontend'e geç</w:t>
+      </w:r>
+    </w:p>
+    <w:p>
+      <w:pPr>
+        <w:spacing w:after="0" w:line="240" w:lineRule="auto"/>
+        <w:rPr>
+          <w:rFonts w:ascii="Times New Roman" w:eastAsia="Times New Roman" w:hAnsi="Times New Roman" w:cs="Times New Roman"/>
+          <w:sz w:val="24"/>
+          <w:szCs w:val="24"/>
+          <w:lang w:eastAsia="tr-TR"/>
+        </w:rPr>
+      </w:pPr>
+      <w:r>
+        <w:rPr>
+          <w:rFonts w:ascii="Times New Roman" w:eastAsia="Times New Roman" w:hAnsi="Times New Roman" w:cs="Times New Roman"/>
+          <w:sz w:val="24"/>
+          <w:szCs w:val="24"/>
+          <w:lang w:eastAsia="tr-TR"/>
+        </w:rPr>
+        <w:t>Thought for 12s</w:t>
+      </w:r>
+    </w:p>
+    <w:p>
+      <w:pPr>
+        <w:spacing w:before="100" w:beforeAutospacing="1" w:after="100" w:afterAutospacing="1" w:line="240" w:lineRule="auto"/>
+        <w:rPr>
+          <w:rFonts w:ascii="Times New Roman" w:eastAsia="Times New Roman" w:hAnsi="Times New Roman" w:cs="Times New Roman"/>
+          <w:sz w:val="24"/>
+          <w:szCs w:val="24"/>
+          <w:lang w:eastAsia="tr-TR"/>
+        </w:rPr>
+      </w:pPr>
+      <w:r>
+        <w:rPr>
+          <w:rFonts w:ascii="Times New Roman" w:eastAsia="Times New Roman" w:hAnsi="Times New Roman" w:cs="Times New Roman"/>
+          <w:sz w:val="24"/>
+          <w:szCs w:val="24"/>
+          <w:lang w:eastAsia="tr-TR"/>
+        </w:rPr>
+        <w:t>Tamam, sırayla üç boşluğu da kapatıyorum.</w:t>
+      </w:r>
+    </w:p>
+    <w:p>
+      <w:pPr>
+        <w:spacing w:before="100" w:beforeAutospacing="1" w:after="100" w:afterAutospacing="1" w:line="240" w:lineRule="auto"/>
+        <w:outlineLvl w:val="2"/>
+        <w:rPr>
+          <w:rFonts w:ascii="Times New Roman" w:eastAsia="Times New Roman" w:hAnsi="Times New Roman" w:cs="Times New Roman"/>
+          <w:b/>
+          <w:bCs/>
+          <w:sz w:val="27"/>
+          <w:szCs w:val="27"/>
+          <w:lang w:eastAsia="tr-TR"/>
+        </w:rPr>
+      </w:pPr>
+      <w:r>
+        <w:rPr>
+          <w:rFonts w:ascii="Times New Roman" w:eastAsia="Times New Roman" w:hAnsi="Times New Roman" w:cs="Times New Roman"/>
+          <w:b/>
+          <w:bCs/>
+          <w:sz w:val="27"/>
+          <w:szCs w:val="27"/>
+          <w:lang w:eastAsia="tr-TR"/>
+        </w:rPr>
+        <w:lastRenderedPageBreak/>
+        <w:t xml:space="preserve">1. </w:t>
+      </w:r>
+      <w:r>
+        <w:rPr>
+          <w:rFonts w:ascii="Courier New" w:eastAsia="Times New Roman" w:hAnsi="Courier New" w:cs="Courier New"/>
+          <w:b/>
+          <w:bCs/>
+          <w:sz w:val="20"/>
+          <w:szCs w:val="20"/>
+          <w:lang w:eastAsia="tr-TR"/>
+        </w:rPr>
+        <w:t>ilanlar_talepler</w:t>
+      </w:r>
+      <w:r>
+        <w:rPr>
+          <w:rFonts w:ascii="Times New Roman" w:eastAsia="Times New Roman" w:hAnsi="Times New Roman" w:cs="Times New Roman"/>
+          <w:b/>
+          <w:bCs/>
+          <w:sz w:val="27"/>
+          <w:szCs w:val="27"/>
+          <w:lang w:eastAsia="tr-TR"/>
+        </w:rPr>
+        <w:t xml:space="preserve"> — Birim Bazlı Kan Talebi Sistemi</w:t>
+      </w:r>
+    </w:p>
+    <w:p>
+      <w:pPr>
+        <w:spacing w:before="100" w:beforeAutospacing="1" w:after="100" w:afterAutospacing="1" w:line="240" w:lineRule="auto"/>
+        <w:rPr>
+          <w:rFonts w:ascii="Times New Roman" w:eastAsia="Times New Roman" w:hAnsi="Times New Roman" w:cs="Times New Roman"/>
+          <w:sz w:val="24"/>
+          <w:szCs w:val="24"/>
+          <w:lang w:eastAsia="tr-TR"/>
+        </w:rPr>
+      </w:pPr>
+      <w:r>
+        <w:rPr>
+          <w:rFonts w:ascii="Times New Roman" w:eastAsia="Times New Roman" w:hAnsi="Times New Roman" w:cs="Times New Roman"/>
+          <w:sz w:val="24"/>
+          <w:szCs w:val="24"/>
+          <w:lang w:eastAsia="tr-TR"/>
+        </w:rPr>
+        <w:t>Bu tabloyu kaldırmak yerine gerçekten işlevli hale getiriyorum, çünkü "acil müdahale platformu" fikrine tam oturuyor: bir birim (örn. Acil Servis) "bize X kan grubu lazım" diye talep açabiliyor, bu talepler listelenebiliyor ve karşılanınca kapatılabiliyor.</w:t>
+      </w:r>
+    </w:p>
+    <w:p>
+      <w:pPr>
+        <w:spacing w:after="0" w:line="240" w:lineRule="auto"/>
+        <w:rPr>
+          <w:rFonts w:ascii="Times New Roman" w:eastAsia="Times New Roman" w:hAnsi="Times New Roman" w:cs="Times New Roman"/>
+          <w:sz w:val="24"/>
+          <w:szCs w:val="24"/>
+          <w:lang w:eastAsia="tr-TR"/>
+        </w:rPr>
+      </w:pPr>
+      <w:r>
+        <w:rPr>
+          <w:rFonts w:ascii="Times New Roman" w:eastAsia="Times New Roman" w:hAnsi="Times New Roman" w:cs="Times New Roman"/>
+          <w:sz w:val="24"/>
+          <w:szCs w:val="24"/>
+          <w:lang w:eastAsia="tr-TR"/>
+        </w:rPr>
+        <w:t>Edited 2 files, ran 2 commands · 3 notes</w:t>
+      </w:r>
+    </w:p>
+    <w:p>
+      <w:pPr>
+        <w:spacing w:before="100" w:beforeAutospacing="1" w:after="100" w:afterAutospacing="1" w:line="240" w:lineRule="auto"/>
+        <w:rPr>
+          <w:rFonts w:ascii="Times New Roman" w:eastAsia="Times New Roman" w:hAnsi="Times New Roman" w:cs="Times New Roman"/>
+          <w:sz w:val="24"/>
+          <w:szCs w:val="24"/>
+          <w:lang w:eastAsia="tr-TR"/>
+        </w:rPr>
+      </w:pPr>
+      <w:r>
+        <w:rPr>
+          <w:rFonts w:ascii="Times New Roman" w:eastAsia="Times New Roman" w:hAnsi="Times New Roman" w:cs="Times New Roman"/>
+          <w:sz w:val="24"/>
+          <w:szCs w:val="24"/>
+          <w:lang w:eastAsia="tr-TR"/>
+        </w:rPr>
+        <w:t xml:space="preserve">Bu sadece </w:t>
+      </w:r>
+      <w:r>
+        <w:rPr>
+          <w:rFonts w:ascii="Times New Roman" w:eastAsia="Times New Roman" w:hAnsi="Times New Roman" w:cs="Times New Roman"/>
+          <w:b/>
+          <w:bCs/>
+          <w:sz w:val="24"/>
+          <w:szCs w:val="24"/>
+          <w:lang w:eastAsia="tr-TR"/>
+        </w:rPr>
+        <w:t>benim test ortamımda</w:t>
+      </w:r>
+      <w:r>
+        <w:rPr>
+          <w:rFonts w:ascii="Times New Roman" w:eastAsia="Times New Roman" w:hAnsi="Times New Roman" w:cs="Times New Roman"/>
+          <w:sz w:val="24"/>
+          <w:szCs w:val="24"/>
+          <w:lang w:eastAsia="tr-TR"/>
+        </w:rPr>
+        <w:t xml:space="preserve"> </w:t>
+      </w:r>
+      <w:r>
+        <w:rPr>
+          <w:rFonts w:ascii="Courier New" w:eastAsia="Times New Roman" w:hAnsi="Courier New" w:cs="Courier New"/>
+          <w:sz w:val="20"/>
+          <w:szCs w:val="20"/>
+          <w:lang w:eastAsia="tr-TR"/>
+        </w:rPr>
+        <w:t>flask-limiter</w:t>
+      </w:r>
+      <w:r>
+        <w:rPr>
+          <w:rFonts w:ascii="Times New Roman" w:eastAsia="Times New Roman" w:hAnsi="Times New Roman" w:cs="Times New Roman"/>
+          <w:sz w:val="24"/>
+          <w:szCs w:val="24"/>
+          <w:lang w:eastAsia="tr-TR"/>
+        </w:rPr>
+        <w:t xml:space="preserve"> kurulu olmadığı için (senin makinende zaten kurulu ve çalışıyor, 429 testini birlikte gördük). Kendi doğrulamam için geçici bir sahte (stub) </w:t>
+      </w:r>
+      <w:proofErr w:type="gramStart"/>
+      <w:r>
+        <w:rPr>
+          <w:rFonts w:ascii="Times New Roman" w:eastAsia="Times New Roman" w:hAnsi="Times New Roman" w:cs="Times New Roman"/>
+          <w:sz w:val="24"/>
+          <w:szCs w:val="24"/>
+          <w:lang w:eastAsia="tr-TR"/>
+        </w:rPr>
+        <w:t>modül</w:t>
+      </w:r>
+      <w:proofErr w:type="gramEnd"/>
+      <w:r>
+        <w:rPr>
+          <w:rFonts w:ascii="Times New Roman" w:eastAsia="Times New Roman" w:hAnsi="Times New Roman" w:cs="Times New Roman"/>
+          <w:sz w:val="24"/>
+          <w:szCs w:val="24"/>
+          <w:lang w:eastAsia="tr-TR"/>
+        </w:rPr>
+        <w:t xml:space="preserve"> oluşturup gerçek testleri onunla çalıştırıyorum — sana gönderdiğim kodda hiçbir değişiklik yok, sadece burada test edebilmek için:</w:t>
+      </w:r>
+    </w:p>
+    <w:p>
+      <w:pPr>
+        <w:spacing w:after="0" w:line="240" w:lineRule="auto"/>
+        <w:rPr>
+          <w:rFonts w:ascii="Times New Roman" w:eastAsia="Times New Roman" w:hAnsi="Times New Roman" w:cs="Times New Roman"/>
+          <w:sz w:val="24"/>
+          <w:szCs w:val="24"/>
+          <w:lang w:eastAsia="tr-TR"/>
+        </w:rPr>
+      </w:pPr>
+      <w:r>
+        <w:rPr>
+          <w:rFonts w:ascii="Times New Roman" w:eastAsia="Times New Roman" w:hAnsi="Times New Roman" w:cs="Times New Roman"/>
+          <w:sz w:val="24"/>
+          <w:szCs w:val="24"/>
+          <w:lang w:eastAsia="tr-TR"/>
+        </w:rPr>
+        <w:t>Ran 3 commands</w:t>
+      </w:r>
+    </w:p>
+    <w:p>
+      <w:pPr>
+        <w:spacing w:before="100" w:beforeAutospacing="1" w:after="100" w:afterAutospacing="1" w:line="240" w:lineRule="auto"/>
+        <w:rPr>
+          <w:rFonts w:ascii="Times New Roman" w:eastAsia="Times New Roman" w:hAnsi="Times New Roman" w:cs="Times New Roman"/>
+          <w:sz w:val="24"/>
+          <w:szCs w:val="24"/>
+          <w:lang w:eastAsia="tr-TR"/>
+        </w:rPr>
+      </w:pPr>
+      <w:r>
+        <w:rPr>
+          <w:rFonts w:ascii="Times New Roman" w:eastAsia="Times New Roman" w:hAnsi="Times New Roman" w:cs="Times New Roman"/>
+          <w:b/>
+          <w:bCs/>
+          <w:sz w:val="24"/>
+          <w:szCs w:val="24"/>
+          <w:lang w:eastAsia="tr-TR"/>
+        </w:rPr>
+        <w:t>7/7 test geçti</w:t>
+      </w:r>
+      <w:r>
+        <w:rPr>
+          <w:rFonts w:ascii="Times New Roman" w:eastAsia="Times New Roman" w:hAnsi="Times New Roman" w:cs="Times New Roman"/>
+          <w:sz w:val="24"/>
+          <w:szCs w:val="24"/>
+          <w:lang w:eastAsia="tr-TR"/>
+        </w:rPr>
+        <w:t xml:space="preserve"> — bağışçı ekleme, tekrar telefon numarası koruması, elle stok girişi (15'ten 25'e çıktı, doğru), talep açma/listeleme/kapatma akışının tamamı beklendiği gibi çalışıyor.</w:t>
+      </w:r>
+    </w:p>
+    <w:p>
+      <w:pPr>
+        <w:spacing w:before="100" w:beforeAutospacing="1" w:after="100" w:afterAutospacing="1" w:line="240" w:lineRule="auto"/>
+        <w:rPr>
+          <w:rFonts w:ascii="Times New Roman" w:eastAsia="Times New Roman" w:hAnsi="Times New Roman" w:cs="Times New Roman"/>
+          <w:sz w:val="24"/>
+          <w:szCs w:val="24"/>
+          <w:lang w:eastAsia="tr-TR"/>
+        </w:rPr>
+      </w:pPr>
+      <w:r>
+        <w:rPr>
+          <w:rFonts w:ascii="Times New Roman" w:eastAsia="Times New Roman" w:hAnsi="Times New Roman" w:cs="Times New Roman"/>
+          <w:sz w:val="24"/>
+          <w:szCs w:val="24"/>
+          <w:lang w:eastAsia="tr-TR"/>
+        </w:rPr>
+        <w:t>Şimdi Swagger dokümantasyonuna da bu 5 yeni endpoint'i ekliyorum ve tam pytest paketini (offline, mock ile) doğruluyorum:</w:t>
+      </w:r>
+    </w:p>
+    <w:p>
+      <w:pPr>
+        <w:spacing w:after="0" w:line="240" w:lineRule="auto"/>
+        <w:rPr>
+          <w:rFonts w:ascii="Times New Roman" w:eastAsia="Times New Roman" w:hAnsi="Times New Roman" w:cs="Times New Roman"/>
+          <w:sz w:val="24"/>
+          <w:szCs w:val="24"/>
+          <w:lang w:eastAsia="tr-TR"/>
+        </w:rPr>
+      </w:pPr>
+      <w:r>
+        <w:rPr>
+          <w:rFonts w:ascii="Times New Roman" w:eastAsia="Times New Roman" w:hAnsi="Times New Roman" w:cs="Times New Roman"/>
+          <w:sz w:val="24"/>
+          <w:szCs w:val="24"/>
+          <w:lang w:eastAsia="tr-TR"/>
+        </w:rPr>
+        <w:t>Edited 2 files, ran 2 commands, read a file · 3 notes</w:t>
+      </w:r>
+    </w:p>
+    <w:p>
+      <w:pPr>
+        <w:spacing w:before="100" w:beforeAutospacing="1" w:after="100" w:afterAutospacing="1" w:line="240" w:lineRule="auto"/>
+        <w:outlineLvl w:val="2"/>
+        <w:rPr>
+          <w:rFonts w:ascii="Times New Roman" w:eastAsia="Times New Roman" w:hAnsi="Times New Roman" w:cs="Times New Roman"/>
+          <w:b/>
+          <w:bCs/>
+          <w:sz w:val="27"/>
+          <w:szCs w:val="27"/>
+          <w:lang w:eastAsia="tr-TR"/>
+        </w:rPr>
+      </w:pPr>
+      <w:r>
+        <w:rPr>
+          <w:rFonts w:ascii="Times New Roman" w:eastAsia="Times New Roman" w:hAnsi="Times New Roman" w:cs="Times New Roman"/>
+          <w:b/>
+          <w:bCs/>
+          <w:sz w:val="27"/>
+          <w:szCs w:val="27"/>
+          <w:lang w:eastAsia="tr-TR"/>
+        </w:rPr>
+        <w:t>Yapman gerekenler</w:t>
+      </w:r>
+    </w:p>
+    <w:p>
+      <w:pPr>
+        <w:spacing w:before="100" w:beforeAutospacing="1" w:after="100" w:afterAutospacing="1" w:line="240" w:lineRule="auto"/>
+        <w:rPr>
+          <w:rFonts w:ascii="Times New Roman" w:eastAsia="Times New Roman" w:hAnsi="Times New Roman" w:cs="Times New Roman"/>
+          <w:sz w:val="24"/>
+          <w:szCs w:val="24"/>
+          <w:lang w:eastAsia="tr-TR"/>
+        </w:rPr>
+      </w:pPr>
+      <w:r>
+        <w:rPr>
+          <w:rFonts w:ascii="Times New Roman" w:eastAsia="Times New Roman" w:hAnsi="Times New Roman" w:cs="Times New Roman"/>
+          <w:sz w:val="24"/>
+          <w:szCs w:val="24"/>
+          <w:lang w:eastAsia="tr-TR"/>
+        </w:rPr>
+        <w:t>4 dosyayı indir, üzerine yaz (</w:t>
+      </w:r>
+      <w:proofErr w:type="gramStart"/>
+      <w:r>
+        <w:rPr>
+          <w:rFonts w:ascii="Courier New" w:eastAsia="Times New Roman" w:hAnsi="Courier New" w:cs="Courier New"/>
+          <w:sz w:val="20"/>
+          <w:szCs w:val="20"/>
+          <w:lang w:eastAsia="tr-TR"/>
+        </w:rPr>
+        <w:t>servisler.py</w:t>
+      </w:r>
+      <w:proofErr w:type="gramEnd"/>
+      <w:r>
+        <w:rPr>
+          <w:rFonts w:ascii="Times New Roman" w:eastAsia="Times New Roman" w:hAnsi="Times New Roman" w:cs="Times New Roman"/>
+          <w:sz w:val="24"/>
+          <w:szCs w:val="24"/>
+          <w:lang w:eastAsia="tr-TR"/>
+        </w:rPr>
+        <w:t xml:space="preserve">, </w:t>
+      </w:r>
+      <w:r>
+        <w:rPr>
+          <w:rFonts w:ascii="Courier New" w:eastAsia="Times New Roman" w:hAnsi="Courier New" w:cs="Courier New"/>
+          <w:sz w:val="20"/>
+          <w:szCs w:val="20"/>
+          <w:lang w:eastAsia="tr-TR"/>
+        </w:rPr>
+        <w:t>app.py</w:t>
+      </w:r>
+      <w:r>
+        <w:rPr>
+          <w:rFonts w:ascii="Times New Roman" w:eastAsia="Times New Roman" w:hAnsi="Times New Roman" w:cs="Times New Roman"/>
+          <w:sz w:val="24"/>
+          <w:szCs w:val="24"/>
+          <w:lang w:eastAsia="tr-TR"/>
+        </w:rPr>
+        <w:t xml:space="preserve">, </w:t>
+      </w:r>
+      <w:r>
+        <w:rPr>
+          <w:rFonts w:ascii="Courier New" w:eastAsia="Times New Roman" w:hAnsi="Courier New" w:cs="Courier New"/>
+          <w:sz w:val="20"/>
+          <w:szCs w:val="20"/>
+          <w:lang w:eastAsia="tr-TR"/>
+        </w:rPr>
+        <w:t>openapi.py</w:t>
+      </w:r>
+      <w:r>
+        <w:rPr>
+          <w:rFonts w:ascii="Times New Roman" w:eastAsia="Times New Roman" w:hAnsi="Times New Roman" w:cs="Times New Roman"/>
+          <w:sz w:val="24"/>
+          <w:szCs w:val="24"/>
+          <w:lang w:eastAsia="tr-TR"/>
+        </w:rPr>
+        <w:t xml:space="preserve"> proje kökü; </w:t>
+      </w:r>
+      <w:r>
+        <w:rPr>
+          <w:rFonts w:ascii="Courier New" w:eastAsia="Times New Roman" w:hAnsi="Courier New" w:cs="Courier New"/>
+          <w:sz w:val="20"/>
+          <w:szCs w:val="20"/>
+          <w:lang w:eastAsia="tr-TR"/>
+        </w:rPr>
+        <w:t>test_servisler.py</w:t>
+      </w:r>
+      <w:r>
+        <w:rPr>
+          <w:rFonts w:ascii="Times New Roman" w:eastAsia="Times New Roman" w:hAnsi="Times New Roman" w:cs="Times New Roman"/>
+          <w:sz w:val="24"/>
+          <w:szCs w:val="24"/>
+          <w:lang w:eastAsia="tr-TR"/>
+        </w:rPr>
+        <w:t xml:space="preserve"> </w:t>
+      </w:r>
+      <w:r>
+        <w:rPr>
+          <w:rFonts w:ascii="Courier New" w:eastAsia="Times New Roman" w:hAnsi="Courier New" w:cs="Courier New"/>
+          <w:sz w:val="20"/>
+          <w:szCs w:val="20"/>
+          <w:lang w:eastAsia="tr-TR"/>
+        </w:rPr>
+        <w:t>tests/</w:t>
+      </w:r>
+      <w:r>
+        <w:rPr>
+          <w:rFonts w:ascii="Times New Roman" w:eastAsia="Times New Roman" w:hAnsi="Times New Roman" w:cs="Times New Roman"/>
+          <w:sz w:val="24"/>
+          <w:szCs w:val="24"/>
+          <w:lang w:eastAsia="tr-TR"/>
+        </w:rPr>
+        <w:t xml:space="preserve"> klasörü). Yeni tablo yok, </w:t>
+      </w:r>
+      <w:proofErr w:type="gramStart"/>
+      <w:r>
+        <w:rPr>
+          <w:rFonts w:ascii="Courier New" w:eastAsia="Times New Roman" w:hAnsi="Courier New" w:cs="Courier New"/>
+          <w:sz w:val="20"/>
+          <w:szCs w:val="20"/>
+          <w:lang w:eastAsia="tr-TR"/>
+        </w:rPr>
+        <w:t>veritabani.py</w:t>
+      </w:r>
+      <w:r>
+        <w:rPr>
+          <w:rFonts w:ascii="Times New Roman" w:eastAsia="Times New Roman" w:hAnsi="Times New Roman" w:cs="Times New Roman"/>
+          <w:sz w:val="24"/>
+          <w:szCs w:val="24"/>
+          <w:lang w:eastAsia="tr-TR"/>
+        </w:rPr>
+        <w:t>'ye</w:t>
+      </w:r>
+      <w:proofErr w:type="gramEnd"/>
+      <w:r>
+        <w:rPr>
+          <w:rFonts w:ascii="Times New Roman" w:eastAsia="Times New Roman" w:hAnsi="Times New Roman" w:cs="Times New Roman"/>
+          <w:sz w:val="24"/>
+          <w:szCs w:val="24"/>
+          <w:lang w:eastAsia="tr-TR"/>
+        </w:rPr>
+        <w:t xml:space="preserve"> dokunmana gerek yok.</w:t>
+      </w:r>
+    </w:p>
+    <w:p>
+      <w:pPr>
+        <w:spacing w:after="0" w:line="240" w:lineRule="auto"/>
+        <w:rPr>
+          <w:rFonts w:ascii="Times New Roman" w:eastAsia="Times New Roman" w:hAnsi="Times New Roman" w:cs="Times New Roman"/>
+          <w:sz w:val="24"/>
+          <w:szCs w:val="24"/>
+          <w:lang w:eastAsia="tr-TR"/>
+        </w:rPr>
+      </w:pPr>
+      <w:r>
+        <w:rPr>
+          <w:rFonts w:ascii="Times New Roman" w:eastAsia="Times New Roman" w:hAnsi="Times New Roman" w:cs="Times New Roman"/>
+          <w:sz w:val="24"/>
+          <w:szCs w:val="24"/>
+          <w:lang w:eastAsia="tr-TR"/>
+        </w:rPr>
+        <w:t>powershell</w:t>
+      </w:r>
+    </w:p>
+    <w:p>
+      <w:pPr>
+        <w:tabs>
+          <w:tab w:val="left" w:pos="916"/>
+          <w:tab w:val="left" w:pos="1832"/>
+          <w:tab w:val="left" w:pos="2748"/>
+          <w:tab w:val="left" w:pos="3664"/>
+          <w:tab w:val="left" w:pos="4580"/>
+          <w:tab w:val="left" w:pos="5496"/>
+          <w:tab w:val="left" w:pos="6412"/>
+          <w:tab w:val="left" w:pos="7328"/>
+          <w:tab w:val="left" w:pos="8244"/>
+          <w:tab w:val="left" w:pos="9160"/>
+          <w:tab w:val="left" w:pos="10076"/>
+          <w:tab w:val="left" w:pos="10992"/>
+          <w:tab w:val="left" w:pos="11908"/>
+          <w:tab w:val="left" w:pos="12824"/>
+          <w:tab w:val="left" w:pos="13740"/>
+          <w:tab w:val="left" w:pos="14656"/>
+        </w:tabs>
+        <w:spacing w:after="0" w:line="240" w:lineRule="auto"/>
+        <w:rPr>
+          <w:rFonts w:ascii="var(--font-mono)" w:eastAsia="Times New Roman" w:hAnsi="var(--font-mono)" w:cs="Courier New"/>
+          <w:color w:val="EAECF0"/>
+          <w:sz w:val="20"/>
+          <w:szCs w:val="20"/>
+          <w:lang w:eastAsia="tr-TR"/>
+        </w:rPr>
+      </w:pPr>
+      <w:r>
+        <w:rPr>
+          <w:rFonts w:ascii="var(--font-mono)" w:eastAsia="Times New Roman" w:hAnsi="var(--font-mono)" w:cs="Courier New"/>
+          <w:color w:val="EAECF0"/>
+          <w:sz w:val="20"/>
+          <w:szCs w:val="20"/>
+          <w:lang w:eastAsia="tr-TR"/>
+        </w:rPr>
+        <w:t>python -m pytest</w:t>
+      </w:r>
+    </w:p>
+    <w:p>
+      <w:pPr>
+        <w:spacing w:before="100" w:beforeAutospacing="1" w:after="100" w:afterAutospacing="1" w:line="240" w:lineRule="auto"/>
+        <w:rPr>
+          <w:rFonts w:ascii="Times New Roman" w:eastAsia="Times New Roman" w:hAnsi="Times New Roman" w:cs="Times New Roman"/>
+          <w:sz w:val="24"/>
+          <w:szCs w:val="24"/>
+          <w:lang w:eastAsia="tr-TR"/>
+        </w:rPr>
+      </w:pPr>
+      <w:r>
+        <w:rPr>
+          <w:rFonts w:ascii="Times New Roman" w:eastAsia="Times New Roman" w:hAnsi="Times New Roman" w:cs="Times New Roman"/>
+          <w:sz w:val="24"/>
+          <w:szCs w:val="24"/>
+          <w:lang w:eastAsia="tr-TR"/>
+        </w:rPr>
+        <w:t xml:space="preserve">Beklenen: </w:t>
+      </w:r>
+      <w:r>
+        <w:rPr>
+          <w:rFonts w:ascii="Courier New" w:eastAsia="Times New Roman" w:hAnsi="Courier New" w:cs="Courier New"/>
+          <w:b/>
+          <w:bCs/>
+          <w:sz w:val="20"/>
+          <w:szCs w:val="20"/>
+          <w:lang w:eastAsia="tr-TR"/>
+        </w:rPr>
+        <w:t>36 passed</w:t>
+      </w:r>
+    </w:p>
+    <w:p>
+      <w:pPr>
+        <w:spacing w:before="100" w:beforeAutospacing="1" w:after="100" w:afterAutospacing="1" w:line="240" w:lineRule="auto"/>
+        <w:rPr>
+          <w:rFonts w:ascii="Times New Roman" w:eastAsia="Times New Roman" w:hAnsi="Times New Roman" w:cs="Times New Roman"/>
+          <w:sz w:val="24"/>
+          <w:szCs w:val="24"/>
+          <w:lang w:eastAsia="tr-TR"/>
+        </w:rPr>
+      </w:pPr>
+      <w:r>
+        <w:rPr>
+          <w:rFonts w:ascii="Times New Roman" w:eastAsia="Times New Roman" w:hAnsi="Times New Roman" w:cs="Times New Roman"/>
+          <w:sz w:val="24"/>
+          <w:szCs w:val="24"/>
+          <w:lang w:eastAsia="tr-TR"/>
+        </w:rPr>
+        <w:t>Git'e göndermek istersen:</w:t>
+      </w:r>
+    </w:p>
+    <w:p>
+      <w:pPr>
+        <w:spacing w:after="0" w:line="240" w:lineRule="auto"/>
+        <w:rPr>
+          <w:rFonts w:ascii="Times New Roman" w:eastAsia="Times New Roman" w:hAnsi="Times New Roman" w:cs="Times New Roman"/>
+          <w:sz w:val="24"/>
+          <w:szCs w:val="24"/>
+          <w:lang w:eastAsia="tr-TR"/>
+        </w:rPr>
+      </w:pPr>
+      <w:r>
+        <w:rPr>
+          <w:rFonts w:ascii="Times New Roman" w:eastAsia="Times New Roman" w:hAnsi="Times New Roman" w:cs="Times New Roman"/>
+          <w:sz w:val="24"/>
+          <w:szCs w:val="24"/>
+          <w:lang w:eastAsia="tr-TR"/>
+        </w:rPr>
+        <w:t>powershell</w:t>
+      </w:r>
+    </w:p>
+    <w:p>
+      <w:pPr>
+        <w:tabs>
+          <w:tab w:val="left" w:pos="916"/>
+          <w:tab w:val="left" w:pos="1832"/>
+          <w:tab w:val="left" w:pos="2748"/>
+          <w:tab w:val="left" w:pos="3664"/>
+          <w:tab w:val="left" w:pos="4580"/>
+          <w:tab w:val="left" w:pos="5496"/>
+          <w:tab w:val="left" w:pos="6412"/>
+          <w:tab w:val="left" w:pos="7328"/>
+          <w:tab w:val="left" w:pos="8244"/>
+          <w:tab w:val="left" w:pos="9160"/>
+          <w:tab w:val="left" w:pos="10076"/>
+          <w:tab w:val="left" w:pos="10992"/>
+          <w:tab w:val="left" w:pos="11908"/>
+          <w:tab w:val="left" w:pos="12824"/>
+          <w:tab w:val="left" w:pos="13740"/>
+          <w:tab w:val="left" w:pos="14656"/>
+        </w:tabs>
+        <w:spacing w:after="0" w:line="240" w:lineRule="auto"/>
+        <w:rPr>
+          <w:rFonts w:ascii="var(--font-mono)" w:eastAsia="Times New Roman" w:hAnsi="var(--font-mono)" w:cs="Courier New"/>
+          <w:color w:val="EAECF0"/>
+          <w:sz w:val="20"/>
+          <w:szCs w:val="20"/>
+          <w:lang w:eastAsia="tr-TR"/>
+        </w:rPr>
+      </w:pPr>
+      <w:r>
+        <w:rPr>
+          <w:rFonts w:ascii="var(--font-mono)" w:eastAsia="Times New Roman" w:hAnsi="var(--font-mono)" w:cs="Courier New"/>
+          <w:color w:val="EAECF0"/>
+          <w:sz w:val="20"/>
+          <w:szCs w:val="20"/>
+          <w:lang w:eastAsia="tr-TR"/>
+        </w:rPr>
+        <w:t xml:space="preserve">git </w:t>
+      </w:r>
+      <w:proofErr w:type="gramStart"/>
+      <w:r>
+        <w:rPr>
+          <w:rFonts w:ascii="var(--font-mono)" w:eastAsia="Times New Roman" w:hAnsi="var(--font-mono)" w:cs="Courier New"/>
+          <w:color w:val="EAECF0"/>
+          <w:sz w:val="20"/>
+          <w:szCs w:val="20"/>
+          <w:lang w:eastAsia="tr-TR"/>
+        </w:rPr>
+        <w:t>add .</w:t>
+      </w:r>
+      <w:proofErr w:type="gramEnd"/>
+    </w:p>
+    <w:p>
+      <w:pPr>
+        <w:tabs>
+          <w:tab w:val="left" w:pos="916"/>
+          <w:tab w:val="left" w:pos="1832"/>
+          <w:tab w:val="left" w:pos="2748"/>
+          <w:tab w:val="left" w:pos="3664"/>
+          <w:tab w:val="left" w:pos="4580"/>
+          <w:tab w:val="left" w:pos="5496"/>
+          <w:tab w:val="left" w:pos="6412"/>
+          <w:tab w:val="left" w:pos="7328"/>
+          <w:tab w:val="left" w:pos="8244"/>
+          <w:tab w:val="left" w:pos="9160"/>
+          <w:tab w:val="left" w:pos="10076"/>
+          <w:tab w:val="left" w:pos="10992"/>
+          <w:tab w:val="left" w:pos="11908"/>
+          <w:tab w:val="left" w:pos="12824"/>
+          <w:tab w:val="left" w:pos="13740"/>
+          <w:tab w:val="left" w:pos="14656"/>
+        </w:tabs>
+        <w:spacing w:after="0" w:line="240" w:lineRule="auto"/>
+        <w:rPr>
+          <w:rFonts w:ascii="var(--font-mono)" w:eastAsia="Times New Roman" w:hAnsi="var(--font-mono)" w:cs="Courier New"/>
+          <w:color w:val="EAECF0"/>
+          <w:sz w:val="20"/>
+          <w:szCs w:val="20"/>
+          <w:lang w:eastAsia="tr-TR"/>
+        </w:rPr>
+      </w:pPr>
+      <w:proofErr w:type="gramStart"/>
+      <w:r>
+        <w:rPr>
+          <w:rFonts w:ascii="var(--font-mono)" w:eastAsia="Times New Roman" w:hAnsi="var(--font-mono)" w:cs="Courier New"/>
+          <w:color w:val="EAECF0"/>
+          <w:sz w:val="20"/>
+          <w:szCs w:val="20"/>
+          <w:lang w:eastAsia="tr-TR"/>
+        </w:rPr>
+        <w:t>git</w:t>
+      </w:r>
+      <w:proofErr w:type="gramEnd"/>
+      <w:r>
+        <w:rPr>
+          <w:rFonts w:ascii="var(--font-mono)" w:eastAsia="Times New Roman" w:hAnsi="var(--font-mono)" w:cs="Courier New"/>
+          <w:color w:val="EAECF0"/>
+          <w:sz w:val="20"/>
+          <w:szCs w:val="20"/>
+          <w:lang w:eastAsia="tr-TR"/>
+        </w:rPr>
+        <w:t xml:space="preserve"> commit -m </w:t>
+      </w:r>
+      <w:r>
+        <w:rPr>
+          <w:rFonts w:ascii="var(--font-mono)" w:eastAsia="Times New Roman" w:hAnsi="var(--font-mono)" w:cs="Courier New"/>
+          <w:color w:val="9BE963"/>
+          <w:sz w:val="20"/>
+          <w:szCs w:val="20"/>
+          <w:lang w:eastAsia="tr-TR"/>
+        </w:rPr>
+        <w:t>"Bagisci ekleme, elle stok girisi, kan talebi sistemi eklendi"</w:t>
+      </w:r>
+    </w:p>
+    <w:p>
+      <w:pPr>
+        <w:tabs>
+          <w:tab w:val="left" w:pos="916"/>
+          <w:tab w:val="left" w:pos="1832"/>
+          <w:tab w:val="left" w:pos="2748"/>
+          <w:tab w:val="left" w:pos="3664"/>
+          <w:tab w:val="left" w:pos="4580"/>
+          <w:tab w:val="left" w:pos="5496"/>
+          <w:tab w:val="left" w:pos="6412"/>
+          <w:tab w:val="left" w:pos="7328"/>
+          <w:tab w:val="left" w:pos="8244"/>
+          <w:tab w:val="left" w:pos="9160"/>
+          <w:tab w:val="left" w:pos="10076"/>
+          <w:tab w:val="left" w:pos="10992"/>
+          <w:tab w:val="left" w:pos="11908"/>
+          <w:tab w:val="left" w:pos="12824"/>
+          <w:tab w:val="left" w:pos="13740"/>
+          <w:tab w:val="left" w:pos="14656"/>
+        </w:tabs>
+        <w:spacing w:after="0" w:line="240" w:lineRule="auto"/>
+        <w:rPr>
+          <w:rFonts w:ascii="var(--font-mono)" w:eastAsia="Times New Roman" w:hAnsi="var(--font-mono)" w:cs="Courier New"/>
+          <w:color w:val="EAECF0"/>
+          <w:sz w:val="20"/>
+          <w:szCs w:val="20"/>
+          <w:lang w:eastAsia="tr-TR"/>
+        </w:rPr>
+      </w:pPr>
+      <w:proofErr w:type="gramStart"/>
+      <w:r>
+        <w:rPr>
+          <w:rFonts w:ascii="var(--font-mono)" w:eastAsia="Times New Roman" w:hAnsi="var(--font-mono)" w:cs="Courier New"/>
+          <w:color w:val="EAECF0"/>
+          <w:sz w:val="20"/>
+          <w:szCs w:val="20"/>
+          <w:lang w:eastAsia="tr-TR"/>
+        </w:rPr>
+        <w:t>git</w:t>
+      </w:r>
+      <w:proofErr w:type="gramEnd"/>
+      <w:r>
+        <w:rPr>
+          <w:rFonts w:ascii="var(--font-mono)" w:eastAsia="Times New Roman" w:hAnsi="var(--font-mono)" w:cs="Courier New"/>
+          <w:color w:val="EAECF0"/>
+          <w:sz w:val="20"/>
+          <w:szCs w:val="20"/>
+          <w:lang w:eastAsia="tr-TR"/>
+        </w:rPr>
+        <w:t xml:space="preserve"> push</w:t>
+      </w:r>
+    </w:p>
+    <w:p>
+      <w:pPr>
+        <w:spacing w:before="100" w:beforeAutospacing="1" w:after="100" w:afterAutospacing="1" w:line="240" w:lineRule="auto"/>
+        <w:outlineLvl w:val="2"/>
+        <w:rPr>
+          <w:rFonts w:ascii="Times New Roman" w:eastAsia="Times New Roman" w:hAnsi="Times New Roman" w:cs="Times New Roman"/>
+          <w:b/>
+          <w:bCs/>
+          <w:sz w:val="27"/>
+          <w:szCs w:val="27"/>
+          <w:lang w:eastAsia="tr-TR"/>
+        </w:rPr>
+      </w:pPr>
+      <w:r>
+        <w:rPr>
+          <w:rFonts w:ascii="Times New Roman" w:eastAsia="Times New Roman" w:hAnsi="Times New Roman" w:cs="Times New Roman"/>
+          <w:b/>
+          <w:bCs/>
+          <w:sz w:val="27"/>
+          <w:szCs w:val="27"/>
+          <w:lang w:eastAsia="tr-TR"/>
+        </w:rPr>
+        <w:t>Şimdi API gerçekten frontend'e hazır</w:t>
+      </w:r>
+    </w:p>
+    <w:p>
+      <w:pPr>
+        <w:spacing w:before="100" w:beforeAutospacing="1" w:after="100" w:afterAutospacing="1" w:line="240" w:lineRule="auto"/>
+        <w:rPr>
+          <w:rFonts w:ascii="Times New Roman" w:eastAsia="Times New Roman" w:hAnsi="Times New Roman" w:cs="Times New Roman"/>
+          <w:sz w:val="24"/>
+          <w:szCs w:val="24"/>
+          <w:lang w:eastAsia="tr-TR"/>
+        </w:rPr>
+      </w:pPr>
+      <w:r>
+        <w:rPr>
+          <w:rFonts w:ascii="Times New Roman" w:eastAsia="Times New Roman" w:hAnsi="Times New Roman" w:cs="Times New Roman"/>
+          <w:sz w:val="24"/>
+          <w:szCs w:val="24"/>
+          <w:lang w:eastAsia="tr-TR"/>
+        </w:rPr>
+        <w:t xml:space="preserve">Artık şu üç işlem eksiksiz: </w:t>
+      </w:r>
+      <w:r>
+        <w:rPr>
+          <w:rFonts w:ascii="Times New Roman" w:eastAsia="Times New Roman" w:hAnsi="Times New Roman" w:cs="Times New Roman"/>
+          <w:b/>
+          <w:bCs/>
+          <w:sz w:val="24"/>
+          <w:szCs w:val="24"/>
+          <w:lang w:eastAsia="tr-TR"/>
+        </w:rPr>
+        <w:t>bağışçı ekleme</w:t>
+      </w:r>
+      <w:r>
+        <w:rPr>
+          <w:rFonts w:ascii="Times New Roman" w:eastAsia="Times New Roman" w:hAnsi="Times New Roman" w:cs="Times New Roman"/>
+          <w:sz w:val="24"/>
+          <w:szCs w:val="24"/>
+          <w:lang w:eastAsia="tr-TR"/>
+        </w:rPr>
+        <w:t xml:space="preserve">, </w:t>
+      </w:r>
+      <w:r>
+        <w:rPr>
+          <w:rFonts w:ascii="Times New Roman" w:eastAsia="Times New Roman" w:hAnsi="Times New Roman" w:cs="Times New Roman"/>
+          <w:b/>
+          <w:bCs/>
+          <w:sz w:val="24"/>
+          <w:szCs w:val="24"/>
+          <w:lang w:eastAsia="tr-TR"/>
+        </w:rPr>
+        <w:t>stok girişi</w:t>
+      </w:r>
+      <w:r>
+        <w:rPr>
+          <w:rFonts w:ascii="Times New Roman" w:eastAsia="Times New Roman" w:hAnsi="Times New Roman" w:cs="Times New Roman"/>
+          <w:sz w:val="24"/>
+          <w:szCs w:val="24"/>
+          <w:lang w:eastAsia="tr-TR"/>
+        </w:rPr>
+        <w:t xml:space="preserve">, </w:t>
+      </w:r>
+      <w:r>
+        <w:rPr>
+          <w:rFonts w:ascii="Times New Roman" w:eastAsia="Times New Roman" w:hAnsi="Times New Roman" w:cs="Times New Roman"/>
+          <w:b/>
+          <w:bCs/>
+          <w:sz w:val="24"/>
+          <w:szCs w:val="24"/>
+          <w:lang w:eastAsia="tr-TR"/>
+        </w:rPr>
+        <w:t>talep açma/kapatma</w:t>
+      </w:r>
+      <w:r>
+        <w:rPr>
+          <w:rFonts w:ascii="Times New Roman" w:eastAsia="Times New Roman" w:hAnsi="Times New Roman" w:cs="Times New Roman"/>
+          <w:sz w:val="24"/>
+          <w:szCs w:val="24"/>
+          <w:lang w:eastAsia="tr-TR"/>
+        </w:rPr>
+        <w:t xml:space="preserve"> — bunlar tam da bir admin panelinin ihtiyaç duyacağı temel CRUD işlemleri. </w:t>
+      </w:r>
+      <w:proofErr w:type="gramStart"/>
+      <w:r>
+        <w:rPr>
+          <w:rFonts w:ascii="Courier New" w:eastAsia="Times New Roman" w:hAnsi="Courier New" w:cs="Courier New"/>
+          <w:sz w:val="20"/>
+          <w:szCs w:val="20"/>
+          <w:lang w:eastAsia="tr-TR"/>
+        </w:rPr>
+        <w:t>ilanlar</w:t>
+      </w:r>
+      <w:proofErr w:type="gramEnd"/>
+      <w:r>
+        <w:rPr>
+          <w:rFonts w:ascii="Courier New" w:eastAsia="Times New Roman" w:hAnsi="Courier New" w:cs="Courier New"/>
+          <w:sz w:val="20"/>
+          <w:szCs w:val="20"/>
+          <w:lang w:eastAsia="tr-TR"/>
+        </w:rPr>
+        <w:t>_talepler</w:t>
+      </w:r>
+      <w:r>
+        <w:rPr>
+          <w:rFonts w:ascii="Times New Roman" w:eastAsia="Times New Roman" w:hAnsi="Times New Roman" w:cs="Times New Roman"/>
+          <w:sz w:val="24"/>
+          <w:szCs w:val="24"/>
+          <w:lang w:eastAsia="tr-TR"/>
+        </w:rPr>
+        <w:t xml:space="preserve"> artık ölü kod değil, gerçek bir özellik.</w:t>
+      </w:r>
+    </w:p>
+    <w:p>
+      <w:pPr>
+        <w:spacing w:before="100" w:beforeAutospacing="1" w:after="100" w:afterAutospacing="1" w:line="240" w:lineRule="auto"/>
+        <w:outlineLvl w:val="2"/>
+        <w:rPr>
+          <w:rFonts w:ascii="Times New Roman" w:eastAsia="Times New Roman" w:hAnsi="Times New Roman" w:cs="Times New Roman"/>
+          <w:b/>
+          <w:bCs/>
+          <w:sz w:val="27"/>
+          <w:szCs w:val="27"/>
+          <w:lang w:eastAsia="tr-TR"/>
+        </w:rPr>
+      </w:pPr>
+      <w:r>
+        <w:rPr>
+          <w:rFonts w:ascii="Times New Roman" w:eastAsia="Times New Roman" w:hAnsi="Times New Roman" w:cs="Times New Roman"/>
+          <w:b/>
+          <w:bCs/>
+          <w:sz w:val="27"/>
+          <w:szCs w:val="27"/>
+          <w:lang w:eastAsia="tr-TR"/>
+        </w:rPr>
+        <w:t>3 haftalık gerçekçi zaman planı</w:t>
+      </w:r>
+    </w:p>
+    <w:p>
+      <w:pPr>
+        <w:spacing w:before="100" w:beforeAutospacing="1" w:after="100" w:afterAutospacing="1" w:line="240" w:lineRule="auto"/>
+        <w:rPr>
+          <w:rFonts w:ascii="Times New Roman" w:eastAsia="Times New Roman" w:hAnsi="Times New Roman" w:cs="Times New Roman"/>
+          <w:sz w:val="24"/>
+          <w:szCs w:val="24"/>
+          <w:lang w:eastAsia="tr-TR"/>
+        </w:rPr>
+      </w:pPr>
+      <w:r>
+        <w:rPr>
+          <w:rFonts w:ascii="Times New Roman" w:eastAsia="Times New Roman" w:hAnsi="Times New Roman" w:cs="Times New Roman"/>
+          <w:sz w:val="24"/>
+          <w:szCs w:val="24"/>
+          <w:lang w:eastAsia="tr-TR"/>
+        </w:rPr>
+        <w:t>Kalan zamanı şöyle bölmeni öneririm:</w:t>
+      </w:r>
+    </w:p>
+    <w:p>
+      <w:pPr>
+        <w:numPr>
+          <w:ilvl w:val="0"/>
+          <w:numId w:val="49"/>
+        </w:numPr>
+        <w:spacing w:before="100" w:beforeAutospacing="1" w:after="100" w:afterAutospacing="1" w:line="240" w:lineRule="auto"/>
+        <w:rPr>
+          <w:rFonts w:ascii="Times New Roman" w:eastAsia="Times New Roman" w:hAnsi="Times New Roman" w:cs="Times New Roman"/>
+          <w:sz w:val="24"/>
+          <w:szCs w:val="24"/>
+          <w:lang w:eastAsia="tr-TR"/>
+        </w:rPr>
+      </w:pPr>
+      <w:r>
+        <w:rPr>
+          <w:rFonts w:ascii="Times New Roman" w:eastAsia="Times New Roman" w:hAnsi="Times New Roman" w:cs="Times New Roman"/>
+          <w:b/>
+          <w:bCs/>
+          <w:sz w:val="24"/>
+          <w:szCs w:val="24"/>
+          <w:lang w:eastAsia="tr-TR"/>
+        </w:rPr>
+        <w:t>Gün 1-2 (şimdi bitti sayılır):</w:t>
+      </w:r>
+      <w:r>
+        <w:rPr>
+          <w:rFonts w:ascii="Times New Roman" w:eastAsia="Times New Roman" w:hAnsi="Times New Roman" w:cs="Times New Roman"/>
+          <w:sz w:val="24"/>
+          <w:szCs w:val="24"/>
+          <w:lang w:eastAsia="tr-TR"/>
+        </w:rPr>
+        <w:t xml:space="preserve"> API boşlukları ✅</w:t>
+      </w:r>
+    </w:p>
+    <w:p>
+      <w:pPr>
+        <w:numPr>
+          <w:ilvl w:val="0"/>
+          <w:numId w:val="49"/>
+        </w:numPr>
+        <w:spacing w:before="100" w:beforeAutospacing="1" w:after="100" w:afterAutospacing="1" w:line="240" w:lineRule="auto"/>
+        <w:rPr>
+          <w:rFonts w:ascii="Times New Roman" w:eastAsia="Times New Roman" w:hAnsi="Times New Roman" w:cs="Times New Roman"/>
+          <w:sz w:val="24"/>
+          <w:szCs w:val="24"/>
+          <w:lang w:eastAsia="tr-TR"/>
+        </w:rPr>
+      </w:pPr>
+      <w:r>
+        <w:rPr>
+          <w:rFonts w:ascii="Times New Roman" w:eastAsia="Times New Roman" w:hAnsi="Times New Roman" w:cs="Times New Roman"/>
+          <w:b/>
+          <w:bCs/>
+          <w:sz w:val="24"/>
+          <w:szCs w:val="24"/>
+          <w:lang w:eastAsia="tr-TR"/>
+        </w:rPr>
+        <w:lastRenderedPageBreak/>
+        <w:t>Hafta 1-2 (yaklaşık 10 gün):</w:t>
+      </w:r>
+      <w:r>
+        <w:rPr>
+          <w:rFonts w:ascii="Times New Roman" w:eastAsia="Times New Roman" w:hAnsi="Times New Roman" w:cs="Times New Roman"/>
+          <w:sz w:val="24"/>
+          <w:szCs w:val="24"/>
+          <w:lang w:eastAsia="tr-TR"/>
+        </w:rPr>
+        <w:t xml:space="preserve"> Frontend — ama burada da dürüst bir uyarı: </w:t>
+      </w:r>
+      <w:r>
+        <w:rPr>
+          <w:rFonts w:ascii="Times New Roman" w:eastAsia="Times New Roman" w:hAnsi="Times New Roman" w:cs="Times New Roman"/>
+          <w:b/>
+          <w:bCs/>
+          <w:sz w:val="24"/>
+          <w:szCs w:val="24"/>
+          <w:lang w:eastAsia="tr-TR"/>
+        </w:rPr>
+        <w:t>her şeyi aynı anda yapmaya çalışma.</w:t>
+      </w:r>
+      <w:r>
+        <w:rPr>
+          <w:rFonts w:ascii="Times New Roman" w:eastAsia="Times New Roman" w:hAnsi="Times New Roman" w:cs="Times New Roman"/>
+          <w:sz w:val="24"/>
+          <w:szCs w:val="24"/>
+          <w:lang w:eastAsia="tr-TR"/>
+        </w:rPr>
+        <w:t xml:space="preserve"> Önce login sayfası + stok listesi + kritik stok uyarıları gibi en temel 3-4 ekranı bitir, çalışır hale getir, sonra bağışçı ekleme formu, sonra talep sayfası şeklinde parça parça ilerle. Tek seferde "büyük ve mükemmel" bir arayüz tasarlamaya çalışırsan, daha önce yaşadığımız "dosya karışıklığı" tarzı sorunlar frontend tarafında da tekrar eder.</w:t>
+      </w:r>
+    </w:p>
+    <w:p>
+      <w:pPr>
+        <w:numPr>
+          <w:ilvl w:val="0"/>
+          <w:numId w:val="49"/>
+        </w:numPr>
+        <w:spacing w:before="100" w:beforeAutospacing="1" w:after="100" w:afterAutospacing="1" w:line="240" w:lineRule="auto"/>
+        <w:rPr>
+          <w:rFonts w:ascii="Times New Roman" w:eastAsia="Times New Roman" w:hAnsi="Times New Roman" w:cs="Times New Roman"/>
+          <w:sz w:val="24"/>
+          <w:szCs w:val="24"/>
+          <w:lang w:eastAsia="tr-TR"/>
+        </w:rPr>
+      </w:pPr>
+      <w:r>
+        <w:rPr>
+          <w:rFonts w:ascii="Times New Roman" w:eastAsia="Times New Roman" w:hAnsi="Times New Roman" w:cs="Times New Roman"/>
+          <w:b/>
+          <w:bCs/>
+          <w:sz w:val="24"/>
+          <w:szCs w:val="24"/>
+          <w:lang w:eastAsia="tr-TR"/>
+        </w:rPr>
+        <w:t>Son hafta:</w:t>
+      </w:r>
+      <w:r>
+        <w:rPr>
+          <w:rFonts w:ascii="Times New Roman" w:eastAsia="Times New Roman" w:hAnsi="Times New Roman" w:cs="Times New Roman"/>
+          <w:sz w:val="24"/>
+          <w:szCs w:val="24"/>
+          <w:lang w:eastAsia="tr-TR"/>
+        </w:rPr>
+        <w:t xml:space="preserve"> Sunum/rapor hazırlığı, son testler, ekran görüntüleri, </w:t>
+      </w:r>
+      <w:r>
+        <w:rPr>
+          <w:rFonts w:ascii="Courier New" w:eastAsia="Times New Roman" w:hAnsi="Courier New" w:cs="Courier New"/>
+          <w:sz w:val="20"/>
+          <w:szCs w:val="20"/>
+          <w:lang w:eastAsia="tr-TR"/>
+        </w:rPr>
+        <w:t>README</w:t>
+      </w:r>
+      <w:r>
+        <w:rPr>
+          <w:rFonts w:ascii="Times New Roman" w:eastAsia="Times New Roman" w:hAnsi="Times New Roman" w:cs="Times New Roman"/>
+          <w:sz w:val="24"/>
+          <w:szCs w:val="24"/>
+          <w:lang w:eastAsia="tr-TR"/>
+        </w:rPr>
+        <w:t>'yi son haline getirme, tampon zaman (mutlaka bir şey ters gidecek, ona yer bırak).</w:t>
+      </w:r>
+    </w:p>
+    <w:p>
+      <w:pPr>
+        <w:spacing w:before="100" w:beforeAutospacing="1" w:after="100" w:afterAutospacing="1" w:line="240" w:lineRule="auto"/>
+        <w:rPr>
+          <w:rFonts w:ascii="Times New Roman" w:eastAsia="Times New Roman" w:hAnsi="Times New Roman" w:cs="Times New Roman"/>
+          <w:sz w:val="24"/>
+          <w:szCs w:val="24"/>
+          <w:lang w:eastAsia="tr-TR"/>
+        </w:rPr>
+      </w:pPr>
+      <w:r>
+        <w:rPr>
+          <w:rFonts w:ascii="Times New Roman" w:eastAsia="Times New Roman" w:hAnsi="Times New Roman" w:cs="Times New Roman"/>
+          <w:sz w:val="24"/>
+          <w:szCs w:val="24"/>
+          <w:lang w:eastAsia="tr-TR"/>
+        </w:rPr>
+        <w:t>Şimdi frontend'e başlayalım mı?</w:t>
+      </w:r>
+    </w:p>
+    <w:p>
+      <w:pPr>
+        <w:spacing w:after="0" w:line="240" w:lineRule="auto"/>
+        <w:rPr>
+          <w:rFonts w:ascii="Times New Roman" w:eastAsia="Times New Roman" w:hAnsi="Times New Roman" w:cs="Times New Roman"/>
+          <w:sz w:val="24"/>
+          <w:szCs w:val="24"/>
+          <w:lang w:eastAsia="tr-TR"/>
+        </w:rPr>
+      </w:pPr>
+      <w:r>
+        <w:rPr>
+          <w:rFonts w:ascii="Times New Roman" w:eastAsia="Times New Roman" w:hAnsi="Times New Roman" w:cs="Times New Roman"/>
+          <w:sz w:val="24"/>
+          <w:szCs w:val="24"/>
+          <w:lang w:eastAsia="tr-TR"/>
+        </w:rPr>
+        <w:t>Servisler</w:t>
+      </w:r>
+    </w:p>
+    <w:p>
+      <w:pPr>
+        <w:spacing w:after="0" w:line="240" w:lineRule="auto"/>
+        <w:rPr>
+          <w:rFonts w:ascii="Times New Roman" w:eastAsia="Times New Roman" w:hAnsi="Times New Roman" w:cs="Times New Roman"/>
+          <w:sz w:val="24"/>
+          <w:szCs w:val="24"/>
+          <w:lang w:eastAsia="tr-TR"/>
+        </w:rPr>
+      </w:pPr>
+      <w:r>
+        <w:rPr>
+          <w:rFonts w:ascii="Times New Roman" w:eastAsia="Times New Roman" w:hAnsi="Times New Roman" w:cs="Times New Roman"/>
+          <w:sz w:val="24"/>
+          <w:szCs w:val="24"/>
+          <w:lang w:eastAsia="tr-TR"/>
+        </w:rPr>
+        <w:t>PY </w:t>
+      </w:r>
+    </w:p>
+    <w:p>
+      <w:pPr>
+        <w:spacing w:after="0" w:line="240" w:lineRule="auto"/>
+        <w:rPr>
+          <w:rFonts w:ascii="Times New Roman" w:eastAsia="Times New Roman" w:hAnsi="Times New Roman" w:cs="Times New Roman"/>
+          <w:sz w:val="24"/>
+          <w:szCs w:val="24"/>
+          <w:lang w:eastAsia="tr-TR"/>
+        </w:rPr>
+      </w:pPr>
+      <w:r>
+        <w:rPr>
+          <w:rFonts w:ascii="Times New Roman" w:eastAsia="Times New Roman" w:hAnsi="Times New Roman" w:cs="Times New Roman"/>
+          <w:sz w:val="24"/>
+          <w:szCs w:val="24"/>
+          <w:lang w:eastAsia="tr-TR"/>
+        </w:rPr>
+        <w:t>App</w:t>
+      </w:r>
+    </w:p>
+    <w:p>
+      <w:pPr>
+        <w:spacing w:after="0" w:line="240" w:lineRule="auto"/>
+        <w:rPr>
+          <w:rFonts w:ascii="Times New Roman" w:eastAsia="Times New Roman" w:hAnsi="Times New Roman" w:cs="Times New Roman"/>
+          <w:sz w:val="24"/>
+          <w:szCs w:val="24"/>
+          <w:lang w:eastAsia="tr-TR"/>
+        </w:rPr>
+      </w:pPr>
+      <w:r>
+        <w:rPr>
+          <w:rFonts w:ascii="Times New Roman" w:eastAsia="Times New Roman" w:hAnsi="Times New Roman" w:cs="Times New Roman"/>
+          <w:sz w:val="24"/>
+          <w:szCs w:val="24"/>
+          <w:lang w:eastAsia="tr-TR"/>
+        </w:rPr>
+        <w:t>PY </w:t>
+      </w:r>
+    </w:p>
+    <w:p>
+      <w:pPr>
+        <w:spacing w:after="0" w:line="240" w:lineRule="auto"/>
+        <w:rPr>
+          <w:rFonts w:ascii="Times New Roman" w:eastAsia="Times New Roman" w:hAnsi="Times New Roman" w:cs="Times New Roman"/>
+          <w:sz w:val="24"/>
+          <w:szCs w:val="24"/>
+          <w:lang w:eastAsia="tr-TR"/>
+        </w:rPr>
+      </w:pPr>
+      <w:r>
+        <w:rPr>
+          <w:rFonts w:ascii="Times New Roman" w:eastAsia="Times New Roman" w:hAnsi="Times New Roman" w:cs="Times New Roman"/>
+          <w:sz w:val="24"/>
+          <w:szCs w:val="24"/>
+          <w:lang w:eastAsia="tr-TR"/>
+        </w:rPr>
+        <w:t>Openapi</w:t>
+      </w:r>
+    </w:p>
+    <w:p>
+      <w:pPr>
+        <w:spacing w:after="0" w:line="240" w:lineRule="auto"/>
+        <w:rPr>
+          <w:rFonts w:ascii="Times New Roman" w:eastAsia="Times New Roman" w:hAnsi="Times New Roman" w:cs="Times New Roman"/>
+          <w:sz w:val="24"/>
+          <w:szCs w:val="24"/>
+          <w:lang w:eastAsia="tr-TR"/>
+        </w:rPr>
+      </w:pPr>
+      <w:r>
+        <w:rPr>
+          <w:rFonts w:ascii="Times New Roman" w:eastAsia="Times New Roman" w:hAnsi="Times New Roman" w:cs="Times New Roman"/>
+          <w:sz w:val="24"/>
+          <w:szCs w:val="24"/>
+          <w:lang w:eastAsia="tr-TR"/>
+        </w:rPr>
+        <w:t>PY </w:t>
+      </w:r>
+    </w:p>
+    <w:p>
+      <w:pPr>
+        <w:spacing w:before="100" w:beforeAutospacing="1" w:after="100" w:afterAutospacing="1" w:line="240" w:lineRule="auto"/>
+        <w:rPr>
+          <w:rFonts w:ascii="Times New Roman" w:eastAsia="Times New Roman" w:hAnsi="Times New Roman" w:cs="Times New Roman"/>
+          <w:sz w:val="24"/>
+          <w:szCs w:val="24"/>
+          <w:lang w:eastAsia="tr-TR"/>
+        </w:rPr>
+      </w:pPr>
+      <w:r>
+        <w:rPr>
+          <w:rFonts w:ascii="Times New Roman" w:eastAsia="Times New Roman" w:hAnsi="Times New Roman" w:cs="Times New Roman"/>
+          <w:sz w:val="24"/>
+          <w:szCs w:val="24"/>
+          <w:lang w:eastAsia="tr-TR"/>
+        </w:rPr>
+        <w:t>Test Servisler</w:t>
+      </w:r>
+    </w:p>
+    <w:p>
+      <w:pPr>
+        <w:spacing w:before="100" w:beforeAutospacing="1" w:after="100" w:afterAutospacing="1" w:line="240" w:lineRule="auto"/>
+        <w:rPr>
+          <w:rFonts w:ascii="Times New Roman" w:eastAsia="Times New Roman" w:hAnsi="Times New Roman" w:cs="Times New Roman"/>
+          <w:sz w:val="24"/>
+          <w:szCs w:val="24"/>
+          <w:lang w:eastAsia="tr-TR"/>
+        </w:rPr>
+      </w:pPr>
+      <w:r>
+        <w:rPr>
+          <w:rFonts w:ascii="Times New Roman" w:eastAsia="Times New Roman" w:hAnsi="Times New Roman" w:cs="Times New Roman"/>
+          <w:sz w:val="24"/>
+          <w:szCs w:val="24"/>
+          <w:lang w:eastAsia="tr-TR"/>
+        </w:rPr>
+        <w:t>PY</w:t>
+      </w:r>
+    </w:p>
+    <w:p>
+      <w:pPr>
         <w:spacing w:before="100" w:beforeAutospacing="1" w:after="100" w:afterAutospacing="1" w:line="240" w:lineRule="auto"/>
         <w:rPr>
           <w:rFonts w:ascii="Times New Roman" w:eastAsia="Times New Roman" w:hAnsi="Times New Roman" w:cs="Times New Roman"/>
@@ -19583,8 +27417,58 @@
           <w:lang w:eastAsia="tr-TR"/>
         </w:rPr>
       </w:pPr>
+      <w:r>
+        <w:rPr>
+          <w:rFonts w:ascii="Times New Roman" w:eastAsia="Times New Roman" w:hAnsi="Times New Roman" w:cs="Times New Roman"/>
+          <w:color w:val="FF0000"/>
+          <w:sz w:val="36"/>
+          <w:szCs w:val="36"/>
+          <w:lang w:eastAsia="tr-TR"/>
+        </w:rPr>
+        <w:t>20.08.2026</w:t>
+      </w:r>
+    </w:p>
+    <w:p>
+      <w:pPr>
+        <w:spacing w:before="100" w:beforeAutospacing="1" w:after="100" w:afterAutospacing="1" w:line="240" w:lineRule="auto"/>
+        <w:rPr>
+          <w:rFonts w:ascii="Times New Roman" w:eastAsia="Times New Roman" w:hAnsi="Times New Roman" w:cs="Times New Roman"/>
+          <w:color w:val="FF0000"/>
+          <w:sz w:val="28"/>
+          <w:szCs w:val="28"/>
+          <w:lang w:eastAsia="tr-TR"/>
+        </w:rPr>
+      </w:pPr>
       <w:bookmarkStart w:id="0" w:name="_GoBack"/>
       <w:bookmarkEnd w:id="0"/>
+    </w:p>
+    <w:p>
+      <w:pPr>
+        <w:spacing w:before="100" w:beforeAutospacing="1" w:after="100" w:afterAutospacing="1" w:line="240" w:lineRule="auto"/>
+        <w:rPr>
+          <w:rFonts w:ascii="Times New Roman" w:eastAsia="Times New Roman" w:hAnsi="Times New Roman" w:cs="Times New Roman"/>
+          <w:sz w:val="24"/>
+          <w:szCs w:val="24"/>
+          <w:lang w:eastAsia="tr-TR"/>
+        </w:rPr>
+      </w:pPr>
+    </w:p>
+    <w:p>
+      <w:pPr>
+        <w:pStyle w:val="font-claude-response-body"/>
+      </w:pPr>
+    </w:p>
+    <w:p>
+      <w:pPr>
+        <w:spacing w:before="100" w:beforeAutospacing="1" w:after="100" w:afterAutospacing="1" w:line="240" w:lineRule="auto"/>
+        <w:rPr>
+          <w:rFonts w:ascii="Times New Roman" w:eastAsia="Times New Roman" w:hAnsi="Times New Roman" w:cs="Times New Roman"/>
+          <w:color w:val="FF0000"/>
+          <w:sz w:val="36"/>
+          <w:szCs w:val="36"/>
+          <w:lang w:eastAsia="tr-TR"/>
+        </w:rPr>
+      </w:pPr>
     </w:p>
     <w:p>
       <w:pPr>
@@ -19783,6 +27667,119 @@
     </w:lvl>
   </w:abstractNum>
   <w:abstractNum w:abstractNumId="1">
+    <w:nsid w:val="06510F42"/>
+    <w:multiLevelType w:val="multilevel"/>
+    <w:tmpl w:val="F2AA21CA"/>
+    <w:lvl w:ilvl="0">
+      <w:start w:val="1"/>
+      <w:numFmt w:val="decimal"/>
+      <w:lvlText w:val="%1."/>
+      <w:lvlJc w:val="left"/>
+      <w:pPr>
+        <w:tabs>
+          <w:tab w:val="num" w:pos="720"/>
+        </w:tabs>
+        <w:ind w:left="720" w:hanging="360"/>
+      </w:pPr>
+    </w:lvl>
+    <w:lvl w:ilvl="1" w:tentative="1">
+      <w:start w:val="1"/>
+      <w:numFmt w:val="decimal"/>
+      <w:lvlText w:val="%2."/>
+      <w:lvlJc w:val="left"/>
+      <w:pPr>
+        <w:tabs>
+          <w:tab w:val="num" w:pos="1440"/>
+        </w:tabs>
+        <w:ind w:left="1440" w:hanging="360"/>
+      </w:pPr>
+    </w:lvl>
+    <w:lvl w:ilvl="2" w:tentative="1">
+      <w:start w:val="1"/>
+      <w:numFmt w:val="decimal"/>
+      <w:lvlText w:val="%3."/>
+      <w:lvlJc w:val="left"/>
+      <w:pPr>
+        <w:tabs>
+          <w:tab w:val="num" w:pos="2160"/>
+        </w:tabs>
+        <w:ind w:left="2160" w:hanging="360"/>
+      </w:pPr>
+    </w:lvl>
+    <w:lvl w:ilvl="3" w:tentative="1">
+      <w:start w:val="1"/>
+      <w:numFmt w:val="decimal"/>
+      <w:lvlText w:val="%4."/>
+      <w:lvlJc w:val="left"/>
+      <w:pPr>
+        <w:tabs>
+          <w:tab w:val="num" w:pos="2880"/>
+        </w:tabs>
+        <w:ind w:left="2880" w:hanging="360"/>
+      </w:pPr>
+    </w:lvl>
+    <w:lvl w:ilvl="4" w:tentative="1">
+      <w:start w:val="1"/>
+      <w:numFmt w:val="decimal"/>
+      <w:lvlText w:val="%5."/>
+      <w:lvlJc w:val="left"/>
+      <w:pPr>
+        <w:tabs>
+          <w:tab w:val="num" w:pos="3600"/>
+        </w:tabs>
+        <w:ind w:left="3600" w:hanging="360"/>
+      </w:pPr>
+    </w:lvl>
+    <w:lvl w:ilvl="5" w:tentative="1">
+      <w:start w:val="1"/>
+      <w:numFmt w:val="decimal"/>
+      <w:lvlText w:val="%6."/>
+      <w:lvlJc w:val="left"/>
+      <w:pPr>
+        <w:tabs>
+          <w:tab w:val="num" w:pos="4320"/>
+        </w:tabs>
+        <w:ind w:left="4320" w:hanging="360"/>
+      </w:pPr>
+    </w:lvl>
+    <w:lvl w:ilvl="6" w:tentative="1">
+      <w:start w:val="1"/>
+      <w:numFmt w:val="decimal"/>
+      <w:lvlText w:val="%7."/>
+      <w:lvlJc w:val="left"/>
+      <w:pPr>
+        <w:tabs>
+          <w:tab w:val="num" w:pos="5040"/>
+        </w:tabs>
+        <w:ind w:left="5040" w:hanging="360"/>
+      </w:pPr>
+    </w:lvl>
+    <w:lvl w:ilvl="7" w:tentative="1">
+      <w:start w:val="1"/>
+      <w:numFmt w:val="decimal"/>
+      <w:lvlText w:val="%8."/>
+      <w:lvlJc w:val="left"/>
+      <w:pPr>
+        <w:tabs>
+          <w:tab w:val="num" w:pos="5760"/>
+        </w:tabs>
+        <w:ind w:left="5760" w:hanging="360"/>
+      </w:pPr>
+    </w:lvl>
+    <w:lvl w:ilvl="8" w:tentative="1">
+      <w:start w:val="1"/>
+      <w:numFmt w:val="decimal"/>
+      <w:lvlText w:val="%9."/>
+      <w:lvlJc w:val="left"/>
+      <w:pPr>
+        <w:tabs>
+          <w:tab w:val="num" w:pos="6480"/>
+        </w:tabs>
+        <w:ind w:left="6480" w:hanging="360"/>
+      </w:pPr>
+    </w:lvl>
+  </w:abstractNum>
+  <w:abstractNum w:abstractNumId="2">
     <w:nsid w:val="075613AF"/>
     <w:multiLevelType w:val="multilevel"/>
     <w:tmpl w:val="8898C162"/>
@@ -19931,7 +27928,7 @@
       </w:rPr>
     </w:lvl>
   </w:abstractNum>
-  <w:abstractNum w:abstractNumId="2">
+  <w:abstractNum w:abstractNumId="3">
     <w:nsid w:val="086B2D9F"/>
     <w:multiLevelType w:val="multilevel"/>
     <w:tmpl w:val="BA747604"/>
@@ -20044,7 +28041,7 @@
       </w:pPr>
     </w:lvl>
   </w:abstractNum>
-  <w:abstractNum w:abstractNumId="3">
+  <w:abstractNum w:abstractNumId="4">
     <w:nsid w:val="09506F11"/>
     <w:multiLevelType w:val="multilevel"/>
     <w:tmpl w:val="656A1808"/>
@@ -20157,7 +28154,7 @@
       </w:pPr>
     </w:lvl>
   </w:abstractNum>
-  <w:abstractNum w:abstractNumId="4">
+  <w:abstractNum w:abstractNumId="5">
     <w:nsid w:val="0A0B76BA"/>
     <w:multiLevelType w:val="multilevel"/>
     <w:tmpl w:val="1E7E34CA"/>
@@ -20306,7 +28303,7 @@
       </w:rPr>
     </w:lvl>
   </w:abstractNum>
-  <w:abstractNum w:abstractNumId="5">
+  <w:abstractNum w:abstractNumId="6">
     <w:nsid w:val="0A8B37A4"/>
     <w:multiLevelType w:val="multilevel"/>
     <w:tmpl w:val="9D9CD252"/>
@@ -20423,7 +28420,156 @@
       </w:pPr>
     </w:lvl>
   </w:abstractNum>
-  <w:abstractNum w:abstractNumId="6">
+  <w:abstractNum w:abstractNumId="7">
+    <w:nsid w:val="0F3A5C54"/>
+    <w:multiLevelType w:val="multilevel"/>
+    <w:tmpl w:val="A6661E50"/>
+    <w:lvl w:ilvl="0">
+      <w:start w:val="1"/>
+      <w:numFmt w:val="bullet"/>
+      <w:lvlText w:val=""/>
+      <w:lvlJc w:val="left"/>
+      <w:pPr>
+        <w:tabs>
+          <w:tab w:val="num" w:pos="720"/>
+        </w:tabs>
+        <w:ind w:left="720" w:hanging="360"/>
+      </w:pPr>
+      <w:rPr>
+        <w:rFonts w:ascii="Symbol" w:hAnsi="Symbol" w:hint="default"/>
+        <w:sz w:val="20"/>
+      </w:rPr>
+    </w:lvl>
+    <w:lvl w:ilvl="1" w:tentative="1">
+      <w:start w:val="1"/>
+      <w:numFmt w:val="bullet"/>
+      <w:lvlText w:val="o"/>
+      <w:lvlJc w:val="left"/>
+      <w:pPr>
+        <w:tabs>
+          <w:tab w:val="num" w:pos="1440"/>
+        </w:tabs>
+        <w:ind w:left="1440" w:hanging="360"/>
+      </w:pPr>
+      <w:rPr>
+        <w:rFonts w:ascii="Courier New" w:hAnsi="Courier New" w:hint="default"/>
+        <w:sz w:val="20"/>
+      </w:rPr>
+    </w:lvl>
+    <w:lvl w:ilvl="2" w:tentative="1">
+      <w:start w:val="1"/>
+      <w:numFmt w:val="bullet"/>
+      <w:lvlText w:val=""/>
+      <w:lvlJc w:val="left"/>
+      <w:pPr>
+        <w:tabs>
+          <w:tab w:val="num" w:pos="2160"/>
+        </w:tabs>
+        <w:ind w:left="2160" w:hanging="360"/>
+      </w:pPr>
+      <w:rPr>
+        <w:rFonts w:ascii="Wingdings" w:hAnsi="Wingdings" w:hint="default"/>
+        <w:sz w:val="20"/>
+      </w:rPr>
+    </w:lvl>
+    <w:lvl w:ilvl="3" w:tentative="1">
+      <w:start w:val="1"/>
+      <w:numFmt w:val="bullet"/>
+      <w:lvlText w:val=""/>
+      <w:lvlJc w:val="left"/>
+      <w:pPr>
+        <w:tabs>
+          <w:tab w:val="num" w:pos="2880"/>
+        </w:tabs>
+        <w:ind w:left="2880" w:hanging="360"/>
+      </w:pPr>
+      <w:rPr>
+        <w:rFonts w:ascii="Wingdings" w:hAnsi="Wingdings" w:hint="default"/>
+        <w:sz w:val="20"/>
+      </w:rPr>
+    </w:lvl>
+    <w:lvl w:ilvl="4" w:tentative="1">
+      <w:start w:val="1"/>
+      <w:numFmt w:val="bullet"/>
+      <w:lvlText w:val=""/>
+      <w:lvlJc w:val="left"/>
+      <w:pPr>
+        <w:tabs>
+          <w:tab w:val="num" w:pos="3600"/>
+        </w:tabs>
+        <w:ind w:left="3600" w:hanging="360"/>
+      </w:pPr>
+      <w:rPr>
+        <w:rFonts w:ascii="Wingdings" w:hAnsi="Wingdings" w:hint="default"/>
+        <w:sz w:val="20"/>
+      </w:rPr>
+    </w:lvl>
+    <w:lvl w:ilvl="5" w:tentative="1">
+      <w:start w:val="1"/>
+      <w:numFmt w:val="bullet"/>
+      <w:lvlText w:val=""/>
+      <w:lvlJc w:val="left"/>
+      <w:pPr>
+        <w:tabs>
+          <w:tab w:val="num" w:pos="4320"/>
+        </w:tabs>
+        <w:ind w:left="4320" w:hanging="360"/>
+      </w:pPr>
+      <w:rPr>
+        <w:rFonts w:ascii="Wingdings" w:hAnsi="Wingdings" w:hint="default"/>
+        <w:sz w:val="20"/>
+      </w:rPr>
+    </w:lvl>
+    <w:lvl w:ilvl="6" w:tentative="1">
+      <w:start w:val="1"/>
+      <w:numFmt w:val="bullet"/>
+      <w:lvlText w:val=""/>
+      <w:lvlJc w:val="left"/>
+      <w:pPr>
+        <w:tabs>
+          <w:tab w:val="num" w:pos="5040"/>
+        </w:tabs>
+        <w:ind w:left="5040" w:hanging="360"/>
+      </w:pPr>
+      <w:rPr>
+        <w:rFonts w:ascii="Wingdings" w:hAnsi="Wingdings" w:hint="default"/>
+        <w:sz w:val="20"/>
+      </w:rPr>
+    </w:lvl>
+    <w:lvl w:ilvl="7" w:tentative="1">
+      <w:start w:val="1"/>
+      <w:numFmt w:val="bullet"/>
+      <w:lvlText w:val=""/>
+      <w:lvlJc w:val="left"/>
+      <w:pPr>
+        <w:tabs>
+          <w:tab w:val="num" w:pos="5760"/>
+        </w:tabs>
+        <w:ind w:left="5760" w:hanging="360"/>
+      </w:pPr>
+      <w:rPr>
+        <w:rFonts w:ascii="Wingdings" w:hAnsi="Wingdings" w:hint="default"/>
+        <w:sz w:val="20"/>
+      </w:rPr>
+    </w:lvl>
+    <w:lvl w:ilvl="8" w:tentative="1">
+      <w:start w:val="1"/>
+      <w:numFmt w:val="bullet"/>
+      <w:lvlText w:val=""/>
+      <w:lvlJc w:val="left"/>
+      <w:pPr>
+        <w:tabs>
+          <w:tab w:val="num" w:pos="6480"/>
+        </w:tabs>
+        <w:ind w:left="6480" w:hanging="360"/>
+      </w:pPr>
+      <w:rPr>
+        <w:rFonts w:ascii="Wingdings" w:hAnsi="Wingdings" w:hint="default"/>
+        <w:sz w:val="20"/>
+      </w:rPr>
+    </w:lvl>
+  </w:abstractNum>
+  <w:abstractNum w:abstractNumId="8">
     <w:nsid w:val="135C6449"/>
     <w:multiLevelType w:val="multilevel"/>
     <w:tmpl w:val="4302134C"/>
@@ -20572,7 +28718,7 @@
       </w:rPr>
     </w:lvl>
   </w:abstractNum>
-  <w:abstractNum w:abstractNumId="7">
+  <w:abstractNum w:abstractNumId="9">
     <w:nsid w:val="13F4352C"/>
     <w:multiLevelType w:val="multilevel"/>
     <w:tmpl w:val="22F094F0"/>
@@ -20685,7 +28831,7 @@
       </w:pPr>
     </w:lvl>
   </w:abstractNum>
-  <w:abstractNum w:abstractNumId="8">
+  <w:abstractNum w:abstractNumId="10">
     <w:nsid w:val="1A0F61EB"/>
     <w:multiLevelType w:val="multilevel"/>
     <w:tmpl w:val="5EFECF22"/>
@@ -20834,7 +28980,7 @@
       </w:rPr>
     </w:lvl>
   </w:abstractNum>
-  <w:abstractNum w:abstractNumId="9">
+  <w:abstractNum w:abstractNumId="11">
     <w:nsid w:val="1B454ADC"/>
     <w:multiLevelType w:val="multilevel"/>
     <w:tmpl w:val="1700AB56"/>
@@ -20951,7 +29097,7 @@
       </w:pPr>
     </w:lvl>
   </w:abstractNum>
-  <w:abstractNum w:abstractNumId="10">
+  <w:abstractNum w:abstractNumId="12">
     <w:nsid w:val="1D435637"/>
     <w:multiLevelType w:val="multilevel"/>
     <w:tmpl w:val="70F00A42"/>
@@ -21068,7 +29214,7 @@
       </w:pPr>
     </w:lvl>
   </w:abstractNum>
-  <w:abstractNum w:abstractNumId="11">
+  <w:abstractNum w:abstractNumId="13">
     <w:nsid w:val="207848D4"/>
     <w:multiLevelType w:val="multilevel"/>
     <w:tmpl w:val="5A3C2DD4"/>
@@ -21217,7 +29363,156 @@
       </w:rPr>
     </w:lvl>
   </w:abstractNum>
-  <w:abstractNum w:abstractNumId="12">
+  <w:abstractNum w:abstractNumId="14">
+    <w:nsid w:val="31E969B0"/>
+    <w:multiLevelType w:val="multilevel"/>
+    <w:tmpl w:val="96A60D96"/>
+    <w:lvl w:ilvl="0">
+      <w:start w:val="1"/>
+      <w:numFmt w:val="bullet"/>
+      <w:lvlText w:val=""/>
+      <w:lvlJc w:val="left"/>
+      <w:pPr>
+        <w:tabs>
+          <w:tab w:val="num" w:pos="720"/>
+        </w:tabs>
+        <w:ind w:left="720" w:hanging="360"/>
+      </w:pPr>
+      <w:rPr>
+        <w:rFonts w:ascii="Symbol" w:hAnsi="Symbol" w:hint="default"/>
+        <w:sz w:val="20"/>
+      </w:rPr>
+    </w:lvl>
+    <w:lvl w:ilvl="1" w:tentative="1">
+      <w:start w:val="1"/>
+      <w:numFmt w:val="bullet"/>
+      <w:lvlText w:val="o"/>
+      <w:lvlJc w:val="left"/>
+      <w:pPr>
+        <w:tabs>
+          <w:tab w:val="num" w:pos="1440"/>
+        </w:tabs>
+        <w:ind w:left="1440" w:hanging="360"/>
+      </w:pPr>
+      <w:rPr>
+        <w:rFonts w:ascii="Courier New" w:hAnsi="Courier New" w:hint="default"/>
+        <w:sz w:val="20"/>
+      </w:rPr>
+    </w:lvl>
+    <w:lvl w:ilvl="2" w:tentative="1">
+      <w:start w:val="1"/>
+      <w:numFmt w:val="bullet"/>
+      <w:lvlText w:val=""/>
+      <w:lvlJc w:val="left"/>
+      <w:pPr>
+        <w:tabs>
+          <w:tab w:val="num" w:pos="2160"/>
+        </w:tabs>
+        <w:ind w:left="2160" w:hanging="360"/>
+      </w:pPr>
+      <w:rPr>
+        <w:rFonts w:ascii="Wingdings" w:hAnsi="Wingdings" w:hint="default"/>
+        <w:sz w:val="20"/>
+      </w:rPr>
+    </w:lvl>
+    <w:lvl w:ilvl="3" w:tentative="1">
+      <w:start w:val="1"/>
+      <w:numFmt w:val="bullet"/>
+      <w:lvlText w:val=""/>
+      <w:lvlJc w:val="left"/>
+      <w:pPr>
+        <w:tabs>
+          <w:tab w:val="num" w:pos="2880"/>
+        </w:tabs>
+        <w:ind w:left="2880" w:hanging="360"/>
+      </w:pPr>
+      <w:rPr>
+        <w:rFonts w:ascii="Wingdings" w:hAnsi="Wingdings" w:hint="default"/>
+        <w:sz w:val="20"/>
+      </w:rPr>
+    </w:lvl>
+    <w:lvl w:ilvl="4" w:tentative="1">
+      <w:start w:val="1"/>
+      <w:numFmt w:val="bullet"/>
+      <w:lvlText w:val=""/>
+      <w:lvlJc w:val="left"/>
+      <w:pPr>
+        <w:tabs>
+          <w:tab w:val="num" w:pos="3600"/>
+        </w:tabs>
+        <w:ind w:left="3600" w:hanging="360"/>
+      </w:pPr>
+      <w:rPr>
+        <w:rFonts w:ascii="Wingdings" w:hAnsi="Wingdings" w:hint="default"/>
+        <w:sz w:val="20"/>
+      </w:rPr>
+    </w:lvl>
+    <w:lvl w:ilvl="5" w:tentative="1">
+      <w:start w:val="1"/>
+      <w:numFmt w:val="bullet"/>
+      <w:lvlText w:val=""/>
+      <w:lvlJc w:val="left"/>
+      <w:pPr>
+        <w:tabs>
+          <w:tab w:val="num" w:pos="4320"/>
+        </w:tabs>
+        <w:ind w:left="4320" w:hanging="360"/>
+      </w:pPr>
+      <w:rPr>
+        <w:rFonts w:ascii="Wingdings" w:hAnsi="Wingdings" w:hint="default"/>
+        <w:sz w:val="20"/>
+      </w:rPr>
+    </w:lvl>
+    <w:lvl w:ilvl="6" w:tentative="1">
+      <w:start w:val="1"/>
+      <w:numFmt w:val="bullet"/>
+      <w:lvlText w:val=""/>
+      <w:lvlJc w:val="left"/>
+      <w:pPr>
+        <w:tabs>
+          <w:tab w:val="num" w:pos="5040"/>
+        </w:tabs>
+        <w:ind w:left="5040" w:hanging="360"/>
+      </w:pPr>
+      <w:rPr>
+        <w:rFonts w:ascii="Wingdings" w:hAnsi="Wingdings" w:hint="default"/>
+        <w:sz w:val="20"/>
+      </w:rPr>
+    </w:lvl>
+    <w:lvl w:ilvl="7" w:tentative="1">
+      <w:start w:val="1"/>
+      <w:numFmt w:val="bullet"/>
+      <w:lvlText w:val=""/>
+      <w:lvlJc w:val="left"/>
+      <w:pPr>
+        <w:tabs>
+          <w:tab w:val="num" w:pos="5760"/>
+        </w:tabs>
+        <w:ind w:left="5760" w:hanging="360"/>
+      </w:pPr>
+      <w:rPr>
+        <w:rFonts w:ascii="Wingdings" w:hAnsi="Wingdings" w:hint="default"/>
+        <w:sz w:val="20"/>
+      </w:rPr>
+    </w:lvl>
+    <w:lvl w:ilvl="8" w:tentative="1">
+      <w:start w:val="1"/>
+      <w:numFmt w:val="bullet"/>
+      <w:lvlText w:val=""/>
+      <w:lvlJc w:val="left"/>
+      <w:pPr>
+        <w:tabs>
+          <w:tab w:val="num" w:pos="6480"/>
+        </w:tabs>
+        <w:ind w:left="6480" w:hanging="360"/>
+      </w:pPr>
+      <w:rPr>
+        <w:rFonts w:ascii="Wingdings" w:hAnsi="Wingdings" w:hint="default"/>
+        <w:sz w:val="20"/>
+      </w:rPr>
+    </w:lvl>
+  </w:abstractNum>
+  <w:abstractNum w:abstractNumId="15">
     <w:nsid w:val="32595046"/>
     <w:multiLevelType w:val="multilevel"/>
     <w:tmpl w:val="9492271C"/>
@@ -21366,7 +29661,7 @@
       </w:rPr>
     </w:lvl>
   </w:abstractNum>
-  <w:abstractNum w:abstractNumId="13">
+  <w:abstractNum w:abstractNumId="16">
     <w:nsid w:val="328C5087"/>
     <w:multiLevelType w:val="multilevel"/>
     <w:tmpl w:val="23280086"/>
@@ -21515,7 +29810,7 @@
       </w:rPr>
     </w:lvl>
   </w:abstractNum>
-  <w:abstractNum w:abstractNumId="14">
+  <w:abstractNum w:abstractNumId="17">
     <w:nsid w:val="32AE0C55"/>
     <w:multiLevelType w:val="multilevel"/>
     <w:tmpl w:val="93DE368A"/>
@@ -21628,7 +29923,156 @@
       </w:pPr>
     </w:lvl>
   </w:abstractNum>
-  <w:abstractNum w:abstractNumId="15">
+  <w:abstractNum w:abstractNumId="18">
+    <w:nsid w:val="34E60E4B"/>
+    <w:multiLevelType w:val="multilevel"/>
+    <w:tmpl w:val="FA24CE08"/>
+    <w:lvl w:ilvl="0">
+      <w:start w:val="1"/>
+      <w:numFmt w:val="bullet"/>
+      <w:lvlText w:val=""/>
+      <w:lvlJc w:val="left"/>
+      <w:pPr>
+        <w:tabs>
+          <w:tab w:val="num" w:pos="720"/>
+        </w:tabs>
+        <w:ind w:left="720" w:hanging="360"/>
+      </w:pPr>
+      <w:rPr>
+        <w:rFonts w:ascii="Symbol" w:hAnsi="Symbol" w:hint="default"/>
+        <w:sz w:val="20"/>
+      </w:rPr>
+    </w:lvl>
+    <w:lvl w:ilvl="1" w:tentative="1">
+      <w:start w:val="1"/>
+      <w:numFmt w:val="bullet"/>
+      <w:lvlText w:val=""/>
+      <w:lvlJc w:val="left"/>
+      <w:pPr>
+        <w:tabs>
+          <w:tab w:val="num" w:pos="1440"/>
+        </w:tabs>
+        <w:ind w:left="1440" w:hanging="360"/>
+      </w:pPr>
+      <w:rPr>
+        <w:rFonts w:ascii="Symbol" w:hAnsi="Symbol" w:hint="default"/>
+        <w:sz w:val="20"/>
+      </w:rPr>
+    </w:lvl>
+    <w:lvl w:ilvl="2" w:tentative="1">
+      <w:start w:val="1"/>
+      <w:numFmt w:val="bullet"/>
+      <w:lvlText w:val=""/>
+      <w:lvlJc w:val="left"/>
+      <w:pPr>
+        <w:tabs>
+          <w:tab w:val="num" w:pos="2160"/>
+        </w:tabs>
+        <w:ind w:left="2160" w:hanging="360"/>
+      </w:pPr>
+      <w:rPr>
+        <w:rFonts w:ascii="Symbol" w:hAnsi="Symbol" w:hint="default"/>
+        <w:sz w:val="20"/>
+      </w:rPr>
+    </w:lvl>
+    <w:lvl w:ilvl="3" w:tentative="1">
+      <w:start w:val="1"/>
+      <w:numFmt w:val="bullet"/>
+      <w:lvlText w:val=""/>
+      <w:lvlJc w:val="left"/>
+      <w:pPr>
+        <w:tabs>
+          <w:tab w:val="num" w:pos="2880"/>
+        </w:tabs>
+        <w:ind w:left="2880" w:hanging="360"/>
+      </w:pPr>
+      <w:rPr>
+        <w:rFonts w:ascii="Symbol" w:hAnsi="Symbol" w:hint="default"/>
+        <w:sz w:val="20"/>
+      </w:rPr>
+    </w:lvl>
+    <w:lvl w:ilvl="4" w:tentative="1">
+      <w:start w:val="1"/>
+      <w:numFmt w:val="bullet"/>
+      <w:lvlText w:val=""/>
+      <w:lvlJc w:val="left"/>
+      <w:pPr>
+        <w:tabs>
+          <w:tab w:val="num" w:pos="3600"/>
+        </w:tabs>
+        <w:ind w:left="3600" w:hanging="360"/>
+      </w:pPr>
+      <w:rPr>
+        <w:rFonts w:ascii="Symbol" w:hAnsi="Symbol" w:hint="default"/>
+        <w:sz w:val="20"/>
+      </w:rPr>
+    </w:lvl>
+    <w:lvl w:ilvl="5" w:tentative="1">
+      <w:start w:val="1"/>
+      <w:numFmt w:val="bullet"/>
+      <w:lvlText w:val=""/>
+      <w:lvlJc w:val="left"/>
+      <w:pPr>
+        <w:tabs>
+          <w:tab w:val="num" w:pos="4320"/>
+        </w:tabs>
+        <w:ind w:left="4320" w:hanging="360"/>
+      </w:pPr>
+      <w:rPr>
+        <w:rFonts w:ascii="Symbol" w:hAnsi="Symbol" w:hint="default"/>
+        <w:sz w:val="20"/>
+      </w:rPr>
+    </w:lvl>
+    <w:lvl w:ilvl="6" w:tentative="1">
+      <w:start w:val="1"/>
+      <w:numFmt w:val="bullet"/>
+      <w:lvlText w:val=""/>
+      <w:lvlJc w:val="left"/>
+      <w:pPr>
+        <w:tabs>
+          <w:tab w:val="num" w:pos="5040"/>
+        </w:tabs>
+        <w:ind w:left="5040" w:hanging="360"/>
+      </w:pPr>
+      <w:rPr>
+        <w:rFonts w:ascii="Symbol" w:hAnsi="Symbol" w:hint="default"/>
+        <w:sz w:val="20"/>
+      </w:rPr>
+    </w:lvl>
+    <w:lvl w:ilvl="7" w:tentative="1">
+      <w:start w:val="1"/>
+      <w:numFmt w:val="bullet"/>
+      <w:lvlText w:val=""/>
+      <w:lvlJc w:val="left"/>
+      <w:pPr>
+        <w:tabs>
+          <w:tab w:val="num" w:pos="5760"/>
+        </w:tabs>
+        <w:ind w:left="5760" w:hanging="360"/>
+      </w:pPr>
+      <w:rPr>
+        <w:rFonts w:ascii="Symbol" w:hAnsi="Symbol" w:hint="default"/>
+        <w:sz w:val="20"/>
+      </w:rPr>
+    </w:lvl>
+    <w:lvl w:ilvl="8" w:tentative="1">
+      <w:start w:val="1"/>
+      <w:numFmt w:val="bullet"/>
+      <w:lvlText w:val=""/>
+      <w:lvlJc w:val="left"/>
+      <w:pPr>
+        <w:tabs>
+          <w:tab w:val="num" w:pos="6480"/>
+        </w:tabs>
+        <w:ind w:left="6480" w:hanging="360"/>
+      </w:pPr>
+      <w:rPr>
+        <w:rFonts w:ascii="Symbol" w:hAnsi="Symbol" w:hint="default"/>
+        <w:sz w:val="20"/>
+      </w:rPr>
+    </w:lvl>
+  </w:abstractNum>
+  <w:abstractNum w:abstractNumId="19">
     <w:nsid w:val="379E5AB3"/>
     <w:multiLevelType w:val="multilevel"/>
     <w:tmpl w:val="AA447D52"/>
@@ -21741,7 +30185,7 @@
       </w:pPr>
     </w:lvl>
   </w:abstractNum>
-  <w:abstractNum w:abstractNumId="16">
+  <w:abstractNum w:abstractNumId="20">
     <w:nsid w:val="3ADF442C"/>
     <w:multiLevelType w:val="multilevel"/>
     <w:tmpl w:val="FAF0888E"/>
@@ -21890,7 +30334,7 @@
       </w:rPr>
     </w:lvl>
   </w:abstractNum>
-  <w:abstractNum w:abstractNumId="17">
+  <w:abstractNum w:abstractNumId="21">
     <w:nsid w:val="3B2076C7"/>
     <w:multiLevelType w:val="multilevel"/>
     <w:tmpl w:val="02B8C0D6"/>
@@ -22007,7 +30451,7 @@
       </w:pPr>
     </w:lvl>
   </w:abstractNum>
-  <w:abstractNum w:abstractNumId="18">
+  <w:abstractNum w:abstractNumId="22">
     <w:nsid w:val="40F82F9C"/>
     <w:multiLevelType w:val="multilevel"/>
     <w:tmpl w:val="4DD8A8BA"/>
@@ -22124,7 +30568,156 @@
       </w:pPr>
     </w:lvl>
   </w:abstractNum>
-  <w:abstractNum w:abstractNumId="19">
+  <w:abstractNum w:abstractNumId="23">
+    <w:nsid w:val="40FD6DD1"/>
+    <w:multiLevelType w:val="multilevel"/>
+    <w:tmpl w:val="54281CA2"/>
+    <w:lvl w:ilvl="0">
+      <w:start w:val="1"/>
+      <w:numFmt w:val="bullet"/>
+      <w:lvlText w:val=""/>
+      <w:lvlJc w:val="left"/>
+      <w:pPr>
+        <w:tabs>
+          <w:tab w:val="num" w:pos="720"/>
+        </w:tabs>
+        <w:ind w:left="720" w:hanging="360"/>
+      </w:pPr>
+      <w:rPr>
+        <w:rFonts w:ascii="Symbol" w:hAnsi="Symbol" w:hint="default"/>
+        <w:sz w:val="20"/>
+      </w:rPr>
+    </w:lvl>
+    <w:lvl w:ilvl="1" w:tentative="1">
+      <w:start w:val="1"/>
+      <w:numFmt w:val="bullet"/>
+      <w:lvlText w:val="o"/>
+      <w:lvlJc w:val="left"/>
+      <w:pPr>
+        <w:tabs>
+          <w:tab w:val="num" w:pos="1440"/>
+        </w:tabs>
+        <w:ind w:left="1440" w:hanging="360"/>
+      </w:pPr>
+      <w:rPr>
+        <w:rFonts w:ascii="Courier New" w:hAnsi="Courier New" w:hint="default"/>
+        <w:sz w:val="20"/>
+      </w:rPr>
+    </w:lvl>
+    <w:lvl w:ilvl="2" w:tentative="1">
+      <w:start w:val="1"/>
+      <w:numFmt w:val="bullet"/>
+      <w:lvlText w:val=""/>
+      <w:lvlJc w:val="left"/>
+      <w:pPr>
+        <w:tabs>
+          <w:tab w:val="num" w:pos="2160"/>
+        </w:tabs>
+        <w:ind w:left="2160" w:hanging="360"/>
+      </w:pPr>
+      <w:rPr>
+        <w:rFonts w:ascii="Wingdings" w:hAnsi="Wingdings" w:hint="default"/>
+        <w:sz w:val="20"/>
+      </w:rPr>
+    </w:lvl>
+    <w:lvl w:ilvl="3" w:tentative="1">
+      <w:start w:val="1"/>
+      <w:numFmt w:val="bullet"/>
+      <w:lvlText w:val=""/>
+      <w:lvlJc w:val="left"/>
+      <w:pPr>
+        <w:tabs>
+          <w:tab w:val="num" w:pos="2880"/>
+        </w:tabs>
+        <w:ind w:left="2880" w:hanging="360"/>
+      </w:pPr>
+      <w:rPr>
+        <w:rFonts w:ascii="Wingdings" w:hAnsi="Wingdings" w:hint="default"/>
+        <w:sz w:val="20"/>
+      </w:rPr>
+    </w:lvl>
+    <w:lvl w:ilvl="4" w:tentative="1">
+      <w:start w:val="1"/>
+      <w:numFmt w:val="bullet"/>
+      <w:lvlText w:val=""/>
+      <w:lvlJc w:val="left"/>
+      <w:pPr>
+        <w:tabs>
+          <w:tab w:val="num" w:pos="3600"/>
+        </w:tabs>
+        <w:ind w:left="3600" w:hanging="360"/>
+      </w:pPr>
+      <w:rPr>
+        <w:rFonts w:ascii="Wingdings" w:hAnsi="Wingdings" w:hint="default"/>
+        <w:sz w:val="20"/>
+      </w:rPr>
+    </w:lvl>
+    <w:lvl w:ilvl="5" w:tentative="1">
+      <w:start w:val="1"/>
+      <w:numFmt w:val="bullet"/>
+      <w:lvlText w:val=""/>
+      <w:lvlJc w:val="left"/>
+      <w:pPr>
+        <w:tabs>
+          <w:tab w:val="num" w:pos="4320"/>
+        </w:tabs>
+        <w:ind w:left="4320" w:hanging="360"/>
+      </w:pPr>
+      <w:rPr>
+        <w:rFonts w:ascii="Wingdings" w:hAnsi="Wingdings" w:hint="default"/>
+        <w:sz w:val="20"/>
+      </w:rPr>
+    </w:lvl>
+    <w:lvl w:ilvl="6" w:tentative="1">
+      <w:start w:val="1"/>
+      <w:numFmt w:val="bullet"/>
+      <w:lvlText w:val=""/>
+      <w:lvlJc w:val="left"/>
+      <w:pPr>
+        <w:tabs>
+          <w:tab w:val="num" w:pos="5040"/>
+        </w:tabs>
+        <w:ind w:left="5040" w:hanging="360"/>
+      </w:pPr>
+      <w:rPr>
+        <w:rFonts w:ascii="Wingdings" w:hAnsi="Wingdings" w:hint="default"/>
+        <w:sz w:val="20"/>
+      </w:rPr>
+    </w:lvl>
+    <w:lvl w:ilvl="7" w:tentative="1">
+      <w:start w:val="1"/>
+      <w:numFmt w:val="bullet"/>
+      <w:lvlText w:val=""/>
+      <w:lvlJc w:val="left"/>
+      <w:pPr>
+        <w:tabs>
+          <w:tab w:val="num" w:pos="5760"/>
+        </w:tabs>
+        <w:ind w:left="5760" w:hanging="360"/>
+      </w:pPr>
+      <w:rPr>
+        <w:rFonts w:ascii="Wingdings" w:hAnsi="Wingdings" w:hint="default"/>
+        <w:sz w:val="20"/>
+      </w:rPr>
+    </w:lvl>
+    <w:lvl w:ilvl="8" w:tentative="1">
+      <w:start w:val="1"/>
+      <w:numFmt w:val="bullet"/>
+      <w:lvlText w:val=""/>
+      <w:lvlJc w:val="left"/>
+      <w:pPr>
+        <w:tabs>
+          <w:tab w:val="num" w:pos="6480"/>
+        </w:tabs>
+        <w:ind w:left="6480" w:hanging="360"/>
+      </w:pPr>
+      <w:rPr>
+        <w:rFonts w:ascii="Wingdings" w:hAnsi="Wingdings" w:hint="default"/>
+        <w:sz w:val="20"/>
+      </w:rPr>
+    </w:lvl>
+  </w:abstractNum>
+  <w:abstractNum w:abstractNumId="24">
     <w:nsid w:val="41DA000C"/>
     <w:multiLevelType w:val="multilevel"/>
     <w:tmpl w:val="02B8C0D6"/>
@@ -22241,7 +30834,7 @@
       </w:pPr>
     </w:lvl>
   </w:abstractNum>
-  <w:abstractNum w:abstractNumId="20">
+  <w:abstractNum w:abstractNumId="25">
     <w:nsid w:val="43C47177"/>
     <w:multiLevelType w:val="multilevel"/>
     <w:tmpl w:val="7B144748"/>
@@ -22358,7 +30951,7 @@
       </w:pPr>
     </w:lvl>
   </w:abstractNum>
-  <w:abstractNum w:abstractNumId="21">
+  <w:abstractNum w:abstractNumId="26">
     <w:nsid w:val="462D0091"/>
     <w:multiLevelType w:val="multilevel"/>
     <w:tmpl w:val="DA245320"/>
@@ -22471,7 +31064,7 @@
       </w:pPr>
     </w:lvl>
   </w:abstractNum>
-  <w:abstractNum w:abstractNumId="22">
+  <w:abstractNum w:abstractNumId="27">
     <w:nsid w:val="47914372"/>
     <w:multiLevelType w:val="multilevel"/>
     <w:tmpl w:val="4DF41032"/>
@@ -22584,7 +31177,7 @@
       </w:pPr>
     </w:lvl>
   </w:abstractNum>
-  <w:abstractNum w:abstractNumId="23">
+  <w:abstractNum w:abstractNumId="28">
     <w:nsid w:val="49F8643E"/>
     <w:multiLevelType w:val="multilevel"/>
     <w:tmpl w:val="C3DEA216"/>
@@ -22697,7 +31290,7 @@
       </w:pPr>
     </w:lvl>
   </w:abstractNum>
-  <w:abstractNum w:abstractNumId="24">
+  <w:abstractNum w:abstractNumId="29">
     <w:nsid w:val="4DAC15EA"/>
     <w:multiLevelType w:val="multilevel"/>
     <w:tmpl w:val="C8E8E216"/>
@@ -22810,7 +31403,7 @@
       </w:pPr>
     </w:lvl>
   </w:abstractNum>
-  <w:abstractNum w:abstractNumId="25">
+  <w:abstractNum w:abstractNumId="30">
     <w:nsid w:val="50A75FA9"/>
     <w:multiLevelType w:val="multilevel"/>
     <w:tmpl w:val="2C52A48E"/>
@@ -22923,7 +31516,7 @@
       </w:pPr>
     </w:lvl>
   </w:abstractNum>
-  <w:abstractNum w:abstractNumId="26">
+  <w:abstractNum w:abstractNumId="31">
     <w:nsid w:val="547545ED"/>
     <w:multiLevelType w:val="multilevel"/>
     <w:tmpl w:val="91C83C80"/>
@@ -23072,7 +31665,156 @@
       </w:rPr>
     </w:lvl>
   </w:abstractNum>
-  <w:abstractNum w:abstractNumId="27">
+  <w:abstractNum w:abstractNumId="32">
+    <w:nsid w:val="55B710E9"/>
+    <w:multiLevelType w:val="multilevel"/>
+    <w:tmpl w:val="FDA8D430"/>
+    <w:lvl w:ilvl="0">
+      <w:start w:val="1"/>
+      <w:numFmt w:val="bullet"/>
+      <w:lvlText w:val=""/>
+      <w:lvlJc w:val="left"/>
+      <w:pPr>
+        <w:tabs>
+          <w:tab w:val="num" w:pos="720"/>
+        </w:tabs>
+        <w:ind w:left="720" w:hanging="360"/>
+      </w:pPr>
+      <w:rPr>
+        <w:rFonts w:ascii="Symbol" w:hAnsi="Symbol" w:hint="default"/>
+        <w:sz w:val="20"/>
+      </w:rPr>
+    </w:lvl>
+    <w:lvl w:ilvl="1" w:tentative="1">
+      <w:start w:val="1"/>
+      <w:numFmt w:val="bullet"/>
+      <w:lvlText w:val="o"/>
+      <w:lvlJc w:val="left"/>
+      <w:pPr>
+        <w:tabs>
+          <w:tab w:val="num" w:pos="1440"/>
+        </w:tabs>
+        <w:ind w:left="1440" w:hanging="360"/>
+      </w:pPr>
+      <w:rPr>
+        <w:rFonts w:ascii="Courier New" w:hAnsi="Courier New" w:hint="default"/>
+        <w:sz w:val="20"/>
+      </w:rPr>
+    </w:lvl>
+    <w:lvl w:ilvl="2" w:tentative="1">
+      <w:start w:val="1"/>
+      <w:numFmt w:val="bullet"/>
+      <w:lvlText w:val=""/>
+      <w:lvlJc w:val="left"/>
+      <w:pPr>
+        <w:tabs>
+          <w:tab w:val="num" w:pos="2160"/>
+        </w:tabs>
+        <w:ind w:left="2160" w:hanging="360"/>
+      </w:pPr>
+      <w:rPr>
+        <w:rFonts w:ascii="Wingdings" w:hAnsi="Wingdings" w:hint="default"/>
+        <w:sz w:val="20"/>
+      </w:rPr>
+    </w:lvl>
+    <w:lvl w:ilvl="3" w:tentative="1">
+      <w:start w:val="1"/>
+      <w:numFmt w:val="bullet"/>
+      <w:lvlText w:val=""/>
+      <w:lvlJc w:val="left"/>
+      <w:pPr>
+        <w:tabs>
+          <w:tab w:val="num" w:pos="2880"/>
+        </w:tabs>
+        <w:ind w:left="2880" w:hanging="360"/>
+      </w:pPr>
+      <w:rPr>
+        <w:rFonts w:ascii="Wingdings" w:hAnsi="Wingdings" w:hint="default"/>
+        <w:sz w:val="20"/>
+      </w:rPr>
+    </w:lvl>
+    <w:lvl w:ilvl="4" w:tentative="1">
+      <w:start w:val="1"/>
+      <w:numFmt w:val="bullet"/>
+      <w:lvlText w:val=""/>
+      <w:lvlJc w:val="left"/>
+      <w:pPr>
+        <w:tabs>
+          <w:tab w:val="num" w:pos="3600"/>
+        </w:tabs>
+        <w:ind w:left="3600" w:hanging="360"/>
+      </w:pPr>
+      <w:rPr>
+        <w:rFonts w:ascii="Wingdings" w:hAnsi="Wingdings" w:hint="default"/>
+        <w:sz w:val="20"/>
+      </w:rPr>
+    </w:lvl>
+    <w:lvl w:ilvl="5" w:tentative="1">
+      <w:start w:val="1"/>
+      <w:numFmt w:val="bullet"/>
+      <w:lvlText w:val=""/>
+      <w:lvlJc w:val="left"/>
+      <w:pPr>
+        <w:tabs>
+          <w:tab w:val="num" w:pos="4320"/>
+        </w:tabs>
+        <w:ind w:left="4320" w:hanging="360"/>
+      </w:pPr>
+      <w:rPr>
+        <w:rFonts w:ascii="Wingdings" w:hAnsi="Wingdings" w:hint="default"/>
+        <w:sz w:val="20"/>
+      </w:rPr>
+    </w:lvl>
+    <w:lvl w:ilvl="6" w:tentative="1">
+      <w:start w:val="1"/>
+      <w:numFmt w:val="bullet"/>
+      <w:lvlText w:val=""/>
+      <w:lvlJc w:val="left"/>
+      <w:pPr>
+        <w:tabs>
+          <w:tab w:val="num" w:pos="5040"/>
+        </w:tabs>
+        <w:ind w:left="5040" w:hanging="360"/>
+      </w:pPr>
+      <w:rPr>
+        <w:rFonts w:ascii="Wingdings" w:hAnsi="Wingdings" w:hint="default"/>
+        <w:sz w:val="20"/>
+      </w:rPr>
+    </w:lvl>
+    <w:lvl w:ilvl="7" w:tentative="1">
+      <w:start w:val="1"/>
+      <w:numFmt w:val="bullet"/>
+      <w:lvlText w:val=""/>
+      <w:lvlJc w:val="left"/>
+      <w:pPr>
+        <w:tabs>
+          <w:tab w:val="num" w:pos="5760"/>
+        </w:tabs>
+        <w:ind w:left="5760" w:hanging="360"/>
+      </w:pPr>
+      <w:rPr>
+        <w:rFonts w:ascii="Wingdings" w:hAnsi="Wingdings" w:hint="default"/>
+        <w:sz w:val="20"/>
+      </w:rPr>
+    </w:lvl>
+    <w:lvl w:ilvl="8" w:tentative="1">
+      <w:start w:val="1"/>
+      <w:numFmt w:val="bullet"/>
+      <w:lvlText w:val=""/>
+      <w:lvlJc w:val="left"/>
+      <w:pPr>
+        <w:tabs>
+          <w:tab w:val="num" w:pos="6480"/>
+        </w:tabs>
+        <w:ind w:left="6480" w:hanging="360"/>
+      </w:pPr>
+      <w:rPr>
+        <w:rFonts w:ascii="Wingdings" w:hAnsi="Wingdings" w:hint="default"/>
+        <w:sz w:val="20"/>
+      </w:rPr>
+    </w:lvl>
+  </w:abstractNum>
+  <w:abstractNum w:abstractNumId="33">
     <w:nsid w:val="579A6FB0"/>
     <w:multiLevelType w:val="multilevel"/>
     <w:tmpl w:val="28E8D3FC"/>
@@ -23221,7 +31963,120 @@
       </w:rPr>
     </w:lvl>
   </w:abstractNum>
-  <w:abstractNum w:abstractNumId="28">
+  <w:abstractNum w:abstractNumId="34">
+    <w:nsid w:val="61FE2086"/>
+    <w:multiLevelType w:val="multilevel"/>
+    <w:tmpl w:val="C2408F20"/>
+    <w:lvl w:ilvl="0">
+      <w:start w:val="1"/>
+      <w:numFmt w:val="decimal"/>
+      <w:lvlText w:val="%1."/>
+      <w:lvlJc w:val="left"/>
+      <w:pPr>
+        <w:tabs>
+          <w:tab w:val="num" w:pos="720"/>
+        </w:tabs>
+        <w:ind w:left="720" w:hanging="360"/>
+      </w:pPr>
+    </w:lvl>
+    <w:lvl w:ilvl="1" w:tentative="1">
+      <w:start w:val="1"/>
+      <w:numFmt w:val="decimal"/>
+      <w:lvlText w:val="%2."/>
+      <w:lvlJc w:val="left"/>
+      <w:pPr>
+        <w:tabs>
+          <w:tab w:val="num" w:pos="1440"/>
+        </w:tabs>
+        <w:ind w:left="1440" w:hanging="360"/>
+      </w:pPr>
+    </w:lvl>
+    <w:lvl w:ilvl="2" w:tentative="1">
+      <w:start w:val="1"/>
+      <w:numFmt w:val="decimal"/>
+      <w:lvlText w:val="%3."/>
+      <w:lvlJc w:val="left"/>
+      <w:pPr>
+        <w:tabs>
+          <w:tab w:val="num" w:pos="2160"/>
+        </w:tabs>
+        <w:ind w:left="2160" w:hanging="360"/>
+      </w:pPr>
+    </w:lvl>
+    <w:lvl w:ilvl="3" w:tentative="1">
+      <w:start w:val="1"/>
+      <w:numFmt w:val="decimal"/>
+      <w:lvlText w:val="%4."/>
+      <w:lvlJc w:val="left"/>
+      <w:pPr>
+        <w:tabs>
+          <w:tab w:val="num" w:pos="2880"/>
+        </w:tabs>
+        <w:ind w:left="2880" w:hanging="360"/>
+      </w:pPr>
+    </w:lvl>
+    <w:lvl w:ilvl="4" w:tentative="1">
+      <w:start w:val="1"/>
+      <w:numFmt w:val="decimal"/>
+      <w:lvlText w:val="%5."/>
+      <w:lvlJc w:val="left"/>
+      <w:pPr>
+        <w:tabs>
+          <w:tab w:val="num" w:pos="3600"/>
+        </w:tabs>
+        <w:ind w:left="3600" w:hanging="360"/>
+      </w:pPr>
+    </w:lvl>
+    <w:lvl w:ilvl="5" w:tentative="1">
+      <w:start w:val="1"/>
+      <w:numFmt w:val="decimal"/>
+      <w:lvlText w:val="%6."/>
+      <w:lvlJc w:val="left"/>
+      <w:pPr>
+        <w:tabs>
+          <w:tab w:val="num" w:pos="4320"/>
+        </w:tabs>
+        <w:ind w:left="4320" w:hanging="360"/>
+      </w:pPr>
+    </w:lvl>
+    <w:lvl w:ilvl="6" w:tentative="1">
+      <w:start w:val="1"/>
+      <w:numFmt w:val="decimal"/>
+      <w:lvlText w:val="%7."/>
+      <w:lvlJc w:val="left"/>
+      <w:pPr>
+        <w:tabs>
+          <w:tab w:val="num" w:pos="5040"/>
+        </w:tabs>
+        <w:ind w:left="5040" w:hanging="360"/>
+      </w:pPr>
+    </w:lvl>
+    <w:lvl w:ilvl="7" w:tentative="1">
+      <w:start w:val="1"/>
+      <w:numFmt w:val="decimal"/>
+      <w:lvlText w:val="%8."/>
+      <w:lvlJc w:val="left"/>
+      <w:pPr>
+        <w:tabs>
+          <w:tab w:val="num" w:pos="5760"/>
+        </w:tabs>
+        <w:ind w:left="5760" w:hanging="360"/>
+      </w:pPr>
+    </w:lvl>
+    <w:lvl w:ilvl="8" w:tentative="1">
+      <w:start w:val="1"/>
+      <w:numFmt w:val="decimal"/>
+      <w:lvlText w:val="%9."/>
+      <w:lvlJc w:val="left"/>
+      <w:pPr>
+        <w:tabs>
+          <w:tab w:val="num" w:pos="6480"/>
+        </w:tabs>
+        <w:ind w:left="6480" w:hanging="360"/>
+      </w:pPr>
+    </w:lvl>
+  </w:abstractNum>
+  <w:abstractNum w:abstractNumId="35">
     <w:nsid w:val="62A779D2"/>
     <w:multiLevelType w:val="multilevel"/>
     <w:tmpl w:val="80222362"/>
@@ -23334,7 +32189,7 @@
       </w:pPr>
     </w:lvl>
   </w:abstractNum>
-  <w:abstractNum w:abstractNumId="29">
+  <w:abstractNum w:abstractNumId="36">
     <w:nsid w:val="65C158AB"/>
     <w:multiLevelType w:val="multilevel"/>
     <w:tmpl w:val="AFEECFA6"/>
@@ -23483,7 +32338,7 @@
       </w:rPr>
     </w:lvl>
   </w:abstractNum>
-  <w:abstractNum w:abstractNumId="30">
+  <w:abstractNum w:abstractNumId="37">
     <w:nsid w:val="66865E4C"/>
     <w:multiLevelType w:val="multilevel"/>
     <w:tmpl w:val="91FE64EA"/>
@@ -23632,7 +32487,7 @@
       </w:rPr>
     </w:lvl>
   </w:abstractNum>
-  <w:abstractNum w:abstractNumId="31">
+  <w:abstractNum w:abstractNumId="38">
     <w:nsid w:val="66A75ACD"/>
     <w:multiLevelType w:val="multilevel"/>
     <w:tmpl w:val="63F05074"/>
@@ -23781,7 +32636,7 @@
       </w:rPr>
     </w:lvl>
   </w:abstractNum>
-  <w:abstractNum w:abstractNumId="32">
+  <w:abstractNum w:abstractNumId="39">
     <w:nsid w:val="685C61E7"/>
     <w:multiLevelType w:val="multilevel"/>
     <w:tmpl w:val="55144CBC"/>
@@ -23898,7 +32753,7 @@
       </w:pPr>
     </w:lvl>
   </w:abstractNum>
-  <w:abstractNum w:abstractNumId="33">
+  <w:abstractNum w:abstractNumId="40">
     <w:nsid w:val="6F57328A"/>
     <w:multiLevelType w:val="multilevel"/>
     <w:tmpl w:val="36C22228"/>
@@ -24011,7 +32866,156 @@
       </w:pPr>
     </w:lvl>
   </w:abstractNum>
-  <w:abstractNum w:abstractNumId="34">
+  <w:abstractNum w:abstractNumId="41">
+    <w:nsid w:val="70C04D2D"/>
+    <w:multiLevelType w:val="multilevel"/>
+    <w:tmpl w:val="044C2904"/>
+    <w:lvl w:ilvl="0">
+      <w:start w:val="1"/>
+      <w:numFmt w:val="bullet"/>
+      <w:lvlText w:val=""/>
+      <w:lvlJc w:val="left"/>
+      <w:pPr>
+        <w:tabs>
+          <w:tab w:val="num" w:pos="720"/>
+        </w:tabs>
+        <w:ind w:left="720" w:hanging="360"/>
+      </w:pPr>
+      <w:rPr>
+        <w:rFonts w:ascii="Symbol" w:hAnsi="Symbol" w:hint="default"/>
+        <w:sz w:val="20"/>
+      </w:rPr>
+    </w:lvl>
+    <w:lvl w:ilvl="1" w:tentative="1">
+      <w:start w:val="1"/>
+      <w:numFmt w:val="bullet"/>
+      <w:lvlText w:val="o"/>
+      <w:lvlJc w:val="left"/>
+      <w:pPr>
+        <w:tabs>
+          <w:tab w:val="num" w:pos="1440"/>
+        </w:tabs>
+        <w:ind w:left="1440" w:hanging="360"/>
+      </w:pPr>
+      <w:rPr>
+        <w:rFonts w:ascii="Courier New" w:hAnsi="Courier New" w:hint="default"/>
+        <w:sz w:val="20"/>
+      </w:rPr>
+    </w:lvl>
+    <w:lvl w:ilvl="2" w:tentative="1">
+      <w:start w:val="1"/>
+      <w:numFmt w:val="bullet"/>
+      <w:lvlText w:val=""/>
+      <w:lvlJc w:val="left"/>
+      <w:pPr>
+        <w:tabs>
+          <w:tab w:val="num" w:pos="2160"/>
+        </w:tabs>
+        <w:ind w:left="2160" w:hanging="360"/>
+      </w:pPr>
+      <w:rPr>
+        <w:rFonts w:ascii="Wingdings" w:hAnsi="Wingdings" w:hint="default"/>
+        <w:sz w:val="20"/>
+      </w:rPr>
+    </w:lvl>
+    <w:lvl w:ilvl="3" w:tentative="1">
+      <w:start w:val="1"/>
+      <w:numFmt w:val="bullet"/>
+      <w:lvlText w:val=""/>
+      <w:lvlJc w:val="left"/>
+      <w:pPr>
+        <w:tabs>
+          <w:tab w:val="num" w:pos="2880"/>
+        </w:tabs>
+        <w:ind w:left="2880" w:hanging="360"/>
+      </w:pPr>
+      <w:rPr>
+        <w:rFonts w:ascii="Wingdings" w:hAnsi="Wingdings" w:hint="default"/>
+        <w:sz w:val="20"/>
+      </w:rPr>
+    </w:lvl>
+    <w:lvl w:ilvl="4" w:tentative="1">
+      <w:start w:val="1"/>
+      <w:numFmt w:val="bullet"/>
+      <w:lvlText w:val=""/>
+      <w:lvlJc w:val="left"/>
+      <w:pPr>
+        <w:tabs>
+          <w:tab w:val="num" w:pos="3600"/>
+        </w:tabs>
+        <w:ind w:left="3600" w:hanging="360"/>
+      </w:pPr>
+      <w:rPr>
+        <w:rFonts w:ascii="Wingdings" w:hAnsi="Wingdings" w:hint="default"/>
+        <w:sz w:val="20"/>
+      </w:rPr>
+    </w:lvl>
+    <w:lvl w:ilvl="5" w:tentative="1">
+      <w:start w:val="1"/>
+      <w:numFmt w:val="bullet"/>
+      <w:lvlText w:val=""/>
+      <w:lvlJc w:val="left"/>
+      <w:pPr>
+        <w:tabs>
+          <w:tab w:val="num" w:pos="4320"/>
+        </w:tabs>
+        <w:ind w:left="4320" w:hanging="360"/>
+      </w:pPr>
+      <w:rPr>
+        <w:rFonts w:ascii="Wingdings" w:hAnsi="Wingdings" w:hint="default"/>
+        <w:sz w:val="20"/>
+      </w:rPr>
+    </w:lvl>
+    <w:lvl w:ilvl="6" w:tentative="1">
+      <w:start w:val="1"/>
+      <w:numFmt w:val="bullet"/>
+      <w:lvlText w:val=""/>
+      <w:lvlJc w:val="left"/>
+      <w:pPr>
+        <w:tabs>
+          <w:tab w:val="num" w:pos="5040"/>
+        </w:tabs>
+        <w:ind w:left="5040" w:hanging="360"/>
+      </w:pPr>
+      <w:rPr>
+        <w:rFonts w:ascii="Wingdings" w:hAnsi="Wingdings" w:hint="default"/>
+        <w:sz w:val="20"/>
+      </w:rPr>
+    </w:lvl>
+    <w:lvl w:ilvl="7" w:tentative="1">
+      <w:start w:val="1"/>
+      <w:numFmt w:val="bullet"/>
+      <w:lvlText w:val=""/>
+      <w:lvlJc w:val="left"/>
+      <w:pPr>
+        <w:tabs>
+          <w:tab w:val="num" w:pos="5760"/>
+        </w:tabs>
+        <w:ind w:left="5760" w:hanging="360"/>
+      </w:pPr>
+      <w:rPr>
+        <w:rFonts w:ascii="Wingdings" w:hAnsi="Wingdings" w:hint="default"/>
+        <w:sz w:val="20"/>
+      </w:rPr>
+    </w:lvl>
+    <w:lvl w:ilvl="8" w:tentative="1">
+      <w:start w:val="1"/>
+      <w:numFmt w:val="bullet"/>
+      <w:lvlText w:val=""/>
+      <w:lvlJc w:val="left"/>
+      <w:pPr>
+        <w:tabs>
+          <w:tab w:val="num" w:pos="6480"/>
+        </w:tabs>
+        <w:ind w:left="6480" w:hanging="360"/>
+      </w:pPr>
+      <w:rPr>
+        <w:rFonts w:ascii="Wingdings" w:hAnsi="Wingdings" w:hint="default"/>
+        <w:sz w:val="20"/>
+      </w:rPr>
+    </w:lvl>
+  </w:abstractNum>
+  <w:abstractNum w:abstractNumId="42">
     <w:nsid w:val="73636903"/>
     <w:multiLevelType w:val="multilevel"/>
     <w:tmpl w:val="B81805DA"/>
@@ -24160,7 +33164,7 @@
       </w:rPr>
     </w:lvl>
   </w:abstractNum>
-  <w:abstractNum w:abstractNumId="35">
+  <w:abstractNum w:abstractNumId="43">
     <w:nsid w:val="73B661B0"/>
     <w:multiLevelType w:val="multilevel"/>
     <w:tmpl w:val="D82EF1C6"/>
@@ -24273,7 +33277,7 @@
       </w:pPr>
     </w:lvl>
   </w:abstractNum>
-  <w:abstractNum w:abstractNumId="36">
+  <w:abstractNum w:abstractNumId="44">
     <w:nsid w:val="75603FCE"/>
     <w:multiLevelType w:val="multilevel"/>
     <w:tmpl w:val="2AE02732"/>
@@ -24422,7 +33426,7 @@
       </w:rPr>
     </w:lvl>
   </w:abstractNum>
-  <w:abstractNum w:abstractNumId="37">
+  <w:abstractNum w:abstractNumId="45">
     <w:nsid w:val="774856D2"/>
     <w:multiLevelType w:val="multilevel"/>
     <w:tmpl w:val="F2D8F502"/>
@@ -24535,7 +33539,7 @@
       </w:pPr>
     </w:lvl>
   </w:abstractNum>
-  <w:abstractNum w:abstractNumId="38">
+  <w:abstractNum w:abstractNumId="46">
     <w:nsid w:val="77B076C8"/>
     <w:multiLevelType w:val="multilevel"/>
     <w:tmpl w:val="2BF00784"/>
@@ -24684,7 +33688,7 @@
       </w:rPr>
     </w:lvl>
   </w:abstractNum>
-  <w:abstractNum w:abstractNumId="39">
+  <w:abstractNum w:abstractNumId="47">
     <w:nsid w:val="7EE57E3E"/>
     <w:multiLevelType w:val="multilevel"/>
     <w:tmpl w:val="AE4E5ACC"/>
@@ -24833,125 +33837,265 @@
       </w:rPr>
     </w:lvl>
   </w:abstractNum>
+  <w:abstractNum w:abstractNumId="48">
+    <w:nsid w:val="7FD61841"/>
+    <w:multiLevelType w:val="multilevel"/>
+    <w:tmpl w:val="440CE5F0"/>
+    <w:lvl w:ilvl="0">
+      <w:start w:val="3"/>
+      <w:numFmt w:val="decimal"/>
+      <w:lvlText w:val="%1."/>
+      <w:lvlJc w:val="left"/>
+      <w:pPr>
+        <w:tabs>
+          <w:tab w:val="num" w:pos="720"/>
+        </w:tabs>
+        <w:ind w:left="720" w:hanging="360"/>
+      </w:pPr>
+    </w:lvl>
+    <w:lvl w:ilvl="1" w:tentative="1">
+      <w:start w:val="1"/>
+      <w:numFmt w:val="decimal"/>
+      <w:lvlText w:val="%2."/>
+      <w:lvlJc w:val="left"/>
+      <w:pPr>
+        <w:tabs>
+          <w:tab w:val="num" w:pos="1440"/>
+        </w:tabs>
+        <w:ind w:left="1440" w:hanging="360"/>
+      </w:pPr>
+    </w:lvl>
+    <w:lvl w:ilvl="2" w:tentative="1">
+      <w:start w:val="1"/>
+      <w:numFmt w:val="decimal"/>
+      <w:lvlText w:val="%3."/>
+      <w:lvlJc w:val="left"/>
+      <w:pPr>
+        <w:tabs>
+          <w:tab w:val="num" w:pos="2160"/>
+        </w:tabs>
+        <w:ind w:left="2160" w:hanging="360"/>
+      </w:pPr>
+    </w:lvl>
+    <w:lvl w:ilvl="3" w:tentative="1">
+      <w:start w:val="1"/>
+      <w:numFmt w:val="decimal"/>
+      <w:lvlText w:val="%4."/>
+      <w:lvlJc w:val="left"/>
+      <w:pPr>
+        <w:tabs>
+          <w:tab w:val="num" w:pos="2880"/>
+        </w:tabs>
+        <w:ind w:left="2880" w:hanging="360"/>
+      </w:pPr>
+    </w:lvl>
+    <w:lvl w:ilvl="4" w:tentative="1">
+      <w:start w:val="1"/>
+      <w:numFmt w:val="decimal"/>
+      <w:lvlText w:val="%5."/>
+      <w:lvlJc w:val="left"/>
+      <w:pPr>
+        <w:tabs>
+          <w:tab w:val="num" w:pos="3600"/>
+        </w:tabs>
+        <w:ind w:left="3600" w:hanging="360"/>
+      </w:pPr>
+    </w:lvl>
+    <w:lvl w:ilvl="5" w:tentative="1">
+      <w:start w:val="1"/>
+      <w:numFmt w:val="decimal"/>
+      <w:lvlText w:val="%6."/>
+      <w:lvlJc w:val="left"/>
+      <w:pPr>
+        <w:tabs>
+          <w:tab w:val="num" w:pos="4320"/>
+        </w:tabs>
+        <w:ind w:left="4320" w:hanging="360"/>
+      </w:pPr>
+    </w:lvl>
+    <w:lvl w:ilvl="6" w:tentative="1">
+      <w:start w:val="1"/>
+      <w:numFmt w:val="decimal"/>
+      <w:lvlText w:val="%7."/>
+      <w:lvlJc w:val="left"/>
+      <w:pPr>
+        <w:tabs>
+          <w:tab w:val="num" w:pos="5040"/>
+        </w:tabs>
+        <w:ind w:left="5040" w:hanging="360"/>
+      </w:pPr>
+    </w:lvl>
+    <w:lvl w:ilvl="7" w:tentative="1">
+      <w:start w:val="1"/>
+      <w:numFmt w:val="decimal"/>
+      <w:lvlText w:val="%8."/>
+      <w:lvlJc w:val="left"/>
+      <w:pPr>
+        <w:tabs>
+          <w:tab w:val="num" w:pos="5760"/>
+        </w:tabs>
+        <w:ind w:left="5760" w:hanging="360"/>
+      </w:pPr>
+    </w:lvl>
+    <w:lvl w:ilvl="8" w:tentative="1">
+      <w:start w:val="1"/>
+      <w:numFmt w:val="decimal"/>
+      <w:lvlText w:val="%9."/>
+      <w:lvlJc w:val="left"/>
+      <w:pPr>
+        <w:tabs>
+          <w:tab w:val="num" w:pos="6480"/>
+        </w:tabs>
+        <w:ind w:left="6480" w:hanging="360"/>
+      </w:pPr>
+    </w:lvl>
+  </w:abstractNum>
   <w:num w:numId="1">
-    <w:abstractNumId w:val="34"/>
+    <w:abstractNumId w:val="42"/>
   </w:num>
   <w:num w:numId="2">
+    <w:abstractNumId w:val="38"/>
+  </w:num>
+  <w:num w:numId="3">
+    <w:abstractNumId w:val="8"/>
+  </w:num>
+  <w:num w:numId="4">
+    <w:abstractNumId w:val="37"/>
+  </w:num>
+  <w:num w:numId="5">
+    <w:abstractNumId w:val="47"/>
+  </w:num>
+  <w:num w:numId="6">
+    <w:abstractNumId w:val="35"/>
+  </w:num>
+  <w:num w:numId="7">
+    <w:abstractNumId w:val="27"/>
+  </w:num>
+  <w:num w:numId="8">
+    <w:abstractNumId w:val="26"/>
+  </w:num>
+  <w:num w:numId="9">
+    <w:abstractNumId w:val="22"/>
+  </w:num>
+  <w:num w:numId="10">
+    <w:abstractNumId w:val="30"/>
+  </w:num>
+  <w:num w:numId="11">
+    <w:abstractNumId w:val="45"/>
+  </w:num>
+  <w:num w:numId="12">
+    <w:abstractNumId w:val="15"/>
+  </w:num>
+  <w:num w:numId="13">
+    <w:abstractNumId w:val="44"/>
+  </w:num>
+  <w:num w:numId="14">
+    <w:abstractNumId w:val="46"/>
+  </w:num>
+  <w:num w:numId="15">
+    <w:abstractNumId w:val="36"/>
+  </w:num>
+  <w:num w:numId="16">
+    <w:abstractNumId w:val="17"/>
+  </w:num>
+  <w:num w:numId="17">
+    <w:abstractNumId w:val="29"/>
+  </w:num>
+  <w:num w:numId="18">
+    <w:abstractNumId w:val="12"/>
+  </w:num>
+  <w:num w:numId="19">
+    <w:abstractNumId w:val="24"/>
+  </w:num>
+  <w:num w:numId="20">
+    <w:abstractNumId w:val="25"/>
+  </w:num>
+  <w:num w:numId="21">
+    <w:abstractNumId w:val="13"/>
+  </w:num>
+  <w:num w:numId="22">
     <w:abstractNumId w:val="31"/>
   </w:num>
-  <w:num w:numId="3">
-    <w:abstractNumId w:val="6"/>
+  <w:num w:numId="23">
+    <w:abstractNumId w:val="4"/>
   </w:num>
-  <w:num w:numId="4">
-    <w:abstractNumId w:val="30"/>
-  </w:num>
-  <w:num w:numId="5">
-    <w:abstractNumId w:val="39"/>
-  </w:num>
-  <w:num w:numId="6">
-    <w:abstractNumId w:val="28"/>
-  </w:num>
-  <w:num w:numId="7">
-    <w:abstractNumId w:val="22"/>
-  </w:num>
-  <w:num w:numId="8">
+  <w:num w:numId="24">
     <w:abstractNumId w:val="21"/>
   </w:num>
-  <w:num w:numId="9">
-    <w:abstractNumId w:val="18"/>
-  </w:num>
-  <w:num w:numId="10">
-    <w:abstractNumId w:val="25"/>
-  </w:num>
-  <w:num w:numId="11">
-    <w:abstractNumId w:val="37"/>
-  </w:num>
-  <w:num w:numId="12">
-    <w:abstractNumId w:val="12"/>
-  </w:num>
-  <w:num w:numId="13">
-    <w:abstractNumId w:val="36"/>
-  </w:num>
-  <w:num w:numId="14">
-    <w:abstractNumId w:val="38"/>
-  </w:num>
-  <w:num w:numId="15">
-    <w:abstractNumId w:val="29"/>
-  </w:num>
-  <w:num w:numId="16">
-    <w:abstractNumId w:val="14"/>
-  </w:num>
-  <w:num w:numId="17">
-    <w:abstractNumId w:val="24"/>
-  </w:num>
-  <w:num w:numId="18">
-    <w:abstractNumId w:val="10"/>
-  </w:num>
-  <w:num w:numId="19">
-    <w:abstractNumId w:val="19"/>
-  </w:num>
-  <w:num w:numId="20">
-    <w:abstractNumId w:val="20"/>
-  </w:num>
-  <w:num w:numId="21">
+  <w:num w:numId="25">
     <w:abstractNumId w:val="11"/>
-  </w:num>
-  <w:num w:numId="22">
-    <w:abstractNumId w:val="26"/>
-  </w:num>
-  <w:num w:numId="23">
-    <w:abstractNumId w:val="3"/>
-  </w:num>
-  <w:num w:numId="24">
-    <w:abstractNumId w:val="17"/>
-  </w:num>
-  <w:num w:numId="25">
-    <w:abstractNumId w:val="9"/>
   </w:num>
   <w:num w:numId="26">
     <w:abstractNumId w:val="0"/>
   </w:num>
   <w:num w:numId="27">
+    <w:abstractNumId w:val="39"/>
+  </w:num>
+  <w:num w:numId="28">
+    <w:abstractNumId w:val="10"/>
+  </w:num>
+  <w:num w:numId="29">
+    <w:abstractNumId w:val="19"/>
+  </w:num>
+  <w:num w:numId="30">
+    <w:abstractNumId w:val="20"/>
+  </w:num>
+  <w:num w:numId="31">
+    <w:abstractNumId w:val="2"/>
+  </w:num>
+  <w:num w:numId="32">
+    <w:abstractNumId w:val="16"/>
+  </w:num>
+  <w:num w:numId="33">
+    <w:abstractNumId w:val="28"/>
+  </w:num>
+  <w:num w:numId="34">
+    <w:abstractNumId w:val="6"/>
+  </w:num>
+  <w:num w:numId="35">
+    <w:abstractNumId w:val="33"/>
+  </w:num>
+  <w:num w:numId="36">
+    <w:abstractNumId w:val="43"/>
+  </w:num>
+  <w:num w:numId="37">
+    <w:abstractNumId w:val="5"/>
+  </w:num>
+  <w:num w:numId="38">
+    <w:abstractNumId w:val="40"/>
+  </w:num>
+  <w:num w:numId="39">
+    <w:abstractNumId w:val="9"/>
+  </w:num>
+  <w:num w:numId="40">
+    <w:abstractNumId w:val="3"/>
+  </w:num>
+  <w:num w:numId="41">
+    <w:abstractNumId w:val="1"/>
+  </w:num>
+  <w:num w:numId="42">
+    <w:abstractNumId w:val="34"/>
+  </w:num>
+  <w:num w:numId="43">
+    <w:abstractNumId w:val="48"/>
+  </w:num>
+  <w:num w:numId="44">
     <w:abstractNumId w:val="32"/>
   </w:num>
-  <w:num w:numId="28">
-    <w:abstractNumId w:val="8"/>
-  </w:num>
-  <w:num w:numId="29">
-    <w:abstractNumId w:val="15"/>
-  </w:num>
-  <w:num w:numId="30">
-    <w:abstractNumId w:val="16"/>
-  </w:num>
-  <w:num w:numId="31">
-    <w:abstractNumId w:val="1"/>
-  </w:num>
-  <w:num w:numId="32">
-    <w:abstractNumId w:val="13"/>
-  </w:num>
-  <w:num w:numId="33">
+  <w:num w:numId="45">
     <w:abstractNumId w:val="23"/>
   </w:num>
-  <w:num w:numId="34">
-    <w:abstractNumId w:val="5"/>
+  <w:num w:numId="46">
+    <w:abstractNumId w:val="14"/>
   </w:num>
-  <w:num w:numId="35">
-    <w:abstractNumId w:val="27"/>
+  <w:num w:numId="47">
+    <w:abstractNumId w:val="18"/>
   </w:num>
-  <w:num w:numId="36">
-    <w:abstractNumId w:val="35"/>
-  </w:num>
-  <w:num w:numId="37">
-    <w:abstractNumId w:val="4"/>
-  </w:num>
-  <w:num w:numId="38">
-    <w:abstractNumId w:val="33"/>
-  </w:num>
-  <w:num w:numId="39">
+  <w:num w:numId="48">
     <w:abstractNumId w:val="7"/>
   </w:num>
-  <w:num w:numId="40">
-    <w:abstractNumId w:val="2"/>
+  <w:num w:numId="49">
+    <w:abstractNumId w:val="41"/>
   </w:num>
 </w:numbering>
 </file>
@@ -25534,6 +34678,41 @@
     <w:basedOn w:val="VarsaylanParagrafYazTipi"/>
     <w:rsid w:val="0062342F"/>
   </w:style>
+  <w:style w:type="paragraph" w:customStyle="1" w:styleId="whitespace-pre-wrap">
+    <w:name w:val="whitespace-pre-wrap"/>
+    <w:basedOn w:val="Normal"/>
+    <w:rsid w:val="00B722B5"/>
+    <w:pPr>
+      <w:spacing w:before="100" w:beforeAutospacing="1" w:after="100" w:afterAutospacing="1" w:line="240" w:lineRule="auto"/>
+    </w:pPr>
+    <w:rPr>
+      <w:rFonts w:ascii="Times New Roman" w:eastAsia="Times New Roman" w:hAnsi="Times New Roman" w:cs="Times New Roman"/>
+      <w:sz w:val="24"/>
+      <w:szCs w:val="24"/>
+      <w:lang w:eastAsia="tr-TR"/>
+    </w:rPr>
+  </w:style>
+  <w:style w:type="character" w:customStyle="1" w:styleId="text-secondary">
+    <w:name w:val="text-secondary"/>
+    <w:basedOn w:val="VarsaylanParagrafYazTipi"/>
+    <w:rsid w:val="0027300A"/>
+  </w:style>
+  <w:style w:type="character" w:customStyle="1" w:styleId="text-primary">
+    <w:name w:val="text-primary"/>
+    <w:basedOn w:val="VarsaylanParagrafYazTipi"/>
+    <w:rsid w:val="0027300A"/>
+  </w:style>
+  <w:style w:type="character" w:styleId="Vurgu">
+    <w:name w:val="Emphasis"/>
+    <w:basedOn w:val="VarsaylanParagrafYazTipi"/>
+    <w:uiPriority w:val="20"/>
+    <w:qFormat/>
+    <w:rsid w:val="00E82B7B"/>
+    <w:rPr>
+      <w:i/>
+      <w:iCs/>
+    </w:rPr>
+  </w:style>
 </w:styles>
 </file>
 
@@ -26115,6 +35294,41 @@
     <w:basedOn w:val="VarsaylanParagrafYazTipi"/>
     <w:rsid w:val="0062342F"/>
   </w:style>
+  <w:style w:type="paragraph" w:customStyle="1" w:styleId="whitespace-pre-wrap">
+    <w:name w:val="whitespace-pre-wrap"/>
+    <w:basedOn w:val="Normal"/>
+    <w:rsid w:val="00B722B5"/>
+    <w:pPr>
+      <w:spacing w:before="100" w:beforeAutospacing="1" w:after="100" w:afterAutospacing="1" w:line="240" w:lineRule="auto"/>
+    </w:pPr>
+    <w:rPr>
+      <w:rFonts w:ascii="Times New Roman" w:eastAsia="Times New Roman" w:hAnsi="Times New Roman" w:cs="Times New Roman"/>
+      <w:sz w:val="24"/>
+      <w:szCs w:val="24"/>
+      <w:lang w:eastAsia="tr-TR"/>
+    </w:rPr>
+  </w:style>
+  <w:style w:type="character" w:customStyle="1" w:styleId="text-secondary">
+    <w:name w:val="text-secondary"/>
+    <w:basedOn w:val="VarsaylanParagrafYazTipi"/>
+    <w:rsid w:val="0027300A"/>
+  </w:style>
+  <w:style w:type="character" w:customStyle="1" w:styleId="text-primary">
+    <w:name w:val="text-primary"/>
+    <w:basedOn w:val="VarsaylanParagrafYazTipi"/>
+    <w:rsid w:val="0027300A"/>
+  </w:style>
+  <w:style w:type="character" w:styleId="Vurgu">
+    <w:name w:val="Emphasis"/>
+    <w:basedOn w:val="VarsaylanParagrafYazTipi"/>
+    <w:uiPriority w:val="20"/>
+    <w:qFormat/>
+    <w:rsid w:val="00E82B7B"/>
+    <w:rPr>
+      <w:i/>
+      <w:iCs/>
+    </w:rPr>
+  </w:style>
 </w:styles>
 </file>
 
